--- a/Project/CRMRetention/Submission/경영학연구/Article_20260401_R1Response_JLKK.docx
+++ b/Project/CRMRetention/Submission/경영학연구/Article_20260401_R1Response_JLKK.docx
@@ -137,6 +137,7 @@
           <w:szCs w:val="28"/>
         </w:rPr>
       </w:pPr>
+      <w:proofErr w:type="spellStart"/>
       <w:r>
         <w:rPr>
           <w:rFonts w:hint="eastAsia"/>
@@ -144,7 +145,17 @@
           <w:sz w:val="28"/>
           <w:szCs w:val="28"/>
         </w:rPr>
-        <w:t>원논문 제목</w:t>
+        <w:t>원논문</w:t>
+      </w:r>
+      <w:proofErr w:type="spellEnd"/>
+      <w:r>
+        <w:rPr>
+          <w:rFonts w:hint="eastAsia"/>
+          <w:b/>
+          <w:sz w:val="28"/>
+          <w:szCs w:val="28"/>
+        </w:rPr>
+        <w:t xml:space="preserve"> 제목</w:t>
       </w:r>
       <w:r>
         <w:rPr>
@@ -605,6 +616,7 @@
       </w:pPr>
       <w:bookmarkStart w:id="0" w:name="_heading=h.xpuh4p9bgk0z" w:colFirst="0" w:colLast="0"/>
       <w:bookmarkEnd w:id="0"/>
+      <w:proofErr w:type="spellStart"/>
       <w:r>
         <w:rPr>
           <w:rFonts w:hint="eastAsia"/>
@@ -612,6 +624,7 @@
         <w:lastRenderedPageBreak/>
         <w:t>심사자</w:t>
       </w:r>
+      <w:proofErr w:type="spellEnd"/>
       <w:r>
         <w:t xml:space="preserve"> #1</w:t>
       </w:r>
@@ -625,11 +638,19 @@
       <w:bookmarkStart w:id="2" w:name="_heading=h.acpbetq9xpdq" w:colFirst="0" w:colLast="0"/>
       <w:bookmarkEnd w:id="1"/>
       <w:bookmarkEnd w:id="2"/>
-      <w:r>
-        <w:rPr>
-          <w:rFonts w:hint="eastAsia"/>
-        </w:rPr>
-        <w:t>심사자 #1, 심사내용</w:t>
+      <w:proofErr w:type="spellStart"/>
+      <w:r>
+        <w:rPr>
+          <w:rFonts w:hint="eastAsia"/>
+        </w:rPr>
+        <w:t>심사자</w:t>
+      </w:r>
+      <w:proofErr w:type="spellEnd"/>
+      <w:r>
+        <w:rPr>
+          <w:rFonts w:hint="eastAsia"/>
+        </w:rPr>
+        <w:t xml:space="preserve"> #1, 심사내용</w:t>
       </w:r>
       <w:r>
         <w:t xml:space="preserve"> #</w:t>
@@ -703,21 +724,18 @@
         <w:spacing w:after="0"/>
         <w:rPr>
           <w:bCs/>
-          <w:color w:val="EE0000"/>
         </w:rPr>
       </w:pPr>
       <w:r>
         <w:rPr>
           <w:rFonts w:hint="eastAsia"/>
           <w:b/>
-          <w:color w:val="EE0000"/>
         </w:rPr>
         <w:t>저자답변</w:t>
       </w:r>
       <w:r>
         <w:rPr>
           <w:b/>
-          <w:color w:val="EE0000"/>
         </w:rPr>
         <w:t>:</w:t>
       </w:r>
@@ -725,1628 +743,392 @@
         <w:rPr>
           <w:rFonts w:hint="eastAsia"/>
           <w:bCs/>
-          <w:color w:val="EE0000"/>
         </w:rPr>
         <w:t xml:space="preserve"> </w:t>
       </w:r>
       <w:r>
         <w:rPr>
-          <w:bCs/>
-          <w:color w:val="EE0000"/>
-        </w:rPr>
-        <w:t>저자들은 본 연구의 핵심 기여점인 감성에서 펀더멘털로의 동태적 전이 메커니즘을 높게 평가해 주시고, 이를 이론적으로 뒷받침할 수 있는 폭넓은 문헌 보강을 제안해 주신 심사위원님께 깊은 감사를 드립니다.</w:t>
-      </w:r>
-      <w:r>
-        <w:rPr>
-          <w:rFonts w:hint="eastAsia"/>
-          <w:bCs/>
-          <w:color w:val="EE0000"/>
+          <w:rFonts w:hint="eastAsia"/>
+          <w:bCs/>
+        </w:rPr>
+        <w:t>심사위원님의</w:t>
+      </w:r>
+      <w:r>
+        <w:rPr>
+          <w:bCs/>
+        </w:rPr>
+        <w:t xml:space="preserve"> 통찰력 있는 지적에 깊이 감사드립니다. 심사위원님께서 정확히 </w:t>
+      </w:r>
+      <w:proofErr w:type="spellStart"/>
+      <w:r>
+        <w:rPr>
+          <w:bCs/>
+        </w:rPr>
+        <w:t>짚어주신</w:t>
+      </w:r>
+      <w:proofErr w:type="spellEnd"/>
+      <w:r>
+        <w:rPr>
+          <w:bCs/>
+        </w:rPr>
+        <w:t xml:space="preserve"> 바와 같이, 본 논문의 이전 초안은 예측 모형의 성능 우위와 기술적 실험 설계에 다소 과도하게 집중되어 있어 &lt;경영학연구&gt;가 지향하는 경영학적 이론의 확장 및 실무적 시사점 도출이라는 본질적인 정체성을 충분히 드러내지 못했습니다.</w:t>
+      </w:r>
+    </w:p>
+    <w:p>
+      <w:pPr>
+        <w:pBdr>
+          <w:top w:val="nil"/>
+          <w:left w:val="nil"/>
+          <w:bottom w:val="nil"/>
+          <w:right w:val="nil"/>
+          <w:between w:val="nil"/>
+        </w:pBdr>
+        <w:spacing w:after="0"/>
+        <w:rPr>
+          <w:bCs/>
+        </w:rPr>
+      </w:pPr>
+      <w:r>
+        <w:rPr>
+          <w:rFonts w:hint="eastAsia"/>
+          <w:bCs/>
+        </w:rPr>
+        <w:t>저자들은</w:t>
+      </w:r>
+      <w:r>
+        <w:rPr>
+          <w:bCs/>
+        </w:rPr>
+        <w:t xml:space="preserve"> 심사위원님의 비판에 전적으로 동의하며, 본 연구의 방향성을 단순한 고성능 알고리즘의 개발에서 고도화된 기계학습 모델을 방법론적 도구로 활용하여, 다중 접점 디지털 환경에서의 고객 행동 이론을 실증적으로 검증하고 확장하는 연구로 전면 재구성하였습니다.</w:t>
+      </w:r>
+    </w:p>
+    <w:p>
+      <w:pPr>
+        <w:pBdr>
+          <w:top w:val="nil"/>
+          <w:left w:val="nil"/>
+          <w:bottom w:val="nil"/>
+          <w:right w:val="nil"/>
+          <w:between w:val="nil"/>
+        </w:pBdr>
+        <w:spacing w:after="0"/>
+        <w:rPr>
+          <w:bCs/>
+        </w:rPr>
+      </w:pPr>
+      <w:r>
+        <w:rPr>
+          <w:rFonts w:hint="eastAsia"/>
+          <w:bCs/>
+        </w:rPr>
+        <w:t>특히</w:t>
+      </w:r>
+      <w:r>
+        <w:rPr>
+          <w:bCs/>
+        </w:rPr>
+        <w:t>, 지적해 주신 “데이터 중심 AI와 마케팅 지식이 기존 마케팅 이론 체계의 어떠한 공백을 메우는가"</w:t>
+      </w:r>
+      <w:proofErr w:type="spellStart"/>
+      <w:r>
+        <w:rPr>
+          <w:bCs/>
+        </w:rPr>
+        <w:t>에</w:t>
+      </w:r>
+      <w:proofErr w:type="spellEnd"/>
+      <w:r>
+        <w:rPr>
+          <w:bCs/>
+        </w:rPr>
+        <w:t xml:space="preserve"> 대한 문제 정의와 이론적 기여를 명확히 하기 위해 논문을 다음과 같이 대폭 수정하였습니다.</w:t>
+      </w:r>
+    </w:p>
+    <w:p>
+      <w:pPr>
+        <w:pBdr>
+          <w:top w:val="nil"/>
+          <w:left w:val="nil"/>
+          <w:bottom w:val="nil"/>
+          <w:right w:val="nil"/>
+          <w:between w:val="nil"/>
+        </w:pBdr>
+        <w:spacing w:after="0"/>
+        <w:rPr>
+          <w:bCs/>
+        </w:rPr>
+      </w:pPr>
+    </w:p>
+    <w:p>
+      <w:pPr>
+        <w:pBdr>
+          <w:top w:val="nil"/>
+          <w:left w:val="nil"/>
+          <w:bottom w:val="nil"/>
+          <w:right w:val="nil"/>
+          <w:between w:val="nil"/>
+        </w:pBdr>
+        <w:spacing w:after="0"/>
+        <w:rPr>
+          <w:bCs/>
+        </w:rPr>
+      </w:pPr>
+      <w:r>
+        <w:rPr>
+          <w:b/>
+        </w:rPr>
+        <w:t>1. 마케팅 이론의 공백과 본 연구의 기여 명확화 (서론 수정):</w:t>
+      </w:r>
+      <w:r>
+        <w:rPr>
+          <w:bCs/>
+        </w:rPr>
+        <w:t xml:space="preserve"> 기존 마케팅 문헌의 RFM 모형이나 확률 기반의 고객 생애 가치 이론은 훌륭한 프레임워크이나, 주로 과거의 집계된 데이터에 의존하는 정적 모델링이라는 한계를 지닙니다. 본 연구는 실시간으로 변화하는 고객의 동태적 상태, 즉 습관화 이론에 근거한 마케팅 피로도와 경제적 맥락에 기반한 시점 역동성을 실시간 변</w:t>
+      </w:r>
+      <w:r>
+        <w:rPr>
+          <w:rFonts w:hint="eastAsia"/>
+          <w:bCs/>
+        </w:rPr>
+        <w:t>수로</w:t>
+      </w:r>
+      <w:r>
+        <w:rPr>
+          <w:bCs/>
+        </w:rPr>
+        <w:t xml:space="preserve"> 조작화</w:t>
+      </w:r>
+      <w:r>
+        <w:rPr>
+          <w:rFonts w:hint="eastAsia"/>
+          <w:bCs/>
         </w:rPr>
         <w:t xml:space="preserve"> </w:t>
       </w:r>
       <w:r>
         <w:rPr>
           <w:bCs/>
-          <w:color w:val="EE0000"/>
-        </w:rPr>
-        <w:t>심사위원님의 고견에 전적으로 동의하며, 환율 예측 분야를 넘어 행동재무학 및 자산가격결정 이론에서 논의되어 온 단기적 심리 요인과 장기적 내재 가치 간의 상호작용에 관한 고전적 선행연구들을 [II. 문헌연구] 섹션에 대폭 보강하였습니다.</w:t>
-      </w:r>
-    </w:p>
-    <w:p>
-      <w:pPr>
-        <w:pBdr>
-          <w:top w:val="nil"/>
-          <w:left w:val="nil"/>
-          <w:bottom w:val="nil"/>
-          <w:right w:val="nil"/>
-          <w:between w:val="nil"/>
-        </w:pBdr>
-        <w:spacing w:after="0" w:line="240" w:lineRule="auto"/>
-        <w:rPr>
-          <w:bCs/>
-          <w:color w:val="EE0000"/>
-        </w:rPr>
-      </w:pPr>
-      <w:r>
-        <w:rPr>
-          <w:bCs/>
-          <w:color w:val="EE0000"/>
-        </w:rPr>
-        <w:t>구체적으로 다음의 연구들을 추가하여 이론적 토대를 강화하였습니다.</w:t>
-      </w:r>
-    </w:p>
-    <w:p>
-      <w:pPr>
-        <w:pBdr>
-          <w:top w:val="nil"/>
-          <w:left w:val="nil"/>
-          <w:bottom w:val="nil"/>
-          <w:right w:val="nil"/>
-          <w:between w:val="nil"/>
-        </w:pBdr>
-        <w:spacing w:after="0" w:line="240" w:lineRule="auto"/>
+        </w:rPr>
+        <w:t>하였습니다. 즉, 본 연구에서의 데이터 중심 AI는 단순히 데이터를 정제하는 공학적 과정이 아니라, 추상적인 마케팅 이론을 모델이 실시간으로 처리할 수 있는 예측 변수로 번역하여, 기존 정적 마케팅 이론의 구조적 한계와 공백을 메우는 시도임을 명시하였습니다.</w:t>
+      </w:r>
+    </w:p>
+    <w:p>
+      <w:pPr>
+        <w:pBdr>
+          <w:top w:val="nil"/>
+          <w:left w:val="nil"/>
+          <w:bottom w:val="nil"/>
+          <w:right w:val="nil"/>
+          <w:between w:val="nil"/>
+        </w:pBdr>
+        <w:spacing w:after="0"/>
+        <w:rPr>
+          <w:bCs/>
+        </w:rPr>
+      </w:pPr>
+      <w:r>
+        <w:rPr>
+          <w:b/>
+        </w:rPr>
+        <w:t>2. 연구 질문(RQs)의 경영학적 재구성 (서론 수정):</w:t>
+      </w:r>
+      <w:r>
+        <w:rPr>
+          <w:bCs/>
+        </w:rPr>
+        <w:t xml:space="preserve"> 기존의 알고리즘 성능 비교 중심(컴퓨터공학적 포맷)이었던 연구 질문을 전면 수정하여, “지식 기반 동적 변수가 기존 인구통계/과거 이력 대비 예측에 제공하는 추가적 설명력은 </w:t>
+      </w:r>
+      <w:proofErr w:type="gramStart"/>
+      <w:r>
+        <w:rPr>
+          <w:bCs/>
+        </w:rPr>
+        <w:t>무엇인가?(</w:t>
+      </w:r>
+      <w:proofErr w:type="gramEnd"/>
+      <w:r>
+        <w:rPr>
+          <w:bCs/>
+        </w:rPr>
+        <w:t xml:space="preserve">RQ1)”, “블랙박스 모델 대비 마케팅 전략 수립을 위한 해석 가능성을 어떻게 </w:t>
+      </w:r>
+      <w:proofErr w:type="gramStart"/>
+      <w:r>
+        <w:rPr>
+          <w:bCs/>
+        </w:rPr>
+        <w:t>충족하는가?(</w:t>
+      </w:r>
+      <w:proofErr w:type="gramEnd"/>
+      <w:r>
+        <w:rPr>
+          <w:bCs/>
+        </w:rPr>
+        <w:t xml:space="preserve">RQ2)”, “모델의 예측 정확도와 자원 배분의 효율성을 어떻게 </w:t>
+      </w:r>
+      <w:proofErr w:type="gramStart"/>
+      <w:r>
+        <w:rPr>
+          <w:bCs/>
+        </w:rPr>
+        <w:t>개선하는가?(</w:t>
+      </w:r>
+      <w:proofErr w:type="gramEnd"/>
+      <w:r>
+        <w:rPr>
+          <w:bCs/>
+        </w:rPr>
+        <w:t>RQ3)” 등 경영학적 인과와 실무적 함의를 묻는 질문으로 재구성하였습니다.</w:t>
+      </w:r>
+    </w:p>
+    <w:p>
+      <w:pPr>
+        <w:pBdr>
+          <w:top w:val="nil"/>
+          <w:left w:val="nil"/>
+          <w:bottom w:val="nil"/>
+          <w:right w:val="nil"/>
+          <w:between w:val="nil"/>
+        </w:pBdr>
+        <w:spacing w:after="0"/>
+        <w:rPr>
+          <w:bCs/>
+        </w:rPr>
+      </w:pPr>
+      <w:r>
+        <w:rPr>
+          <w:b/>
+        </w:rPr>
+        <w:t>3. 이론적 기여도 보강 (토의 파트 수정):</w:t>
+      </w:r>
+      <w:r>
+        <w:rPr>
+          <w:bCs/>
+        </w:rPr>
+        <w:t xml:space="preserve"> 알고리즘 성과를 나열하는 데 그치지 않고, V. 토의 및 한계 (1. 이론적 기여) 파트를 대폭 수정하였습니다. 본 연구의 결과가 어떻게 자극-반응 이론 및 습관화 이론을 디지털 마케팅 환경에 맞게 동적으로 확장했는지 논증을 추가하였습니다.</w:t>
+      </w:r>
+    </w:p>
+    <w:p>
+      <w:pPr>
+        <w:pBdr>
+          <w:top w:val="nil"/>
+          <w:left w:val="nil"/>
+          <w:bottom w:val="nil"/>
+          <w:right w:val="nil"/>
+          <w:between w:val="nil"/>
+        </w:pBdr>
+        <w:spacing w:after="0"/>
+        <w:rPr>
+          <w:bCs/>
+        </w:rPr>
+      </w:pPr>
+    </w:p>
+    <w:p>
+      <w:pPr>
+        <w:pBdr>
+          <w:top w:val="nil"/>
+          <w:left w:val="nil"/>
+          <w:bottom w:val="nil"/>
+          <w:right w:val="nil"/>
+          <w:between w:val="nil"/>
+        </w:pBdr>
+        <w:spacing w:after="0"/>
         <w:rPr>
           <w:rFonts w:ascii="Cambria Math" w:hAnsi="Cambria Math" w:cs="Cambria Math"/>
+        </w:rPr>
+      </w:pPr>
+      <w:r>
+        <w:rPr>
+          <w:rFonts w:hint="eastAsia"/>
+          <w:bCs/>
+        </w:rPr>
+        <w:t>심사위원님의</w:t>
+      </w:r>
+      <w:r>
+        <w:rPr>
+          <w:bCs/>
+        </w:rPr>
+        <w:t xml:space="preserve"> 애정 어린 지적 덕분에 본 논문이 단순한 기술 적용 사례를 넘어, 마케팅 이론과 비즈니스 </w:t>
+      </w:r>
+      <w:proofErr w:type="spellStart"/>
+      <w:r>
+        <w:rPr>
+          <w:bCs/>
+        </w:rPr>
+        <w:t>애널</w:t>
+      </w:r>
+      <w:r>
+        <w:rPr>
+          <w:bCs/>
+        </w:rPr>
+        <w:lastRenderedPageBreak/>
+        <w:t>리틱스를</w:t>
+      </w:r>
+      <w:proofErr w:type="spellEnd"/>
+      <w:r>
+        <w:rPr>
+          <w:bCs/>
+        </w:rPr>
+        <w:t xml:space="preserve"> 연결하는 학술 </w:t>
+      </w:r>
+      <w:proofErr w:type="spellStart"/>
+      <w:r>
+        <w:rPr>
+          <w:bCs/>
+        </w:rPr>
+        <w:t>논문으로서의</w:t>
+      </w:r>
+      <w:proofErr w:type="spellEnd"/>
+      <w:r>
+        <w:rPr>
+          <w:bCs/>
+        </w:rPr>
+        <w:t xml:space="preserve"> 뼈대를 갖추게 되었습니다. 다시 한번 진심으로 감사드립니다.</w:t>
+      </w:r>
+    </w:p>
+    <w:p>
+      <w:pPr>
+        <w:pBdr>
+          <w:top w:val="nil"/>
+          <w:left w:val="nil"/>
+          <w:bottom w:val="nil"/>
+          <w:right w:val="nil"/>
+          <w:between w:val="nil"/>
+        </w:pBdr>
+        <w:spacing w:after="0" w:line="240" w:lineRule="auto"/>
+        <w:rPr>
+          <w:rFonts w:ascii="Cambria Math" w:hAnsi="Cambria Math" w:cs="Cambria Math"/>
+        </w:rPr>
+      </w:pPr>
+    </w:p>
+    <w:p>
+      <w:pPr>
+        <w:pBdr>
+          <w:top w:val="nil"/>
+          <w:left w:val="nil"/>
+          <w:bottom w:val="nil"/>
+          <w:right w:val="nil"/>
+          <w:between w:val="nil"/>
+        </w:pBdr>
+        <w:spacing w:after="0" w:line="240" w:lineRule="auto"/>
+      </w:pPr>
+      <w:r>
+        <w:rPr>
+          <w:rFonts w:hint="eastAsia"/>
           <w:b/>
-          <w:bCs/>
-          <w:color w:val="EE0000"/>
-        </w:rPr>
-      </w:pPr>
-      <w:r>
-        <w:rPr>
-          <w:rFonts w:ascii="Cambria Math" w:hAnsi="Cambria Math" w:cs="Cambria Math" w:hint="eastAsia"/>
+        </w:rPr>
+        <w:t>수정</w:t>
+      </w:r>
+      <w:r>
+        <w:rPr>
+          <w:rFonts w:hint="eastAsia"/>
           <w:b/>
-          <w:bCs/>
-          <w:color w:val="EE0000"/>
-        </w:rPr>
-        <w:t xml:space="preserve">(1) </w:t>
-      </w:r>
-      <w:r>
-        <w:rPr>
-          <w:rFonts w:ascii="Cambria Math" w:hAnsi="Cambria Math" w:cs="Cambria Math"/>
+        </w:rPr>
+        <w:t>사항</w:t>
+      </w:r>
+      <w:r>
+        <w:rPr>
           <w:b/>
-          <w:bCs/>
-          <w:color w:val="EE0000"/>
-        </w:rPr>
-        <w:t>De Long et al. (1990)</w:t>
-      </w:r>
-      <w:r>
-        <w:rPr>
-          <w:rFonts w:ascii="Cambria Math" w:hAnsi="Cambria Math" w:cs="Cambria Math"/>
-          <w:b/>
-          <w:bCs/>
-          <w:color w:val="EE0000"/>
-        </w:rPr>
-        <w:t>의</w:t>
-      </w:r>
-      <w:r>
-        <w:rPr>
-          <w:rFonts w:ascii="Cambria Math" w:hAnsi="Cambria Math" w:cs="Cambria Math"/>
-          <w:b/>
-          <w:bCs/>
-          <w:color w:val="EE0000"/>
-        </w:rPr>
-        <w:t xml:space="preserve"> </w:t>
-      </w:r>
-      <w:r>
-        <w:rPr>
-          <w:rFonts w:ascii="Cambria Math" w:hAnsi="Cambria Math" w:cs="Cambria Math"/>
-          <w:b/>
-          <w:bCs/>
-          <w:color w:val="EE0000"/>
-        </w:rPr>
-        <w:t>잡음</w:t>
-      </w:r>
-      <w:r>
-        <w:rPr>
-          <w:rFonts w:ascii="Cambria Math" w:hAnsi="Cambria Math" w:cs="Cambria Math"/>
-          <w:b/>
-          <w:bCs/>
-          <w:color w:val="EE0000"/>
-        </w:rPr>
-        <w:t xml:space="preserve"> </w:t>
-      </w:r>
-      <w:r>
-        <w:rPr>
-          <w:rFonts w:ascii="Cambria Math" w:hAnsi="Cambria Math" w:cs="Cambria Math"/>
-          <w:b/>
-          <w:bCs/>
-          <w:color w:val="EE0000"/>
-        </w:rPr>
-        <w:t>거래자</w:t>
-      </w:r>
-      <w:r>
-        <w:rPr>
-          <w:rFonts w:ascii="Cambria Math" w:hAnsi="Cambria Math" w:cs="Cambria Math"/>
-          <w:b/>
-          <w:bCs/>
-          <w:color w:val="EE0000"/>
-        </w:rPr>
-        <w:t xml:space="preserve"> </w:t>
-      </w:r>
-      <w:r>
-        <w:rPr>
-          <w:rFonts w:ascii="Cambria Math" w:hAnsi="Cambria Math" w:cs="Cambria Math"/>
-          <w:b/>
-          <w:bCs/>
-          <w:color w:val="EE0000"/>
-        </w:rPr>
-        <w:t>모형</w:t>
-      </w:r>
-      <w:r>
-        <w:rPr>
-          <w:rFonts w:ascii="Cambria Math" w:hAnsi="Cambria Math" w:cs="Cambria Math"/>
-          <w:b/>
-          <w:bCs/>
-          <w:color w:val="EE0000"/>
-        </w:rPr>
-        <w:t xml:space="preserve">(Noise Trader Model): </w:t>
-      </w:r>
-    </w:p>
-    <w:p>
-      <w:pPr>
-        <w:pBdr>
-          <w:top w:val="nil"/>
-          <w:left w:val="nil"/>
-          <w:bottom w:val="nil"/>
-          <w:right w:val="nil"/>
-          <w:between w:val="nil"/>
-        </w:pBdr>
-        <w:spacing w:after="0" w:line="240" w:lineRule="auto"/>
-        <w:rPr>
-          <w:rFonts w:ascii="Cambria Math" w:hAnsi="Cambria Math" w:cs="Cambria Math"/>
-          <w:color w:val="EE0000"/>
-        </w:rPr>
-      </w:pPr>
-      <w:r>
-        <w:rPr>
-          <w:rFonts w:ascii="Cambria Math" w:hAnsi="Cambria Math" w:cs="Cambria Math"/>
-          <w:color w:val="EE0000"/>
-        </w:rPr>
-        <w:t>비이성적</w:t>
-      </w:r>
-      <w:r>
-        <w:rPr>
-          <w:rFonts w:ascii="Cambria Math" w:hAnsi="Cambria Math" w:cs="Cambria Math"/>
-          <w:color w:val="EE0000"/>
-        </w:rPr>
-        <w:t xml:space="preserve"> </w:t>
-      </w:r>
-      <w:r>
-        <w:rPr>
-          <w:rFonts w:ascii="Cambria Math" w:hAnsi="Cambria Math" w:cs="Cambria Math"/>
-          <w:color w:val="EE0000"/>
-        </w:rPr>
-        <w:t>거래자의</w:t>
-      </w:r>
-      <w:r>
-        <w:rPr>
-          <w:rFonts w:ascii="Cambria Math" w:hAnsi="Cambria Math" w:cs="Cambria Math"/>
-          <w:color w:val="EE0000"/>
-        </w:rPr>
-        <w:t xml:space="preserve"> </w:t>
-      </w:r>
-      <w:r>
-        <w:rPr>
-          <w:rFonts w:ascii="Cambria Math" w:hAnsi="Cambria Math" w:cs="Cambria Math"/>
-          <w:color w:val="EE0000"/>
-        </w:rPr>
-        <w:t>심리가</w:t>
-      </w:r>
-      <w:r>
-        <w:rPr>
-          <w:rFonts w:ascii="Cambria Math" w:hAnsi="Cambria Math" w:cs="Cambria Math"/>
-          <w:color w:val="EE0000"/>
-        </w:rPr>
-        <w:t xml:space="preserve"> </w:t>
-      </w:r>
-      <w:r>
-        <w:rPr>
-          <w:rFonts w:ascii="Cambria Math" w:hAnsi="Cambria Math" w:cs="Cambria Math"/>
-          <w:color w:val="EE0000"/>
-        </w:rPr>
-        <w:t>단기</w:t>
-      </w:r>
-      <w:r>
-        <w:rPr>
-          <w:rFonts w:ascii="Cambria Math" w:hAnsi="Cambria Math" w:cs="Cambria Math"/>
-          <w:color w:val="EE0000"/>
-        </w:rPr>
-        <w:t xml:space="preserve"> </w:t>
-      </w:r>
-      <w:r>
-        <w:rPr>
-          <w:rFonts w:ascii="Cambria Math" w:hAnsi="Cambria Math" w:cs="Cambria Math"/>
-          <w:color w:val="EE0000"/>
-        </w:rPr>
-        <w:t>가격</w:t>
-      </w:r>
-      <w:r>
-        <w:rPr>
-          <w:rFonts w:ascii="Cambria Math" w:hAnsi="Cambria Math" w:cs="Cambria Math"/>
-          <w:color w:val="EE0000"/>
-        </w:rPr>
-        <w:t xml:space="preserve"> </w:t>
-      </w:r>
-      <w:r>
-        <w:rPr>
-          <w:rFonts w:ascii="Cambria Math" w:hAnsi="Cambria Math" w:cs="Cambria Math"/>
-          <w:color w:val="EE0000"/>
-        </w:rPr>
-        <w:t>괴리를</w:t>
-      </w:r>
-      <w:r>
-        <w:rPr>
-          <w:rFonts w:ascii="Cambria Math" w:hAnsi="Cambria Math" w:cs="Cambria Math"/>
-          <w:color w:val="EE0000"/>
-        </w:rPr>
-        <w:t xml:space="preserve"> </w:t>
-      </w:r>
-      <w:r>
-        <w:rPr>
-          <w:rFonts w:ascii="Cambria Math" w:hAnsi="Cambria Math" w:cs="Cambria Math"/>
-          <w:color w:val="EE0000"/>
-        </w:rPr>
-        <w:t>유발하나</w:t>
-      </w:r>
-      <w:r>
-        <w:rPr>
-          <w:rFonts w:ascii="Cambria Math" w:hAnsi="Cambria Math" w:cs="Cambria Math"/>
-          <w:color w:val="EE0000"/>
-        </w:rPr>
-        <w:t xml:space="preserve">, </w:t>
-      </w:r>
-      <w:r>
-        <w:rPr>
-          <w:rFonts w:ascii="Cambria Math" w:hAnsi="Cambria Math" w:cs="Cambria Math"/>
-          <w:color w:val="EE0000"/>
-        </w:rPr>
-        <w:t>장기적으로는</w:t>
-      </w:r>
-      <w:r>
-        <w:rPr>
-          <w:rFonts w:ascii="Cambria Math" w:hAnsi="Cambria Math" w:cs="Cambria Math"/>
-          <w:color w:val="EE0000"/>
-        </w:rPr>
-        <w:t xml:space="preserve"> </w:t>
-      </w:r>
-      <w:r>
-        <w:rPr>
-          <w:rFonts w:ascii="Cambria Math" w:hAnsi="Cambria Math" w:cs="Cambria Math"/>
-          <w:color w:val="EE0000"/>
-        </w:rPr>
-        <w:t>펀더멘털로</w:t>
-      </w:r>
-      <w:r>
-        <w:rPr>
-          <w:rFonts w:ascii="Cambria Math" w:hAnsi="Cambria Math" w:cs="Cambria Math"/>
-          <w:color w:val="EE0000"/>
-        </w:rPr>
-        <w:t xml:space="preserve"> </w:t>
-      </w:r>
-      <w:r>
-        <w:rPr>
-          <w:rFonts w:ascii="Cambria Math" w:hAnsi="Cambria Math" w:cs="Cambria Math"/>
-          <w:color w:val="EE0000"/>
-        </w:rPr>
-        <w:t>회귀한다는</w:t>
-      </w:r>
-      <w:r>
-        <w:rPr>
-          <w:rFonts w:ascii="Cambria Math" w:hAnsi="Cambria Math" w:cs="Cambria Math"/>
-          <w:color w:val="EE0000"/>
-        </w:rPr>
-        <w:t xml:space="preserve"> </w:t>
-      </w:r>
-      <w:r>
-        <w:rPr>
-          <w:rFonts w:ascii="Cambria Math" w:hAnsi="Cambria Math" w:cs="Cambria Math"/>
-          <w:color w:val="EE0000"/>
-        </w:rPr>
-        <w:t>이론적</w:t>
-      </w:r>
-      <w:r>
-        <w:rPr>
-          <w:rFonts w:ascii="Cambria Math" w:hAnsi="Cambria Math" w:cs="Cambria Math"/>
-          <w:color w:val="EE0000"/>
-        </w:rPr>
-        <w:t xml:space="preserve"> </w:t>
-      </w:r>
-      <w:r>
-        <w:rPr>
-          <w:rFonts w:ascii="Cambria Math" w:hAnsi="Cambria Math" w:cs="Cambria Math"/>
-          <w:color w:val="EE0000"/>
-        </w:rPr>
-        <w:t>메커니즘을</w:t>
-      </w:r>
-      <w:r>
-        <w:rPr>
-          <w:rFonts w:ascii="Cambria Math" w:hAnsi="Cambria Math" w:cs="Cambria Math"/>
-          <w:color w:val="EE0000"/>
-        </w:rPr>
-        <w:t xml:space="preserve"> </w:t>
-      </w:r>
-      <w:r>
-        <w:rPr>
-          <w:rFonts w:ascii="Cambria Math" w:hAnsi="Cambria Math" w:cs="Cambria Math"/>
-          <w:color w:val="EE0000"/>
-        </w:rPr>
-        <w:t>본</w:t>
-      </w:r>
-      <w:r>
-        <w:rPr>
-          <w:rFonts w:ascii="Cambria Math" w:hAnsi="Cambria Math" w:cs="Cambria Math"/>
-          <w:color w:val="EE0000"/>
-        </w:rPr>
-        <w:t xml:space="preserve"> </w:t>
-      </w:r>
-      <w:r>
-        <w:rPr>
-          <w:rFonts w:ascii="Cambria Math" w:hAnsi="Cambria Math" w:cs="Cambria Math"/>
-          <w:color w:val="EE0000"/>
-        </w:rPr>
-        <w:t>연구의</w:t>
-      </w:r>
-      <w:r>
-        <w:rPr>
-          <w:rFonts w:ascii="Cambria Math" w:hAnsi="Cambria Math" w:cs="Cambria Math"/>
-          <w:color w:val="EE0000"/>
-        </w:rPr>
-        <w:t xml:space="preserve"> </w:t>
-      </w:r>
-      <w:r>
-        <w:rPr>
-          <w:rFonts w:ascii="Cambria Math" w:hAnsi="Cambria Math" w:cs="Cambria Math"/>
-          <w:color w:val="EE0000"/>
-        </w:rPr>
-        <w:t>단기</w:t>
-      </w:r>
-      <w:r>
-        <w:rPr>
-          <w:rFonts w:ascii="Cambria Math" w:hAnsi="Cambria Math" w:cs="Cambria Math"/>
-          <w:color w:val="EE0000"/>
-        </w:rPr>
-        <w:t xml:space="preserve"> </w:t>
-      </w:r>
-      <w:r>
-        <w:rPr>
-          <w:rFonts w:ascii="Cambria Math" w:hAnsi="Cambria Math" w:cs="Cambria Math"/>
-          <w:color w:val="EE0000"/>
-        </w:rPr>
-        <w:t>윈도우</w:t>
-      </w:r>
-      <w:r>
-        <w:rPr>
-          <w:rFonts w:ascii="Cambria Math" w:hAnsi="Cambria Math" w:cs="Cambria Math"/>
-          <w:color w:val="EE0000"/>
-        </w:rPr>
-        <w:t xml:space="preserve"> </w:t>
-      </w:r>
-      <w:r>
-        <w:rPr>
-          <w:rFonts w:ascii="Cambria Math" w:hAnsi="Cambria Math" w:cs="Cambria Math"/>
-          <w:color w:val="EE0000"/>
-        </w:rPr>
-        <w:t>결과와</w:t>
-      </w:r>
-      <w:r>
-        <w:rPr>
-          <w:rFonts w:ascii="Cambria Math" w:hAnsi="Cambria Math" w:cs="Cambria Math"/>
-          <w:color w:val="EE0000"/>
-        </w:rPr>
-        <w:t xml:space="preserve"> </w:t>
-      </w:r>
-      <w:r>
-        <w:rPr>
-          <w:rFonts w:ascii="Cambria Math" w:hAnsi="Cambria Math" w:cs="Cambria Math"/>
-          <w:color w:val="EE0000"/>
-        </w:rPr>
-        <w:t>연결하였습니다</w:t>
-      </w:r>
-      <w:r>
-        <w:rPr>
-          <w:rFonts w:ascii="Cambria Math" w:hAnsi="Cambria Math" w:cs="Cambria Math"/>
-          <w:color w:val="EE0000"/>
-        </w:rPr>
-        <w:t>.</w:t>
-      </w:r>
-    </w:p>
-    <w:p>
-      <w:pPr>
-        <w:pBdr>
-          <w:top w:val="nil"/>
-          <w:left w:val="nil"/>
-          <w:bottom w:val="nil"/>
-          <w:right w:val="nil"/>
-          <w:between w:val="nil"/>
-        </w:pBdr>
-        <w:spacing w:after="0" w:line="240" w:lineRule="auto"/>
-        <w:rPr>
-          <w:rFonts w:ascii="Cambria Math" w:hAnsi="Cambria Math" w:cs="Cambria Math"/>
-          <w:b/>
-          <w:bCs/>
-          <w:color w:val="EE0000"/>
-        </w:rPr>
-      </w:pPr>
-      <w:r>
-        <w:rPr>
-          <w:rFonts w:ascii="Cambria Math" w:hAnsi="Cambria Math" w:cs="Cambria Math" w:hint="eastAsia"/>
-          <w:b/>
-          <w:bCs/>
-          <w:color w:val="EE0000"/>
-        </w:rPr>
-        <w:t xml:space="preserve">(2) </w:t>
-      </w:r>
-      <w:r>
-        <w:rPr>
-          <w:rFonts w:ascii="Cambria Math" w:hAnsi="Cambria Math" w:cs="Cambria Math"/>
-          <w:b/>
-          <w:bCs/>
-          <w:color w:val="EE0000"/>
-        </w:rPr>
-        <w:t>Baker and Wurgler (2006)</w:t>
-      </w:r>
-      <w:r>
-        <w:rPr>
-          <w:rFonts w:ascii="Cambria Math" w:hAnsi="Cambria Math" w:cs="Cambria Math"/>
-          <w:b/>
-          <w:bCs/>
-          <w:color w:val="EE0000"/>
-        </w:rPr>
-        <w:t>의</w:t>
-      </w:r>
-      <w:r>
-        <w:rPr>
-          <w:rFonts w:ascii="Cambria Math" w:hAnsi="Cambria Math" w:cs="Cambria Math"/>
-          <w:b/>
-          <w:bCs/>
-          <w:color w:val="EE0000"/>
-        </w:rPr>
-        <w:t xml:space="preserve"> </w:t>
-      </w:r>
-      <w:r>
-        <w:rPr>
-          <w:rFonts w:ascii="Cambria Math" w:hAnsi="Cambria Math" w:cs="Cambria Math"/>
-          <w:b/>
-          <w:bCs/>
-          <w:color w:val="EE0000"/>
-        </w:rPr>
-        <w:t>투자자</w:t>
-      </w:r>
-      <w:r>
-        <w:rPr>
-          <w:rFonts w:ascii="Cambria Math" w:hAnsi="Cambria Math" w:cs="Cambria Math"/>
-          <w:b/>
-          <w:bCs/>
-          <w:color w:val="EE0000"/>
-        </w:rPr>
-        <w:t xml:space="preserve"> </w:t>
-      </w:r>
-      <w:r>
-        <w:rPr>
-          <w:rFonts w:ascii="Cambria Math" w:hAnsi="Cambria Math" w:cs="Cambria Math"/>
-          <w:b/>
-          <w:bCs/>
-          <w:color w:val="EE0000"/>
-        </w:rPr>
-        <w:t>심리</w:t>
-      </w:r>
-      <w:r>
-        <w:rPr>
-          <w:rFonts w:ascii="Cambria Math" w:hAnsi="Cambria Math" w:cs="Cambria Math"/>
-          <w:b/>
-          <w:bCs/>
-          <w:color w:val="EE0000"/>
-        </w:rPr>
-        <w:t xml:space="preserve"> </w:t>
-      </w:r>
-      <w:r>
-        <w:rPr>
-          <w:rFonts w:ascii="Cambria Math" w:hAnsi="Cambria Math" w:cs="Cambria Math"/>
-          <w:b/>
-          <w:bCs/>
-          <w:color w:val="EE0000"/>
-        </w:rPr>
-        <w:t>연구</w:t>
-      </w:r>
-      <w:r>
-        <w:rPr>
-          <w:rFonts w:ascii="Cambria Math" w:hAnsi="Cambria Math" w:cs="Cambria Math"/>
-          <w:b/>
-          <w:bCs/>
-          <w:color w:val="EE0000"/>
-        </w:rPr>
-        <w:t xml:space="preserve">: </w:t>
-      </w:r>
-    </w:p>
-    <w:p>
-      <w:pPr>
-        <w:pBdr>
-          <w:top w:val="nil"/>
-          <w:left w:val="nil"/>
-          <w:bottom w:val="nil"/>
-          <w:right w:val="nil"/>
-          <w:between w:val="nil"/>
-        </w:pBdr>
-        <w:spacing w:after="0" w:line="240" w:lineRule="auto"/>
-        <w:rPr>
-          <w:rFonts w:ascii="Cambria Math" w:hAnsi="Cambria Math" w:cs="Cambria Math"/>
-          <w:color w:val="EE0000"/>
-        </w:rPr>
-      </w:pPr>
-      <w:r>
-        <w:rPr>
-          <w:rFonts w:ascii="Cambria Math" w:hAnsi="Cambria Math" w:cs="Cambria Math"/>
-          <w:color w:val="EE0000"/>
-        </w:rPr>
-        <w:t>주식</w:t>
-      </w:r>
-      <w:r>
-        <w:rPr>
-          <w:rFonts w:ascii="Cambria Math" w:hAnsi="Cambria Math" w:cs="Cambria Math"/>
-          <w:color w:val="EE0000"/>
-        </w:rPr>
-        <w:t xml:space="preserve"> </w:t>
-      </w:r>
-      <w:r>
-        <w:rPr>
-          <w:rFonts w:ascii="Cambria Math" w:hAnsi="Cambria Math" w:cs="Cambria Math"/>
-          <w:color w:val="EE0000"/>
-        </w:rPr>
-        <w:t>시장에서</w:t>
-      </w:r>
-      <w:r>
-        <w:rPr>
-          <w:rFonts w:ascii="Cambria Math" w:hAnsi="Cambria Math" w:cs="Cambria Math"/>
-          <w:color w:val="EE0000"/>
-        </w:rPr>
-        <w:t xml:space="preserve"> </w:t>
-      </w:r>
-      <w:r>
-        <w:rPr>
-          <w:rFonts w:ascii="Cambria Math" w:hAnsi="Cambria Math" w:cs="Cambria Math"/>
-          <w:color w:val="EE0000"/>
-        </w:rPr>
-        <w:t>심리</w:t>
-      </w:r>
-      <w:r>
-        <w:rPr>
-          <w:rFonts w:ascii="Cambria Math" w:hAnsi="Cambria Math" w:cs="Cambria Math"/>
-          <w:color w:val="EE0000"/>
-        </w:rPr>
-        <w:t xml:space="preserve"> </w:t>
-      </w:r>
-      <w:r>
-        <w:rPr>
-          <w:rFonts w:ascii="Cambria Math" w:hAnsi="Cambria Math" w:cs="Cambria Math"/>
-          <w:color w:val="EE0000"/>
-        </w:rPr>
-        <w:t>요인이</w:t>
-      </w:r>
-      <w:r>
-        <w:rPr>
-          <w:rFonts w:ascii="Cambria Math" w:hAnsi="Cambria Math" w:cs="Cambria Math"/>
-          <w:color w:val="EE0000"/>
-        </w:rPr>
-        <w:t xml:space="preserve"> </w:t>
-      </w:r>
-      <w:r>
-        <w:rPr>
-          <w:rFonts w:ascii="Cambria Math" w:hAnsi="Cambria Math" w:cs="Cambria Math"/>
-          <w:color w:val="EE0000"/>
-        </w:rPr>
-        <w:t>단기적</w:t>
-      </w:r>
-      <w:r>
-        <w:rPr>
-          <w:rFonts w:ascii="Cambria Math" w:hAnsi="Cambria Math" w:cs="Cambria Math"/>
-          <w:color w:val="EE0000"/>
-        </w:rPr>
-        <w:t xml:space="preserve"> </w:t>
-      </w:r>
-      <w:r>
-        <w:rPr>
-          <w:rFonts w:ascii="Cambria Math" w:hAnsi="Cambria Math" w:cs="Cambria Math"/>
-          <w:color w:val="EE0000"/>
-        </w:rPr>
-        <w:t>가격</w:t>
-      </w:r>
-      <w:r>
-        <w:rPr>
-          <w:rFonts w:ascii="Cambria Math" w:hAnsi="Cambria Math" w:cs="Cambria Math"/>
-          <w:color w:val="EE0000"/>
-        </w:rPr>
-        <w:t xml:space="preserve"> </w:t>
-      </w:r>
-      <w:r>
-        <w:rPr>
-          <w:rFonts w:ascii="Cambria Math" w:hAnsi="Cambria Math" w:cs="Cambria Math"/>
-          <w:color w:val="EE0000"/>
-        </w:rPr>
-        <w:t>변동의</w:t>
-      </w:r>
-      <w:r>
-        <w:rPr>
-          <w:rFonts w:ascii="Cambria Math" w:hAnsi="Cambria Math" w:cs="Cambria Math"/>
-          <w:color w:val="EE0000"/>
-        </w:rPr>
-        <w:t xml:space="preserve"> </w:t>
-      </w:r>
-      <w:r>
-        <w:rPr>
-          <w:rFonts w:ascii="Cambria Math" w:hAnsi="Cambria Math" w:cs="Cambria Math"/>
-          <w:color w:val="EE0000"/>
-        </w:rPr>
-        <w:t>주요</w:t>
-      </w:r>
-      <w:r>
-        <w:rPr>
-          <w:rFonts w:ascii="Cambria Math" w:hAnsi="Cambria Math" w:cs="Cambria Math"/>
-          <w:color w:val="EE0000"/>
-        </w:rPr>
-        <w:t xml:space="preserve"> </w:t>
-      </w:r>
-      <w:r>
-        <w:rPr>
-          <w:rFonts w:ascii="Cambria Math" w:hAnsi="Cambria Math" w:cs="Cambria Math"/>
-          <w:color w:val="EE0000"/>
-        </w:rPr>
-        <w:t>동인임을</w:t>
-      </w:r>
-      <w:r>
-        <w:rPr>
-          <w:rFonts w:ascii="Cambria Math" w:hAnsi="Cambria Math" w:cs="Cambria Math"/>
-          <w:color w:val="EE0000"/>
-        </w:rPr>
-        <w:t xml:space="preserve"> </w:t>
-      </w:r>
-      <w:r>
-        <w:rPr>
-          <w:rFonts w:ascii="Cambria Math" w:hAnsi="Cambria Math" w:cs="Cambria Math"/>
-          <w:color w:val="EE0000"/>
-        </w:rPr>
-        <w:t>밝힌</w:t>
-      </w:r>
-      <w:r>
-        <w:rPr>
-          <w:rFonts w:ascii="Cambria Math" w:hAnsi="Cambria Math" w:cs="Cambria Math"/>
-          <w:color w:val="EE0000"/>
-        </w:rPr>
-        <w:t xml:space="preserve"> </w:t>
-      </w:r>
-      <w:r>
-        <w:rPr>
-          <w:rFonts w:ascii="Cambria Math" w:hAnsi="Cambria Math" w:cs="Cambria Math"/>
-          <w:color w:val="EE0000"/>
-        </w:rPr>
-        <w:t>연구를</w:t>
-      </w:r>
-      <w:r>
-        <w:rPr>
-          <w:rFonts w:ascii="Cambria Math" w:hAnsi="Cambria Math" w:cs="Cambria Math"/>
-          <w:color w:val="EE0000"/>
-        </w:rPr>
-        <w:t xml:space="preserve"> </w:t>
-      </w:r>
-      <w:r>
-        <w:rPr>
-          <w:rFonts w:ascii="Cambria Math" w:hAnsi="Cambria Math" w:cs="Cambria Math"/>
-          <w:color w:val="EE0000"/>
-        </w:rPr>
-        <w:t>인용하여</w:t>
-      </w:r>
-      <w:r>
-        <w:rPr>
-          <w:rFonts w:ascii="Cambria Math" w:hAnsi="Cambria Math" w:cs="Cambria Math"/>
-          <w:color w:val="EE0000"/>
-        </w:rPr>
-        <w:t xml:space="preserve">, </w:t>
-      </w:r>
-      <w:r>
-        <w:rPr>
-          <w:rFonts w:ascii="Cambria Math" w:hAnsi="Cambria Math" w:cs="Cambria Math"/>
-          <w:color w:val="EE0000"/>
-        </w:rPr>
-        <w:t>본</w:t>
-      </w:r>
-      <w:r>
-        <w:rPr>
-          <w:rFonts w:ascii="Cambria Math" w:hAnsi="Cambria Math" w:cs="Cambria Math"/>
-          <w:color w:val="EE0000"/>
-        </w:rPr>
-        <w:t xml:space="preserve"> </w:t>
-      </w:r>
-      <w:r>
-        <w:rPr>
-          <w:rFonts w:ascii="Cambria Math" w:hAnsi="Cambria Math" w:cs="Cambria Math"/>
-          <w:color w:val="EE0000"/>
-        </w:rPr>
-        <w:t>연구의</w:t>
-      </w:r>
-      <w:r>
-        <w:rPr>
-          <w:rFonts w:ascii="Cambria Math" w:hAnsi="Cambria Math" w:cs="Cambria Math"/>
-          <w:color w:val="EE0000"/>
-        </w:rPr>
-        <w:t xml:space="preserve"> </w:t>
-      </w:r>
-      <w:r>
-        <w:rPr>
-          <w:rFonts w:ascii="Cambria Math" w:hAnsi="Cambria Math" w:cs="Cambria Math"/>
-          <w:color w:val="EE0000"/>
-        </w:rPr>
-        <w:t>감성</w:t>
-      </w:r>
-      <w:r>
-        <w:rPr>
-          <w:rFonts w:ascii="Cambria Math" w:hAnsi="Cambria Math" w:cs="Cambria Math"/>
-          <w:color w:val="EE0000"/>
-        </w:rPr>
-        <w:t xml:space="preserve"> </w:t>
-      </w:r>
-      <w:r>
-        <w:rPr>
-          <w:rFonts w:ascii="Cambria Math" w:hAnsi="Cambria Math" w:cs="Cambria Math"/>
-          <w:color w:val="EE0000"/>
-        </w:rPr>
-        <w:t>정보</w:t>
-      </w:r>
-      <w:r>
-        <w:rPr>
-          <w:rFonts w:ascii="Cambria Math" w:hAnsi="Cambria Math" w:cs="Cambria Math"/>
-          <w:color w:val="EE0000"/>
-        </w:rPr>
-        <w:t xml:space="preserve"> </w:t>
-      </w:r>
-      <w:r>
-        <w:rPr>
-          <w:rFonts w:ascii="Cambria Math" w:hAnsi="Cambria Math" w:cs="Cambria Math"/>
-          <w:color w:val="EE0000"/>
-        </w:rPr>
-        <w:t>전이</w:t>
-      </w:r>
-      <w:r>
-        <w:rPr>
-          <w:rFonts w:ascii="Cambria Math" w:hAnsi="Cambria Math" w:cs="Cambria Math"/>
-          <w:color w:val="EE0000"/>
-        </w:rPr>
-        <w:t xml:space="preserve"> </w:t>
-      </w:r>
-      <w:r>
-        <w:rPr>
-          <w:rFonts w:ascii="Cambria Math" w:hAnsi="Cambria Math" w:cs="Cambria Math"/>
-          <w:color w:val="EE0000"/>
-        </w:rPr>
-        <w:t>현상의</w:t>
-      </w:r>
-      <w:r>
-        <w:rPr>
-          <w:rFonts w:ascii="Cambria Math" w:hAnsi="Cambria Math" w:cs="Cambria Math"/>
-          <w:color w:val="EE0000"/>
-        </w:rPr>
-        <w:t xml:space="preserve"> </w:t>
-      </w:r>
-      <w:r>
-        <w:rPr>
-          <w:rFonts w:ascii="Cambria Math" w:hAnsi="Cambria Math" w:cs="Cambria Math"/>
-          <w:color w:val="EE0000"/>
-        </w:rPr>
-        <w:t>타당성을</w:t>
-      </w:r>
-      <w:r>
-        <w:rPr>
-          <w:rFonts w:ascii="Cambria Math" w:hAnsi="Cambria Math" w:cs="Cambria Math"/>
-          <w:color w:val="EE0000"/>
-        </w:rPr>
-        <w:t xml:space="preserve"> </w:t>
-      </w:r>
-      <w:r>
-        <w:rPr>
-          <w:rFonts w:ascii="Cambria Math" w:hAnsi="Cambria Math" w:cs="Cambria Math"/>
-          <w:color w:val="EE0000"/>
-        </w:rPr>
-        <w:t>확보하였습니다</w:t>
-      </w:r>
-      <w:r>
-        <w:rPr>
-          <w:rFonts w:ascii="Cambria Math" w:hAnsi="Cambria Math" w:cs="Cambria Math"/>
-          <w:color w:val="EE0000"/>
-        </w:rPr>
-        <w:t>.</w:t>
-      </w:r>
-    </w:p>
-    <w:p>
-      <w:pPr>
-        <w:pBdr>
-          <w:top w:val="nil"/>
-          <w:left w:val="nil"/>
-          <w:bottom w:val="nil"/>
-          <w:right w:val="nil"/>
-          <w:between w:val="nil"/>
-        </w:pBdr>
-        <w:spacing w:after="0" w:line="240" w:lineRule="auto"/>
-        <w:rPr>
-          <w:rFonts w:ascii="Cambria Math" w:hAnsi="Cambria Math" w:cs="Cambria Math"/>
-          <w:b/>
-          <w:bCs/>
-          <w:color w:val="EE0000"/>
-        </w:rPr>
-      </w:pPr>
-      <w:r>
-        <w:rPr>
-          <w:rFonts w:ascii="Cambria Math" w:hAnsi="Cambria Math" w:cs="Cambria Math" w:hint="eastAsia"/>
-          <w:b/>
-          <w:bCs/>
-          <w:color w:val="EE0000"/>
-        </w:rPr>
-        <w:t xml:space="preserve">(3) </w:t>
-      </w:r>
-      <w:r>
-        <w:rPr>
-          <w:rFonts w:ascii="Cambria Math" w:hAnsi="Cambria Math" w:cs="Cambria Math"/>
-          <w:b/>
-          <w:bCs/>
-          <w:color w:val="EE0000"/>
-        </w:rPr>
-        <w:t>Lo (2004)</w:t>
-      </w:r>
-      <w:r>
-        <w:rPr>
-          <w:rFonts w:ascii="Cambria Math" w:hAnsi="Cambria Math" w:cs="Cambria Math"/>
-          <w:b/>
-          <w:bCs/>
-          <w:color w:val="EE0000"/>
-        </w:rPr>
-        <w:t>의</w:t>
-      </w:r>
-      <w:r>
-        <w:rPr>
-          <w:rFonts w:ascii="Cambria Math" w:hAnsi="Cambria Math" w:cs="Cambria Math"/>
-          <w:b/>
-          <w:bCs/>
-          <w:color w:val="EE0000"/>
-        </w:rPr>
-        <w:t xml:space="preserve"> </w:t>
-      </w:r>
-      <w:r>
-        <w:rPr>
-          <w:rFonts w:ascii="Cambria Math" w:hAnsi="Cambria Math" w:cs="Cambria Math"/>
-          <w:b/>
-          <w:bCs/>
-          <w:color w:val="EE0000"/>
-        </w:rPr>
-        <w:t>적응적</w:t>
-      </w:r>
-      <w:r>
-        <w:rPr>
-          <w:rFonts w:ascii="Cambria Math" w:hAnsi="Cambria Math" w:cs="Cambria Math"/>
-          <w:b/>
-          <w:bCs/>
-          <w:color w:val="EE0000"/>
-        </w:rPr>
-        <w:t xml:space="preserve"> </w:t>
-      </w:r>
-      <w:r>
-        <w:rPr>
-          <w:rFonts w:ascii="Cambria Math" w:hAnsi="Cambria Math" w:cs="Cambria Math"/>
-          <w:b/>
-          <w:bCs/>
-          <w:color w:val="EE0000"/>
-        </w:rPr>
-        <w:t>시장</w:t>
-      </w:r>
-      <w:r>
-        <w:rPr>
-          <w:rFonts w:ascii="Cambria Math" w:hAnsi="Cambria Math" w:cs="Cambria Math"/>
-          <w:b/>
-          <w:bCs/>
-          <w:color w:val="EE0000"/>
-        </w:rPr>
-        <w:t xml:space="preserve"> </w:t>
-      </w:r>
-      <w:r>
-        <w:rPr>
-          <w:rFonts w:ascii="Cambria Math" w:hAnsi="Cambria Math" w:cs="Cambria Math"/>
-          <w:b/>
-          <w:bCs/>
-          <w:color w:val="EE0000"/>
-        </w:rPr>
-        <w:t>가설</w:t>
-      </w:r>
-      <w:r>
-        <w:rPr>
-          <w:rFonts w:ascii="Cambria Math" w:hAnsi="Cambria Math" w:cs="Cambria Math"/>
-          <w:b/>
-          <w:bCs/>
-          <w:color w:val="EE0000"/>
-        </w:rPr>
-        <w:t xml:space="preserve">(Adaptive Markets Hypothesis): </w:t>
-      </w:r>
-    </w:p>
-    <w:p>
-      <w:pPr>
-        <w:pBdr>
-          <w:top w:val="nil"/>
-          <w:left w:val="nil"/>
-          <w:bottom w:val="nil"/>
-          <w:right w:val="nil"/>
-          <w:between w:val="nil"/>
-        </w:pBdr>
-        <w:spacing w:after="0" w:line="240" w:lineRule="auto"/>
-        <w:rPr>
-          <w:rFonts w:ascii="Cambria Math" w:hAnsi="Cambria Math" w:cs="Cambria Math"/>
-          <w:color w:val="EE0000"/>
-        </w:rPr>
-      </w:pPr>
-      <w:r>
-        <w:rPr>
-          <w:rFonts w:ascii="Cambria Math" w:hAnsi="Cambria Math" w:cs="Cambria Math"/>
-          <w:color w:val="EE0000"/>
-        </w:rPr>
-        <w:t>시장</w:t>
-      </w:r>
-      <w:r>
-        <w:rPr>
-          <w:rFonts w:ascii="Cambria Math" w:hAnsi="Cambria Math" w:cs="Cambria Math"/>
-          <w:color w:val="EE0000"/>
-        </w:rPr>
-        <w:t xml:space="preserve"> </w:t>
-      </w:r>
-      <w:r>
-        <w:rPr>
-          <w:rFonts w:ascii="Cambria Math" w:hAnsi="Cambria Math" w:cs="Cambria Math"/>
-          <w:color w:val="EE0000"/>
-        </w:rPr>
-        <w:t>환경에</w:t>
-      </w:r>
-      <w:r>
-        <w:rPr>
-          <w:rFonts w:ascii="Cambria Math" w:hAnsi="Cambria Math" w:cs="Cambria Math"/>
-          <w:color w:val="EE0000"/>
-        </w:rPr>
-        <w:t xml:space="preserve"> </w:t>
-      </w:r>
-      <w:r>
-        <w:rPr>
-          <w:rFonts w:ascii="Cambria Math" w:hAnsi="Cambria Math" w:cs="Cambria Math"/>
-          <w:color w:val="EE0000"/>
-        </w:rPr>
-        <w:t>따라</w:t>
-      </w:r>
-      <w:r>
-        <w:rPr>
-          <w:rFonts w:ascii="Cambria Math" w:hAnsi="Cambria Math" w:cs="Cambria Math"/>
-          <w:color w:val="EE0000"/>
-        </w:rPr>
-        <w:t xml:space="preserve"> </w:t>
-      </w:r>
-      <w:r>
-        <w:rPr>
-          <w:rFonts w:ascii="Cambria Math" w:hAnsi="Cambria Math" w:cs="Cambria Math"/>
-          <w:color w:val="EE0000"/>
-        </w:rPr>
-        <w:t>지배적인</w:t>
-      </w:r>
-      <w:r>
-        <w:rPr>
-          <w:rFonts w:ascii="Cambria Math" w:hAnsi="Cambria Math" w:cs="Cambria Math"/>
-          <w:color w:val="EE0000"/>
-        </w:rPr>
-        <w:t xml:space="preserve"> </w:t>
-      </w:r>
-      <w:r>
-        <w:rPr>
-          <w:rFonts w:ascii="Cambria Math" w:hAnsi="Cambria Math" w:cs="Cambria Math"/>
-          <w:color w:val="EE0000"/>
-        </w:rPr>
-        <w:t>정보가</w:t>
-      </w:r>
-      <w:r>
-        <w:rPr>
-          <w:rFonts w:ascii="Cambria Math" w:hAnsi="Cambria Math" w:cs="Cambria Math"/>
-          <w:color w:val="EE0000"/>
-        </w:rPr>
-        <w:t xml:space="preserve"> </w:t>
-      </w:r>
-      <w:r>
-        <w:rPr>
-          <w:rFonts w:ascii="Cambria Math" w:hAnsi="Cambria Math" w:cs="Cambria Math"/>
-          <w:color w:val="EE0000"/>
-        </w:rPr>
-        <w:t>변화한다는</w:t>
-      </w:r>
-      <w:r>
-        <w:rPr>
-          <w:rFonts w:ascii="Cambria Math" w:hAnsi="Cambria Math" w:cs="Cambria Math"/>
-          <w:color w:val="EE0000"/>
-        </w:rPr>
-        <w:t xml:space="preserve"> </w:t>
-      </w:r>
-      <w:r>
-        <w:rPr>
-          <w:rFonts w:ascii="Cambria Math" w:hAnsi="Cambria Math" w:cs="Cambria Math"/>
-          <w:color w:val="EE0000"/>
-        </w:rPr>
-        <w:t>가설을</w:t>
-      </w:r>
-      <w:r>
-        <w:rPr>
-          <w:rFonts w:ascii="Cambria Math" w:hAnsi="Cambria Math" w:cs="Cambria Math"/>
-          <w:color w:val="EE0000"/>
-        </w:rPr>
-        <w:t xml:space="preserve"> </w:t>
-      </w:r>
-      <w:r>
-        <w:rPr>
-          <w:rFonts w:ascii="Cambria Math" w:hAnsi="Cambria Math" w:cs="Cambria Math"/>
-          <w:color w:val="EE0000"/>
-        </w:rPr>
-        <w:t>인용하여</w:t>
-      </w:r>
-      <w:r>
-        <w:rPr>
-          <w:rFonts w:ascii="Cambria Math" w:hAnsi="Cambria Math" w:cs="Cambria Math"/>
-          <w:color w:val="EE0000"/>
-        </w:rPr>
-        <w:t xml:space="preserve">, </w:t>
-      </w:r>
-      <w:r>
-        <w:rPr>
-          <w:rFonts w:ascii="Cambria Math" w:hAnsi="Cambria Math" w:cs="Cambria Math"/>
-          <w:color w:val="EE0000"/>
-        </w:rPr>
-        <w:t>본</w:t>
-      </w:r>
-      <w:r>
-        <w:rPr>
-          <w:rFonts w:ascii="Cambria Math" w:hAnsi="Cambria Math" w:cs="Cambria Math"/>
-          <w:color w:val="EE0000"/>
-        </w:rPr>
-        <w:t xml:space="preserve"> </w:t>
-      </w:r>
-      <w:r>
-        <w:rPr>
-          <w:rFonts w:ascii="Cambria Math" w:hAnsi="Cambria Math" w:cs="Cambria Math"/>
-          <w:color w:val="EE0000"/>
-        </w:rPr>
-        <w:t>연구에서</w:t>
-      </w:r>
-      <w:r>
-        <w:rPr>
-          <w:rFonts w:ascii="Cambria Math" w:hAnsi="Cambria Math" w:cs="Cambria Math"/>
-          <w:color w:val="EE0000"/>
-        </w:rPr>
-        <w:t xml:space="preserve"> </w:t>
-      </w:r>
-      <w:r>
-        <w:rPr>
-          <w:rFonts w:ascii="Cambria Math" w:hAnsi="Cambria Math" w:cs="Cambria Math"/>
-          <w:color w:val="EE0000"/>
-        </w:rPr>
-        <w:t>발견한</w:t>
-      </w:r>
-      <w:r>
-        <w:rPr>
-          <w:rFonts w:ascii="Cambria Math" w:hAnsi="Cambria Math" w:cs="Cambria Math" w:hint="eastAsia"/>
-          <w:color w:val="EE0000"/>
-        </w:rPr>
-        <w:t xml:space="preserve"> </w:t>
-      </w:r>
-      <w:r>
-        <w:rPr>
-          <w:rFonts w:ascii="Cambria Math" w:hAnsi="Cambria Math" w:cs="Cambria Math"/>
-          <w:color w:val="EE0000"/>
-        </w:rPr>
-        <w:t>감성</w:t>
-      </w:r>
-      <w:r>
-        <w:rPr>
-          <w:rFonts w:ascii="Cambria Math" w:hAnsi="Cambria Math" w:cs="Cambria Math"/>
-          <w:color w:val="EE0000"/>
-        </w:rPr>
-        <w:t xml:space="preserve"> → </w:t>
-      </w:r>
-      <w:r>
-        <w:rPr>
-          <w:rFonts w:ascii="Cambria Math" w:hAnsi="Cambria Math" w:cs="Cambria Math"/>
-          <w:color w:val="EE0000"/>
-        </w:rPr>
-        <w:t>펀더멘털의</w:t>
-      </w:r>
-      <w:r>
-        <w:rPr>
-          <w:rFonts w:ascii="Cambria Math" w:hAnsi="Cambria Math" w:cs="Cambria Math"/>
-          <w:color w:val="EE0000"/>
-        </w:rPr>
-        <w:t xml:space="preserve"> </w:t>
-      </w:r>
-      <w:r>
-        <w:rPr>
-          <w:rFonts w:ascii="Cambria Math" w:hAnsi="Cambria Math" w:cs="Cambria Math"/>
-          <w:color w:val="EE0000"/>
-        </w:rPr>
-        <w:t>구조적</w:t>
-      </w:r>
-      <w:r>
-        <w:rPr>
-          <w:rFonts w:ascii="Cambria Math" w:hAnsi="Cambria Math" w:cs="Cambria Math"/>
-          <w:color w:val="EE0000"/>
-        </w:rPr>
-        <w:t xml:space="preserve"> </w:t>
-      </w:r>
-      <w:r>
-        <w:rPr>
-          <w:rFonts w:ascii="Cambria Math" w:hAnsi="Cambria Math" w:cs="Cambria Math"/>
-          <w:color w:val="EE0000"/>
-        </w:rPr>
-        <w:t>전환을</w:t>
-      </w:r>
-      <w:r>
-        <w:rPr>
-          <w:rFonts w:ascii="Cambria Math" w:hAnsi="Cambria Math" w:cs="Cambria Math"/>
-          <w:color w:val="EE0000"/>
-        </w:rPr>
-        <w:t xml:space="preserve"> </w:t>
-      </w:r>
-      <w:r>
-        <w:rPr>
-          <w:rFonts w:ascii="Cambria Math" w:hAnsi="Cambria Math" w:cs="Cambria Math"/>
-          <w:color w:val="EE0000"/>
-        </w:rPr>
-        <w:t>지지하는</w:t>
-      </w:r>
-      <w:r>
-        <w:rPr>
-          <w:rFonts w:ascii="Cambria Math" w:hAnsi="Cambria Math" w:cs="Cambria Math"/>
-          <w:color w:val="EE0000"/>
-        </w:rPr>
-        <w:t xml:space="preserve"> </w:t>
-      </w:r>
-      <w:r>
-        <w:rPr>
-          <w:rFonts w:ascii="Cambria Math" w:hAnsi="Cambria Math" w:cs="Cambria Math"/>
-          <w:color w:val="EE0000"/>
-        </w:rPr>
-        <w:t>이론적</w:t>
-      </w:r>
-      <w:r>
-        <w:rPr>
-          <w:rFonts w:ascii="Cambria Math" w:hAnsi="Cambria Math" w:cs="Cambria Math"/>
-          <w:color w:val="EE0000"/>
-        </w:rPr>
-        <w:t xml:space="preserve"> </w:t>
-      </w:r>
-      <w:r>
-        <w:rPr>
-          <w:rFonts w:ascii="Cambria Math" w:hAnsi="Cambria Math" w:cs="Cambria Math"/>
-          <w:color w:val="EE0000"/>
-        </w:rPr>
-        <w:t>근거로</w:t>
-      </w:r>
-      <w:r>
-        <w:rPr>
-          <w:rFonts w:ascii="Cambria Math" w:hAnsi="Cambria Math" w:cs="Cambria Math"/>
-          <w:color w:val="EE0000"/>
-        </w:rPr>
-        <w:t xml:space="preserve"> </w:t>
-      </w:r>
-      <w:r>
-        <w:rPr>
-          <w:rFonts w:ascii="Cambria Math" w:hAnsi="Cambria Math" w:cs="Cambria Math"/>
-          <w:color w:val="EE0000"/>
-        </w:rPr>
-        <w:t>제시하였습니다</w:t>
-      </w:r>
-      <w:r>
-        <w:rPr>
-          <w:rFonts w:ascii="Cambria Math" w:hAnsi="Cambria Math" w:cs="Cambria Math"/>
-          <w:color w:val="EE0000"/>
-        </w:rPr>
-        <w:t>.</w:t>
-      </w:r>
-    </w:p>
-    <w:p>
-      <w:pPr>
-        <w:pBdr>
-          <w:top w:val="nil"/>
-          <w:left w:val="nil"/>
-          <w:bottom w:val="nil"/>
-          <w:right w:val="nil"/>
-          <w:between w:val="nil"/>
-        </w:pBdr>
-        <w:spacing w:after="0" w:line="240" w:lineRule="auto"/>
-        <w:rPr>
-          <w:rFonts w:ascii="Cambria Math" w:hAnsi="Cambria Math" w:cs="Cambria Math"/>
-          <w:color w:val="EE0000"/>
-        </w:rPr>
-      </w:pPr>
-      <w:r>
-        <w:rPr>
-          <w:rFonts w:ascii="Cambria Math" w:hAnsi="Cambria Math" w:cs="Cambria Math" w:hint="eastAsia"/>
-          <w:color w:val="EE0000"/>
-        </w:rPr>
-        <w:t>이를</w:t>
-      </w:r>
-      <w:r>
-        <w:rPr>
-          <w:rFonts w:ascii="Cambria Math" w:hAnsi="Cambria Math" w:cs="Cambria Math"/>
-          <w:color w:val="EE0000"/>
-        </w:rPr>
-        <w:t xml:space="preserve"> </w:t>
-      </w:r>
-      <w:r>
-        <w:rPr>
-          <w:rFonts w:ascii="Cambria Math" w:hAnsi="Cambria Math" w:cs="Cambria Math"/>
-          <w:color w:val="EE0000"/>
-        </w:rPr>
-        <w:t>통해</w:t>
-      </w:r>
-      <w:r>
-        <w:rPr>
-          <w:rFonts w:ascii="Cambria Math" w:hAnsi="Cambria Math" w:cs="Cambria Math"/>
-          <w:color w:val="EE0000"/>
-        </w:rPr>
-        <w:t xml:space="preserve"> </w:t>
-      </w:r>
-      <w:r>
-        <w:rPr>
-          <w:rFonts w:ascii="Cambria Math" w:hAnsi="Cambria Math" w:cs="Cambria Math"/>
-          <w:color w:val="EE0000"/>
-        </w:rPr>
-        <w:t>본</w:t>
-      </w:r>
-      <w:r>
-        <w:rPr>
-          <w:rFonts w:ascii="Cambria Math" w:hAnsi="Cambria Math" w:cs="Cambria Math"/>
-          <w:color w:val="EE0000"/>
-        </w:rPr>
-        <w:t xml:space="preserve"> </w:t>
-      </w:r>
-      <w:r>
-        <w:rPr>
-          <w:rFonts w:ascii="Cambria Math" w:hAnsi="Cambria Math" w:cs="Cambria Math"/>
-          <w:color w:val="EE0000"/>
-        </w:rPr>
-        <w:t>연구의</w:t>
-      </w:r>
-      <w:r>
-        <w:rPr>
-          <w:rFonts w:ascii="Cambria Math" w:hAnsi="Cambria Math" w:cs="Cambria Math"/>
-          <w:color w:val="EE0000"/>
-        </w:rPr>
-        <w:t xml:space="preserve"> </w:t>
-      </w:r>
-      <w:r>
-        <w:rPr>
-          <w:rFonts w:ascii="Cambria Math" w:hAnsi="Cambria Math" w:cs="Cambria Math"/>
-          <w:color w:val="EE0000"/>
-        </w:rPr>
-        <w:t>결과가</w:t>
-      </w:r>
-      <w:r>
-        <w:rPr>
-          <w:rFonts w:ascii="Cambria Math" w:hAnsi="Cambria Math" w:cs="Cambria Math"/>
-          <w:color w:val="EE0000"/>
-        </w:rPr>
-        <w:t xml:space="preserve"> </w:t>
-      </w:r>
-      <w:r>
-        <w:rPr>
-          <w:rFonts w:ascii="Cambria Math" w:hAnsi="Cambria Math" w:cs="Cambria Math"/>
-          <w:color w:val="EE0000"/>
-        </w:rPr>
-        <w:t>단순한</w:t>
-      </w:r>
-      <w:r>
-        <w:rPr>
-          <w:rFonts w:ascii="Cambria Math" w:hAnsi="Cambria Math" w:cs="Cambria Math"/>
-          <w:color w:val="EE0000"/>
-        </w:rPr>
-        <w:t xml:space="preserve"> </w:t>
-      </w:r>
-      <w:r>
-        <w:rPr>
-          <w:rFonts w:ascii="Cambria Math" w:hAnsi="Cambria Math" w:cs="Cambria Math"/>
-          <w:color w:val="EE0000"/>
-        </w:rPr>
-        <w:t>데이터</w:t>
-      </w:r>
-      <w:r>
-        <w:rPr>
-          <w:rFonts w:ascii="Cambria Math" w:hAnsi="Cambria Math" w:cs="Cambria Math"/>
-          <w:color w:val="EE0000"/>
-        </w:rPr>
-        <w:t xml:space="preserve"> </w:t>
-      </w:r>
-      <w:r>
-        <w:rPr>
-          <w:rFonts w:ascii="Cambria Math" w:hAnsi="Cambria Math" w:cs="Cambria Math"/>
-          <w:color w:val="EE0000"/>
-        </w:rPr>
-        <w:t>분석의</w:t>
-      </w:r>
-      <w:r>
-        <w:rPr>
-          <w:rFonts w:ascii="Cambria Math" w:hAnsi="Cambria Math" w:cs="Cambria Math"/>
-          <w:color w:val="EE0000"/>
-        </w:rPr>
-        <w:t xml:space="preserve"> </w:t>
-      </w:r>
-      <w:r>
-        <w:rPr>
-          <w:rFonts w:ascii="Cambria Math" w:hAnsi="Cambria Math" w:cs="Cambria Math"/>
-          <w:color w:val="EE0000"/>
-        </w:rPr>
-        <w:t>결과를</w:t>
-      </w:r>
-      <w:r>
-        <w:rPr>
-          <w:rFonts w:ascii="Cambria Math" w:hAnsi="Cambria Math" w:cs="Cambria Math"/>
-          <w:color w:val="EE0000"/>
-        </w:rPr>
-        <w:t xml:space="preserve"> </w:t>
-      </w:r>
-      <w:r>
-        <w:rPr>
-          <w:rFonts w:ascii="Cambria Math" w:hAnsi="Cambria Math" w:cs="Cambria Math"/>
-          <w:color w:val="EE0000"/>
-        </w:rPr>
-        <w:t>넘어</w:t>
-      </w:r>
-      <w:r>
-        <w:rPr>
-          <w:rFonts w:ascii="Cambria Math" w:hAnsi="Cambria Math" w:cs="Cambria Math"/>
-          <w:color w:val="EE0000"/>
-        </w:rPr>
-        <w:t xml:space="preserve">, </w:t>
-      </w:r>
-      <w:r>
-        <w:rPr>
-          <w:rFonts w:ascii="Cambria Math" w:hAnsi="Cambria Math" w:cs="Cambria Math"/>
-          <w:color w:val="EE0000"/>
-        </w:rPr>
-        <w:t>금융</w:t>
-      </w:r>
-      <w:r>
-        <w:rPr>
-          <w:rFonts w:ascii="Cambria Math" w:hAnsi="Cambria Math" w:cs="Cambria Math"/>
-          <w:color w:val="EE0000"/>
-        </w:rPr>
-        <w:t xml:space="preserve"> </w:t>
-      </w:r>
-      <w:r>
-        <w:rPr>
-          <w:rFonts w:ascii="Cambria Math" w:hAnsi="Cambria Math" w:cs="Cambria Math"/>
-          <w:color w:val="EE0000"/>
-        </w:rPr>
-        <w:t>시장의</w:t>
-      </w:r>
-      <w:r>
-        <w:rPr>
-          <w:rFonts w:ascii="Cambria Math" w:hAnsi="Cambria Math" w:cs="Cambria Math"/>
-          <w:color w:val="EE0000"/>
-        </w:rPr>
-        <w:t xml:space="preserve"> </w:t>
-      </w:r>
-      <w:r>
-        <w:rPr>
-          <w:rFonts w:ascii="Cambria Math" w:hAnsi="Cambria Math" w:cs="Cambria Math"/>
-          <w:color w:val="EE0000"/>
-        </w:rPr>
-        <w:t>보편적</w:t>
-      </w:r>
-      <w:r>
-        <w:rPr>
-          <w:rFonts w:ascii="Cambria Math" w:hAnsi="Cambria Math" w:cs="Cambria Math"/>
-          <w:color w:val="EE0000"/>
-        </w:rPr>
-        <w:t xml:space="preserve"> </w:t>
-      </w:r>
-      <w:r>
-        <w:rPr>
-          <w:rFonts w:ascii="Cambria Math" w:hAnsi="Cambria Math" w:cs="Cambria Math"/>
-          <w:color w:val="EE0000"/>
-        </w:rPr>
-        <w:t>작동</w:t>
-      </w:r>
-      <w:r>
-        <w:rPr>
-          <w:rFonts w:ascii="Cambria Math" w:hAnsi="Cambria Math" w:cs="Cambria Math"/>
-          <w:color w:val="EE0000"/>
-        </w:rPr>
-        <w:t xml:space="preserve"> </w:t>
-      </w:r>
-      <w:r>
-        <w:rPr>
-          <w:rFonts w:ascii="Cambria Math" w:hAnsi="Cambria Math" w:cs="Cambria Math"/>
-          <w:color w:val="EE0000"/>
-        </w:rPr>
-        <w:t>원리를</w:t>
-      </w:r>
-      <w:r>
-        <w:rPr>
-          <w:rFonts w:ascii="Cambria Math" w:hAnsi="Cambria Math" w:cs="Cambria Math"/>
-          <w:color w:val="EE0000"/>
-        </w:rPr>
-        <w:t xml:space="preserve"> </w:t>
-      </w:r>
-      <w:r>
-        <w:rPr>
-          <w:rFonts w:ascii="Cambria Math" w:hAnsi="Cambria Math" w:cs="Cambria Math"/>
-          <w:color w:val="EE0000"/>
-        </w:rPr>
-        <w:t>외환</w:t>
-      </w:r>
-      <w:r>
-        <w:rPr>
-          <w:rFonts w:ascii="Cambria Math" w:hAnsi="Cambria Math" w:cs="Cambria Math"/>
-          <w:color w:val="EE0000"/>
-        </w:rPr>
-        <w:t xml:space="preserve"> </w:t>
-      </w:r>
-      <w:r>
-        <w:rPr>
-          <w:rFonts w:ascii="Cambria Math" w:hAnsi="Cambria Math" w:cs="Cambria Math"/>
-          <w:color w:val="EE0000"/>
-        </w:rPr>
-        <w:t>시장</w:t>
-      </w:r>
-      <w:r>
-        <w:rPr>
-          <w:rFonts w:ascii="Cambria Math" w:hAnsi="Cambria Math" w:cs="Cambria Math"/>
-          <w:color w:val="EE0000"/>
-        </w:rPr>
-        <w:t xml:space="preserve"> </w:t>
-      </w:r>
-      <w:r>
-        <w:rPr>
-          <w:rFonts w:ascii="Cambria Math" w:hAnsi="Cambria Math" w:cs="Cambria Math"/>
-          <w:color w:val="EE0000"/>
-        </w:rPr>
-        <w:t>예측</w:t>
-      </w:r>
-      <w:r>
-        <w:rPr>
-          <w:rFonts w:ascii="Cambria Math" w:hAnsi="Cambria Math" w:cs="Cambria Math"/>
-          <w:color w:val="EE0000"/>
-        </w:rPr>
-        <w:t xml:space="preserve"> </w:t>
-      </w:r>
-      <w:r>
-        <w:rPr>
-          <w:rFonts w:ascii="Cambria Math" w:hAnsi="Cambria Math" w:cs="Cambria Math"/>
-          <w:color w:val="EE0000"/>
-        </w:rPr>
-        <w:t>모델링을</w:t>
-      </w:r>
-      <w:r>
-        <w:rPr>
-          <w:rFonts w:ascii="Cambria Math" w:hAnsi="Cambria Math" w:cs="Cambria Math"/>
-          <w:color w:val="EE0000"/>
-        </w:rPr>
-        <w:t xml:space="preserve"> </w:t>
-      </w:r>
-      <w:r>
-        <w:rPr>
-          <w:rFonts w:ascii="Cambria Math" w:hAnsi="Cambria Math" w:cs="Cambria Math"/>
-          <w:color w:val="EE0000"/>
-        </w:rPr>
-        <w:t>통해</w:t>
-      </w:r>
-      <w:r>
-        <w:rPr>
-          <w:rFonts w:ascii="Cambria Math" w:hAnsi="Cambria Math" w:cs="Cambria Math"/>
-          <w:color w:val="EE0000"/>
-        </w:rPr>
-        <w:t xml:space="preserve"> </w:t>
-      </w:r>
-      <w:r>
-        <w:rPr>
-          <w:rFonts w:ascii="Cambria Math" w:hAnsi="Cambria Math" w:cs="Cambria Math"/>
-          <w:color w:val="EE0000"/>
-        </w:rPr>
-        <w:t>재확인하고</w:t>
-      </w:r>
-      <w:r>
-        <w:rPr>
-          <w:rFonts w:ascii="Cambria Math" w:hAnsi="Cambria Math" w:cs="Cambria Math"/>
-          <w:color w:val="EE0000"/>
-        </w:rPr>
-        <w:t xml:space="preserve"> </w:t>
-      </w:r>
-      <w:r>
-        <w:rPr>
-          <w:rFonts w:ascii="Cambria Math" w:hAnsi="Cambria Math" w:cs="Cambria Math"/>
-          <w:color w:val="EE0000"/>
-        </w:rPr>
-        <w:t>확장했음을</w:t>
-      </w:r>
-      <w:r>
-        <w:rPr>
-          <w:rFonts w:ascii="Cambria Math" w:hAnsi="Cambria Math" w:cs="Cambria Math"/>
-          <w:color w:val="EE0000"/>
-        </w:rPr>
-        <w:t xml:space="preserve"> </w:t>
-      </w:r>
-      <w:r>
-        <w:rPr>
-          <w:rFonts w:ascii="Cambria Math" w:hAnsi="Cambria Math" w:cs="Cambria Math"/>
-          <w:color w:val="EE0000"/>
-        </w:rPr>
-        <w:t>명확히</w:t>
-      </w:r>
-      <w:r>
-        <w:rPr>
-          <w:rFonts w:ascii="Cambria Math" w:hAnsi="Cambria Math" w:cs="Cambria Math"/>
-          <w:color w:val="EE0000"/>
-        </w:rPr>
-        <w:t xml:space="preserve"> </w:t>
-      </w:r>
-      <w:r>
-        <w:rPr>
-          <w:rFonts w:ascii="Cambria Math" w:hAnsi="Cambria Math" w:cs="Cambria Math"/>
-          <w:color w:val="EE0000"/>
-        </w:rPr>
-        <w:t>기술하였습니다</w:t>
-      </w:r>
-      <w:r>
-        <w:rPr>
-          <w:rFonts w:ascii="Cambria Math" w:hAnsi="Cambria Math" w:cs="Cambria Math"/>
-          <w:color w:val="EE0000"/>
-        </w:rPr>
-        <w:t>.</w:t>
-      </w:r>
-    </w:p>
-    <w:p>
-      <w:pPr>
-        <w:pBdr>
-          <w:top w:val="nil"/>
-          <w:left w:val="nil"/>
-          <w:bottom w:val="nil"/>
-          <w:right w:val="nil"/>
-          <w:between w:val="nil"/>
-        </w:pBdr>
-        <w:spacing w:after="0" w:line="240" w:lineRule="auto"/>
-        <w:rPr>
-          <w:rFonts w:ascii="Cambria Math" w:hAnsi="Cambria Math" w:cs="Cambria Math"/>
-          <w:color w:val="EE0000"/>
-        </w:rPr>
-      </w:pPr>
-    </w:p>
-    <w:p>
-      <w:pPr>
-        <w:pBdr>
-          <w:top w:val="nil"/>
-          <w:left w:val="nil"/>
-          <w:bottom w:val="nil"/>
-          <w:right w:val="nil"/>
-          <w:between w:val="nil"/>
-        </w:pBdr>
-        <w:spacing w:after="0" w:line="240" w:lineRule="auto"/>
-        <w:rPr>
-          <w:color w:val="EE0000"/>
-        </w:rPr>
-      </w:pPr>
-      <w:r>
-        <w:rPr>
-          <w:rFonts w:hint="eastAsia"/>
-          <w:b/>
-          <w:color w:val="EE0000"/>
-        </w:rPr>
-        <w:t>수정</w:t>
-      </w:r>
-      <w:r>
-        <w:rPr>
-          <w:rFonts w:hint="eastAsia"/>
-          <w:b/>
-          <w:color w:val="EE0000"/>
-        </w:rPr>
-        <w:t>사항</w:t>
-      </w:r>
-      <w:r>
-        <w:rPr>
-          <w:b/>
-          <w:color w:val="EE0000"/>
         </w:rPr>
         <w:t xml:space="preserve">: </w:t>
       </w:r>
@@ -2367,53 +1149,63 @@
           </w:tcPr>
           <w:p>
             <w:pPr>
+              <w:wordWrap/>
               <w:rPr>
-                <w:b/>
                 <w:bCs/>
               </w:rPr>
             </w:pPr>
             <w:r>
               <w:rPr>
-                <w:rFonts w:hint="eastAsia"/>
                 <w:b/>
+              </w:rPr>
+              <w:t>[변경]</w:t>
+            </w:r>
+            <w:r>
+              <w:rPr>
                 <w:bCs/>
               </w:rPr>
-              <w:t>[</w:t>
-            </w:r>
-            <w:r>
-              <w:rPr>
-                <w:rFonts w:hint="eastAsia"/>
-                <w:b/>
-                <w:bCs/>
-              </w:rPr>
-              <w:t xml:space="preserve">신규 </w:t>
-            </w:r>
-            <w:r>
-              <w:rPr>
-                <w:rFonts w:hint="eastAsia"/>
-                <w:b/>
-                <w:bCs/>
-              </w:rPr>
-              <w:t xml:space="preserve">및 </w:t>
-            </w:r>
-            <w:r>
-              <w:rPr>
-                <w:rFonts w:hint="eastAsia"/>
-                <w:b/>
-                <w:bCs/>
-              </w:rPr>
-              <w:t>변경]</w:t>
+              <w:t xml:space="preserve"> I. 서론: 마케팅 이론의 공백 및 데이터 중심 AI의 개념적 기여 서술 추가 (원고 p.4-5)</w:t>
             </w:r>
           </w:p>
           <w:p>
             <w:pPr>
               <w:wordWrap/>
-              <w:spacing w:line="420" w:lineRule="auto"/>
               <w:rPr>
-                <w:rFonts w:ascii="바탕체" w:eastAsia="바탕체" w:hAnsi="바탕체" w:cs="Times New Roman" w:hint="eastAsia"/>
-                <w:color w:val="0070C0"/>
+                <w:bCs/>
               </w:rPr>
             </w:pPr>
+            <w:r>
+              <w:rPr>
+                <w:b/>
+              </w:rPr>
+              <w:t>[변경]</w:t>
+            </w:r>
+            <w:r>
+              <w:rPr>
+                <w:bCs/>
+              </w:rPr>
+              <w:t xml:space="preserve"> I. 서론: 3가지 연구 질문(RQs)의 경영학적 관점 전면 재작성 (원고 p.5)</w:t>
+            </w:r>
+          </w:p>
+          <w:p>
+            <w:pPr>
+              <w:wordWrap/>
+              <w:rPr>
+                <w:rFonts w:ascii="바탕체" w:eastAsia="바탕체" w:hAnsi="바탕체" w:cs="Times New Roman"/>
+              </w:rPr>
+            </w:pPr>
+            <w:r>
+              <w:rPr>
+                <w:b/>
+              </w:rPr>
+              <w:t>[변경/추가]</w:t>
+            </w:r>
+            <w:r>
+              <w:rPr>
+                <w:bCs/>
+              </w:rPr>
+              <w:t xml:space="preserve"> V. 토의 및 한계: 1. 이론적 기여 부분 내용 구조화 및 이론적 공백 해소에 대한 논증 대폭 추가 (원고 p.45)</w:t>
+            </w:r>
           </w:p>
         </w:tc>
       </w:tr>
@@ -2447,11 +1239,19 @@
         <w:pStyle w:val="3"/>
         <w:spacing w:after="0" w:line="240" w:lineRule="auto"/>
       </w:pPr>
-      <w:r>
-        <w:rPr>
-          <w:rFonts w:hint="eastAsia"/>
-        </w:rPr>
-        <w:t>심사자 #1, 심사내용</w:t>
+      <w:proofErr w:type="spellStart"/>
+      <w:r>
+        <w:rPr>
+          <w:rFonts w:hint="eastAsia"/>
+        </w:rPr>
+        <w:t>심사자</w:t>
+      </w:r>
+      <w:proofErr w:type="spellEnd"/>
+      <w:r>
+        <w:rPr>
+          <w:rFonts w:hint="eastAsia"/>
+        </w:rPr>
+        <w:t xml:space="preserve"> #1, 심사내용</w:t>
       </w:r>
       <w:r>
         <w:t xml:space="preserve"> #</w:t>
@@ -2495,11 +1295,15 @@
               <w:t>논문은</w:t>
             </w:r>
             <w:r>
-              <w:t xml:space="preserve"> “딥러닝 대비 도메인 지식 기반 특성 공학의 우수성”을 반복적으로 강조하지만, 이론적 기여로 구조화하지 않는다. 결과적으로 본 연구가 마케팅 이론을 ‘검증’하는 연구인지, ‘확장’하는 연구인지, 혹은 단순히 ‘적용’하는 연구인지가 모호하다. 경영학연구 관점에서는 알고리즘 성능 향상 자체보다, 왜 마케팅 피로도나 시점 역동성이 구매 의사결정의 핵심 메커니즘으로 작동하는지에 대한 이론적 논증이 보다 전면에 </w:t>
-            </w:r>
-            <w:r>
-              <w:lastRenderedPageBreak/>
-              <w:t>제시될 필요가 있다.</w:t>
+              <w:t xml:space="preserve"> “딥러닝 대비 도메인 지식 기반 특성 공학의 우수성”을 반복적으로 강조하지만, 이론적 기여로 </w:t>
+            </w:r>
+            <w:proofErr w:type="spellStart"/>
+            <w:r>
+              <w:t>구조화하지</w:t>
+            </w:r>
+            <w:proofErr w:type="spellEnd"/>
+            <w:r>
+              <w:t xml:space="preserve"> 않는다. 결과적으로 본 연구가 마케팅 이론을 ‘검증’하는 연구인지, ‘확장’하는 연구인지, 혹은 단순히 ‘적용’하는 연구인지가 모호하다. 경영학연구 관점에서는 알고리즘 성능 향상 자체보다, 왜 마케팅 피로도나 시점 역동성이 구매 의사결정의 핵심 메커니즘으로 작동하는지에 대한 이론적 논증이 보다 전면에 제시될 필요가 있다.</w:t>
             </w:r>
           </w:p>
         </w:tc>
@@ -2529,367 +1333,348 @@
         <w:spacing w:after="0" w:line="240" w:lineRule="auto"/>
         <w:rPr>
           <w:bCs/>
+        </w:rPr>
+      </w:pPr>
+      <w:r>
+        <w:rPr>
+          <w:rFonts w:hint="eastAsia"/>
+          <w:b/>
+        </w:rPr>
+        <w:t>저자답변</w:t>
+      </w:r>
+      <w:r>
+        <w:rPr>
+          <w:b/>
+        </w:rPr>
+        <w:t>:</w:t>
+      </w:r>
+      <w:r>
+        <w:rPr>
+          <w:rFonts w:hint="eastAsia"/>
+          <w:bCs/>
+        </w:rPr>
+        <w:t xml:space="preserve"> </w:t>
+      </w:r>
+      <w:r>
+        <w:rPr>
+          <w:rFonts w:hint="eastAsia"/>
+          <w:bCs/>
+        </w:rPr>
+        <w:t>심사위원님의</w:t>
+      </w:r>
+      <w:r>
+        <w:rPr>
+          <w:bCs/>
+        </w:rPr>
+        <w:t xml:space="preserve"> 깊이 있고 날카로운 지적에 진심으로 감사드립니다. 심사위원님께서 </w:t>
+      </w:r>
+      <w:proofErr w:type="spellStart"/>
+      <w:r>
+        <w:rPr>
+          <w:bCs/>
+        </w:rPr>
+        <w:t>짚어주신</w:t>
+      </w:r>
+      <w:proofErr w:type="spellEnd"/>
+      <w:r>
+        <w:rPr>
+          <w:bCs/>
+        </w:rPr>
+        <w:t xml:space="preserve"> 바와 같이, 이전 원고는 알고리즘의 성과 비교에 초점을 맞추다 보니 본 연구의 학술적 정체성(이론의 적용인지, 검증인지, 확장인지)과 현상의 기저 메커니즘에 대한 논증이 부족했습니다.</w:t>
+      </w:r>
+    </w:p>
+    <w:p>
+      <w:pPr>
+        <w:pBdr>
+          <w:top w:val="nil"/>
+          <w:left w:val="nil"/>
+          <w:bottom w:val="nil"/>
+          <w:right w:val="nil"/>
+          <w:between w:val="nil"/>
+        </w:pBdr>
+        <w:spacing w:after="0" w:line="240" w:lineRule="auto"/>
+        <w:rPr>
+          <w:bCs/>
+        </w:rPr>
+      </w:pPr>
+      <w:r>
+        <w:rPr>
+          <w:rFonts w:hint="eastAsia"/>
+          <w:bCs/>
+        </w:rPr>
+        <w:t>저자들은</w:t>
+      </w:r>
+      <w:r>
+        <w:rPr>
+          <w:bCs/>
+        </w:rPr>
+        <w:t xml:space="preserve"> 심사위원님의 의견을 전적으로 수용하여, 본 연구의 정체성을 “기존 마케팅 행동 이론을 현대 다중 접점 디지털 환경의 실시간 분석 체계로 확장하는 연구”로 명확히 재정립하였습니다. 또한, 왜 특정 변수들이 의사결정의 핵심 기제로 작동하는지에 대한 이론적 논증을 서론과 토의 부분에 전면 배치하였습니다.</w:t>
+      </w:r>
+    </w:p>
+    <w:p>
+      <w:pPr>
+        <w:pBdr>
+          <w:top w:val="nil"/>
+          <w:left w:val="nil"/>
+          <w:bottom w:val="nil"/>
+          <w:right w:val="nil"/>
+          <w:between w:val="nil"/>
+        </w:pBdr>
+        <w:spacing w:after="0" w:line="240" w:lineRule="auto"/>
+        <w:rPr>
+          <w:bCs/>
+        </w:rPr>
+      </w:pPr>
+    </w:p>
+    <w:p>
+      <w:pPr>
+        <w:pBdr>
+          <w:top w:val="nil"/>
+          <w:left w:val="nil"/>
+          <w:bottom w:val="nil"/>
+          <w:right w:val="nil"/>
+          <w:between w:val="nil"/>
+        </w:pBdr>
+        <w:spacing w:after="0" w:line="240" w:lineRule="auto"/>
+        <w:rPr>
+          <w:b/>
+        </w:rPr>
+      </w:pPr>
+      <w:r>
+        <w:rPr>
+          <w:b/>
+        </w:rPr>
+        <w:t>1. 연구의 이론적 포지셔닝 명확화 (서론 수정):</w:t>
+      </w:r>
+      <w:r>
+        <w:rPr>
+          <w:rFonts w:hint="eastAsia"/>
+          <w:b/>
+        </w:rPr>
+        <w:t xml:space="preserve"> </w:t>
+      </w:r>
+      <w:r>
+        <w:rPr>
+          <w:rFonts w:hint="eastAsia"/>
+          <w:bCs/>
+        </w:rPr>
+        <w:t>서론부에</w:t>
+      </w:r>
+      <w:r>
+        <w:rPr>
+          <w:bCs/>
+        </w:rPr>
+        <w:t xml:space="preserve"> 본 연구가 기존 이론의 단순한 적용이 아님을 명시하였습니다. 과거의 소비 행동 이론(습관화, 캘린더 효과 등)이 주로 거시적이고 집계된 데이터를 바탕으로 논의되었다면, 본 연구는 이를 실시간 로그 기반의 동적 상태 변수로 </w:t>
+      </w:r>
+      <w:proofErr w:type="spellStart"/>
+      <w:r>
+        <w:rPr>
+          <w:bCs/>
+        </w:rPr>
+        <w:t>조작화함으로써</w:t>
+      </w:r>
+      <w:proofErr w:type="spellEnd"/>
+      <w:r>
+        <w:rPr>
+          <w:bCs/>
+        </w:rPr>
+        <w:t xml:space="preserve"> 이론의 적용 범위를 미시적이고 동태적인 예측의 영역으로 확장했음을 명확히 서술하였습니다.</w:t>
+      </w:r>
+    </w:p>
+    <w:p>
+      <w:pPr>
+        <w:pBdr>
+          <w:top w:val="nil"/>
+          <w:left w:val="nil"/>
+          <w:bottom w:val="nil"/>
+          <w:right w:val="nil"/>
+          <w:between w:val="nil"/>
+        </w:pBdr>
+        <w:spacing w:after="0" w:line="240" w:lineRule="auto"/>
+        <w:rPr>
+          <w:b/>
+        </w:rPr>
+      </w:pPr>
+      <w:r>
+        <w:rPr>
+          <w:b/>
+        </w:rPr>
+        <w:t>2. 구매 의사결정 메커니즘에 대한 이론적 논증 강화 (토의 수정):</w:t>
+      </w:r>
+      <w:r>
+        <w:rPr>
+          <w:rFonts w:hint="eastAsia"/>
+          <w:b/>
+        </w:rPr>
+        <w:t xml:space="preserve"> </w:t>
+      </w:r>
+      <w:r>
+        <w:rPr>
+          <w:bCs/>
+        </w:rPr>
+        <w:t>“V. 토의 및 한계”의 첫 번째 섹션(이론적 기여)을 대폭 수정하여, 마케팅 피로도와 시점 역동성이 왜 구매 이력보다 더 중요한 메커니즘으로 작동하는지 인지 심리학 및 마케팅 이론을 바탕으로 논증하였습니다.</w:t>
+      </w:r>
+    </w:p>
+    <w:p>
+      <w:pPr>
+        <w:pStyle w:val="afffffff6"/>
+        <w:numPr>
+          <w:ilvl w:val="0"/>
+          <w:numId w:val="19"/>
+        </w:numPr>
+        <w:pBdr>
+          <w:top w:val="nil"/>
+          <w:left w:val="nil"/>
+          <w:bottom w:val="nil"/>
+          <w:right w:val="nil"/>
+          <w:between w:val="nil"/>
+        </w:pBdr>
+        <w:spacing w:after="0" w:line="240" w:lineRule="auto"/>
+        <w:ind w:leftChars="0"/>
+        <w:rPr>
+          <w:bCs/>
+        </w:rPr>
+      </w:pPr>
+      <w:r>
+        <w:rPr>
+          <w:rFonts w:hint="eastAsia"/>
+          <w:b/>
+        </w:rPr>
+        <w:t>마케팅</w:t>
+      </w:r>
+      <w:r>
+        <w:rPr>
+          <w:b/>
+        </w:rPr>
+        <w:t xml:space="preserve"> 피로도:</w:t>
+      </w:r>
+      <w:r>
+        <w:rPr>
+          <w:bCs/>
+        </w:rPr>
+        <w:t xml:space="preserve"> 정보 처리 이론(Information Processing Theory)과 인지적 과부하(Cognitive Overload) 관점에서 서술하였습니다. 빈번한 마케팅 노출은 소비자의 한정된 인지 자원을 고갈시키며, 따라서 피로도의 해소가 선행되지 않으면 어떠한 자극도 수용되지 않는다는 메커니즘을 SHAP 분석 결과와 연결하여 논증하였습니다.</w:t>
+      </w:r>
+    </w:p>
+    <w:p>
+      <w:pPr>
+        <w:pStyle w:val="afffffff6"/>
+        <w:numPr>
+          <w:ilvl w:val="0"/>
+          <w:numId w:val="19"/>
+        </w:numPr>
+        <w:pBdr>
+          <w:top w:val="nil"/>
+          <w:left w:val="nil"/>
+          <w:bottom w:val="nil"/>
+          <w:right w:val="nil"/>
+          <w:between w:val="nil"/>
+        </w:pBdr>
+        <w:spacing w:after="0" w:line="240" w:lineRule="auto"/>
+        <w:ind w:leftChars="0"/>
+        <w:rPr>
+          <w:bCs/>
+        </w:rPr>
+      </w:pPr>
+      <w:r>
+        <w:rPr>
+          <w:rFonts w:hint="eastAsia"/>
+          <w:b/>
+        </w:rPr>
+        <w:t>시점</w:t>
+      </w:r>
+      <w:r>
+        <w:rPr>
+          <w:b/>
+        </w:rPr>
+        <w:t xml:space="preserve"> 역동성:</w:t>
+      </w:r>
+      <w:r>
+        <w:rPr>
+          <w:bCs/>
+        </w:rPr>
+        <w:t xml:space="preserve"> 상황 의존적 선호(Context-dependent Preference) 관점에서 서술하였습니다. 내재된 구매 욕구는 고정된 것이 아니라, 급여일이나 개인의 활동 리듬과 같은 특정한 시간적 맥락이 외부 트리거로 작용할 때 폭발적으로 발현된다는 점을 설명하였습니다.</w:t>
+      </w:r>
+    </w:p>
+    <w:p>
+      <w:pPr>
+        <w:pBdr>
+          <w:top w:val="nil"/>
+          <w:left w:val="nil"/>
+          <w:bottom w:val="nil"/>
+          <w:right w:val="nil"/>
+          <w:between w:val="nil"/>
+        </w:pBdr>
+        <w:spacing w:after="0" w:line="240" w:lineRule="auto"/>
+        <w:rPr>
+          <w:bCs/>
+        </w:rPr>
+      </w:pPr>
+    </w:p>
+    <w:p>
+      <w:pPr>
+        <w:pBdr>
+          <w:top w:val="nil"/>
+          <w:left w:val="nil"/>
+          <w:bottom w:val="nil"/>
+          <w:right w:val="nil"/>
+          <w:between w:val="nil"/>
+        </w:pBdr>
+        <w:spacing w:after="0" w:line="240" w:lineRule="auto"/>
+      </w:pPr>
+      <w:r>
+        <w:rPr>
+          <w:rFonts w:hint="eastAsia"/>
+          <w:bCs/>
+        </w:rPr>
+        <w:t>심사위원님의</w:t>
+      </w:r>
+      <w:r>
+        <w:rPr>
+          <w:bCs/>
+        </w:rPr>
+        <w:t xml:space="preserve"> 고견 덕분에 본 연구가 단순한 방법론적 비교를 넘어, 경영학과 마케팅 문헌에 기여할 수 있는 이론적 깊이와 논리적 설득력을 갖추게 되었습니다. 진심으로 감사드립니다.</w:t>
+      </w:r>
+    </w:p>
+    <w:p>
+      <w:pPr>
+        <w:pBdr>
+          <w:top w:val="nil"/>
+          <w:left w:val="nil"/>
+          <w:bottom w:val="nil"/>
+          <w:right w:val="nil"/>
+          <w:between w:val="nil"/>
+        </w:pBdr>
+        <w:spacing w:after="0" w:line="240" w:lineRule="auto"/>
+        <w:rPr>
           <w:color w:val="EE0000"/>
         </w:rPr>
       </w:pPr>
-      <w:r>
-        <w:rPr>
-          <w:rFonts w:hint="eastAsia"/>
+    </w:p>
+    <w:p>
+      <w:pPr>
+        <w:pBdr>
+          <w:top w:val="nil"/>
+          <w:left w:val="nil"/>
+          <w:bottom w:val="nil"/>
+          <w:right w:val="nil"/>
+          <w:between w:val="nil"/>
+        </w:pBdr>
+        <w:spacing w:after="0" w:line="240" w:lineRule="auto"/>
+        <w:rPr>
           <w:b/>
-          <w:color w:val="EE0000"/>
-        </w:rPr>
-        <w:t>저자답변</w:t>
-      </w:r>
-      <w:r>
-        <w:rPr>
+        </w:rPr>
+      </w:pPr>
+      <w:r>
+        <w:rPr>
+          <w:rFonts w:hint="eastAsia"/>
           <w:b/>
-          <w:color w:val="EE0000"/>
-        </w:rPr>
-        <w:t>:</w:t>
-      </w:r>
-      <w:r>
-        <w:rPr>
-          <w:rFonts w:hint="eastAsia"/>
-          <w:bCs/>
-          <w:color w:val="EE0000"/>
-        </w:rPr>
-        <w:t xml:space="preserve"> </w:t>
-      </w:r>
-      <w:r>
-        <w:rPr>
-          <w:rFonts w:hint="eastAsia"/>
-          <w:bCs/>
-          <w:color w:val="EE0000"/>
-        </w:rPr>
-        <w:t>데이터의</w:t>
-      </w:r>
-      <w:r>
-        <w:rPr>
-          <w:bCs/>
-          <w:color w:val="EE0000"/>
-        </w:rPr>
-        <w:t xml:space="preserve"> 의미 중첩 가능성과 변수 간 상관관계에 대해 예리하고 중요한 지적을 해주신 심사위원님께 진심으로 감사드립니다. 심사위원님의 지적에 깊이 공감하며, 제안해주신 대로 독립변수 간의 상관관계 분석표(히트맵)를 추가하여 변수 간의 다중공선성 문제 및 비정형 데이터의 독립성을 명확히 소명하였습니다.</w:t>
-      </w:r>
-    </w:p>
-    <w:p>
-      <w:pPr>
-        <w:pBdr>
-          <w:top w:val="nil"/>
-          <w:left w:val="nil"/>
-          <w:bottom w:val="nil"/>
-          <w:right w:val="nil"/>
-          <w:between w:val="nil"/>
-        </w:pBdr>
-        <w:spacing w:after="0" w:line="240" w:lineRule="auto"/>
+        </w:rPr>
+        <w:lastRenderedPageBreak/>
+        <w:t>수정사항</w:t>
+      </w:r>
+      <w:r>
         <w:rPr>
           <w:b/>
-          <w:color w:val="EE0000"/>
-        </w:rPr>
-      </w:pPr>
-      <w:r>
-        <w:rPr>
-          <w:b/>
-          <w:color w:val="EE0000"/>
-        </w:rPr>
-        <w:t>(1) 주요 변수 간 상관관계 시각화 추가</w:t>
-      </w:r>
-      <w:r>
-        <w:rPr>
-          <w:rFonts w:hint="eastAsia"/>
-          <w:b/>
-          <w:color w:val="EE0000"/>
-        </w:rPr>
-        <w:t>:</w:t>
-      </w:r>
-    </w:p>
-    <w:p>
-      <w:pPr>
-        <w:pBdr>
-          <w:top w:val="nil"/>
-          <w:left w:val="nil"/>
-          <w:bottom w:val="nil"/>
-          <w:right w:val="nil"/>
-          <w:between w:val="nil"/>
-        </w:pBdr>
-        <w:spacing w:after="0" w:line="240" w:lineRule="auto"/>
-        <w:rPr>
-          <w:bCs/>
-          <w:color w:val="EE0000"/>
-        </w:rPr>
-      </w:pPr>
-      <w:r>
-        <w:rPr>
-          <w:rFonts w:hint="eastAsia"/>
-          <w:bCs/>
-          <w:color w:val="EE0000"/>
-        </w:rPr>
-        <w:t>본</w:t>
-      </w:r>
-      <w:r>
-        <w:rPr>
-          <w:bCs/>
-          <w:color w:val="EE0000"/>
-        </w:rPr>
-        <w:t xml:space="preserve"> 연구에서 사용된 다차원 변수들의 관계를 명확히 보여드리기 위해, 연구의 핵심을 대표하는 15개 주요 원천 변수(목표변수, 거시/펀더멘털, 금융시장, GDELT, 네이버 뉴스)를 추출하여 피어슨 상관관계(Pearson Correlation) 분석을 수행하고 이를 히트맵(Heatmap) 형태의 [그림 2]로 본문에 새롭게 추가하였습니다.</w:t>
-      </w:r>
-    </w:p>
-    <w:p>
-      <w:pPr>
-        <w:pBdr>
-          <w:top w:val="nil"/>
-          <w:left w:val="nil"/>
-          <w:bottom w:val="nil"/>
-          <w:right w:val="nil"/>
-          <w:between w:val="nil"/>
-        </w:pBdr>
-        <w:spacing w:after="0" w:line="240" w:lineRule="auto"/>
-        <w:rPr>
-          <w:b/>
-          <w:color w:val="EE0000"/>
-        </w:rPr>
-      </w:pPr>
-      <w:r>
-        <w:rPr>
-          <w:b/>
-          <w:color w:val="EE0000"/>
-        </w:rPr>
-        <w:t>(2) GKG와 네이버 뉴스 간의 독립성 증명 (데이터 중첩 우려 해소)</w:t>
-      </w:r>
-      <w:r>
-        <w:rPr>
-          <w:rFonts w:hint="eastAsia"/>
-          <w:b/>
-          <w:color w:val="EE0000"/>
-        </w:rPr>
-        <w:t>:</w:t>
-      </w:r>
-    </w:p>
-    <w:p>
-      <w:pPr>
-        <w:pBdr>
-          <w:top w:val="nil"/>
-          <w:left w:val="nil"/>
-          <w:bottom w:val="nil"/>
-          <w:right w:val="nil"/>
-          <w:between w:val="nil"/>
-        </w:pBdr>
-        <w:spacing w:after="0" w:line="240" w:lineRule="auto"/>
-        <w:rPr>
-          <w:bCs/>
-          <w:color w:val="EE0000"/>
-        </w:rPr>
-      </w:pPr>
-      <w:r>
-        <w:rPr>
-          <w:rFonts w:hint="eastAsia"/>
-          <w:bCs/>
-          <w:color w:val="EE0000"/>
-        </w:rPr>
-        <w:t>가장</w:t>
-      </w:r>
-      <w:r>
-        <w:rPr>
-          <w:bCs/>
-          <w:color w:val="EE0000"/>
-        </w:rPr>
-        <w:t xml:space="preserve"> 우려하셨던 글로벌 매체 기반의 GKG 데이터와 국내 매체 기반의 네이버 뉴스 간의 정보 중첩 가능성을 중점적으로 분석하였습니다. 상관관계 분석 결과, 외신이 한국을 다루는 보도 빈도(GKG 한국 문서수)와 국내 언론의 환율 관련 보도량(네이버 뉴스수) 간 상관계수는 0.23으로 매우 낮게 나타났습니다. 또한, 외신의 한국 관련 부정 톤과 네이버 뉴스의 평균 감성 점수 간 상관계수 역시 절대값 기준 0.21에 불과하여 통상적인 다중공선성 우려 기준(0.7 이상)에 전혀 미치지 못했습니다.</w:t>
-      </w:r>
-    </w:p>
-    <w:p>
-      <w:pPr>
-        <w:pBdr>
-          <w:top w:val="nil"/>
-          <w:left w:val="nil"/>
-          <w:bottom w:val="nil"/>
-          <w:right w:val="nil"/>
-          <w:between w:val="nil"/>
-        </w:pBdr>
-        <w:spacing w:after="0" w:line="240" w:lineRule="auto"/>
-        <w:rPr>
-          <w:bCs/>
-          <w:color w:val="EE0000"/>
-        </w:rPr>
-      </w:pPr>
-      <w:r>
-        <w:rPr>
-          <w:rFonts w:hint="eastAsia"/>
-          <w:bCs/>
-          <w:color w:val="EE0000"/>
-        </w:rPr>
-        <w:t>이는</w:t>
-      </w:r>
-      <w:r>
-        <w:rPr>
-          <w:bCs/>
-          <w:color w:val="EE0000"/>
-        </w:rPr>
-        <w:t xml:space="preserve"> 두 데이터가 동일한 거시적 이벤트를 다룰지라도, GDELT는 글로벌 지정학적 관점 및 외국인 투자자의 구조적 리스크 시각을 대변하는 반면, 네이버 뉴스는 국내 투자자들의 심리적 반응과 로컬 시장의 미시적 편향을 반영하기 때문입니다. 따라서 두 변수는 의미가 중첩되는 중복 변수가 아니며, 외환 시장의 입체적인 동태성을 포착하기 위해 상호 보완적으로 투입되어야 하는 독립적인 정보임을 실증적으로 확인하였습</w:t>
-      </w:r>
-      <w:r>
-        <w:rPr>
-          <w:rFonts w:hint="eastAsia"/>
-          <w:bCs/>
-          <w:color w:val="EE0000"/>
-        </w:rPr>
-        <w:t>니다</w:t>
-      </w:r>
-      <w:r>
-        <w:rPr>
-          <w:bCs/>
-          <w:color w:val="EE0000"/>
-        </w:rPr>
-        <w:t>.</w:t>
-      </w:r>
-    </w:p>
-    <w:p>
-      <w:pPr>
-        <w:pBdr>
-          <w:top w:val="nil"/>
-          <w:left w:val="nil"/>
-          <w:bottom w:val="nil"/>
-          <w:right w:val="nil"/>
-          <w:between w:val="nil"/>
-        </w:pBdr>
-        <w:spacing w:after="0" w:line="240" w:lineRule="auto"/>
-        <w:rPr>
-          <w:b/>
-          <w:color w:val="EE0000"/>
-        </w:rPr>
-      </w:pPr>
-      <w:r>
-        <w:rPr>
-          <w:b/>
-          <w:color w:val="EE0000"/>
-        </w:rPr>
-        <w:t>(3) 거시 지표의 동조화 및 모델의 구조적 강건성</w:t>
-      </w:r>
-      <w:r>
-        <w:rPr>
-          <w:rFonts w:hint="eastAsia"/>
-          <w:b/>
-          <w:color w:val="EE0000"/>
-        </w:rPr>
-        <w:t>:</w:t>
-      </w:r>
-    </w:p>
-    <w:p>
-      <w:pPr>
-        <w:pBdr>
-          <w:top w:val="nil"/>
-          <w:left w:val="nil"/>
-          <w:bottom w:val="nil"/>
-          <w:right w:val="nil"/>
-          <w:between w:val="nil"/>
-        </w:pBdr>
-        <w:spacing w:after="0" w:line="240" w:lineRule="auto"/>
-        <w:rPr>
-          <w:bCs/>
-          <w:color w:val="EE0000"/>
-        </w:rPr>
-      </w:pPr>
-      <w:r>
-        <w:rPr>
-          <w:rFonts w:hint="eastAsia"/>
-          <w:bCs/>
-          <w:color w:val="EE0000"/>
-        </w:rPr>
-        <w:t>상관관계</w:t>
-      </w:r>
-      <w:r>
-        <w:rPr>
-          <w:bCs/>
-          <w:color w:val="EE0000"/>
-        </w:rPr>
-        <w:t xml:space="preserve"> 표를 통해 한미 금리 동조화, 위안화-원화 동조화 등 경제학적 상식에 부합하는 일부 거시 지표 간의 뚜렷한 상관성도 함께 확인하였습니다. 그러나 선형 모형과 달리, 본 연구에서 채택한 CNN, GRU, Random Forest, XGBoost 등의 비선형 기계학습 및 딥러닝 모형들은 알고리즘 구조상 변수 간의 복잡한 비선형적 상호작용을 스스로 처리하고 규제(Regularization)하는 특성이 있습니다. 따</w:t>
-      </w:r>
-      <w:r>
-        <w:rPr>
-          <w:rFonts w:hint="eastAsia"/>
-          <w:bCs/>
-          <w:color w:val="EE0000"/>
-        </w:rPr>
-        <w:t>라서</w:t>
-      </w:r>
-      <w:r>
-        <w:rPr>
-          <w:bCs/>
-          <w:color w:val="EE0000"/>
-        </w:rPr>
-        <w:t xml:space="preserve"> 전통적인 선형 모형의 다중공선성 문제로부터 상대적으로 자유로우며, 다차원 융합 데이터의 정보력을 예측 성능 극대화에 온전히 활용할 수 있음을 덧붙여 설명하였습니다.</w:t>
-      </w:r>
-    </w:p>
-    <w:p>
-      <w:pPr>
-        <w:pBdr>
-          <w:top w:val="nil"/>
-          <w:left w:val="nil"/>
-          <w:bottom w:val="nil"/>
-          <w:right w:val="nil"/>
-          <w:between w:val="nil"/>
-        </w:pBdr>
-        <w:spacing w:after="0" w:line="240" w:lineRule="auto"/>
-        <w:rPr>
-          <w:color w:val="EE0000"/>
-        </w:rPr>
-      </w:pPr>
-      <w:r>
-        <w:rPr>
-          <w:rFonts w:hint="eastAsia"/>
-          <w:bCs/>
-          <w:color w:val="EE0000"/>
-        </w:rPr>
-        <w:t>심사위원님의</w:t>
-      </w:r>
-      <w:r>
-        <w:rPr>
-          <w:bCs/>
-          <w:color w:val="EE0000"/>
-        </w:rPr>
-        <w:t xml:space="preserve"> 유익한 제언 덕분에 데이터의 타당성을 객관적으로 입증할 수 있었습니다. 위 내용은 수정 논문의 [III. 데이터 및 방법론 - 5. 주요 변수 간 상관관계 및 비정형 데이터의 독립성] 섹션과 [그림 2]에 상세히 반영하였습니다.</w:t>
-      </w:r>
-    </w:p>
-    <w:p>
-      <w:pPr>
-        <w:pBdr>
-          <w:top w:val="nil"/>
-          <w:left w:val="nil"/>
-          <w:bottom w:val="nil"/>
-          <w:right w:val="nil"/>
-          <w:between w:val="nil"/>
-        </w:pBdr>
-        <w:spacing w:after="0" w:line="240" w:lineRule="auto"/>
-        <w:rPr>
-          <w:color w:val="EE0000"/>
-        </w:rPr>
-      </w:pPr>
-    </w:p>
-    <w:p>
-      <w:pPr>
-        <w:pBdr>
-          <w:top w:val="nil"/>
-          <w:left w:val="nil"/>
-          <w:bottom w:val="nil"/>
-          <w:right w:val="nil"/>
-          <w:between w:val="nil"/>
-        </w:pBdr>
-        <w:spacing w:after="0" w:line="240" w:lineRule="auto"/>
-        <w:rPr>
-          <w:b/>
-          <w:color w:val="EE0000"/>
-        </w:rPr>
-      </w:pPr>
-      <w:r>
-        <w:rPr>
-          <w:rFonts w:hint="eastAsia"/>
-          <w:b/>
-          <w:color w:val="EE0000"/>
-        </w:rPr>
-        <w:t>수정사항</w:t>
-      </w:r>
-      <w:r>
-        <w:rPr>
-          <w:b/>
-          <w:color w:val="EE0000"/>
         </w:rPr>
         <w:t xml:space="preserve">: </w:t>
       </w:r>
@@ -2910,46 +1695,44 @@
           </w:tcPr>
           <w:p>
             <w:pPr>
+              <w:wordWrap/>
               <w:rPr>
-                <w:b/>
                 <w:bCs/>
               </w:rPr>
             </w:pPr>
             <w:r>
               <w:rPr>
-                <w:rFonts w:hint="eastAsia"/>
                 <w:b/>
+              </w:rPr>
+              <w:t>[변경/추가]</w:t>
+            </w:r>
+            <w:r>
+              <w:rPr>
                 <w:bCs/>
               </w:rPr>
-              <w:t>[</w:t>
-            </w:r>
-            <w:r>
-              <w:rPr>
-                <w:rFonts w:hint="eastAsia"/>
-                <w:b/>
-                <w:bCs/>
-              </w:rPr>
-              <w:t>신규</w:t>
-            </w:r>
-            <w:r>
-              <w:rPr>
-                <w:rFonts w:hint="eastAsia"/>
-                <w:b/>
-                <w:bCs/>
-              </w:rPr>
-              <w:t>]</w:t>
+              <w:t xml:space="preserve"> I. 서론: 연구의 정체성을 마케팅 이론의 확장으로 선언하는 단락 추가 (원고 p.5)</w:t>
             </w:r>
           </w:p>
           <w:p>
             <w:pPr>
               <w:wordWrap/>
-              <w:spacing w:line="420" w:lineRule="auto"/>
-              <w:ind w:firstLineChars="100" w:firstLine="200"/>
               <w:rPr>
                 <w:rFonts w:ascii="바탕체" w:eastAsia="바탕체" w:hAnsi="바탕체" w:cs="Times New Roman"/>
                 <w:color w:val="0070C0"/>
               </w:rPr>
             </w:pPr>
+            <w:r>
+              <w:rPr>
+                <w:b/>
+              </w:rPr>
+              <w:t>[변경/추가]</w:t>
+            </w:r>
+            <w:r>
+              <w:rPr>
+                <w:bCs/>
+              </w:rPr>
+              <w:t xml:space="preserve"> V. 토의 및 한계 (1. 이론적 기여): 피로도와 시점 역동성이 왜 구매 의사결정의 핵심 메커니즘으로 작동하는지에 대한 이론적 논증 대폭 추가 (원고 p.45)</w:t>
+            </w:r>
           </w:p>
         </w:tc>
       </w:tr>
@@ -2986,11 +1769,19 @@
           <w:color w:val="FF0000"/>
         </w:rPr>
       </w:pPr>
-      <w:r>
-        <w:rPr>
-          <w:rFonts w:hint="eastAsia"/>
-        </w:rPr>
-        <w:t>심사자 #1, 심사내용</w:t>
+      <w:proofErr w:type="spellStart"/>
+      <w:r>
+        <w:rPr>
+          <w:rFonts w:hint="eastAsia"/>
+        </w:rPr>
+        <w:t>심사자</w:t>
+      </w:r>
+      <w:proofErr w:type="spellEnd"/>
+      <w:r>
+        <w:rPr>
+          <w:rFonts w:hint="eastAsia"/>
+        </w:rPr>
+        <w:t xml:space="preserve"> #1, 심사내용</w:t>
       </w:r>
       <w:r>
         <w:t xml:space="preserve"> #</w:t>
@@ -3034,11 +1825,15 @@
               <w:t>실증</w:t>
             </w:r>
             <w:r>
-              <w:t xml:space="preserve"> 분석 파트는 하이퍼파라미터 설정, 성능 지표, 알고리즘 비교 등 기술적 설명이 매우 상세한 반면, 데이터 생성 맥락, 실무 적용 시 전제 조건에 대한 논의는 상대적으로 제한적이다. 특히 레이더 차트 기반 종합 성능 지표와 같은 자체 지표는 흥미롭지만, 경영학 독자에게 그 해석 논리와 의사결정적 함의가 충분히 </w:t>
-            </w:r>
-            <w:r>
-              <w:lastRenderedPageBreak/>
-              <w:t>설명되지 않는다.</w:t>
+              <w:t xml:space="preserve"> 분석 파트는 </w:t>
+            </w:r>
+            <w:proofErr w:type="spellStart"/>
+            <w:r>
+              <w:t>하이퍼파라미터</w:t>
+            </w:r>
+            <w:proofErr w:type="spellEnd"/>
+            <w:r>
+              <w:t xml:space="preserve"> 설정, 성능 지표, 알고리즘 비교 등 기술적 설명이 매우 상세한 반면, 데이터 생성 맥락, 실무 적용 시 전제 조건에 대한 논의는 상대적으로 제한적이다. 특히 레이더 차트 기반 종합 성능 지표와 같은 자체 지표는 흥미롭지만, 경영학 독자에게 그 해석 논리와 의사결정적 함의가 충분히 설명되지 않는다.</w:t>
             </w:r>
           </w:p>
         </w:tc>
@@ -3068,21 +1863,18 @@
         <w:spacing w:after="0" w:line="240" w:lineRule="auto"/>
         <w:rPr>
           <w:bCs/>
-          <w:color w:val="EE0000"/>
         </w:rPr>
       </w:pPr>
       <w:r>
         <w:rPr>
           <w:rFonts w:hint="eastAsia"/>
           <w:b/>
-          <w:color w:val="EE0000"/>
         </w:rPr>
         <w:t>저자답변</w:t>
       </w:r>
       <w:r>
         <w:rPr>
           <w:b/>
-          <w:color w:val="EE0000"/>
         </w:rPr>
         <w:t>:</w:t>
       </w:r>
@@ -3090,7 +1882,6 @@
         <w:rPr>
           <w:rFonts w:hint="eastAsia"/>
           <w:bCs/>
-          <w:color w:val="EE0000"/>
         </w:rPr>
         <w:t xml:space="preserve"> </w:t>
       </w:r>
@@ -3098,53 +1889,97 @@
         <w:rPr>
           <w:rFonts w:hint="eastAsia"/>
           <w:bCs/>
-          <w:color w:val="EE0000"/>
-        </w:rPr>
-        <w:t>결측치</w:t>
-      </w:r>
-      <w:r>
-        <w:rPr>
-          <w:bCs/>
-          <w:color w:val="EE0000"/>
-        </w:rPr>
-        <w:t xml:space="preserve"> 대체 방식이 데이터의 분포 특성을 왜곡할 가능성에 대해 예리한 지적을 해주신 심사위원님께 감사드립니다.</w:t>
-      </w:r>
-    </w:p>
-    <w:p>
-      <w:pPr>
-        <w:pBdr>
-          <w:top w:val="nil"/>
-          <w:left w:val="nil"/>
-          <w:bottom w:val="nil"/>
-          <w:right w:val="nil"/>
-          <w:between w:val="nil"/>
-        </w:pBdr>
-        <w:spacing w:after="0" w:line="240" w:lineRule="auto"/>
-        <w:rPr>
-          <w:bCs/>
-          <w:color w:val="EE0000"/>
-        </w:rPr>
-      </w:pPr>
-      <w:r>
-        <w:rPr>
-          <w:rFonts w:hint="eastAsia"/>
-          <w:bCs/>
-          <w:color w:val="EE0000"/>
-        </w:rPr>
-        <w:t>심사위원님께서</w:t>
-      </w:r>
-      <w:r>
-        <w:rPr>
-          <w:bCs/>
-          <w:color w:val="EE0000"/>
-        </w:rPr>
-        <w:t xml:space="preserve"> 지적하신 대로 본 연구의 뉴스 감성 점수는 평균적으로 약 -0.2 수준의 음수 편향을 보이고 있습니다. 따라서 기계적인 관점에서 0으로 대체하는 것은 평균보다 높은 값을 부여하는 것이 될 수 있습니다.</w:t>
-      </w:r>
-      <w:r>
-        <w:rPr>
-          <w:rFonts w:hint="eastAsia"/>
-          <w:bCs/>
-          <w:color w:val="EE0000"/>
+        </w:rPr>
+        <w:t>심사위원님의</w:t>
+      </w:r>
+      <w:r>
+        <w:rPr>
+          <w:bCs/>
+        </w:rPr>
+        <w:t xml:space="preserve"> 타당하고 실천적인 지적에 깊이 감사드립니다. 심사위원님께서 </w:t>
+      </w:r>
+      <w:proofErr w:type="spellStart"/>
+      <w:r>
+        <w:rPr>
+          <w:bCs/>
+        </w:rPr>
+        <w:t>짚어주신</w:t>
+      </w:r>
+      <w:proofErr w:type="spellEnd"/>
+      <w:r>
+        <w:rPr>
+          <w:bCs/>
+        </w:rPr>
+        <w:t xml:space="preserve"> 바와 같이, 이전 원고의 실증 분석 파트는 기계학습 모델의 기술적 검증에 치중하여, 이 모델이 실제 비즈니스 환경에서 작동하기 위한 데이터 인프라적 전제 조건과 평가 지표의 경영학적 함의를 충분히 전달하지 못했습니다.</w:t>
+      </w:r>
+    </w:p>
+    <w:p>
+      <w:pPr>
+        <w:pBdr>
+          <w:top w:val="nil"/>
+          <w:left w:val="nil"/>
+          <w:bottom w:val="nil"/>
+          <w:right w:val="nil"/>
+          <w:between w:val="nil"/>
+        </w:pBdr>
+        <w:spacing w:after="0" w:line="240" w:lineRule="auto"/>
+        <w:rPr>
+          <w:bCs/>
+        </w:rPr>
+      </w:pPr>
+      <w:r>
+        <w:rPr>
+          <w:rFonts w:hint="eastAsia"/>
+          <w:bCs/>
+        </w:rPr>
+        <w:t>저자들은</w:t>
+      </w:r>
+      <w:r>
+        <w:rPr>
+          <w:bCs/>
+        </w:rPr>
+        <w:t xml:space="preserve"> 심사위원님의 고견을 전적으로 수용하여, 데이터 생성 맥락과 전제 조건을 명시하고, 특히 자체 고안한 레이더 차트가 마케터의 의사결정에 어떻게 활용될 수 있는지 해석 논리를 대폭 보강하였습니다.</w:t>
+      </w:r>
+    </w:p>
+    <w:p>
+      <w:pPr>
+        <w:pBdr>
+          <w:top w:val="nil"/>
+          <w:left w:val="nil"/>
+          <w:bottom w:val="nil"/>
+          <w:right w:val="nil"/>
+          <w:between w:val="nil"/>
+        </w:pBdr>
+        <w:spacing w:after="0" w:line="240" w:lineRule="auto"/>
+        <w:rPr>
+          <w:bCs/>
+        </w:rPr>
+      </w:pPr>
+    </w:p>
+    <w:p>
+      <w:pPr>
+        <w:pBdr>
+          <w:top w:val="nil"/>
+          <w:left w:val="nil"/>
+          <w:bottom w:val="nil"/>
+          <w:right w:val="nil"/>
+          <w:between w:val="nil"/>
+        </w:pBdr>
+        <w:spacing w:after="0" w:line="240" w:lineRule="auto"/>
+        <w:rPr>
+          <w:bCs/>
+        </w:rPr>
+      </w:pPr>
+      <w:r>
+        <w:rPr>
+          <w:b/>
+        </w:rPr>
+        <w:t>1. 데이터 생성 맥락 및 실무 적용 전제 조건 명시 (III장 1절 수정):</w:t>
+      </w:r>
+      <w:r>
+        <w:rPr>
+          <w:rFonts w:hint="eastAsia"/>
+          <w:b/>
         </w:rPr>
         <w:t xml:space="preserve"> </w:t>
       </w:r>
@@ -3152,343 +1987,212 @@
         <w:rPr>
           <w:rFonts w:hint="eastAsia"/>
           <w:bCs/>
-          <w:color w:val="EE0000"/>
-        </w:rPr>
-        <w:t>그러나</w:t>
-      </w:r>
-      <w:r>
-        <w:rPr>
-          <w:bCs/>
-          <w:color w:val="EE0000"/>
-        </w:rPr>
-        <w:t xml:space="preserve"> 저자들은 다음의 두 가지 이론적 및 의미론적 근거에 따라 평균값 대체가 아닌 0(중립) 대체가 더 타당하다고 판단하였습니다.</w:t>
-      </w:r>
-    </w:p>
-    <w:p>
-      <w:pPr>
-        <w:pBdr>
-          <w:top w:val="nil"/>
-          <w:left w:val="nil"/>
-          <w:bottom w:val="nil"/>
-          <w:right w:val="nil"/>
-          <w:between w:val="nil"/>
-        </w:pBdr>
-        <w:spacing w:after="0" w:line="240" w:lineRule="auto"/>
+        </w:rPr>
+        <w:t>본</w:t>
+      </w:r>
+      <w:r>
+        <w:rPr>
+          <w:bCs/>
+        </w:rPr>
+        <w:t xml:space="preserve"> 연구의 프레임워크가 실무에 작동하기 위한 필수 전제 조건을 데이터 수집 및 특성 파트(III. 1절)에 추가 서술하였습니다. 단순히 결제 데이터만으로는 본 모델을 구현할 수 없으며, 기업 내에 고객의 이메일 오픈, 푸시 알림 클릭 등 다중 접점 통합 로깅 시스템이 사전에 구축되어야 한다는 점을 명확히 밝혀, 실무 도입을 고려하는 경영학 독자들의 이해를 도왔습니</w:t>
+      </w:r>
+      <w:r>
+        <w:rPr>
+          <w:rFonts w:hint="eastAsia"/>
+          <w:bCs/>
+        </w:rPr>
+        <w:t>다.</w:t>
+      </w:r>
+    </w:p>
+    <w:p>
+      <w:pPr>
+        <w:pBdr>
+          <w:top w:val="nil"/>
+          <w:left w:val="nil"/>
+          <w:bottom w:val="nil"/>
+          <w:right w:val="nil"/>
+          <w:between w:val="nil"/>
+        </w:pBdr>
+        <w:spacing w:after="0" w:line="240" w:lineRule="auto"/>
+        <w:rPr>
+          <w:bCs/>
+        </w:rPr>
+      </w:pPr>
+      <w:r>
         <w:rPr>
           <w:b/>
-          <w:color w:val="EE0000"/>
-        </w:rPr>
-      </w:pPr>
+        </w:rPr>
+        <w:t>2. 레이더 차트의 경영학적 해석 및 의사결정적 함의 보강 (IV장 4.2절 수정):</w:t>
+      </w:r>
       <w:r>
         <w:rPr>
           <w:rFonts w:hint="eastAsia"/>
           <w:b/>
-          <w:color w:val="EE0000"/>
-        </w:rPr>
-        <w:t xml:space="preserve">(1) </w:t>
-      </w:r>
-      <w:r>
-        <w:rPr>
-          <w:rFonts w:hint="eastAsia"/>
+        </w:rPr>
+        <w:t xml:space="preserve"> </w:t>
+      </w:r>
+      <w:r>
+        <w:rPr>
+          <w:rFonts w:hint="eastAsia"/>
+          <w:bCs/>
+        </w:rPr>
+        <w:t>레이더</w:t>
+      </w:r>
+      <w:r>
+        <w:rPr>
+          <w:bCs/>
+        </w:rPr>
+        <w:t xml:space="preserve"> 차트 분석(IV. 4.2절)의 도입부를 수정하여, 차트를 구성하는 기계학습 통계 지표(Precision, Recall 등)를 마케팅 의사결정 KPI로 치환하여 해석하는 논리를 명시하였습니다.</w:t>
+      </w:r>
+    </w:p>
+    <w:p>
+      <w:pPr>
+        <w:pBdr>
+          <w:top w:val="nil"/>
+          <w:left w:val="nil"/>
+          <w:bottom w:val="nil"/>
+          <w:right w:val="nil"/>
+          <w:between w:val="nil"/>
+        </w:pBdr>
+        <w:spacing w:after="0" w:line="240" w:lineRule="auto"/>
+        <w:rPr>
+          <w:bCs/>
+        </w:rPr>
+      </w:pPr>
+      <w:r>
+        <w:rPr>
+          <w:rFonts w:hint="eastAsia"/>
+          <w:bCs/>
+        </w:rPr>
+        <w:t>구체적으로</w:t>
+      </w:r>
+      <w:r>
+        <w:rPr>
+          <w:bCs/>
+        </w:rPr>
+        <w:t xml:space="preserve">, 정밀도(Precision)는 타겟 마케팅의 헛방을 줄이는 비용 효율성 및 스팸 피로도 통제 역량으로, </w:t>
+      </w:r>
+      <w:proofErr w:type="spellStart"/>
+      <w:r>
+        <w:rPr>
+          <w:bCs/>
+        </w:rPr>
+        <w:t>재현율</w:t>
+      </w:r>
+      <w:proofErr w:type="spellEnd"/>
+      <w:r>
+        <w:rPr>
+          <w:bCs/>
+        </w:rPr>
+        <w:t>(Recall)은 전환 가능한 잠재 고객을 놓치지 않는 기회 포착 역량으로 정의하였습니다.</w:t>
+      </w:r>
+      <w:r>
+        <w:rPr>
+          <w:rFonts w:hint="eastAsia"/>
+          <w:bCs/>
+        </w:rPr>
+        <w:t xml:space="preserve"> 이를</w:t>
+      </w:r>
+      <w:r>
+        <w:rPr>
+          <w:bCs/>
+        </w:rPr>
+        <w:t xml:space="preserve"> 통해 레이더 차트의 전체 면적이 마케팅 비용(Precision)과 기회 창출(Recall) 간의 상충 관계를 얼마나 효과적으로 극복했는지를 보여주는 종합적 비즈니스 효용 진단 도구임을 경영학적 언어로 구체화하였습니다.</w:t>
+      </w:r>
+    </w:p>
+    <w:p>
+      <w:pPr>
+        <w:pBdr>
+          <w:top w:val="nil"/>
+          <w:left w:val="nil"/>
+          <w:bottom w:val="nil"/>
+          <w:right w:val="nil"/>
+          <w:between w:val="nil"/>
+        </w:pBdr>
+        <w:spacing w:after="0" w:line="240" w:lineRule="auto"/>
+        <w:rPr>
+          <w:bCs/>
+        </w:rPr>
+      </w:pPr>
+    </w:p>
+    <w:p>
+      <w:pPr>
+        <w:pBdr>
+          <w:top w:val="nil"/>
+          <w:left w:val="nil"/>
+          <w:bottom w:val="nil"/>
+          <w:right w:val="nil"/>
+          <w:between w:val="nil"/>
+        </w:pBdr>
+        <w:spacing w:after="0" w:line="240" w:lineRule="auto"/>
+        <w:rPr>
+          <w:bCs/>
+        </w:rPr>
+      </w:pPr>
+      <w:r>
+        <w:rPr>
+          <w:rFonts w:hint="eastAsia"/>
+          <w:bCs/>
+        </w:rPr>
+        <w:t>이러한</w:t>
+      </w:r>
+      <w:r>
+        <w:rPr>
+          <w:bCs/>
+        </w:rPr>
+        <w:t xml:space="preserve"> 수정을 통해, 본 논문의 실증 분석 파트가 단순한 알고리즘 성능 경연장이 아니라, 기업의 마케팅 자원 배분 전략을 진단하고 최적화하기 위한 실무적 </w:t>
+      </w:r>
+      <w:proofErr w:type="spellStart"/>
+      <w:r>
+        <w:rPr>
+          <w:bCs/>
+        </w:rPr>
+        <w:t>프레임워크로서의</w:t>
+      </w:r>
+      <w:proofErr w:type="spellEnd"/>
+      <w:r>
+        <w:rPr>
+          <w:bCs/>
+        </w:rPr>
+        <w:t xml:space="preserve"> 가치를 명확히 전달할 수 있게 되었습니다. 훌륭한 지침을 주신 데 대해 다시 한번 감사드립니다.</w:t>
+      </w:r>
+    </w:p>
+    <w:p>
+      <w:pPr>
+        <w:pBdr>
+          <w:top w:val="nil"/>
+          <w:left w:val="nil"/>
+          <w:bottom w:val="nil"/>
+          <w:right w:val="nil"/>
+          <w:between w:val="nil"/>
+        </w:pBdr>
+        <w:spacing w:after="0" w:line="240" w:lineRule="auto"/>
+      </w:pPr>
+    </w:p>
+    <w:p>
+      <w:pPr>
+        <w:pBdr>
+          <w:top w:val="nil"/>
+          <w:left w:val="nil"/>
+          <w:bottom w:val="nil"/>
+          <w:right w:val="nil"/>
+          <w:between w:val="nil"/>
+        </w:pBdr>
+        <w:spacing w:after="0" w:line="240" w:lineRule="auto"/>
+        <w:rPr>
           <w:b/>
-          <w:color w:val="EE0000"/>
-        </w:rPr>
-        <w:t>정보</w:t>
-      </w:r>
-      <w:r>
-        <w:rPr>
+        </w:rPr>
+      </w:pPr>
+      <w:r>
+        <w:rPr>
+          <w:rFonts w:hint="eastAsia"/>
           <w:b/>
-          <w:color w:val="EE0000"/>
-        </w:rPr>
-        <w:t xml:space="preserve"> 부재의 의미론적 해석</w:t>
-      </w:r>
-      <w:r>
-        <w:rPr>
-          <w:rFonts w:hint="eastAsia"/>
+        </w:rPr>
+        <w:t>수정사항</w:t>
+      </w:r>
+      <w:r>
+        <w:rPr>
           <w:b/>
-          <w:color w:val="EE0000"/>
-        </w:rPr>
-        <w:t xml:space="preserve">: </w:t>
-      </w:r>
-    </w:p>
-    <w:p>
-      <w:pPr>
-        <w:pBdr>
-          <w:top w:val="nil"/>
-          <w:left w:val="nil"/>
-          <w:bottom w:val="nil"/>
-          <w:right w:val="nil"/>
-          <w:between w:val="nil"/>
-        </w:pBdr>
-        <w:spacing w:after="0" w:line="240" w:lineRule="auto"/>
-        <w:rPr>
-          <w:bCs/>
-          <w:color w:val="EE0000"/>
-        </w:rPr>
-      </w:pPr>
-      <w:r>
-        <w:rPr>
-          <w:rFonts w:hint="eastAsia"/>
-          <w:bCs/>
-          <w:color w:val="EE0000"/>
-        </w:rPr>
-        <w:t>본</w:t>
-      </w:r>
-      <w:r>
-        <w:rPr>
-          <w:bCs/>
-          <w:color w:val="EE0000"/>
-        </w:rPr>
-        <w:t xml:space="preserve"> 연구에서 결측치가 발생한 날은 </w:t>
-      </w:r>
-      <w:r>
-        <w:rPr>
-          <w:bCs/>
-          <w:color w:val="EE0000"/>
-        </w:rPr>
-        <w:t>“</w:t>
-      </w:r>
-      <w:r>
-        <w:rPr>
-          <w:bCs/>
-          <w:color w:val="EE0000"/>
-        </w:rPr>
-        <w:t>뉴스가 수집되지 않은 날(휴일 혹은 뉴스 데이터 누락)</w:t>
-      </w:r>
-      <w:r>
-        <w:rPr>
-          <w:bCs/>
-          <w:color w:val="EE0000"/>
-        </w:rPr>
-        <w:t>”</w:t>
-      </w:r>
-      <w:r>
-        <w:rPr>
-          <w:bCs/>
-          <w:color w:val="EE0000"/>
-        </w:rPr>
-        <w:t>입니다. 감성 분석의 맥락에서 뉴스가 없다는 것은 시장 심리를 움직일 새로운 정보 충격이 없다는 것을 의미합니다.</w:t>
-      </w:r>
-      <w:r>
-        <w:rPr>
-          <w:rFonts w:hint="eastAsia"/>
-          <w:bCs/>
-          <w:color w:val="EE0000"/>
-        </w:rPr>
-        <w:t xml:space="preserve"> </w:t>
-      </w:r>
-      <w:r>
-        <w:rPr>
-          <w:rFonts w:hint="eastAsia"/>
-          <w:bCs/>
-          <w:color w:val="EE0000"/>
-        </w:rPr>
-        <w:t>만약</w:t>
-      </w:r>
-      <w:r>
-        <w:rPr>
-          <w:bCs/>
-          <w:color w:val="EE0000"/>
-        </w:rPr>
-        <w:t xml:space="preserve"> 이를 평균값(예: -0.2)</w:t>
-      </w:r>
-      <w:r>
-        <w:rPr>
-          <w:rFonts w:hint="eastAsia"/>
-          <w:bCs/>
-          <w:color w:val="EE0000"/>
-        </w:rPr>
-        <w:t>으로</w:t>
-      </w:r>
-      <w:r>
-        <w:rPr>
-          <w:bCs/>
-          <w:color w:val="EE0000"/>
-        </w:rPr>
-        <w:t xml:space="preserve"> 대체한다면, 뉴스가 없는 조용한 날에도 시장은 비관적이다라는 왜곡된 가정을 모델에 주입하게 됩니다. 따라서 정보의 부재는 극성이 없는 상태인 0(</w:t>
-      </w:r>
-      <w:r>
-        <w:rPr>
-          <w:rFonts w:hint="eastAsia"/>
-          <w:bCs/>
-          <w:color w:val="EE0000"/>
-        </w:rPr>
-        <w:t>중립</w:t>
-      </w:r>
-      <w:r>
-        <w:rPr>
-          <w:bCs/>
-          <w:color w:val="EE0000"/>
-        </w:rPr>
-        <w:t>)</w:t>
-      </w:r>
-      <w:r>
-        <w:rPr>
-          <w:rFonts w:hint="eastAsia"/>
-          <w:bCs/>
-          <w:color w:val="EE0000"/>
-        </w:rPr>
-        <w:t>으</w:t>
-      </w:r>
-      <w:r>
-        <w:rPr>
-          <w:bCs/>
-          <w:color w:val="EE0000"/>
-        </w:rPr>
-        <w:t>로 처리하는 것이 시장의 인과관계를 설명하는 데 더 적합하다고 판단하였습니다.</w:t>
-      </w:r>
-    </w:p>
-    <w:p>
-      <w:pPr>
-        <w:pBdr>
-          <w:top w:val="nil"/>
-          <w:left w:val="nil"/>
-          <w:bottom w:val="nil"/>
-          <w:right w:val="nil"/>
-          <w:between w:val="nil"/>
-        </w:pBdr>
-        <w:spacing w:after="0" w:line="240" w:lineRule="auto"/>
-        <w:rPr>
-          <w:b/>
-          <w:color w:val="EE0000"/>
-        </w:rPr>
-      </w:pPr>
-      <w:r>
-        <w:rPr>
-          <w:rFonts w:hint="eastAsia"/>
-          <w:b/>
-          <w:color w:val="EE0000"/>
-        </w:rPr>
-        <w:t xml:space="preserve">(2) </w:t>
-      </w:r>
-      <w:r>
-        <w:rPr>
-          <w:rFonts w:hint="eastAsia"/>
-          <w:b/>
-          <w:color w:val="EE0000"/>
-        </w:rPr>
-        <w:t>데이터의</w:t>
-      </w:r>
-      <w:r>
-        <w:rPr>
-          <w:b/>
-          <w:color w:val="EE0000"/>
-        </w:rPr>
-        <w:t xml:space="preserve"> 희소성:</w:t>
-      </w:r>
-      <w:r>
-        <w:rPr>
-          <w:rFonts w:hint="eastAsia"/>
-          <w:b/>
-          <w:color w:val="EE0000"/>
-        </w:rPr>
-        <w:t xml:space="preserve"> </w:t>
-      </w:r>
-    </w:p>
-    <w:p>
-      <w:pPr>
-        <w:pBdr>
-          <w:top w:val="nil"/>
-          <w:left w:val="nil"/>
-          <w:bottom w:val="nil"/>
-          <w:right w:val="nil"/>
-          <w:between w:val="nil"/>
-        </w:pBdr>
-        <w:spacing w:after="0" w:line="240" w:lineRule="auto"/>
-        <w:rPr>
-          <w:bCs/>
-          <w:color w:val="EE0000"/>
-        </w:rPr>
-      </w:pPr>
-      <w:r>
-        <w:rPr>
-          <w:rFonts w:hint="eastAsia"/>
-          <w:bCs/>
-          <w:color w:val="EE0000"/>
-        </w:rPr>
-        <w:t>전체</w:t>
-      </w:r>
-      <w:r>
-        <w:rPr>
-          <w:bCs/>
-          <w:color w:val="EE0000"/>
-        </w:rPr>
-        <w:t xml:space="preserve"> 1,186일의 데이터 중 결측치는 단 13일(약 1.09%)에 불과합니다. 이는 통계적으로 모델의 전체적인 학습 방향이나 성능(Performance)을 좌우할 만한 비중이 아니며, 0으로 대체하더라도 분포의 편향을 유의미하게 야기하지 않음을 확인하였습니다.</w:t>
-      </w:r>
-    </w:p>
-    <w:p>
-      <w:pPr>
-        <w:pBdr>
-          <w:top w:val="nil"/>
-          <w:left w:val="nil"/>
-          <w:bottom w:val="nil"/>
-          <w:right w:val="nil"/>
-          <w:between w:val="nil"/>
-        </w:pBdr>
-        <w:spacing w:after="0" w:line="240" w:lineRule="auto"/>
-        <w:rPr>
-          <w:bCs/>
-          <w:color w:val="EE0000"/>
-        </w:rPr>
-      </w:pPr>
-      <w:r>
-        <w:rPr>
-          <w:rFonts w:hint="eastAsia"/>
-          <w:bCs/>
-          <w:color w:val="EE0000"/>
-        </w:rPr>
-        <w:t>심사위원님의</w:t>
-      </w:r>
-      <w:r>
-        <w:rPr>
-          <w:bCs/>
-          <w:color w:val="EE0000"/>
-        </w:rPr>
-        <w:t xml:space="preserve"> 고견을 반영하여, 해당 논리를 논문의 [III. 데이터 및 방법론] 섹션에 명시적으로 서술하여 독자들이 결측치 처리의 타당성을 이해할 수 있도록 수정하였습니다.</w:t>
-      </w:r>
-    </w:p>
-    <w:p>
-      <w:pPr>
-        <w:pBdr>
-          <w:top w:val="nil"/>
-          <w:left w:val="nil"/>
-          <w:bottom w:val="nil"/>
-          <w:right w:val="nil"/>
-          <w:between w:val="nil"/>
-        </w:pBdr>
-        <w:spacing w:after="0" w:line="240" w:lineRule="auto"/>
-        <w:rPr>
-          <w:color w:val="EE0000"/>
-        </w:rPr>
-      </w:pPr>
-    </w:p>
-    <w:p>
-      <w:pPr>
-        <w:pBdr>
-          <w:top w:val="nil"/>
-          <w:left w:val="nil"/>
-          <w:bottom w:val="nil"/>
-          <w:right w:val="nil"/>
-          <w:between w:val="nil"/>
-        </w:pBdr>
-        <w:spacing w:after="0" w:line="240" w:lineRule="auto"/>
-        <w:rPr>
-          <w:b/>
-          <w:color w:val="EE0000"/>
-        </w:rPr>
-      </w:pPr>
-      <w:r>
-        <w:rPr>
-          <w:rFonts w:hint="eastAsia"/>
-          <w:b/>
-          <w:color w:val="EE0000"/>
-        </w:rPr>
-        <w:t>수정사항</w:t>
-      </w:r>
-      <w:r>
-        <w:rPr>
-          <w:b/>
-          <w:color w:val="EE0000"/>
         </w:rPr>
         <w:t xml:space="preserve">: </w:t>
       </w:r>
@@ -3508,27 +2212,32 @@
             <w:tcW w:w="9628" w:type="dxa"/>
           </w:tcPr>
           <w:p>
-            <w:pPr>
+            <w:r>
               <w:rPr>
                 <w:b/>
                 <w:bCs/>
               </w:rPr>
-            </w:pPr>
+              <w:t>[추가]</w:t>
+            </w:r>
+            <w:r>
+              <w:t xml:space="preserve"> III. 데이터 및 방법론 (1. 데이터 수집 및 특성): 모델 실무 적용을 위한 데이터 인프라 전제 조건(다중 접점 통합 로깅)에 대한 서술 추가 (원고 p.16)</w:t>
+            </w:r>
+          </w:p>
+          <w:p>
             <w:r>
               <w:rPr>
-                <w:rFonts w:hint="eastAsia"/>
                 <w:b/>
                 <w:bCs/>
               </w:rPr>
-              <w:t>[변경]</w:t>
-            </w:r>
-          </w:p>
-          <w:p>
-            <w:pPr>
-              <w:wordWrap/>
-              <w:spacing w:line="420" w:lineRule="auto"/>
-              <w:ind w:firstLineChars="100" w:firstLine="200"/>
-            </w:pPr>
+              <w:t>[변경/추가]</w:t>
+            </w:r>
+            <w:r>
+              <w:t xml:space="preserve"> IV. 실증 분석 결과 (4.2 다차원 성능 평가 및 지식의 기여도): 레이더 차트의 통계적 지표를 마케팅 KPI(비용 효율성, 기회 포착 역량 등)로 치환하고, 이를 통한 전략적 의사결정 함의 서술 대폭 보강 (원</w:t>
+            </w:r>
+            <w:r>
+              <w:lastRenderedPageBreak/>
+              <w:t>고 p.39-40)</w:t>
+            </w:r>
           </w:p>
         </w:tc>
       </w:tr>
@@ -3565,11 +2274,19 @@
           <w:color w:val="FF0000"/>
         </w:rPr>
       </w:pPr>
-      <w:r>
-        <w:rPr>
-          <w:rFonts w:hint="eastAsia"/>
-        </w:rPr>
-        <w:t>심사자 #1, 심사내용</w:t>
+      <w:proofErr w:type="spellStart"/>
+      <w:r>
+        <w:rPr>
+          <w:rFonts w:hint="eastAsia"/>
+        </w:rPr>
+        <w:t>심사자</w:t>
+      </w:r>
+      <w:proofErr w:type="spellEnd"/>
+      <w:r>
+        <w:rPr>
+          <w:rFonts w:hint="eastAsia"/>
+        </w:rPr>
+        <w:t xml:space="preserve"> #1, 심사내용</w:t>
       </w:r>
       <w:r>
         <w:t xml:space="preserve"> #</w:t>
@@ -3640,24 +2357,21 @@
           <w:right w:val="nil"/>
           <w:between w:val="nil"/>
         </w:pBdr>
-        <w:spacing w:after="0" w:line="240" w:lineRule="auto"/>
-        <w:rPr>
-          <w:bCs/>
-          <w:color w:val="EE0000"/>
+        <w:spacing w:after="0"/>
+        <w:rPr>
+          <w:bCs/>
         </w:rPr>
       </w:pPr>
       <w:r>
         <w:rPr>
           <w:rFonts w:hint="eastAsia"/>
           <w:b/>
-          <w:color w:val="EE0000"/>
         </w:rPr>
         <w:t>저자답변</w:t>
       </w:r>
       <w:r>
         <w:rPr>
           <w:b/>
-          <w:color w:val="EE0000"/>
         </w:rPr>
         <w:t>:</w:t>
       </w:r>
@@ -3665,102 +2379,231 @@
         <w:rPr>
           <w:rFonts w:hint="eastAsia"/>
           <w:bCs/>
-          <w:color w:val="EE0000"/>
         </w:rPr>
         <w:t xml:space="preserve"> </w:t>
       </w:r>
       <w:r>
         <w:rPr>
-          <w:rFonts w:hint="eastAsia"/>
-          <w:bCs/>
-          <w:color w:val="EE0000"/>
-        </w:rPr>
-        <w:t>논문의</w:t>
-      </w:r>
-      <w:r>
-        <w:rPr>
-          <w:bCs/>
-          <w:color w:val="EE0000"/>
-        </w:rPr>
-        <w:t xml:space="preserve"> 형식과 구성에 대해 매우 건설적이고 구체적인 조언을 주신 심사위원님께 진심으로 감사드립니다. 심사위원님의 지적대로 기존 원고가 선행연구를 나열하는 방식에 치중하여 학술 저널로서의 밀도와 가독성이 부족했음을 통감하였습니다.</w:t>
-      </w:r>
-      <w:r>
-        <w:rPr>
-          <w:rFonts w:hint="eastAsia"/>
-          <w:bCs/>
-          <w:color w:val="EE0000"/>
-        </w:rPr>
-        <w:t xml:space="preserve"> 이에</w:t>
-      </w:r>
-      <w:r>
-        <w:rPr>
-          <w:bCs/>
-          <w:color w:val="EE0000"/>
-        </w:rPr>
-        <w:t xml:space="preserve"> 저자들은 심사위원님의 가이드를 충실히 반영하여 다음과 같이 논문을 전면적으로 재구성하였습니다.</w:t>
-      </w:r>
-    </w:p>
-    <w:p>
-      <w:pPr>
-        <w:pBdr>
-          <w:top w:val="nil"/>
-          <w:left w:val="nil"/>
-          <w:bottom w:val="nil"/>
-          <w:right w:val="nil"/>
-          <w:between w:val="nil"/>
-        </w:pBdr>
-        <w:spacing w:after="0" w:line="240" w:lineRule="auto"/>
+          <w:bCs/>
+        </w:rPr>
+        <w:t xml:space="preserve">심사위원님의 날카롭고 거시적인 지적에 깊이 감사드립니다. 심사위원님의 지적을 통해, 본 논문의 결론부가 지나치게 알고리즘의 예측 성능 향상과 같은 기술적 요약에 머물러 있어, 경영학 논문으로서 기업 최고경영진(C-level)이나 마케팅 실무 책임자들에게 전달해야 할 거시적이고 구조적인 인사이트가 부족했음을 깊이 </w:t>
+      </w:r>
+      <w:proofErr w:type="spellStart"/>
+      <w:r>
+        <w:rPr>
+          <w:bCs/>
+        </w:rPr>
+        <w:t>깨달았습니다</w:t>
+      </w:r>
+      <w:proofErr w:type="spellEnd"/>
+      <w:r>
+        <w:rPr>
+          <w:bCs/>
+        </w:rPr>
+        <w:t>.</w:t>
+      </w:r>
+    </w:p>
+    <w:p>
+      <w:pPr>
+        <w:pBdr>
+          <w:top w:val="nil"/>
+          <w:left w:val="nil"/>
+          <w:bottom w:val="nil"/>
+          <w:right w:val="nil"/>
+          <w:between w:val="nil"/>
+        </w:pBdr>
+        <w:spacing w:after="0" w:line="240" w:lineRule="auto"/>
+        <w:rPr>
+          <w:bCs/>
+        </w:rPr>
+      </w:pPr>
+      <w:r>
+        <w:rPr>
+          <w:bCs/>
+        </w:rPr>
+        <w:t>저자들은 심사위원님께서 직접 제안해 주신 세 가지 핵심 영역(마케팅 전략 수립, 고객 관계 관리 조직, 디지털 전환 전략)을 적극 수용하여, 데이터 중심 AI 접근이 기업 경영에 어떠한 구조적 변화를 촉발하는지 논의하는 단락을 결론부(VI. 결론)에 새롭게 추가하였습니다. 구체적인 보강 내용은 다음과 같습니다.</w:t>
+      </w:r>
+    </w:p>
+    <w:p>
+      <w:pPr>
+        <w:pBdr>
+          <w:top w:val="nil"/>
+          <w:left w:val="nil"/>
+          <w:bottom w:val="nil"/>
+          <w:right w:val="nil"/>
+          <w:between w:val="nil"/>
+        </w:pBdr>
+        <w:spacing w:after="0" w:line="240" w:lineRule="auto"/>
+        <w:rPr>
+          <w:bCs/>
+        </w:rPr>
+      </w:pPr>
+    </w:p>
+    <w:p>
+      <w:pPr>
+        <w:pBdr>
+          <w:top w:val="nil"/>
+          <w:left w:val="nil"/>
+          <w:bottom w:val="nil"/>
+          <w:right w:val="nil"/>
+          <w:between w:val="nil"/>
+        </w:pBdr>
+        <w:spacing w:after="0" w:line="240" w:lineRule="auto"/>
+        <w:rPr>
+          <w:bCs/>
+        </w:rPr>
+      </w:pPr>
+      <w:r>
         <w:rPr>
           <w:b/>
-          <w:color w:val="EE0000"/>
-        </w:rPr>
-      </w:pPr>
-      <w:r>
-        <w:rPr>
-          <w:rFonts w:hint="eastAsia"/>
+          <w:bCs/>
+        </w:rPr>
+        <w:t>1. 마케팅 전략 수립의 변화:</w:t>
+      </w:r>
+      <w:r>
+        <w:rPr>
+          <w:bCs/>
+        </w:rPr>
+        <w:t xml:space="preserve"> 데이터 중심 AI의 도입은 정적으로 타겟을 나누고 일괄적으로 발송하던 기존의 캠페인 기획 방식을 무력화합니다. 이를 극복하기 위해, 실시간으로 변화하는 고객의 피로도와 시점 역동성을 반영하여 자동화된 메시지 발송을 통제하는 동적 오케스트레이션 체계로 마케팅 전략 수립 프로세스가 재설계되어야 함을 강조하였습니다.</w:t>
+      </w:r>
+    </w:p>
+    <w:p>
+      <w:pPr>
+        <w:pBdr>
+          <w:top w:val="nil"/>
+          <w:left w:val="nil"/>
+          <w:bottom w:val="nil"/>
+          <w:right w:val="nil"/>
+          <w:between w:val="nil"/>
+        </w:pBdr>
+        <w:spacing w:after="0" w:line="240" w:lineRule="auto"/>
+        <w:rPr>
+          <w:bCs/>
+        </w:rPr>
+      </w:pPr>
+      <w:r>
+        <w:rPr>
           <w:b/>
-          <w:color w:val="EE0000"/>
-        </w:rPr>
-        <w:t>(1) 문헌연구의</w:t>
-      </w:r>
+          <w:bCs/>
+        </w:rPr>
+        <w:t>2. 고객 관계 관리(CRM) 조직의 구조적 개편:</w:t>
+      </w:r>
+      <w:r>
+        <w:rPr>
+          <w:bCs/>
+        </w:rPr>
+        <w:t xml:space="preserve"> 훌륭한 모델이 실무적 성과로 이어지려면 조직 구조의 혁신이 동반되어야 합니다. 데이터 엔지니어와 마케터가 철저히 분리되어 있던 기존의 </w:t>
+      </w:r>
+      <w:proofErr w:type="spellStart"/>
+      <w:r>
+        <w:rPr>
+          <w:bCs/>
+        </w:rPr>
+        <w:t>사일로</w:t>
+      </w:r>
+      <w:proofErr w:type="spellEnd"/>
+      <w:r>
+        <w:rPr>
+          <w:rFonts w:hint="eastAsia"/>
+          <w:bCs/>
+        </w:rPr>
+        <w:t xml:space="preserve"> </w:t>
+      </w:r>
+      <w:r>
+        <w:rPr>
+          <w:bCs/>
+        </w:rPr>
+        <w:t xml:space="preserve">구조를 해체하고, 마케팅의 도메인 지식을 데이터 변수로 번역해 낼 수 있는 </w:t>
+      </w:r>
+      <w:proofErr w:type="spellStart"/>
+      <w:r>
+        <w:rPr>
+          <w:bCs/>
+        </w:rPr>
+        <w:t>애널리틱스</w:t>
+      </w:r>
+      <w:proofErr w:type="spellEnd"/>
+      <w:r>
+        <w:rPr>
+          <w:bCs/>
+        </w:rPr>
+        <w:t xml:space="preserve"> </w:t>
+      </w:r>
+      <w:proofErr w:type="spellStart"/>
+      <w:r>
+        <w:rPr>
+          <w:bCs/>
+        </w:rPr>
+        <w:t>트랜슬레이터</w:t>
+      </w:r>
+      <w:proofErr w:type="spellEnd"/>
+      <w:r>
+        <w:rPr>
+          <w:bCs/>
+        </w:rPr>
+        <w:t xml:space="preserve"> 중심의 융합 조직이 CRM 부서의 핵심 역량으로 자리 잡아야 함을 서술하였습니다.</w:t>
+      </w:r>
+    </w:p>
+    <w:p>
+      <w:pPr>
+        <w:pBdr>
+          <w:top w:val="nil"/>
+          <w:left w:val="nil"/>
+          <w:bottom w:val="nil"/>
+          <w:right w:val="nil"/>
+          <w:between w:val="nil"/>
+        </w:pBdr>
+        <w:spacing w:after="0" w:line="240" w:lineRule="auto"/>
+        <w:rPr>
+          <w:bCs/>
+        </w:rPr>
+      </w:pPr>
       <w:r>
         <w:rPr>
           <w:b/>
-          <w:color w:val="EE0000"/>
-        </w:rPr>
-        <w:t xml:space="preserve"> 재구성 및 통합: </w:t>
-      </w:r>
-    </w:p>
-    <w:p>
-      <w:pPr>
-        <w:pBdr>
-          <w:top w:val="nil"/>
-          <w:left w:val="nil"/>
-          <w:bottom w:val="nil"/>
-          <w:right w:val="nil"/>
-          <w:between w:val="nil"/>
-        </w:pBdr>
-        <w:spacing w:after="0" w:line="240" w:lineRule="auto"/>
-        <w:rPr>
-          <w:bCs/>
-          <w:color w:val="EE0000"/>
-        </w:rPr>
-      </w:pPr>
-      <w:r>
-        <w:rPr>
-          <w:bCs/>
-          <w:color w:val="EE0000"/>
-        </w:rPr>
-        <w:t>기존의 나열식 서술을 지양하고, 주제(거시 변수, 이벤트, 감성 분석) 중심으로 선행연구를 통합 서술하였습니다. 특히, 기존 V. 토의 및 시사점에 위치했던 “기존 연구와의 차별성” 섹션을 II. 문헌연구의 결론부로 이동 및 통합하였습니다. 이를 통해 선행연구의 한계와 본 연구의 필요성이 문헌연구 단계에서 명확히 드러나도록 논</w:t>
-      </w:r>
-      <w:r>
-        <w:rPr>
-          <w:bCs/>
-          <w:color w:val="EE0000"/>
-        </w:rPr>
-        <w:lastRenderedPageBreak/>
-        <w:t>리적 흐름을 강화하였습니다.</w:t>
-      </w:r>
+          <w:bCs/>
+        </w:rPr>
+        <w:t>3. 디지털 전환(DX) 전략의 방향성 수정:</w:t>
+      </w:r>
+      <w:r>
+        <w:rPr>
+          <w:bCs/>
+        </w:rPr>
+        <w:t xml:space="preserve"> 맹목적인 최신 딥러닝 인프라(GPU 등)의 도입이 곧 디지털 전환이라는 기술 만능주의를 경계하였습니다. 기업은 자사 데이터의 특성(희소성 등)을 이해하고, 해석 가능성과 연산의 비용 효율성을 동시에 담보할 수 있는 트리 기반 모델과 같은 적정 기술을 채택해야 진정으로 지속 가능한 AI 도입 전략을 완성할 수 있음을 논의하였습니다.</w:t>
+      </w:r>
+    </w:p>
+    <w:p>
+      <w:pPr>
+        <w:pBdr>
+          <w:top w:val="nil"/>
+          <w:left w:val="nil"/>
+          <w:bottom w:val="nil"/>
+          <w:right w:val="nil"/>
+          <w:between w:val="nil"/>
+        </w:pBdr>
+        <w:spacing w:after="0" w:line="240" w:lineRule="auto"/>
+        <w:rPr>
+          <w:bCs/>
+        </w:rPr>
+      </w:pPr>
+      <w:r>
+        <w:rPr>
+          <w:bCs/>
+        </w:rPr>
+        <w:t>심사위원님의 이 코멘트 덕분에 본 논문이 단순한 데이터 사이언스 연구를 넘어, 기업의 조직 및 전략적 전환을 선도하는 경영학 논문으로서 완벽한 마침표를 찍을 수 있게 되었습니다. 훌륭한 지도를 주셔서 진심으로 감사드립니다.</w:t>
+      </w:r>
+    </w:p>
+    <w:p>
+      <w:pPr>
+        <w:pBdr>
+          <w:top w:val="nil"/>
+          <w:left w:val="nil"/>
+          <w:bottom w:val="nil"/>
+          <w:right w:val="nil"/>
+          <w:between w:val="nil"/>
+        </w:pBdr>
+        <w:spacing w:after="0" w:line="240" w:lineRule="auto"/>
+      </w:pPr>
     </w:p>
     <w:p>
       <w:pPr>
@@ -3774,172 +2617,18 @@
         <w:spacing w:after="0" w:line="240" w:lineRule="auto"/>
         <w:rPr>
           <w:b/>
-          <w:color w:val="EE0000"/>
         </w:rPr>
       </w:pPr>
       <w:r>
         <w:rPr>
           <w:rFonts w:hint="eastAsia"/>
           <w:b/>
-          <w:color w:val="EE0000"/>
-        </w:rPr>
-        <w:t>(2) 주요</w:t>
+        </w:rPr>
+        <w:t>수정사항</w:t>
       </w:r>
       <w:r>
         <w:rPr>
           <w:b/>
-          <w:color w:val="EE0000"/>
-        </w:rPr>
-        <w:t xml:space="preserve"> 선행연구와의 차별성 구체화: </w:t>
-      </w:r>
-    </w:p>
-    <w:p>
-      <w:pPr>
-        <w:pBdr>
-          <w:top w:val="nil"/>
-          <w:left w:val="nil"/>
-          <w:bottom w:val="nil"/>
-          <w:right w:val="nil"/>
-          <w:between w:val="nil"/>
-        </w:pBdr>
-        <w:spacing w:after="0" w:line="240" w:lineRule="auto"/>
-        <w:rPr>
-          <w:bCs/>
-          <w:color w:val="EE0000"/>
-        </w:rPr>
-      </w:pPr>
-      <w:r>
-        <w:rPr>
-          <w:bCs/>
-          <w:color w:val="EE0000"/>
-        </w:rPr>
-        <w:t>지적해주신 Schroeder et al. (2013) 및 Ding et al. (2024) 연구와의 구체적인 차별점을 문헌연구 섹션에 명시하였습니다. Schroeder 연구 대비 딥러닝 기반의 시계열 패턴 학습의 우위성과, Ding 연구 대비 LLM 기반 감성 분석의 정교함 및 동태적 전이(Dynamic Shift) 분석의 독창성을 강조하여 학술적 공헌점을 명확히 하였습니다.</w:t>
-      </w:r>
-    </w:p>
-    <w:p>
-      <w:pPr>
-        <w:pBdr>
-          <w:top w:val="nil"/>
-          <w:left w:val="nil"/>
-          <w:bottom w:val="nil"/>
-          <w:right w:val="nil"/>
-          <w:between w:val="nil"/>
-        </w:pBdr>
-        <w:spacing w:after="0" w:line="240" w:lineRule="auto"/>
-        <w:rPr>
-          <w:b/>
-          <w:color w:val="EE0000"/>
-        </w:rPr>
-      </w:pPr>
-      <w:r>
-        <w:rPr>
-          <w:rFonts w:hint="eastAsia"/>
-          <w:b/>
-          <w:color w:val="EE0000"/>
-        </w:rPr>
-        <w:t>(3) 토의</w:t>
-      </w:r>
-      <w:r>
-        <w:rPr>
-          <w:b/>
-          <w:color w:val="EE0000"/>
-        </w:rPr>
-        <w:t xml:space="preserve"> 및 시사점의 압축: </w:t>
-      </w:r>
-    </w:p>
-    <w:p>
-      <w:pPr>
-        <w:pBdr>
-          <w:top w:val="nil"/>
-          <w:left w:val="nil"/>
-          <w:bottom w:val="nil"/>
-          <w:right w:val="nil"/>
-          <w:between w:val="nil"/>
-        </w:pBdr>
-        <w:spacing w:after="0" w:line="240" w:lineRule="auto"/>
-        <w:rPr>
-          <w:bCs/>
-          <w:color w:val="EE0000"/>
-        </w:rPr>
-      </w:pPr>
-      <w:r>
-        <w:rPr>
-          <w:bCs/>
-          <w:color w:val="EE0000"/>
-        </w:rPr>
-        <w:t>V. 토의 및 시사점 장을 기존의 세세한 절 구분에서 벗어나, “1. 학술적 함의”와 “2. 실무적 함의”의 두 가지 대주제로 간결하게 압축하여 재서술하였습니다. 중복되는 내용은 삭제하고 핵심 발견 위주로 기술하여 가독성을 크게 높였습니다.</w:t>
-      </w:r>
-    </w:p>
-    <w:p>
-      <w:pPr>
-        <w:pBdr>
-          <w:top w:val="nil"/>
-          <w:left w:val="nil"/>
-          <w:bottom w:val="nil"/>
-          <w:right w:val="nil"/>
-          <w:between w:val="nil"/>
-        </w:pBdr>
-        <w:spacing w:after="0" w:line="240" w:lineRule="auto"/>
-        <w:rPr>
-          <w:bCs/>
-          <w:color w:val="EE0000"/>
-        </w:rPr>
-      </w:pPr>
-      <w:r>
-        <w:rPr>
-          <w:rFonts w:hint="eastAsia"/>
-          <w:bCs/>
-          <w:color w:val="EE0000"/>
-        </w:rPr>
-        <w:t>이러한</w:t>
-      </w:r>
-      <w:r>
-        <w:rPr>
-          <w:bCs/>
-          <w:color w:val="EE0000"/>
-        </w:rPr>
-        <w:t xml:space="preserve"> 수정을 통해 논문의 전체적인 분량을 효율적으로 조정하고, 학술 저널의 형식에 부합하는 밀도 있는 구성을 갖추었습니다.</w:t>
-      </w:r>
-    </w:p>
-    <w:p>
-      <w:pPr>
-        <w:pBdr>
-          <w:top w:val="nil"/>
-          <w:left w:val="nil"/>
-          <w:bottom w:val="nil"/>
-          <w:right w:val="nil"/>
-          <w:between w:val="nil"/>
-        </w:pBdr>
-        <w:spacing w:after="0" w:line="240" w:lineRule="auto"/>
-      </w:pPr>
-    </w:p>
-    <w:p>
-      <w:pPr>
-        <w:pBdr>
-          <w:top w:val="nil"/>
-          <w:left w:val="nil"/>
-          <w:bottom w:val="nil"/>
-          <w:right w:val="nil"/>
-          <w:between w:val="nil"/>
-        </w:pBdr>
-        <w:spacing w:after="0" w:line="240" w:lineRule="auto"/>
-        <w:rPr>
-          <w:b/>
-          <w:color w:val="EE0000"/>
-        </w:rPr>
-      </w:pPr>
-      <w:r>
-        <w:rPr>
-          <w:rFonts w:hint="eastAsia"/>
-          <w:b/>
-          <w:color w:val="EE0000"/>
-        </w:rPr>
-        <w:t>수정사항</w:t>
-      </w:r>
-      <w:r>
-        <w:rPr>
-          <w:b/>
-          <w:color w:val="EE0000"/>
         </w:rPr>
         <w:t xml:space="preserve">: </w:t>
       </w:r>
@@ -3959,12 +2648,6 @@
             <w:tcW w:w="9628" w:type="dxa"/>
           </w:tcPr>
           <w:p>
-            <w:pPr>
-              <w:rPr>
-                <w:b/>
-                <w:bCs/>
-              </w:rPr>
-            </w:pPr>
             <w:r>
               <w:rPr>
                 <w:rFonts w:hint="eastAsia"/>
@@ -3979,7 +2662,7 @@
                 <w:b/>
                 <w:bCs/>
               </w:rPr>
-              <w:t xml:space="preserve">신규 및 </w:t>
+              <w:t>추가</w:t>
             </w:r>
             <w:r>
               <w:rPr>
@@ -3987,10 +2670,36 @@
                 <w:b/>
                 <w:bCs/>
               </w:rPr>
-              <w:t>변경]</w:t>
+              <w:t>]</w:t>
+            </w:r>
+            <w:r>
+              <w:rPr>
+                <w:rFonts w:hint="eastAsia"/>
+                <w:b/>
+                <w:bCs/>
+              </w:rPr>
+              <w:t xml:space="preserve"> </w:t>
+            </w:r>
+            <w:r>
+              <w:t>VI. 결론: 기술적 요약 후반부에 마케팅 전략 수립, CRM 조직 구조의 변화(</w:t>
+            </w:r>
+            <w:proofErr w:type="spellStart"/>
+            <w:r>
+              <w:t>애널리틱스</w:t>
+            </w:r>
+            <w:proofErr w:type="spellEnd"/>
+            <w:r>
+              <w:t xml:space="preserve"> </w:t>
+            </w:r>
+            <w:proofErr w:type="spellStart"/>
+            <w:r>
+              <w:t>트랜슬레이터</w:t>
+            </w:r>
+            <w:proofErr w:type="spellEnd"/>
+            <w:r>
+              <w:t xml:space="preserve"> 도입), 디지털 전환 전략(적정 기술 채택)이 가져올 거시적이고 구조적인 시사점을 다루는 신규 단락 대폭 추가 (원고 p.47-48)</w:t>
             </w:r>
           </w:p>
-          <w:p/>
         </w:tc>
       </w:tr>
     </w:tbl>
@@ -4023,6 +2732,7 @@
         <w:pStyle w:val="2"/>
         <w:spacing w:after="0" w:line="240" w:lineRule="auto"/>
       </w:pPr>
+      <w:proofErr w:type="spellStart"/>
       <w:r>
         <w:rPr>
           <w:rFonts w:hint="eastAsia"/>
@@ -4030,6 +2740,7 @@
         <w:lastRenderedPageBreak/>
         <w:t>심사자</w:t>
       </w:r>
+      <w:proofErr w:type="spellEnd"/>
       <w:r>
         <w:t xml:space="preserve"> #</w:t>
       </w:r>
@@ -4045,11 +2756,19 @@
         <w:pStyle w:val="3"/>
         <w:spacing w:after="0" w:line="240" w:lineRule="auto"/>
       </w:pPr>
-      <w:r>
-        <w:rPr>
-          <w:rFonts w:hint="eastAsia"/>
-        </w:rPr>
-        <w:t>심사자 #</w:t>
+      <w:proofErr w:type="spellStart"/>
+      <w:r>
+        <w:rPr>
+          <w:rFonts w:hint="eastAsia"/>
+        </w:rPr>
+        <w:t>심사자</w:t>
+      </w:r>
+      <w:proofErr w:type="spellEnd"/>
+      <w:r>
+        <w:rPr>
+          <w:rFonts w:hint="eastAsia"/>
+        </w:rPr>
+        <w:t xml:space="preserve"> #</w:t>
       </w:r>
       <w:r>
         <w:rPr>
@@ -4102,13 +2821,7 @@
               <w:rPr>
                 <w:rFonts w:hint="eastAsia"/>
               </w:rPr>
-              <w:t>[</w:t>
-            </w:r>
-            <w:r>
-              <w:rPr>
-                <w:rFonts w:hint="eastAsia"/>
-              </w:rPr>
-              <w:t>이론적</w:t>
+              <w:t>[이론적</w:t>
             </w:r>
             <w:r>
               <w:t xml:space="preserve"> 배경 서술의 구조 보완</w:t>
@@ -4122,8 +2835,13 @@
           </w:p>
           <w:p>
             <w:r>
-              <w:t>II.1절에서는 고객 행동 이론과 관련된 마케팅 연구의 흐름을 세 가지로 구분하여 문헌연</w:t>
-            </w:r>
+              <w:t xml:space="preserve">II.1절에서는 고객 행동 이론과 관련된 마케팅 연구의 흐름을 세 가지로 구분하여 </w:t>
+            </w:r>
+            <w:proofErr w:type="spellStart"/>
+            <w:r>
+              <w:t>문헌연</w:t>
+            </w:r>
+            <w:proofErr w:type="spellEnd"/>
           </w:p>
           <w:p>
             <w:r>
@@ -4144,7 +2862,15 @@
               <w:t>설명이</w:t>
             </w:r>
             <w:r>
-              <w:t xml:space="preserve"> 다소 부족한 것으로 보입니다. ‘(1) 고객 생애 가치와 RFM 프레임워크’에 대한 논</w:t>
+              <w:t xml:space="preserve"> 다소 부족한 것으로 보입니다. ‘(1) 고객 생애 가치와 RFM 프레임워크’</w:t>
+            </w:r>
+            <w:proofErr w:type="spellStart"/>
+            <w:r>
+              <w:t>에</w:t>
+            </w:r>
+            <w:proofErr w:type="spellEnd"/>
+            <w:r>
+              <w:t xml:space="preserve"> 대한 논</w:t>
             </w:r>
           </w:p>
           <w:p>
@@ -4207,21 +2933,18 @@
         <w:spacing w:after="0" w:line="240" w:lineRule="auto"/>
         <w:rPr>
           <w:bCs/>
-          <w:color w:val="EE0000"/>
         </w:rPr>
       </w:pPr>
       <w:r>
         <w:rPr>
           <w:rFonts w:hint="eastAsia"/>
           <w:b/>
-          <w:color w:val="EE0000"/>
         </w:rPr>
         <w:t>저자답변</w:t>
       </w:r>
       <w:r>
         <w:rPr>
           <w:b/>
-          <w:color w:val="EE0000"/>
         </w:rPr>
         <w:t>:</w:t>
       </w:r>
@@ -4229,325 +2952,272 @@
         <w:rPr>
           <w:rFonts w:hint="eastAsia"/>
           <w:bCs/>
-          <w:color w:val="EE0000"/>
         </w:rPr>
         <w:t xml:space="preserve"> </w:t>
       </w:r>
       <w:r>
         <w:rPr>
-          <w:bCs/>
-          <w:color w:val="EE0000"/>
-        </w:rPr>
-        <w:t>벤치마크 모델과의 비교 및 통계적 검증을 통해 연구의 설득력을 높여야 한다는 심사위원님의 지적에 깊이 공감하며, 연구의 가치를 한층 끌어올려 주신 통찰력 있는 제언에 진심으로 감사드립니다. 저자들은 심사위원님의 제안을 적극 수용하여, 제안 모델(CNN-GRU)의 예측력 개선을 객관적이고 통계적으로 입증하기 위해 폭넓은 벤치마크 실험과 Diebold-Mariano(DM) 검정을 추가로 수행하였습니다.</w:t>
-      </w:r>
-    </w:p>
-    <w:p>
-      <w:pPr>
-        <w:pBdr>
-          <w:top w:val="nil"/>
-          <w:left w:val="nil"/>
-          <w:bottom w:val="nil"/>
-          <w:right w:val="nil"/>
-          <w:between w:val="nil"/>
-        </w:pBdr>
-        <w:spacing w:after="0" w:line="240" w:lineRule="auto"/>
-        <w:rPr>
+          <w:rFonts w:hint="eastAsia"/>
+          <w:bCs/>
+        </w:rPr>
+        <w:t>심사위원님의</w:t>
+      </w:r>
+      <w:r>
+        <w:rPr>
+          <w:bCs/>
+        </w:rPr>
+        <w:t xml:space="preserve"> 세심하고 건설적인 지적에 깊이 감사드립니다. 심사위원님께서 </w:t>
+      </w:r>
+      <w:proofErr w:type="spellStart"/>
+      <w:r>
+        <w:rPr>
+          <w:bCs/>
+        </w:rPr>
+        <w:t>짚어주신</w:t>
+      </w:r>
+      <w:proofErr w:type="spellEnd"/>
+      <w:r>
+        <w:rPr>
+          <w:bCs/>
+        </w:rPr>
+        <w:t xml:space="preserve"> 바와 같이, 이전 원고는 각 하위 이론들에 대한 개별적인 논의에 바로 진입함으로써, 이 세 가지 문헌적 흐름이 본 연구의 전체적인 맥락 속에서 어떻게 유기적으로 연결되는지 독자들에게 충분한 지도(Map)를 제공하지 못했습니다.</w:t>
+      </w:r>
+    </w:p>
+    <w:p>
+      <w:pPr>
+        <w:pBdr>
+          <w:top w:val="nil"/>
+          <w:left w:val="nil"/>
+          <w:bottom w:val="nil"/>
+          <w:right w:val="nil"/>
+          <w:between w:val="nil"/>
+        </w:pBdr>
+        <w:spacing w:after="0" w:line="240" w:lineRule="auto"/>
+        <w:rPr>
+          <w:bCs/>
+        </w:rPr>
+      </w:pPr>
+      <w:r>
+        <w:rPr>
+          <w:rFonts w:hint="eastAsia"/>
+          <w:bCs/>
+        </w:rPr>
+        <w:t>저자들은</w:t>
+      </w:r>
+      <w:r>
+        <w:rPr>
+          <w:bCs/>
+        </w:rPr>
+        <w:t xml:space="preserve"> 심사위원님의 지침을 전적으로 수용하여, II.1절의 도입부에 마케팅 연구의 진화 과정과 본 연구의 문헌 분류 기준을 명확히 설명하는 개괄 단락을 새롭게 추가하였습니다.</w:t>
+      </w:r>
+      <w:r>
+        <w:rPr>
+          <w:rFonts w:hint="eastAsia"/>
+          <w:bCs/>
+        </w:rPr>
+        <w:t xml:space="preserve"> </w:t>
+      </w:r>
+      <w:r>
+        <w:rPr>
+          <w:rFonts w:hint="eastAsia"/>
+          <w:bCs/>
+        </w:rPr>
+        <w:t>구체적으로</w:t>
+      </w:r>
+      <w:r>
+        <w:rPr>
+          <w:bCs/>
+        </w:rPr>
+        <w:t>, 고객 행동을 예측하는 마케팅 연구의 흐름을 마케팅의 본질적 질문인 Who, When, How의 다차원적 프레임워크로 종합하여 서술하였습니다.</w:t>
+      </w:r>
+    </w:p>
+    <w:p>
+      <w:pPr>
+        <w:pBdr>
+          <w:top w:val="nil"/>
+          <w:left w:val="nil"/>
+          <w:bottom w:val="nil"/>
+          <w:right w:val="nil"/>
+          <w:between w:val="nil"/>
+        </w:pBdr>
+        <w:spacing w:after="0" w:line="240" w:lineRule="auto"/>
+        <w:rPr>
+          <w:bCs/>
+        </w:rPr>
+      </w:pPr>
+      <w:r>
+        <w:rPr>
+          <w:rFonts w:hint="eastAsia"/>
           <w:b/>
-          <w:color w:val="EE0000"/>
-        </w:rPr>
-      </w:pPr>
-      <w:r>
-        <w:rPr>
-          <w:rFonts w:hint="eastAsia"/>
+        </w:rPr>
+        <w:t>(1)</w:t>
+      </w:r>
+      <w:r>
+        <w:rPr>
           <w:b/>
-          <w:color w:val="EE0000"/>
-        </w:rPr>
-        <w:t>(1) 벤치마크 모델 선정 및 실험:</w:t>
-      </w:r>
-    </w:p>
-    <w:p>
-      <w:pPr>
-        <w:pBdr>
-          <w:top w:val="nil"/>
-          <w:left w:val="nil"/>
-          <w:bottom w:val="nil"/>
-          <w:right w:val="nil"/>
-          <w:between w:val="nil"/>
-        </w:pBdr>
-        <w:spacing w:after="0" w:line="240" w:lineRule="auto"/>
-        <w:rPr>
-          <w:bCs/>
-          <w:color w:val="EE0000"/>
-        </w:rPr>
-      </w:pPr>
-      <w:r>
-        <w:rPr>
-          <w:rFonts w:hint="eastAsia"/>
-          <w:bCs/>
-          <w:color w:val="EE0000"/>
-        </w:rPr>
-        <w:t>심사위원님께서</w:t>
-      </w:r>
-      <w:r>
-        <w:rPr>
-          <w:bCs/>
-          <w:color w:val="EE0000"/>
-        </w:rPr>
-        <w:t xml:space="preserve"> 제안해주신 다양한 기준선(Random Walk, SARIMA, Ridge/Lasso, Random Forest, XGBoost)에 대해 포괄적인 평가를 진행하였습니다. 그러나 전통적 선형 시계열 모형인 SARIMA와 정규화 선형 모형(Ridge/Lasso)의 경우, 지정학적 리스크와 코로나19 충격이 혼재된 고변동성 일간 데이터 환경에서 파라미터의 불안정성이 극심하고 예측 오차가 과도하게 크게 나타났습니다. 이에 본 연구에서는 </w:t>
-      </w:r>
-      <w:r>
-        <w:rPr>
-          <w:rFonts w:hint="eastAsia"/>
-          <w:bCs/>
-          <w:color w:val="EE0000"/>
-        </w:rPr>
-        <w:t>일간</w:t>
-      </w:r>
-      <w:r>
-        <w:rPr>
-          <w:bCs/>
-          <w:color w:val="EE0000"/>
-        </w:rPr>
-        <w:t xml:space="preserve"> 고빈도 데이터의 비선형적 충격을 처리하는 데 구조적으로 더 적합한 Random Walk(RW) 와 비선형 기계학습 모형인 Random Forest(RF), XGBoost를 최종 벤치마크로 압축하여 비교군을 구성하였습니다.</w:t>
-      </w:r>
-    </w:p>
-    <w:p>
-      <w:pPr>
-        <w:pBdr>
-          <w:top w:val="nil"/>
-          <w:left w:val="nil"/>
-          <w:bottom w:val="nil"/>
-          <w:right w:val="nil"/>
-          <w:between w:val="nil"/>
-        </w:pBdr>
-        <w:spacing w:after="0" w:line="240" w:lineRule="auto"/>
-        <w:rPr>
-          <w:bCs/>
-          <w:color w:val="EE0000"/>
+        </w:rPr>
+        <w:t xml:space="preserve"> 고객 생애 가치와 RFM 프레임워크:</w:t>
+      </w:r>
+      <w:r>
+        <w:rPr>
+          <w:bCs/>
+        </w:rPr>
+        <w:t xml:space="preserve"> 고객의 과거 이력을 바탕으로 누가(Who) 높은 기저 성향을 가지는가를 파악하는 연구 흐름</w:t>
+      </w:r>
+    </w:p>
+    <w:p>
+      <w:pPr>
+        <w:pBdr>
+          <w:top w:val="nil"/>
+          <w:left w:val="nil"/>
+          <w:bottom w:val="nil"/>
+          <w:right w:val="nil"/>
+          <w:between w:val="nil"/>
+        </w:pBdr>
+        <w:spacing w:after="0" w:line="240" w:lineRule="auto"/>
+        <w:rPr>
+          <w:bCs/>
         </w:rPr>
       </w:pPr>
       <w:r>
         <w:rPr>
           <w:rFonts w:hint="eastAsia"/>
           <w:b/>
-          <w:color w:val="EE0000"/>
-        </w:rPr>
-        <w:t xml:space="preserve">(2) </w:t>
-      </w:r>
-      <w:r>
-        <w:rPr>
-          <w:rFonts w:hint="eastAsia"/>
+        </w:rPr>
+        <w:t>(2)</w:t>
+      </w:r>
+      <w:r>
+        <w:rPr>
           <w:b/>
-          <w:color w:val="EE0000"/>
-        </w:rPr>
-        <w:t>성능</w:t>
-      </w:r>
-      <w:r>
-        <w:rPr>
+        </w:rPr>
+        <w:t xml:space="preserve"> 시계열적 역동성과 피로도 이론:</w:t>
+      </w:r>
+      <w:r>
+        <w:rPr>
+          <w:bCs/>
+        </w:rPr>
+        <w:t xml:space="preserve"> 고객의 심리적 상태와 시간적 맥락을 고려하여 언제(When) 개입해야 하는가를 분석하는 동태적 연구 흐름</w:t>
+      </w:r>
+    </w:p>
+    <w:p>
+      <w:pPr>
+        <w:pBdr>
+          <w:top w:val="nil"/>
+          <w:left w:val="nil"/>
+          <w:bottom w:val="nil"/>
+          <w:right w:val="nil"/>
+          <w:between w:val="nil"/>
+        </w:pBdr>
+        <w:spacing w:after="0" w:line="240" w:lineRule="auto"/>
+        <w:rPr>
+          <w:bCs/>
+        </w:rPr>
+      </w:pPr>
+      <w:r>
+        <w:rPr>
+          <w:rFonts w:hint="eastAsia"/>
           <w:b/>
-          <w:color w:val="EE0000"/>
-        </w:rPr>
-        <w:t xml:space="preserve"> 상회 및 국면 우위 확인:</w:t>
-      </w:r>
-      <w:r>
-        <w:rPr>
-          <w:rFonts w:hint="eastAsia"/>
-          <w:bCs/>
-          <w:color w:val="EE0000"/>
-        </w:rPr>
-        <w:t xml:space="preserve"> </w:t>
-      </w:r>
-    </w:p>
-    <w:p>
-      <w:pPr>
-        <w:pBdr>
-          <w:top w:val="nil"/>
-          <w:left w:val="nil"/>
-          <w:bottom w:val="nil"/>
-          <w:right w:val="nil"/>
-          <w:between w:val="nil"/>
-        </w:pBdr>
-        <w:spacing w:after="0" w:line="240" w:lineRule="auto"/>
-        <w:rPr>
-          <w:bCs/>
-          <w:color w:val="EE0000"/>
-        </w:rPr>
-      </w:pPr>
-      <w:r>
-        <w:rPr>
-          <w:rFonts w:hint="eastAsia"/>
-          <w:bCs/>
-          <w:color w:val="EE0000"/>
-        </w:rPr>
-        <w:t>실험</w:t>
-      </w:r>
-      <w:r>
-        <w:rPr>
-          <w:bCs/>
-          <w:color w:val="EE0000"/>
-        </w:rPr>
-        <w:t xml:space="preserve"> 결과, 심사위원님께서 정확히 짚어주신 바와 같이 외환(FX) 시장에서 Random Walk(RMSE 8.621)는 다차원 변수를 모두 활용한 기계학습 모형(RF: 8.670, XGBoost: 8.969)보다 오히려 오차가 적어, 매우 강력한 기준선으로 작동함을 실증적으로 확인했습니다.</w:t>
-      </w:r>
-    </w:p>
-    <w:p>
-      <w:pPr>
-        <w:pBdr>
-          <w:top w:val="nil"/>
-          <w:left w:val="nil"/>
-          <w:bottom w:val="nil"/>
-          <w:right w:val="nil"/>
-          <w:between w:val="nil"/>
-        </w:pBdr>
-        <w:spacing w:after="0" w:line="240" w:lineRule="auto"/>
-        <w:rPr>
-          <w:bCs/>
-          <w:color w:val="EE0000"/>
-        </w:rPr>
-      </w:pPr>
-      <w:r>
-        <w:rPr>
-          <w:rFonts w:hint="eastAsia"/>
-          <w:bCs/>
-          <w:color w:val="EE0000"/>
-        </w:rPr>
-        <w:t>그럼에도</w:t>
-      </w:r>
-      <w:r>
-        <w:rPr>
-          <w:bCs/>
-          <w:color w:val="EE0000"/>
-        </w:rPr>
-        <w:t xml:space="preserve"> 불구하고 제안 모델인 CNN-GRU(RMSE 6.875)는 이 강력한 Random Walk 대비 예측 오차(RMSE)를 약 20.25% 개선하며 시장의 효율성을 일관되게 상회하는 압도적인 성능을 증명했습니다. 특히 벤치마크 모델들은 추세가 지속되는 평온한 국면에서는 실제 값을 잘 추종하지만, 환율이 급변동하는 국면(변곡점)에서는 예측 지연(Lagging) 현상을 강하게 보인 반면, 제안 모델은 비정형 이벤트/감성 데이터의 국소적 신호를 포착하여 변동성 국면에서 오차를 획기적으로 줄이는 우위를 보였습니다.</w:t>
-      </w:r>
-    </w:p>
-    <w:p>
-      <w:pPr>
-        <w:pBdr>
-          <w:top w:val="nil"/>
-          <w:left w:val="nil"/>
-          <w:bottom w:val="nil"/>
-          <w:right w:val="nil"/>
-          <w:between w:val="nil"/>
-        </w:pBdr>
-        <w:spacing w:after="0" w:line="240" w:lineRule="auto"/>
-        <w:rPr>
-          <w:bCs/>
-          <w:color w:val="EE0000"/>
-        </w:rPr>
-      </w:pPr>
-      <w:r>
-        <w:rPr>
-          <w:rFonts w:hint="eastAsia"/>
+        </w:rPr>
+        <w:t xml:space="preserve">(3) </w:t>
+      </w:r>
+      <w:r>
+        <w:rPr>
           <w:b/>
-          <w:color w:val="EE0000"/>
-        </w:rPr>
-        <w:t>(3)</w:t>
-      </w:r>
-      <w:r>
-        <w:rPr>
-          <w:rFonts w:hint="eastAsia"/>
-          <w:bCs/>
-          <w:color w:val="EE0000"/>
-        </w:rPr>
-        <w:t xml:space="preserve"> </w:t>
-      </w:r>
-      <w:r>
-        <w:rPr>
+        </w:rPr>
+        <w:t>콘텐츠 신규성 및 경로 효율성 이론:</w:t>
+      </w:r>
+      <w:r>
+        <w:rPr>
+          <w:bCs/>
+        </w:rPr>
+        <w:t xml:space="preserve"> 형성된 구매 의도를 어떻게(How) 전환시킬 것인가를 다루는 설득 효율성 연구 흐름</w:t>
+      </w:r>
+    </w:p>
+    <w:p>
+      <w:pPr>
+        <w:pBdr>
+          <w:top w:val="nil"/>
+          <w:left w:val="nil"/>
+          <w:bottom w:val="nil"/>
+          <w:right w:val="nil"/>
+          <w:between w:val="nil"/>
+        </w:pBdr>
+        <w:spacing w:after="0" w:line="240" w:lineRule="auto"/>
+        <w:rPr>
+          <w:bCs/>
+        </w:rPr>
+      </w:pPr>
+      <w:r>
+        <w:rPr>
+          <w:rFonts w:hint="eastAsia"/>
+          <w:bCs/>
+        </w:rPr>
+        <w:t>이처럼</w:t>
+      </w:r>
+      <w:r>
+        <w:rPr>
+          <w:bCs/>
+        </w:rPr>
+        <w:t xml:space="preserve"> 세 가지 하위 절을 구분한 논리적 근거를 명확히 제시함으로써, 독자들이 이어지는 문헌 리뷰를 보다 통합적인 시각에서 이해하고, 이것이 향후 3장에서 제안될 지식 기반 파생변수 프레임워크로 어떻게 연결되는지 쉽게 파악할 수 있도록 보완하였습니다. 논문의 가독성과 이론적 완결성을 한층 </w:t>
+      </w:r>
+      <w:proofErr w:type="spellStart"/>
+      <w:r>
+        <w:rPr>
+          <w:bCs/>
+        </w:rPr>
+        <w:t>높여주신</w:t>
+      </w:r>
+      <w:proofErr w:type="spellEnd"/>
+      <w:r>
+        <w:rPr>
+          <w:bCs/>
+        </w:rPr>
+        <w:t xml:space="preserve"> 심사위원님의 지도에 다시 한번 진심으로 감사드립니다.</w:t>
+      </w:r>
+    </w:p>
+    <w:p>
+      <w:pPr>
+        <w:pBdr>
+          <w:top w:val="nil"/>
+          <w:left w:val="nil"/>
+          <w:bottom w:val="nil"/>
+          <w:right w:val="nil"/>
+          <w:between w:val="nil"/>
+        </w:pBdr>
+        <w:spacing w:after="0" w:line="240" w:lineRule="auto"/>
+        <w:rPr>
+          <w:bCs/>
+        </w:rPr>
+      </w:pPr>
+    </w:p>
+    <w:p>
+      <w:pPr>
+        <w:pBdr>
+          <w:top w:val="nil"/>
+          <w:left w:val="nil"/>
+          <w:bottom w:val="nil"/>
+          <w:right w:val="nil"/>
+          <w:between w:val="nil"/>
+        </w:pBdr>
+        <w:spacing w:after="0" w:line="240" w:lineRule="auto"/>
+      </w:pPr>
+      <w:r>
+        <w:rPr>
+          <w:rFonts w:hint="eastAsia"/>
           <w:b/>
-          <w:bCs/>
-          <w:color w:val="EE0000"/>
-        </w:rPr>
-        <w:t>Diebold-Mariano(DM) 통계적 검증:</w:t>
-      </w:r>
-      <w:r>
-        <w:rPr>
-          <w:bCs/>
-          <w:color w:val="EE0000"/>
-        </w:rPr>
-        <w:t xml:space="preserve"> </w:t>
-      </w:r>
-    </w:p>
-    <w:p>
-      <w:pPr>
-        <w:pBdr>
-          <w:top w:val="nil"/>
-          <w:left w:val="nil"/>
-          <w:bottom w:val="nil"/>
-          <w:right w:val="nil"/>
-          <w:between w:val="nil"/>
-        </w:pBdr>
-        <w:spacing w:after="0" w:line="240" w:lineRule="auto"/>
-        <w:rPr>
-          <w:bCs/>
-          <w:color w:val="EE0000"/>
-        </w:rPr>
-      </w:pPr>
-      <w:r>
-        <w:rPr>
-          <w:rFonts w:hint="eastAsia"/>
-          <w:bCs/>
-          <w:color w:val="EE0000"/>
-        </w:rPr>
-        <w:t>단순한</w:t>
-      </w:r>
-      <w:r>
-        <w:rPr>
-          <w:bCs/>
-          <w:color w:val="EE0000"/>
-        </w:rPr>
-        <w:t xml:space="preserve"> 오차 수치의 비교를 넘어, 예측력 개선이 통계적으로 유의미한지 확인하기 위해 Diebold-Mariano (DM) 검정을 추가로 수행하였습니다. 검정 결과, 제안 모델은 Random Walk는 물론 RF, XGBoost 등 모든 벤치마크 모형 대비 1% 유의수준(p &lt; 0.01) 하에서 예측력이 통계적으로 유의하게 우수함을 입증하였습니다.이러한 벤치마크 실험 및 DM 검증 결과는 수정 논문의 [IV. 연구결과 - 4. 실험 결과 3: 벤치마크 모델과의 성능 및 통계적 유의성 비교] 섹션과 &lt;표 9&gt;에 상세히 신설하여, 본 연구가 제안하는 하이브리드 프레임워크의 학술적 기여도를 명확히 하였습니다.</w:t>
-      </w:r>
-    </w:p>
-    <w:p>
-      <w:pPr>
-        <w:pBdr>
-          <w:top w:val="nil"/>
-          <w:left w:val="nil"/>
-          <w:bottom w:val="nil"/>
-          <w:right w:val="nil"/>
-          <w:between w:val="nil"/>
-        </w:pBdr>
-        <w:spacing w:after="0" w:line="240" w:lineRule="auto"/>
-        <w:rPr>
-          <w:bCs/>
-          <w:color w:val="EE0000"/>
-        </w:rPr>
-      </w:pPr>
-    </w:p>
-    <w:p>
-      <w:pPr>
-        <w:pBdr>
-          <w:top w:val="nil"/>
-          <w:left w:val="nil"/>
-          <w:bottom w:val="nil"/>
-          <w:right w:val="nil"/>
-          <w:between w:val="nil"/>
-        </w:pBdr>
-        <w:spacing w:after="0" w:line="240" w:lineRule="auto"/>
-        <w:rPr>
-          <w:color w:val="EE0000"/>
-        </w:rPr>
-      </w:pPr>
+        </w:rPr>
+        <w:t>수정</w:t>
+      </w:r>
       <w:r>
         <w:rPr>
           <w:rFonts w:hint="eastAsia"/>
           <w:b/>
-          <w:color w:val="EE0000"/>
-        </w:rPr>
-        <w:t>수정</w:t>
-      </w:r>
-      <w:r>
-        <w:rPr>
-          <w:rFonts w:hint="eastAsia"/>
+        </w:rPr>
+        <w:t>사항</w:t>
+      </w:r>
+      <w:r>
+        <w:rPr>
           <w:b/>
-          <w:color w:val="EE0000"/>
-        </w:rPr>
-        <w:t>사항</w:t>
-      </w:r>
-      <w:r>
-        <w:rPr>
-          <w:b/>
-          <w:color w:val="EE0000"/>
         </w:rPr>
         <w:t xml:space="preserve">: </w:t>
       </w:r>
@@ -4569,8 +3239,8 @@
           <w:p>
             <w:pPr>
               <w:rPr>
-                <w:b/>
-                <w:bCs/>
+                <w:rFonts w:ascii="바탕체" w:eastAsia="바탕체" w:hAnsi="바탕체" w:cs="Times New Roman"/>
+                <w:color w:val="0070C0"/>
               </w:rPr>
             </w:pPr>
             <w:r>
@@ -4579,7 +3249,6 @@
                 <w:b/>
                 <w:bCs/>
               </w:rPr>
-              <w:lastRenderedPageBreak/>
               <w:t>[</w:t>
             </w:r>
             <w:r>
@@ -4588,7 +3257,7 @@
                 <w:b/>
                 <w:bCs/>
               </w:rPr>
-              <w:t>신규</w:t>
+              <w:t>추가</w:t>
             </w:r>
             <w:r>
               <w:rPr>
@@ -4598,17 +3267,17 @@
               </w:rPr>
               <w:t>]</w:t>
             </w:r>
-          </w:p>
-          <w:p>
-            <w:pPr>
-              <w:wordWrap/>
-              <w:spacing w:line="420" w:lineRule="auto"/>
-              <w:ind w:firstLine="203"/>
+            <w:r>
               <w:rPr>
-                <w:rFonts w:ascii="바탕체" w:eastAsia="바탕체" w:hAnsi="바탕체" w:cs="Times New Roman"/>
-                <w:color w:val="0070C0"/>
+                <w:rFonts w:hint="eastAsia"/>
+                <w:b/>
+                <w:bCs/>
               </w:rPr>
-            </w:pPr>
+              <w:t xml:space="preserve"> </w:t>
+            </w:r>
+            <w:r>
+              <w:t>II. 문헌연구 (1. 고객 행동 이론의 정량화와 진화): 세 가지 하위 절(1, 2, 3)의 논의에 앞서, 전체 연구 흐름을 Who, When, How의 프레임워크로 조망하고 문헌 분류의 이유를 설명하는 개괄 단락 신규 추가 (원고 p.6-7)</w:t>
+            </w:r>
           </w:p>
         </w:tc>
       </w:tr>
@@ -4642,11 +3311,19 @@
         <w:pStyle w:val="3"/>
         <w:spacing w:after="0" w:line="240" w:lineRule="auto"/>
       </w:pPr>
-      <w:r>
-        <w:rPr>
-          <w:rFonts w:hint="eastAsia"/>
-        </w:rPr>
-        <w:t>심사자 #</w:t>
+      <w:proofErr w:type="spellStart"/>
+      <w:r>
+        <w:rPr>
+          <w:rFonts w:hint="eastAsia"/>
+        </w:rPr>
+        <w:t>심사자</w:t>
+      </w:r>
+      <w:proofErr w:type="spellEnd"/>
+      <w:r>
+        <w:rPr>
+          <w:rFonts w:hint="eastAsia"/>
+        </w:rPr>
+        <w:t xml:space="preserve"> #</w:t>
       </w:r>
       <w:r>
         <w:rPr>
@@ -4695,11 +3372,6 @@
             <w:tcW w:w="9628" w:type="dxa"/>
           </w:tcPr>
           <w:p>
-            <w:pPr>
-              <w:rPr>
-                <w:rFonts w:hint="eastAsia"/>
-              </w:rPr>
-            </w:pPr>
             <w:r>
               <w:rPr>
                 <w:rFonts w:hint="eastAsia"/>
@@ -4718,7 +3390,11 @@
           </w:p>
           <w:p>
             <w:r>
-              <w:t>논문에서 사용된 ‘지식 기반 특성 공학을 통한 이론의 귀납적 편향 주입 연구’라는 표현 은 그 의미가 직관적으로 전달되기 어렵습니다. ‘지식 기반 특성 공학(knowledge-based feature engineering)’의 정의와 구체적 내용, 그리고 ‘이론의 귀납적 편향 주입’이 무엇을 의미하는지에 대해 서론에서 개념적·방법론적 차원에서 보다 명확히 설명해 주시기 바랍 니다. 특히 기존 데이터 기반 접근과의 차별성 및 본 연구에서 해당 개념이 수행하는 역 할을 구체화할 필요가 있습니다.</w:t>
+              <w:t>논문에서 사용된 ‘지식 기반 특성 공학을 통한 이론의 귀납적 편향 주입 연구’라는 표현 은 그 의미가 직관</w:t>
+            </w:r>
+            <w:r>
+              <w:lastRenderedPageBreak/>
+              <w:t>적으로 전달되기 어렵습니다. ‘지식 기반 특성 공학(knowledge-based feature engineering)’의 정의와 구체적 내용, 그리고 ‘이론의 귀납적 편향 주입’이 무엇을 의미하는지에 대해 서론에서 개념적·방법론적 차원에서 보다 명확히 설명해 주시기 바랍니다. 특히 기존 데이터 기반 접근과의 차별성 및 본 연구에서 해당 개념이 수행하는 역할을 구체화할 필요가 있습니다.</w:t>
             </w:r>
           </w:p>
         </w:tc>
@@ -4748,21 +3424,18 @@
         <w:spacing w:after="0" w:line="240" w:lineRule="auto"/>
         <w:rPr>
           <w:bCs/>
-          <w:color w:val="EE0000"/>
         </w:rPr>
       </w:pPr>
       <w:r>
         <w:rPr>
           <w:rFonts w:hint="eastAsia"/>
           <w:b/>
-          <w:color w:val="EE0000"/>
         </w:rPr>
         <w:t>저자답변</w:t>
       </w:r>
       <w:r>
         <w:rPr>
           <w:b/>
-          <w:color w:val="EE0000"/>
         </w:rPr>
         <w:t>:</w:t>
       </w:r>
@@ -4770,7 +3443,6 @@
         <w:rPr>
           <w:rFonts w:hint="eastAsia"/>
           <w:bCs/>
-          <w:color w:val="EE0000"/>
         </w:rPr>
         <w:t xml:space="preserve"> </w:t>
       </w:r>
@@ -4778,200 +3450,282 @@
         <w:rPr>
           <w:rFonts w:hint="eastAsia"/>
           <w:bCs/>
-          <w:color w:val="EE0000"/>
-        </w:rPr>
-        <w:t>환율</w:t>
-      </w:r>
-      <w:r>
-        <w:rPr>
-          <w:bCs/>
-          <w:color w:val="EE0000"/>
-        </w:rPr>
-        <w:t xml:space="preserve"> 시장의 고유한 특성을 반영한 방법론적 타당성과 연구 기여도의 구체적 입증을 요구하신 심사위원님의 고견은 논문의 논리적 완결성을 높이는 데 핵심적인 지적입니다.</w:t>
-      </w:r>
-      <w:r>
-        <w:rPr>
-          <w:rFonts w:hint="eastAsia"/>
-          <w:bCs/>
-          <w:color w:val="EE0000"/>
-        </w:rPr>
-        <w:t xml:space="preserve"> 저자들은</w:t>
-      </w:r>
-      <w:r>
-        <w:rPr>
-          <w:bCs/>
-          <w:color w:val="EE0000"/>
-        </w:rPr>
-        <w:t xml:space="preserve"> 심사위원님의 조언에 따라 논문의 서론과 결론, 그리고 실험 결과 해석 부분을 대폭 보강하여 다음의 세 가지 측면에서 차별성을 명확히 하였습니다.</w:t>
-      </w:r>
-    </w:p>
-    <w:p>
-      <w:pPr>
-        <w:pBdr>
-          <w:top w:val="nil"/>
-          <w:left w:val="nil"/>
-          <w:bottom w:val="nil"/>
-          <w:right w:val="nil"/>
-          <w:between w:val="nil"/>
-        </w:pBdr>
-        <w:spacing w:after="0" w:line="240" w:lineRule="auto"/>
-        <w:rPr>
-          <w:bCs/>
-          <w:color w:val="EE0000"/>
-        </w:rPr>
-      </w:pPr>
-      <w:r>
-        <w:rPr>
-          <w:bCs/>
-          <w:color w:val="EE0000"/>
-        </w:rPr>
-        <w:t>Case 비교를 통해 Macro 대비 Event/Sentiment 추가 시 성능 향상분을 정량적으로 제시하였습니다.</w:t>
-      </w:r>
-    </w:p>
-    <w:p>
-      <w:pPr>
-        <w:pBdr>
-          <w:top w:val="nil"/>
-          <w:left w:val="nil"/>
-          <w:bottom w:val="nil"/>
-          <w:right w:val="nil"/>
-          <w:between w:val="nil"/>
-        </w:pBdr>
-        <w:spacing w:after="0" w:line="240" w:lineRule="auto"/>
-        <w:rPr>
-          <w:bCs/>
-          <w:color w:val="EE0000"/>
-        </w:rPr>
-      </w:pPr>
-      <w:r>
-        <w:rPr>
-          <w:rFonts w:hint="eastAsia"/>
-          <w:bCs/>
-          <w:color w:val="EE0000"/>
-        </w:rPr>
-        <w:t>- 동태적</w:t>
-      </w:r>
-      <w:r>
-        <w:rPr>
-          <w:bCs/>
-          <w:color w:val="EE0000"/>
-        </w:rPr>
-        <w:t xml:space="preserve"> 정보 전이: Radar Chart</w:t>
-      </w:r>
-      <w:r>
-        <w:rPr>
-          <w:rFonts w:hint="eastAsia"/>
-          <w:bCs/>
-          <w:color w:val="EE0000"/>
-        </w:rPr>
-        <w:t xml:space="preserve">와 </w:t>
-      </w:r>
-      <w:r>
-        <w:rPr>
-          <w:bCs/>
-          <w:color w:val="EE0000"/>
-        </w:rPr>
-        <w:t xml:space="preserve">&lt;표 </w:t>
-      </w:r>
-      <w:r>
-        <w:rPr>
-          <w:rFonts w:hint="eastAsia"/>
-          <w:bCs/>
-          <w:color w:val="EE0000"/>
-        </w:rPr>
-        <w:t>6</w:t>
-      </w:r>
-      <w:r>
-        <w:rPr>
-          <w:bCs/>
-          <w:color w:val="EE0000"/>
-        </w:rPr>
-        <w:t>&gt;</w:t>
-      </w:r>
-      <w:r>
-        <w:rPr>
-          <w:rFonts w:hint="eastAsia"/>
-          <w:bCs/>
-          <w:color w:val="EE0000"/>
-        </w:rPr>
-        <w:t>을</w:t>
-      </w:r>
-      <w:r>
-        <w:rPr>
-          <w:bCs/>
-          <w:color w:val="EE0000"/>
-        </w:rPr>
-        <w:t xml:space="preserve"> 통해 Lookback 기간별 최적 변수의 변화를 입증하였습니다.</w:t>
-      </w:r>
-    </w:p>
-    <w:p>
-      <w:pPr>
-        <w:pBdr>
-          <w:top w:val="nil"/>
-          <w:left w:val="nil"/>
-          <w:bottom w:val="nil"/>
-          <w:right w:val="nil"/>
-          <w:between w:val="nil"/>
-        </w:pBdr>
-        <w:spacing w:after="0" w:line="240" w:lineRule="auto"/>
-        <w:rPr>
-          <w:color w:val="EE0000"/>
-        </w:rPr>
-      </w:pPr>
-      <w:r>
-        <w:rPr>
-          <w:rFonts w:hint="eastAsia"/>
-          <w:bCs/>
-          <w:color w:val="EE0000"/>
-        </w:rPr>
-        <w:t>- 이중적 시장</w:t>
-      </w:r>
-      <w:r>
-        <w:rPr>
-          <w:bCs/>
-          <w:color w:val="EE0000"/>
-        </w:rPr>
-        <w:t xml:space="preserve"> 역학: SHAP 분석(그림 6)을 통해 뉴스 양과 톤의 상반된 효과를 시각적으로 증명하였습니다.</w:t>
-      </w:r>
-    </w:p>
-    <w:p>
-      <w:pPr>
-        <w:pBdr>
-          <w:top w:val="nil"/>
-          <w:left w:val="nil"/>
-          <w:bottom w:val="nil"/>
-          <w:right w:val="nil"/>
-          <w:between w:val="nil"/>
-        </w:pBdr>
-        <w:spacing w:after="0" w:line="240" w:lineRule="auto"/>
-      </w:pPr>
-    </w:p>
-    <w:p>
-      <w:pPr>
-        <w:pBdr>
-          <w:top w:val="nil"/>
-          <w:left w:val="nil"/>
-          <w:bottom w:val="nil"/>
-          <w:right w:val="nil"/>
-          <w:between w:val="nil"/>
-        </w:pBdr>
-        <w:spacing w:after="0" w:line="240" w:lineRule="auto"/>
-        <w:rPr>
-          <w:color w:val="EE0000"/>
-        </w:rPr>
-      </w:pPr>
-      <w:r>
-        <w:rPr>
-          <w:rFonts w:hint="eastAsia"/>
+        </w:rPr>
+        <w:t>심사위원님의</w:t>
+      </w:r>
+      <w:r>
+        <w:rPr>
+          <w:bCs/>
+        </w:rPr>
+        <w:t xml:space="preserve"> 예리하고 타당한 지적에 깊이 감사드립니다. 심사위원님께서 지적해 주신 바와 같이, 이전 원고에서는 지식 기반 특성 공학과 귀납적 편향이라는 컴퓨터공학 및 </w:t>
+      </w:r>
+      <w:proofErr w:type="spellStart"/>
+      <w:r>
+        <w:rPr>
+          <w:bCs/>
+        </w:rPr>
+        <w:t>머신러닝</w:t>
+      </w:r>
+      <w:proofErr w:type="spellEnd"/>
+      <w:r>
+        <w:rPr>
+          <w:bCs/>
+        </w:rPr>
+        <w:t xml:space="preserve"> 분야의 전문 용어를 충분한 경영학적, 방법론적 정의 없이 차용함으로써 경영학 독자들의 직관적인 이해를 저해하는 측면이 있었습니다.</w:t>
+      </w:r>
+    </w:p>
+    <w:p>
+      <w:pPr>
+        <w:pBdr>
+          <w:top w:val="nil"/>
+          <w:left w:val="nil"/>
+          <w:bottom w:val="nil"/>
+          <w:right w:val="nil"/>
+          <w:between w:val="nil"/>
+        </w:pBdr>
+        <w:spacing w:after="0" w:line="240" w:lineRule="auto"/>
+        <w:rPr>
+          <w:bCs/>
+        </w:rPr>
+      </w:pPr>
+      <w:r>
+        <w:rPr>
+          <w:rFonts w:hint="eastAsia"/>
+          <w:bCs/>
+        </w:rPr>
+        <w:t>저자들은</w:t>
+      </w:r>
+      <w:r>
+        <w:rPr>
+          <w:bCs/>
+        </w:rPr>
+        <w:t xml:space="preserve"> 심사위원님의 지침을 전적으로 수용하여, 서론(I장) 부분에 해당 개념들의 명확한 정의와 기존 접근법과의 차별성을 구체화하는 단락을 새롭게 추가 및 보강하였습니다.</w:t>
+      </w:r>
+    </w:p>
+    <w:p>
+      <w:pPr>
+        <w:pBdr>
+          <w:top w:val="nil"/>
+          <w:left w:val="nil"/>
+          <w:bottom w:val="nil"/>
+          <w:right w:val="nil"/>
+          <w:between w:val="nil"/>
+        </w:pBdr>
+        <w:spacing w:after="0" w:line="240" w:lineRule="auto"/>
+        <w:rPr>
+          <w:bCs/>
+        </w:rPr>
+      </w:pPr>
+    </w:p>
+    <w:p>
+      <w:pPr>
+        <w:pBdr>
+          <w:top w:val="nil"/>
+          <w:left w:val="nil"/>
+          <w:bottom w:val="nil"/>
+          <w:right w:val="nil"/>
+          <w:between w:val="nil"/>
+        </w:pBdr>
+        <w:spacing w:after="0" w:line="240" w:lineRule="auto"/>
+        <w:rPr>
+          <w:bCs/>
+        </w:rPr>
+      </w:pPr>
+      <w:r>
+        <w:rPr>
           <w:b/>
-          <w:color w:val="EE0000"/>
+        </w:rPr>
+        <w:t>1. 지식 기반 특성 공학의 개념적/방법론적 정의 보강:</w:t>
+      </w:r>
+      <w:r>
+        <w:rPr>
+          <w:rFonts w:hint="eastAsia"/>
+          <w:b/>
+        </w:rPr>
+        <w:t xml:space="preserve"> </w:t>
+      </w:r>
+      <w:r>
+        <w:rPr>
+          <w:rFonts w:hint="eastAsia"/>
+          <w:bCs/>
+        </w:rPr>
+        <w:t>이</w:t>
+      </w:r>
+      <w:r>
+        <w:rPr>
+          <w:bCs/>
+        </w:rPr>
+        <w:t xml:space="preserve"> 개념이 단순한 통계적 데이터 전처리가 아님을 명확히 하였습니다. 마케팅 문헌에서 검증된 추상적인 소비자 행동 이론을 기계학습 모델이 직접 연산하고 학습할 수 있는 수학적 함수 및 동적 변수의 형태로 변환하는 조작화</w:t>
+      </w:r>
+      <w:r>
+        <w:rPr>
+          <w:rFonts w:hint="eastAsia"/>
+          <w:bCs/>
+        </w:rPr>
+        <w:t xml:space="preserve"> </w:t>
+      </w:r>
+      <w:r>
+        <w:rPr>
+          <w:bCs/>
+        </w:rPr>
+        <w:t>과정으로 명확히 정의하였습니다.</w:t>
+      </w:r>
+    </w:p>
+    <w:p>
+      <w:pPr>
+        <w:pBdr>
+          <w:top w:val="nil"/>
+          <w:left w:val="nil"/>
+          <w:bottom w:val="nil"/>
+          <w:right w:val="nil"/>
+          <w:between w:val="nil"/>
+        </w:pBdr>
+        <w:spacing w:after="0" w:line="240" w:lineRule="auto"/>
+        <w:rPr>
+          <w:bCs/>
+        </w:rPr>
+      </w:pPr>
+      <w:r>
+        <w:rPr>
+          <w:b/>
+        </w:rPr>
+        <w:t>2. 이론의 귀납적 편향 주입의 의미 및 기존 데이터 기반 접근과의 차별성 명시:</w:t>
+      </w:r>
+      <w:r>
+        <w:rPr>
+          <w:rFonts w:hint="eastAsia"/>
+          <w:bCs/>
+        </w:rPr>
+        <w:t xml:space="preserve"> </w:t>
+      </w:r>
+      <w:r>
+        <w:rPr>
+          <w:rFonts w:hint="eastAsia"/>
+          <w:bCs/>
+        </w:rPr>
+        <w:t>이를</w:t>
+      </w:r>
+      <w:r>
+        <w:rPr>
+          <w:bCs/>
+        </w:rPr>
+        <w:t xml:space="preserve"> 기존의 순수 데이터 기반 접근법과 직접적으로 대비하여 설명하였습니다. 데이터 기반 접근법이 모델 스스로 백지상태에서 패턴을 찾게 두는 방식이라면, 귀납적 편향 주입은 마케터의 이론적 직관을 모델의 탐색 공간을 제한하는 사전 지식이자 제약 조건으로 부여하는 과정임을 서술하였습니다.</w:t>
+      </w:r>
+    </w:p>
+    <w:p>
+      <w:pPr>
+        <w:pBdr>
+          <w:top w:val="nil"/>
+          <w:left w:val="nil"/>
+          <w:bottom w:val="nil"/>
+          <w:right w:val="nil"/>
+          <w:between w:val="nil"/>
+        </w:pBdr>
+        <w:spacing w:after="0" w:line="240" w:lineRule="auto"/>
+        <w:rPr>
+          <w:bCs/>
+        </w:rPr>
+      </w:pPr>
+      <w:r>
+        <w:rPr>
+          <w:b/>
+        </w:rPr>
+        <w:t>3. 본 연구에서 해당 개념이 수행하는 역할 구체화:</w:t>
+      </w:r>
+      <w:r>
+        <w:rPr>
+          <w:rFonts w:hint="eastAsia"/>
+          <w:bCs/>
+        </w:rPr>
+        <w:t xml:space="preserve"> </w:t>
+      </w:r>
+      <w:r>
+        <w:rPr>
+          <w:rFonts w:hint="eastAsia"/>
+          <w:bCs/>
+        </w:rPr>
+        <w:t>본</w:t>
+      </w:r>
+      <w:r>
+        <w:rPr>
+          <w:bCs/>
+        </w:rPr>
+        <w:t xml:space="preserve"> 연구의 대상인 CRM 로그 데이터처럼 구매 전환율이 극도로 낮은(약 0.12%) 희소(Sparse) 환경에서는 순수 데이터 기반 접근이 노이즈를 학습할 위험이 큽니다. 따라서 본 연구의 개념(도메인 지식의 주입)은 모델이 정답을 찾아가도록 돕는 나침반 역할을 수행하며, 이를 통해 데이터의 희소성을 극복하고 예측력과 설명력을 동시에 제고하는 핵심 기제임을 명시하였습니다.</w:t>
+      </w:r>
+    </w:p>
+    <w:p>
+      <w:pPr>
+        <w:pBdr>
+          <w:top w:val="nil"/>
+          <w:left w:val="nil"/>
+          <w:bottom w:val="nil"/>
+          <w:right w:val="nil"/>
+          <w:between w:val="nil"/>
+        </w:pBdr>
+        <w:spacing w:after="0" w:line="240" w:lineRule="auto"/>
+        <w:rPr>
+          <w:bCs/>
+        </w:rPr>
+      </w:pPr>
+    </w:p>
+    <w:p>
+      <w:pPr>
+        <w:pBdr>
+          <w:top w:val="nil"/>
+          <w:left w:val="nil"/>
+          <w:bottom w:val="nil"/>
+          <w:right w:val="nil"/>
+          <w:between w:val="nil"/>
+        </w:pBdr>
+        <w:spacing w:after="0" w:line="240" w:lineRule="auto"/>
+      </w:pPr>
+      <w:r>
+        <w:rPr>
+          <w:rFonts w:hint="eastAsia"/>
+          <w:bCs/>
+        </w:rPr>
+        <w:t>심사위원님의</w:t>
+      </w:r>
+      <w:r>
+        <w:rPr>
+          <w:bCs/>
+        </w:rPr>
+        <w:t xml:space="preserve"> 훌륭한 지적 덕분에 논문의 방법론적 철학과 핵심 개념이 훨씬 더 명확하고 설득력 있게 독자들에게 전달될 수 있게 되었습니다. 진심으로 감사드립니다.</w:t>
+      </w:r>
+    </w:p>
+    <w:p>
+      <w:pPr>
+        <w:pBdr>
+          <w:top w:val="nil"/>
+          <w:left w:val="nil"/>
+          <w:bottom w:val="nil"/>
+          <w:right w:val="nil"/>
+          <w:between w:val="nil"/>
+        </w:pBdr>
+        <w:spacing w:after="0" w:line="240" w:lineRule="auto"/>
+      </w:pPr>
+    </w:p>
+    <w:p>
+      <w:pPr>
+        <w:pBdr>
+          <w:top w:val="nil"/>
+          <w:left w:val="nil"/>
+          <w:bottom w:val="nil"/>
+          <w:right w:val="nil"/>
+          <w:between w:val="nil"/>
+        </w:pBdr>
+        <w:spacing w:after="0" w:line="240" w:lineRule="auto"/>
+      </w:pPr>
+      <w:r>
+        <w:rPr>
+          <w:rFonts w:hint="eastAsia"/>
+          <w:b/>
         </w:rPr>
         <w:t>수정사항</w:t>
       </w:r>
       <w:r>
         <w:rPr>
           <w:b/>
-          <w:color w:val="EE0000"/>
         </w:rPr>
         <w:t xml:space="preserve">: </w:t>
       </w:r>
@@ -4993,8 +3747,8 @@
           <w:p>
             <w:pPr>
               <w:rPr>
-                <w:b/>
-                <w:bCs/>
+                <w:rFonts w:ascii="바탕체" w:eastAsia="바탕체" w:hAnsi="바탕체" w:cs="Times New Roman"/>
+                <w:color w:val="0070C0"/>
               </w:rPr>
             </w:pPr>
             <w:r>
@@ -5011,7 +3765,7 @@
                 <w:b/>
                 <w:bCs/>
               </w:rPr>
-              <w:t>신규</w:t>
+              <w:t>변경/추가</w:t>
             </w:r>
             <w:r>
               <w:rPr>
@@ -5021,17 +3775,17 @@
               </w:rPr>
               <w:t>]</w:t>
             </w:r>
-          </w:p>
-          <w:p>
-            <w:pPr>
-              <w:wordWrap/>
-              <w:spacing w:line="420" w:lineRule="auto"/>
-              <w:ind w:firstLine="203"/>
+            <w:r>
               <w:rPr>
-                <w:rFonts w:ascii="바탕체" w:eastAsia="바탕체" w:hAnsi="바탕체" w:cs="Times New Roman"/>
-                <w:color w:val="0070C0"/>
+                <w:rFonts w:hint="eastAsia"/>
+                <w:b/>
+                <w:bCs/>
               </w:rPr>
-            </w:pPr>
+              <w:t xml:space="preserve"> </w:t>
+            </w:r>
+            <w:r>
+              <w:t>I. 서론: 지식 기반 특성 공학과 귀납적 편향 주입의 방법론적 정의, 기존 순수 데이터 기반 딥러닝 접근법과의 차별성, 그리고 본 연구에서의 구체적인 역할을 명시하는 내용 대폭 보강 (원고 p.4-5)</w:t>
+            </w:r>
           </w:p>
         </w:tc>
       </w:tr>
@@ -5046,9 +3800,6 @@
           <w:between w:val="nil"/>
         </w:pBdr>
         <w:spacing w:after="0" w:line="240" w:lineRule="auto"/>
-        <w:rPr>
-          <w:rFonts w:hint="eastAsia"/>
-        </w:rPr>
       </w:pPr>
     </w:p>
     <w:p>
@@ -5071,11 +3822,19 @@
           <w:color w:val="FF0000"/>
         </w:rPr>
       </w:pPr>
-      <w:r>
-        <w:rPr>
-          <w:rFonts w:hint="eastAsia"/>
-        </w:rPr>
-        <w:t>심사자 #</w:t>
+      <w:proofErr w:type="spellStart"/>
+      <w:r>
+        <w:rPr>
+          <w:rFonts w:hint="eastAsia"/>
+        </w:rPr>
+        <w:t>심사자</w:t>
+      </w:r>
+      <w:proofErr w:type="spellEnd"/>
+      <w:r>
+        <w:rPr>
+          <w:rFonts w:hint="eastAsia"/>
+        </w:rPr>
+        <w:t xml:space="preserve"> #</w:t>
       </w:r>
       <w:r>
         <w:rPr>
@@ -5172,21 +3931,18 @@
         <w:spacing w:after="0" w:line="240" w:lineRule="auto"/>
         <w:rPr>
           <w:bCs/>
-          <w:color w:val="EE0000"/>
         </w:rPr>
       </w:pPr>
       <w:r>
         <w:rPr>
           <w:rFonts w:hint="eastAsia"/>
           <w:b/>
-          <w:color w:val="EE0000"/>
         </w:rPr>
         <w:t>저자답변</w:t>
       </w:r>
       <w:r>
         <w:rPr>
           <w:b/>
-          <w:color w:val="EE0000"/>
         </w:rPr>
         <w:t>:</w:t>
       </w:r>
@@ -5194,7 +3950,6 @@
         <w:rPr>
           <w:rFonts w:hint="eastAsia"/>
           <w:bCs/>
-          <w:color w:val="EE0000"/>
         </w:rPr>
         <w:t xml:space="preserve"> </w:t>
       </w:r>
@@ -5202,630 +3957,336 @@
         <w:rPr>
           <w:rFonts w:hint="eastAsia"/>
           <w:bCs/>
-          <w:color w:val="EE0000"/>
-        </w:rPr>
-        <w:t>환율</w:t>
-      </w:r>
-      <w:r>
-        <w:rPr>
-          <w:bCs/>
-          <w:color w:val="EE0000"/>
-        </w:rPr>
-        <w:t xml:space="preserve"> 예측 모델의 신뢰성을 결정짓는 정보 누설 통제와 시점 정렬에 대해 매우 중요한 지적을 해주신 심사위원님께 감사드립니다.</w:t>
-      </w:r>
-      <w:r>
-        <w:rPr>
-          <w:rFonts w:hint="eastAsia"/>
-          <w:bCs/>
-          <w:color w:val="EE0000"/>
-        </w:rPr>
-        <w:t xml:space="preserve"> </w:t>
-      </w:r>
-      <w:r>
-        <w:rPr>
-          <w:bCs/>
-          <w:color w:val="EE0000"/>
-        </w:rPr>
-        <w:t>저자들은 심사위원님의 우려를 불식시키기 위해 연구에 사용된 알고리즘 코드와 데이터 생성 프로세스를 면밀히 재검토하였으며, 본 연구가 정보 누설을 원천 차단하는 엄격한 시점 분리 하에 수행되었음을 확인하였습니다. 이에 대한 구체적인 근거와 설정 기준을 논문에 보강하였습니다.</w:t>
-      </w:r>
-    </w:p>
-    <w:p>
-      <w:pPr>
-        <w:pBdr>
-          <w:top w:val="nil"/>
-          <w:left w:val="nil"/>
-          <w:bottom w:val="nil"/>
-          <w:right w:val="nil"/>
-          <w:between w:val="nil"/>
-        </w:pBdr>
-        <w:spacing w:after="0" w:line="240" w:lineRule="auto"/>
-        <w:rPr>
-          <w:bCs/>
-          <w:color w:val="EE0000"/>
-        </w:rPr>
-      </w:pPr>
-      <w:r>
-        <w:rPr>
-          <w:rFonts w:hint="eastAsia"/>
+        </w:rPr>
+        <w:t>심사위원님의</w:t>
+      </w:r>
+      <w:r>
+        <w:rPr>
+          <w:bCs/>
+        </w:rPr>
+        <w:t xml:space="preserve"> 타당하고 핵심적인 지적에 깊이 감사드립니다. 심사위원님께서 정확히 </w:t>
+      </w:r>
+      <w:proofErr w:type="spellStart"/>
+      <w:r>
+        <w:rPr>
+          <w:bCs/>
+        </w:rPr>
+        <w:t>짚어주신</w:t>
+      </w:r>
+      <w:proofErr w:type="spellEnd"/>
+      <w:r>
+        <w:rPr>
+          <w:bCs/>
+        </w:rPr>
+        <w:t xml:space="preserve"> 바</w:t>
+      </w:r>
+      <w:r>
+        <w:rPr>
+          <w:bCs/>
+        </w:rPr>
+        <w:lastRenderedPageBreak/>
+        <w:t xml:space="preserve">와 같이, 이전 원고의 III.2절은 데이터 </w:t>
+      </w:r>
+      <w:proofErr w:type="spellStart"/>
+      <w:r>
+        <w:rPr>
+          <w:bCs/>
+        </w:rPr>
+        <w:t>전처리</w:t>
+      </w:r>
+      <w:proofErr w:type="spellEnd"/>
+      <w:r>
+        <w:rPr>
+          <w:bCs/>
+        </w:rPr>
+        <w:t xml:space="preserve"> 과정과 변수의 산출 방식(수식 및 알고리즘) 등 공학적 설명에 다소 치중되어 있어, 각 변수들이 경영학 및 마케팅 문헌의 어떠한 행동 이론에 뿌리를 두고 있는지 이론적 정당성을 충분히 논증하지 못했습니다.</w:t>
+      </w:r>
+    </w:p>
+    <w:p>
+      <w:pPr>
+        <w:pBdr>
+          <w:top w:val="nil"/>
+          <w:left w:val="nil"/>
+          <w:bottom w:val="nil"/>
+          <w:right w:val="nil"/>
+          <w:between w:val="nil"/>
+        </w:pBdr>
+        <w:spacing w:after="0" w:line="240" w:lineRule="auto"/>
+        <w:rPr>
+          <w:bCs/>
+        </w:rPr>
+      </w:pPr>
+      <w:r>
+        <w:rPr>
+          <w:rFonts w:hint="eastAsia"/>
+          <w:bCs/>
+        </w:rPr>
+        <w:t>저자들은</w:t>
+      </w:r>
+      <w:r>
+        <w:rPr>
+          <w:bCs/>
+        </w:rPr>
+        <w:t xml:space="preserve"> 심사위원님의 지침을 전적으로 수용하여, 본 연구가 단순히 데이터를 임의로 조합한 것이 아니라 검증된 마케팅 이론을 실증 변수로 </w:t>
+      </w:r>
+      <w:proofErr w:type="spellStart"/>
+      <w:r>
+        <w:rPr>
+          <w:bCs/>
+        </w:rPr>
+        <w:t>조작화한</w:t>
+      </w:r>
+      <w:proofErr w:type="spellEnd"/>
+      <w:r>
+        <w:rPr>
+          <w:bCs/>
+        </w:rPr>
+        <w:t xml:space="preserve"> 것임을 명확히 하기 위해 III.2절을 대폭 보강하였습니다. 각 4가지 지식 축(</w:t>
+      </w:r>
+      <w:proofErr w:type="spellStart"/>
+      <w:r>
+        <w:rPr>
+          <w:bCs/>
+        </w:rPr>
+        <w:t>변수군</w:t>
+      </w:r>
+      <w:proofErr w:type="spellEnd"/>
+      <w:r>
+        <w:rPr>
+          <w:bCs/>
+        </w:rPr>
+        <w:t>)의 도입부에 다음과 같이 이론적 배경과 선행 연구를 1:1로 매핑하여 서술을 추가하였습니다.</w:t>
+      </w:r>
+    </w:p>
+    <w:p>
+      <w:pPr>
+        <w:pBdr>
+          <w:top w:val="nil"/>
+          <w:left w:val="nil"/>
+          <w:bottom w:val="nil"/>
+          <w:right w:val="nil"/>
+          <w:between w:val="nil"/>
+        </w:pBdr>
+        <w:spacing w:after="0" w:line="240" w:lineRule="auto"/>
+        <w:rPr>
+          <w:bCs/>
+        </w:rPr>
+      </w:pPr>
+    </w:p>
+    <w:p>
+      <w:pPr>
+        <w:pBdr>
+          <w:top w:val="nil"/>
+          <w:left w:val="nil"/>
+          <w:bottom w:val="nil"/>
+          <w:right w:val="nil"/>
+          <w:between w:val="nil"/>
+        </w:pBdr>
+        <w:spacing w:after="0" w:line="240" w:lineRule="auto"/>
+        <w:rPr>
+          <w:bCs/>
+        </w:rPr>
+      </w:pPr>
+      <w:r>
+        <w:rPr>
           <w:b/>
-          <w:color w:val="EE0000"/>
-        </w:rPr>
-        <w:t xml:space="preserve">(1) </w:t>
-      </w:r>
+        </w:rPr>
+        <w:t>1. 구매 및 재구매 주기 패턴:</w:t>
+      </w:r>
+      <w:r>
+        <w:rPr>
+          <w:bCs/>
+        </w:rPr>
+        <w:t xml:space="preserve"> 고객 생애 가치 예측의 핵심인 </w:t>
+      </w:r>
+      <w:r>
+        <w:rPr>
+          <w:rFonts w:hint="eastAsia"/>
+          <w:bCs/>
+        </w:rPr>
+        <w:t>B</w:t>
+      </w:r>
+      <w:r>
+        <w:rPr>
+          <w:bCs/>
+        </w:rPr>
+        <w:t xml:space="preserve">TYD 모형과 행동 경제학의 냉각기 효과를 근거로, 구매 직후의 반응 저하와 주기적 기저 성향을 </w:t>
+      </w:r>
+      <w:proofErr w:type="spellStart"/>
+      <w:r>
+        <w:rPr>
+          <w:bCs/>
+        </w:rPr>
+        <w:t>정량화하였음을</w:t>
+      </w:r>
+      <w:proofErr w:type="spellEnd"/>
+      <w:r>
+        <w:rPr>
+          <w:bCs/>
+        </w:rPr>
+        <w:t xml:space="preserve"> 명시하였습니다.</w:t>
+      </w:r>
+    </w:p>
+    <w:p>
+      <w:pPr>
+        <w:pBdr>
+          <w:top w:val="nil"/>
+          <w:left w:val="nil"/>
+          <w:bottom w:val="nil"/>
+          <w:right w:val="nil"/>
+          <w:between w:val="nil"/>
+        </w:pBdr>
+        <w:spacing w:after="0" w:line="240" w:lineRule="auto"/>
+        <w:rPr>
+          <w:bCs/>
+        </w:rPr>
+      </w:pPr>
       <w:r>
         <w:rPr>
           <w:b/>
-          <w:color w:val="EE0000"/>
-        </w:rPr>
-        <w:t>예측 시점의 명확화 (</w:t>
-      </w:r>
-      <m:oMath>
-        <m:sSub>
-          <m:sSubPr>
-            <m:ctrlPr>
-              <w:rPr>
-                <w:rFonts w:ascii="Cambria Math" w:hAnsi="Cambria Math"/>
-                <w:b/>
-                <w:color w:val="EE0000"/>
-              </w:rPr>
-            </m:ctrlPr>
-          </m:sSubPr>
-          <m:e>
-            <m:r>
-              <m:rPr>
-                <m:sty m:val="b"/>
-              </m:rPr>
-              <w:rPr>
-                <w:rFonts w:ascii="Cambria Math" w:hAnsi="Cambria Math"/>
-                <w:color w:val="EE0000"/>
-              </w:rPr>
-              <m:t>X</m:t>
-            </m:r>
-          </m:e>
-          <m:sub>
-            <m:r>
-              <m:rPr>
-                <m:sty m:val="b"/>
-              </m:rPr>
-              <w:rPr>
-                <w:rFonts w:ascii="Cambria Math" w:hAnsi="Cambria Math"/>
-                <w:color w:val="EE0000"/>
-              </w:rPr>
-              <m:t>t</m:t>
-            </m:r>
-          </m:sub>
-        </m:sSub>
-        <m:r>
-          <m:rPr>
-            <m:sty m:val="b"/>
-          </m:rPr>
-          <w:rPr>
-            <w:rFonts w:ascii="Cambria Math" w:hAnsi="Cambria Math"/>
-            <w:color w:val="EE0000"/>
-          </w:rPr>
-          <m:t xml:space="preserve">→ </m:t>
-        </m:r>
-        <m:sSub>
-          <m:sSubPr>
-            <m:ctrlPr>
-              <w:rPr>
-                <w:rFonts w:ascii="Cambria Math" w:hAnsi="Cambria Math"/>
-                <w:b/>
-                <w:color w:val="EE0000"/>
-              </w:rPr>
-            </m:ctrlPr>
-          </m:sSubPr>
-          <m:e>
-            <m:r>
-              <m:rPr>
-                <m:sty m:val="b"/>
-              </m:rPr>
-              <w:rPr>
-                <w:rFonts w:ascii="Cambria Math" w:hAnsi="Cambria Math"/>
-                <w:color w:val="EE0000"/>
-              </w:rPr>
-              <m:t>Y</m:t>
-            </m:r>
-          </m:e>
-          <m:sub>
-            <m:d>
-              <m:dPr>
-                <m:begChr m:val="{"/>
-                <m:endChr m:val="}"/>
-                <m:ctrlPr>
-                  <w:rPr>
-                    <w:rFonts w:ascii="Cambria Math" w:hAnsi="Cambria Math"/>
-                    <w:b/>
-                    <w:color w:val="EE0000"/>
-                  </w:rPr>
-                </m:ctrlPr>
-              </m:dPr>
-              <m:e>
-                <m:r>
-                  <m:rPr>
-                    <m:sty m:val="b"/>
-                  </m:rPr>
-                  <w:rPr>
-                    <w:rFonts w:ascii="Cambria Math" w:hAnsi="Cambria Math"/>
-                    <w:color w:val="EE0000"/>
-                  </w:rPr>
-                  <m:t>t+1</m:t>
-                </m:r>
-              </m:e>
-            </m:d>
-          </m:sub>
-        </m:sSub>
-      </m:oMath>
+        </w:rPr>
+        <w:t>2. 시계열적 역동성 패턴:</w:t>
+      </w:r>
+      <w:r>
+        <w:rPr>
+          <w:bCs/>
+        </w:rPr>
+        <w:t xml:space="preserve"> 소비자 행동론의 상황 의존적 선호와 유통 관리의 캘린더 효과를 바탕으로, 동일한 자극이라도 시간적/경제적 맥락에 따라 수용도가 변한다는 이론적 전제를 서술하였습니다.</w:t>
+      </w:r>
+    </w:p>
+    <w:p>
+      <w:pPr>
+        <w:pBdr>
+          <w:top w:val="nil"/>
+          <w:left w:val="nil"/>
+          <w:bottom w:val="nil"/>
+          <w:right w:val="nil"/>
+          <w:between w:val="nil"/>
+        </w:pBdr>
+        <w:spacing w:after="0" w:line="240" w:lineRule="auto"/>
+        <w:rPr>
+          <w:bCs/>
+        </w:rPr>
+      </w:pPr>
       <w:r>
         <w:rPr>
           <w:b/>
-          <w:color w:val="EE0000"/>
-        </w:rPr>
-        <w:t>):</w:t>
-      </w:r>
-      <w:r>
-        <w:rPr>
-          <w:rFonts w:hint="eastAsia"/>
-          <w:bCs/>
-          <w:color w:val="EE0000"/>
-        </w:rPr>
-        <w:t xml:space="preserve"> </w:t>
-      </w:r>
-    </w:p>
-    <w:p>
-      <w:pPr>
-        <w:pBdr>
-          <w:top w:val="nil"/>
-          <w:left w:val="nil"/>
-          <w:bottom w:val="nil"/>
-          <w:right w:val="nil"/>
-          <w:between w:val="nil"/>
-        </w:pBdr>
-        <w:spacing w:after="0" w:line="240" w:lineRule="auto"/>
-        <w:rPr>
-          <w:bCs/>
-          <w:color w:val="EE0000"/>
-        </w:rPr>
-      </w:pPr>
-      <w:r>
-        <w:rPr>
-          <w:bCs/>
-          <w:color w:val="EE0000"/>
-        </w:rPr>
-        <w:t>본 연구의 모든 실험은 Day t의 정보로 Day t+1의 종가를 예측하도록 설계되었습니다. 데이터 전처리 단계</w:t>
-      </w:r>
-      <w:r>
-        <w:rPr>
-          <w:bCs/>
-          <w:color w:val="EE0000"/>
-        </w:rPr>
-        <w:lastRenderedPageBreak/>
-        <w:t>에서 타겟 변수를 입력 변수 대비 1일 후행(1-day Lag/Shift) 시키는 과정을 의무화하였으며, 이를 통해 모델이 학습 단계에서 미래 시점의 환율 정보를 참조하는 것을 구조적으로 불가능하게 만들었습니다.</w:t>
-      </w:r>
-    </w:p>
-    <w:p>
-      <w:pPr>
-        <w:pBdr>
-          <w:top w:val="nil"/>
-          <w:left w:val="nil"/>
-          <w:bottom w:val="nil"/>
-          <w:right w:val="nil"/>
-          <w:between w:val="nil"/>
-        </w:pBdr>
-        <w:spacing w:after="0" w:line="240" w:lineRule="auto"/>
-        <w:rPr>
-          <w:bCs/>
-          <w:color w:val="EE0000"/>
-        </w:rPr>
-      </w:pPr>
-      <w:r>
-        <w:rPr>
-          <w:rFonts w:hint="eastAsia"/>
+        </w:rPr>
+        <w:t>3. 마케팅 피로도 패턴:</w:t>
+      </w:r>
+      <w:r>
+        <w:rPr>
+          <w:bCs/>
+        </w:rPr>
+        <w:t xml:space="preserve"> 광고 심리학의 마모 효과 및 소비자 습관화 이론, 그리고 정보 과부하 관점에서 인지적 자원의 한계와 심리적 반발을 측정하기 위해 해당 지표가 도출되었음을 논증하였습니다.</w:t>
+      </w:r>
+    </w:p>
+    <w:p>
+      <w:pPr>
+        <w:pBdr>
+          <w:top w:val="nil"/>
+          <w:left w:val="nil"/>
+          <w:bottom w:val="nil"/>
+          <w:right w:val="nil"/>
+          <w:between w:val="nil"/>
+        </w:pBdr>
+        <w:spacing w:after="0" w:line="240" w:lineRule="auto"/>
+        <w:rPr>
+          <w:bCs/>
+        </w:rPr>
+      </w:pPr>
+      <w:r>
+        <w:rPr>
           <w:b/>
-          <w:color w:val="EE0000"/>
-        </w:rPr>
-        <w:t xml:space="preserve">(2) </w:t>
-      </w:r>
-      <w:r>
+        </w:rPr>
+        <w:t>4. 콘텐츠 및 채널 효율성:</w:t>
+      </w:r>
+      <w:r>
+        <w:rPr>
+          <w:bCs/>
+        </w:rPr>
+        <w:t xml:space="preserve"> 마케팅 커뮤니케이션의 설득 지식 모델을 근거로, 익숙함과 신규성의 균형을 통한 설득 효율성 포착이라는 이론적 배경을 추가하였습니다.</w:t>
+      </w:r>
+    </w:p>
+    <w:p>
+      <w:pPr>
+        <w:pBdr>
+          <w:top w:val="nil"/>
+          <w:left w:val="nil"/>
+          <w:bottom w:val="nil"/>
+          <w:right w:val="nil"/>
+          <w:between w:val="nil"/>
+        </w:pBdr>
+        <w:spacing w:after="0" w:line="240" w:lineRule="auto"/>
+        <w:rPr>
+          <w:bCs/>
+        </w:rPr>
+      </w:pPr>
+    </w:p>
+    <w:p>
+      <w:pPr>
+        <w:pBdr>
+          <w:top w:val="nil"/>
+          <w:left w:val="nil"/>
+          <w:bottom w:val="nil"/>
+          <w:right w:val="nil"/>
+          <w:between w:val="nil"/>
+        </w:pBdr>
+        <w:spacing w:after="0" w:line="240" w:lineRule="auto"/>
+        <w:rPr>
+          <w:bCs/>
+        </w:rPr>
+      </w:pPr>
+      <w:r>
+        <w:rPr>
+          <w:rFonts w:hint="eastAsia"/>
+          <w:bCs/>
+        </w:rPr>
+        <w:t>이러한</w:t>
+      </w:r>
+      <w:r>
+        <w:rPr>
+          <w:bCs/>
+        </w:rPr>
+        <w:t xml:space="preserve"> 보강을 통해 본 연구의 파생변수들이 강력한 이론적 정합성을 갖추게 되었으며, 변수 구성의 학술적 타당성이 한층 강화되었습니다. 귀중한 지도를 해 주셔서 진심으로 감사드립니다.</w:t>
+      </w:r>
+    </w:p>
+    <w:p>
+      <w:pPr>
+        <w:pBdr>
+          <w:top w:val="nil"/>
+          <w:left w:val="nil"/>
+          <w:bottom w:val="nil"/>
+          <w:right w:val="nil"/>
+          <w:between w:val="nil"/>
+        </w:pBdr>
+        <w:spacing w:after="0" w:line="240" w:lineRule="auto"/>
+      </w:pPr>
+    </w:p>
+    <w:p>
+      <w:pPr>
+        <w:pBdr>
+          <w:top w:val="nil"/>
+          <w:left w:val="nil"/>
+          <w:bottom w:val="nil"/>
+          <w:right w:val="nil"/>
+          <w:between w:val="nil"/>
+        </w:pBdr>
+        <w:spacing w:after="0" w:line="240" w:lineRule="auto"/>
         <w:rPr>
           <w:b/>
-          <w:color w:val="EE0000"/>
-        </w:rPr>
-        <w:t>뉴스 컷오프(Cut-off) 및 야간 정보 반영:</w:t>
-      </w:r>
-      <w:r>
-        <w:rPr>
-          <w:rFonts w:hint="eastAsia"/>
-          <w:bCs/>
-          <w:color w:val="EE0000"/>
-        </w:rPr>
-        <w:t xml:space="preserve"> </w:t>
-      </w:r>
-    </w:p>
-    <w:p>
-      <w:pPr>
-        <w:pBdr>
-          <w:top w:val="nil"/>
-          <w:left w:val="nil"/>
-          <w:bottom w:val="nil"/>
-          <w:right w:val="nil"/>
-          <w:between w:val="nil"/>
-        </w:pBdr>
-        <w:spacing w:after="0" w:line="240" w:lineRule="auto"/>
-        <w:rPr>
-          <w:bCs/>
-          <w:color w:val="EE0000"/>
-        </w:rPr>
-      </w:pPr>
-      <w:r>
-        <w:rPr>
-          <w:bCs/>
-          <w:color w:val="EE0000"/>
-        </w:rPr>
-        <w:t>입력 변수(</w:t>
-      </w:r>
-      <m:oMath>
-        <m:sSub>
-          <m:sSubPr>
-            <m:ctrlPr>
-              <w:rPr>
-                <w:rFonts w:ascii="Cambria Math" w:hAnsi="Cambria Math"/>
-                <w:bCs/>
-                <w:i/>
-                <w:color w:val="EE0000"/>
-              </w:rPr>
-            </m:ctrlPr>
-          </m:sSubPr>
-          <m:e>
-            <m:r>
-              <w:rPr>
-                <w:rFonts w:ascii="Cambria Math" w:hAnsi="Cambria Math"/>
-                <w:color w:val="EE0000"/>
-              </w:rPr>
-              <m:t>X</m:t>
-            </m:r>
-          </m:e>
-          <m:sub>
-            <m:r>
-              <w:rPr>
-                <w:rFonts w:ascii="Cambria Math" w:hAnsi="Cambria Math"/>
-                <w:color w:val="EE0000"/>
-              </w:rPr>
-              <m:t>t</m:t>
-            </m:r>
-          </m:sub>
-        </m:sSub>
-      </m:oMath>
-      <w:r>
-        <w:rPr>
-          <w:bCs/>
-          <w:color w:val="EE0000"/>
-        </w:rPr>
-        <w:t xml:space="preserve">)에 포함되는 뉴스 및 이벤트 데이터의 수집 마감 시각(Cut-off)은 Day </w:t>
-      </w:r>
-      <w:r>
-        <w:rPr>
-          <w:rFonts w:hint="eastAsia"/>
-          <w:bCs/>
-          <w:color w:val="EE0000"/>
-        </w:rPr>
-        <w:t>t</w:t>
-      </w:r>
-      <w:r>
-        <w:rPr>
-          <w:bCs/>
-          <w:color w:val="EE0000"/>
-        </w:rPr>
-        <w:t xml:space="preserve"> 23:59 (KST)입니다.</w:t>
-      </w:r>
-      <w:r>
-        <w:rPr>
-          <w:rFonts w:hint="eastAsia"/>
-          <w:bCs/>
-          <w:color w:val="EE0000"/>
-        </w:rPr>
-        <w:t xml:space="preserve"> </w:t>
-      </w:r>
-      <w:r>
-        <w:rPr>
-          <w:bCs/>
-          <w:color w:val="EE0000"/>
-        </w:rPr>
-        <w:t>심사위원님께서 언급하신 바와 같이 장 마감(15:30) 이후 발생하는 미국/유럽 시장의 뉴스는 익일(</w:t>
-      </w:r>
-      <m:oMath>
-        <m:r>
-          <w:rPr>
-            <w:rFonts w:ascii="Cambria Math" w:hAnsi="Cambria Math"/>
-            <w:color w:val="EE0000"/>
-          </w:rPr>
-          <m:t>t+1</m:t>
-        </m:r>
-      </m:oMath>
-      <w:r>
-        <w:rPr>
-          <w:bCs/>
-          <w:color w:val="EE0000"/>
-        </w:rPr>
-        <w:t>) 환율 시가와 종가 형성에 결정적인 영향을 미칩니다.</w:t>
-      </w:r>
-      <w:r>
-        <w:rPr>
-          <w:rFonts w:hint="eastAsia"/>
-          <w:bCs/>
-          <w:color w:val="EE0000"/>
-        </w:rPr>
-        <w:t xml:space="preserve"> </w:t>
-      </w:r>
-      <w:r>
-        <w:rPr>
-          <w:bCs/>
-          <w:color w:val="EE0000"/>
-        </w:rPr>
-        <w:t xml:space="preserve">따라서 본 연구는 </w:t>
-      </w:r>
-      <w:r>
-        <w:rPr>
-          <w:rFonts w:hint="eastAsia"/>
-          <w:bCs/>
-          <w:color w:val="EE0000"/>
-        </w:rPr>
-        <w:t>t</w:t>
-      </w:r>
-      <w:r>
-        <w:rPr>
-          <w:bCs/>
-          <w:color w:val="EE0000"/>
-        </w:rPr>
-        <w:t>일 자정까지의 모든 뉴스를 반영하여, 실제 트레이더들이 익일 장 시작 전(09:00)에 수행하는 오버나이트 예측 시나리오를 가정하였습니다. 이는 정보 누설이 아니라, 글로벌 거시 정보의 반영을 위한 필수적인 데이터 구성 전략입니다.</w:t>
-      </w:r>
-    </w:p>
-    <w:p>
-      <w:pPr>
-        <w:pBdr>
-          <w:top w:val="nil"/>
-          <w:left w:val="nil"/>
-          <w:bottom w:val="nil"/>
-          <w:right w:val="nil"/>
-          <w:between w:val="nil"/>
-        </w:pBdr>
-        <w:spacing w:after="0" w:line="240" w:lineRule="auto"/>
-        <w:rPr>
-          <w:bCs/>
-          <w:color w:val="EE0000"/>
         </w:rPr>
       </w:pPr>
       <w:r>
         <w:rPr>
           <w:rFonts w:hint="eastAsia"/>
           <w:b/>
-          <w:color w:val="EE0000"/>
-        </w:rPr>
-        <w:t xml:space="preserve">(3) </w:t>
+        </w:rPr>
+        <w:t>수정사항</w:t>
       </w:r>
       <w:r>
         <w:rPr>
           <w:b/>
-          <w:color w:val="EE0000"/>
-        </w:rPr>
-        <w:t>검증 과정의 엄밀성:</w:t>
-      </w:r>
-      <w:r>
-        <w:rPr>
-          <w:rFonts w:hint="eastAsia"/>
-          <w:bCs/>
-          <w:color w:val="EE0000"/>
-        </w:rPr>
-        <w:t xml:space="preserve"> </w:t>
-      </w:r>
-    </w:p>
-    <w:p>
-      <w:pPr>
-        <w:pBdr>
-          <w:top w:val="nil"/>
-          <w:left w:val="nil"/>
-          <w:bottom w:val="nil"/>
-          <w:right w:val="nil"/>
-          <w:between w:val="nil"/>
-        </w:pBdr>
-        <w:spacing w:after="0" w:line="240" w:lineRule="auto"/>
-        <w:rPr>
-          <w:bCs/>
-          <w:color w:val="EE0000"/>
-        </w:rPr>
-      </w:pPr>
-      <w:r>
-        <w:rPr>
-          <w:rFonts w:hint="eastAsia"/>
-          <w:bCs/>
-          <w:color w:val="EE0000"/>
-        </w:rPr>
-        <w:t xml:space="preserve">첫쨰로, </w:t>
-      </w:r>
-      <w:r>
-        <w:rPr>
-          <w:bCs/>
-          <w:color w:val="EE0000"/>
-        </w:rPr>
-        <w:t>시계열 보존</w:t>
-      </w:r>
-      <w:r>
-        <w:rPr>
-          <w:rFonts w:hint="eastAsia"/>
-          <w:bCs/>
-          <w:color w:val="EE0000"/>
-        </w:rPr>
-        <w:t>으로</w:t>
-      </w:r>
-      <w:r>
-        <w:rPr>
-          <w:bCs/>
-          <w:color w:val="EE0000"/>
-        </w:rPr>
-        <w:t xml:space="preserve"> 학습/검증/테스트 데이터 분할 시 무작위 섞기를 배제하고 시간 순서를 엄격히 유지하였습니다.</w:t>
-      </w:r>
-      <w:r>
-        <w:rPr>
-          <w:rFonts w:hint="eastAsia"/>
-          <w:bCs/>
-          <w:color w:val="EE0000"/>
-        </w:rPr>
-        <w:t xml:space="preserve"> 둘째로, </w:t>
-      </w:r>
-      <w:r>
-        <w:rPr>
-          <w:bCs/>
-          <w:color w:val="EE0000"/>
-        </w:rPr>
-        <w:t>스케일링 독립성</w:t>
-      </w:r>
-      <w:r>
-        <w:rPr>
-          <w:rFonts w:hint="eastAsia"/>
-          <w:bCs/>
-          <w:color w:val="EE0000"/>
-        </w:rPr>
-        <w:t>으로</w:t>
-      </w:r>
-      <w:r>
-        <w:rPr>
-          <w:bCs/>
-          <w:color w:val="EE0000"/>
-        </w:rPr>
-        <w:t xml:space="preserve"> 데이터 정규화</w:t>
-      </w:r>
-      <w:r>
-        <w:rPr>
-          <w:rFonts w:hint="eastAsia"/>
-          <w:bCs/>
-          <w:color w:val="EE0000"/>
-        </w:rPr>
-        <w:t xml:space="preserve"> </w:t>
-      </w:r>
-      <w:r>
-        <w:rPr>
-          <w:bCs/>
-          <w:color w:val="EE0000"/>
-        </w:rPr>
-        <w:t xml:space="preserve">시, </w:t>
-      </w:r>
-      <w:r>
-        <w:rPr>
-          <w:rFonts w:hint="eastAsia"/>
-          <w:bCs/>
-          <w:color w:val="EE0000"/>
-        </w:rPr>
-        <w:t>학습</w:t>
-      </w:r>
-      <w:r>
-        <w:rPr>
-          <w:bCs/>
-          <w:color w:val="EE0000"/>
-        </w:rPr>
-        <w:t xml:space="preserve"> 데이터(Train)의 통계량만을 산출하여 적용하였으며, 테스트 데이터의 정보가 전처리 과정에 반영되는 것을 차단하였습니다.</w:t>
-      </w:r>
-    </w:p>
-    <w:p>
-      <w:pPr>
-        <w:pBdr>
-          <w:top w:val="nil"/>
-          <w:left w:val="nil"/>
-          <w:bottom w:val="nil"/>
-          <w:right w:val="nil"/>
-          <w:between w:val="nil"/>
-        </w:pBdr>
-        <w:spacing w:after="0" w:line="240" w:lineRule="auto"/>
-        <w:rPr>
-          <w:bCs/>
-          <w:color w:val="EE0000"/>
-        </w:rPr>
-      </w:pPr>
-      <w:r>
-        <w:rPr>
-          <w:bCs/>
-          <w:color w:val="EE0000"/>
-        </w:rPr>
-        <w:t xml:space="preserve">이러한 시점 정렬 및 누설 통제 전략을 명확히 하기 위해 [III. 데이터 및 방법론] 섹션에 </w:t>
-      </w:r>
-      <w:r>
-        <w:rPr>
-          <w:bCs/>
-          <w:color w:val="EE0000"/>
-        </w:rPr>
-        <w:t>“</w:t>
-      </w:r>
-      <w:r>
-        <w:rPr>
-          <w:rFonts w:hint="eastAsia"/>
-          <w:bCs/>
-          <w:color w:val="EE0000"/>
-        </w:rPr>
-        <w:t>5</w:t>
-      </w:r>
-      <w:r>
-        <w:rPr>
-          <w:bCs/>
-          <w:color w:val="EE0000"/>
-        </w:rPr>
-        <w:t>. 정보 누설 통제 및 시점 정렬</w:t>
-      </w:r>
-      <w:r>
-        <w:rPr>
-          <w:bCs/>
-          <w:color w:val="EE0000"/>
-        </w:rPr>
-        <w:t>”</w:t>
-      </w:r>
-      <w:r>
-        <w:rPr>
-          <w:bCs/>
-          <w:color w:val="EE0000"/>
-        </w:rPr>
-        <w:t>을 신설하여 상세히 기술하였습니다.</w:t>
-      </w:r>
-    </w:p>
-    <w:p>
-      <w:pPr>
-        <w:pBdr>
-          <w:top w:val="nil"/>
-          <w:left w:val="nil"/>
-          <w:bottom w:val="nil"/>
-          <w:right w:val="nil"/>
-          <w:between w:val="nil"/>
-        </w:pBdr>
-        <w:spacing w:after="0" w:line="240" w:lineRule="auto"/>
-        <w:rPr>
-          <w:color w:val="EE0000"/>
-        </w:rPr>
-      </w:pPr>
-    </w:p>
-    <w:p>
-      <w:pPr>
-        <w:pBdr>
-          <w:top w:val="nil"/>
-          <w:left w:val="nil"/>
-          <w:bottom w:val="nil"/>
-          <w:right w:val="nil"/>
-          <w:between w:val="nil"/>
-        </w:pBdr>
-        <w:spacing w:after="0" w:line="240" w:lineRule="auto"/>
-        <w:rPr>
-          <w:b/>
-          <w:color w:val="EE0000"/>
-        </w:rPr>
-      </w:pPr>
-      <w:r>
-        <w:rPr>
-          <w:rFonts w:hint="eastAsia"/>
-          <w:b/>
-          <w:color w:val="EE0000"/>
-        </w:rPr>
-        <w:t>수정사항</w:t>
-      </w:r>
-      <w:r>
-        <w:rPr>
-          <w:b/>
-          <w:color w:val="EE0000"/>
         </w:rPr>
         <w:t xml:space="preserve">: </w:t>
       </w:r>
@@ -5847,8 +4308,8 @@
           <w:p>
             <w:pPr>
               <w:rPr>
-                <w:b/>
-                <w:bCs/>
+                <w:rFonts w:ascii="바탕체" w:eastAsia="바탕체" w:hAnsi="바탕체" w:cs="Times New Roman"/>
+                <w:color w:val="0070C0"/>
               </w:rPr>
             </w:pPr>
             <w:r>
@@ -5865,7 +4326,7 @@
                 <w:b/>
                 <w:bCs/>
               </w:rPr>
-              <w:t>신규</w:t>
+              <w:t>추가/보강</w:t>
             </w:r>
             <w:r>
               <w:rPr>
@@ -5875,16 +4336,17 @@
               </w:rPr>
               <w:t>]</w:t>
             </w:r>
-          </w:p>
-          <w:p>
-            <w:pPr>
-              <w:wordWrap/>
-              <w:spacing w:line="420" w:lineRule="auto"/>
+            <w:r>
               <w:rPr>
-                <w:rFonts w:ascii="바탕체" w:eastAsia="바탕체" w:hAnsi="바탕체" w:cs="Times New Roman" w:hint="eastAsia"/>
-                <w:color w:val="0070C0"/>
+                <w:rFonts w:hint="eastAsia"/>
+                <w:b/>
+                <w:bCs/>
               </w:rPr>
-            </w:pPr>
+              <w:t xml:space="preserve"> </w:t>
+            </w:r>
+            <w:r>
+              <w:t>III. 데이터 및 방법론 (2. 도메인 지식 기반 파생변수 프레임워크): 4가지 도메인 지식 축(구매 주기, 시계열 반응, 피로도, 콘텐츠 효율성)의 각 설명 도입부에 마케팅 및 소비자 행동 이론(BTYD, 상황 의존적 선호, 습관화 이론 등)에 기반한 선행 연구 근거 및 이론적 정당화 서술 대폭 추가 (원고 III.2절 해당 부분)</w:t>
+            </w:r>
           </w:p>
         </w:tc>
       </w:tr>
@@ -5921,11 +4383,19 @@
           <w:color w:val="FF0000"/>
         </w:rPr>
       </w:pPr>
-      <w:r>
-        <w:rPr>
-          <w:rFonts w:hint="eastAsia"/>
-        </w:rPr>
-        <w:t>심사자 #</w:t>
+      <w:proofErr w:type="spellStart"/>
+      <w:r>
+        <w:rPr>
+          <w:rFonts w:hint="eastAsia"/>
+        </w:rPr>
+        <w:t>심사자</w:t>
+      </w:r>
+      <w:proofErr w:type="spellEnd"/>
+      <w:r>
+        <w:rPr>
+          <w:rFonts w:hint="eastAsia"/>
+        </w:rPr>
+        <w:t xml:space="preserve"> #</w:t>
       </w:r>
       <w:r>
         <w:rPr>
@@ -5980,12 +4450,14 @@
               </w:rPr>
               <w:t>[</w:t>
             </w:r>
+            <w:proofErr w:type="spellStart"/>
             <w:r>
               <w:rPr>
                 <w:rFonts w:hint="eastAsia"/>
               </w:rPr>
               <w:t>이론적·방법론적</w:t>
             </w:r>
+            <w:proofErr w:type="spellEnd"/>
             <w:r>
               <w:t xml:space="preserve"> 기여의 구체화</w:t>
             </w:r>
@@ -6031,7 +4503,15 @@
               <w:t>등을</w:t>
             </w:r>
             <w:r>
-              <w:t xml:space="preserve"> ‘관련 문헌’에 근거하여 보다 체계적으로 논의해 주시기 바랍니다. 이를 통해 본 연</w:t>
+              <w:t xml:space="preserve"> ‘관련 문헌’</w:t>
+            </w:r>
+            <w:proofErr w:type="spellStart"/>
+            <w:r>
+              <w:t>에</w:t>
+            </w:r>
+            <w:proofErr w:type="spellEnd"/>
+            <w:r>
+              <w:t xml:space="preserve"> 근거하여 보다 체계적으로 논의해 주시기 바랍니다. 이를 통해 본 연</w:t>
             </w:r>
           </w:p>
           <w:p>
@@ -6071,7 +4551,6 @@
         </w:pBdr>
         <w:spacing w:after="0" w:line="240" w:lineRule="auto"/>
         <w:rPr>
-          <w:bCs/>
           <w:color w:val="EE0000"/>
         </w:rPr>
       </w:pPr>
@@ -6097,331 +4576,6 @@
           <w:color w:val="EE0000"/>
         </w:rPr>
         <w:t xml:space="preserve"> </w:t>
-      </w:r>
-      <w:r>
-        <w:rPr>
-          <w:rFonts w:hint="eastAsia"/>
-          <w:bCs/>
-          <w:color w:val="EE0000"/>
-        </w:rPr>
-        <w:t>모델</w:t>
-      </w:r>
-      <w:r>
-        <w:rPr>
-          <w:bCs/>
-          <w:color w:val="EE0000"/>
-        </w:rPr>
-        <w:t xml:space="preserve"> 성능의 일반화 가능성과 재현성 확보를 위해 중요한 제언을 해주신 심사위원님께 감사드립니다.</w:t>
-      </w:r>
-      <w:r>
-        <w:rPr>
-          <w:rFonts w:hint="eastAsia"/>
-          <w:bCs/>
-          <w:color w:val="EE0000"/>
-        </w:rPr>
-        <w:t xml:space="preserve"> 심사위원님의</w:t>
-      </w:r>
-      <w:r>
-        <w:rPr>
-          <w:bCs/>
-          <w:color w:val="EE0000"/>
-        </w:rPr>
-        <w:t xml:space="preserve"> 우려를 해소하기 위해 본 연구는 실험 설계 단계에서 다중 시드(Multi-seed) 평균화와 시계열 교차 검증(Time-Series CV)을 이미 적용하였으며, 이를 논문에 더욱 명확히 서술하여 일반화 가능성을 입증하였습니다.</w:t>
-      </w:r>
-      <w:r>
-        <w:rPr>
-          <w:rFonts w:hint="eastAsia"/>
-          <w:bCs/>
-          <w:color w:val="EE0000"/>
-        </w:rPr>
-        <w:t xml:space="preserve"> (다중 시드 평균화는 지난 재무관리학회 학술대회 발표때부터 적용했던 방식인데, 논문화 하는 과정에서 설명이 누락되어 추가하였습니다)</w:t>
-      </w:r>
-    </w:p>
-    <w:p>
-      <w:pPr>
-        <w:pBdr>
-          <w:top w:val="nil"/>
-          <w:left w:val="nil"/>
-          <w:bottom w:val="nil"/>
-          <w:right w:val="nil"/>
-          <w:between w:val="nil"/>
-        </w:pBdr>
-        <w:spacing w:after="0" w:line="240" w:lineRule="auto"/>
-        <w:rPr>
-          <w:bCs/>
-          <w:color w:val="EE0000"/>
-        </w:rPr>
-      </w:pPr>
-      <w:r>
-        <w:rPr>
-          <w:rFonts w:hint="eastAsia"/>
-          <w:b/>
-          <w:color w:val="EE0000"/>
-        </w:rPr>
-        <w:t xml:space="preserve">(1) </w:t>
-      </w:r>
-      <w:r>
-        <w:rPr>
-          <w:rFonts w:hint="eastAsia"/>
-          <w:b/>
-          <w:color w:val="EE0000"/>
-        </w:rPr>
-        <w:t>다중</w:t>
-      </w:r>
-      <w:r>
-        <w:rPr>
-          <w:b/>
-          <w:color w:val="EE0000"/>
-        </w:rPr>
-        <w:t xml:space="preserve"> 시드 적용을 통한 초기화 불확실성 제거:</w:t>
-      </w:r>
-      <w:r>
-        <w:rPr>
-          <w:rFonts w:hint="eastAsia"/>
-          <w:bCs/>
-          <w:color w:val="EE0000"/>
-        </w:rPr>
-        <w:t xml:space="preserve"> </w:t>
-      </w:r>
-    </w:p>
-    <w:p>
-      <w:pPr>
-        <w:pBdr>
-          <w:top w:val="nil"/>
-          <w:left w:val="nil"/>
-          <w:bottom w:val="nil"/>
-          <w:right w:val="nil"/>
-          <w:between w:val="nil"/>
-        </w:pBdr>
-        <w:spacing w:after="0" w:line="240" w:lineRule="auto"/>
-        <w:rPr>
-          <w:bCs/>
-          <w:color w:val="EE0000"/>
-        </w:rPr>
-      </w:pPr>
-      <w:r>
-        <w:rPr>
-          <w:rFonts w:hint="eastAsia"/>
-          <w:bCs/>
-          <w:color w:val="EE0000"/>
-        </w:rPr>
-        <w:t>심사위원님의</w:t>
-      </w:r>
-      <w:r>
-        <w:rPr>
-          <w:bCs/>
-          <w:color w:val="EE0000"/>
-        </w:rPr>
-        <w:t xml:space="preserve"> 지적대로 딥러닝 모델은 초기 가중치 설정에 민감할 수 있습니다. 이에 본 연구는 단일 시드 결과가 아닌, 서로 다른 3개의 난수 시드(42, 55, 68)를 적용하여 모델을 독립적으로 3회 학습시킨 후, 그 예측값의 앙상블(산술 평균) 결과를 최종 성능으로 보고하였습니다. 이는 초기화 경로에 따른 우연성을 배제하고 결과의 신뢰도를 확보하기 위함입니다.</w:t>
-      </w:r>
-    </w:p>
-    <w:p>
-      <w:pPr>
-        <w:pBdr>
-          <w:top w:val="nil"/>
-          <w:left w:val="nil"/>
-          <w:bottom w:val="nil"/>
-          <w:right w:val="nil"/>
-          <w:between w:val="nil"/>
-        </w:pBdr>
-        <w:spacing w:after="0" w:line="240" w:lineRule="auto"/>
-        <w:rPr>
-          <w:bCs/>
-          <w:color w:val="EE0000"/>
-        </w:rPr>
-      </w:pPr>
-      <w:r>
-        <w:rPr>
-          <w:rFonts w:hint="eastAsia"/>
-          <w:b/>
-          <w:color w:val="EE0000"/>
-        </w:rPr>
-        <w:t xml:space="preserve">(2) </w:t>
-      </w:r>
-      <w:r>
-        <w:rPr>
-          <w:b/>
-          <w:color w:val="EE0000"/>
-        </w:rPr>
-        <w:t>Time-Series Cross-Validation을 통한 구조적 강건성 확보:</w:t>
-      </w:r>
-      <w:r>
-        <w:rPr>
-          <w:rFonts w:hint="eastAsia"/>
-          <w:bCs/>
-          <w:color w:val="EE0000"/>
-        </w:rPr>
-        <w:t xml:space="preserve"> </w:t>
-      </w:r>
-    </w:p>
-    <w:p>
-      <w:pPr>
-        <w:pBdr>
-          <w:top w:val="nil"/>
-          <w:left w:val="nil"/>
-          <w:bottom w:val="nil"/>
-          <w:right w:val="nil"/>
-          <w:between w:val="nil"/>
-        </w:pBdr>
-        <w:spacing w:after="0" w:line="240" w:lineRule="auto"/>
-        <w:rPr>
-          <w:bCs/>
-          <w:color w:val="EE0000"/>
-        </w:rPr>
-      </w:pPr>
-      <w:r>
-        <w:rPr>
-          <w:rFonts w:hint="eastAsia"/>
-          <w:bCs/>
-          <w:color w:val="EE0000"/>
-        </w:rPr>
-        <w:t>단일</w:t>
-      </w:r>
-      <w:r>
-        <w:rPr>
-          <w:bCs/>
-          <w:color w:val="EE0000"/>
-        </w:rPr>
-        <w:t xml:space="preserve"> 80/20 분할의 한계를 보완하기 위해, 모델의 하이퍼파라미터 튜닝 단계에서는 학습 데이터(80%) 내부</w:t>
-      </w:r>
-      <w:r>
-        <w:rPr>
-          <w:bCs/>
-          <w:color w:val="EE0000"/>
-        </w:rPr>
-        <w:lastRenderedPageBreak/>
-        <w:t>에서 5-Fold Time-Series Cross-Validation (Walk-forward Validation)을 수행하였습니다. 이를 통해 특정 기간에 과적합(Overfitting)되지 않는 최적의 모델 구조를 도출하였으며, 최종 테스트(20%)는 완전히 독립된 미래 구간(Out-of-Sample)에서 수행되어 성능 평가의 공정성을 기</w:t>
-      </w:r>
-      <w:r>
-        <w:rPr>
-          <w:rFonts w:hint="eastAsia"/>
-          <w:bCs/>
-          <w:color w:val="EE0000"/>
-        </w:rPr>
-        <w:t>했습니다</w:t>
-      </w:r>
-      <w:r>
-        <w:rPr>
-          <w:bCs/>
-          <w:color w:val="EE0000"/>
-        </w:rPr>
-        <w:t>.</w:t>
-      </w:r>
-    </w:p>
-    <w:p>
-      <w:pPr>
-        <w:pBdr>
-          <w:top w:val="nil"/>
-          <w:left w:val="nil"/>
-          <w:bottom w:val="nil"/>
-          <w:right w:val="nil"/>
-          <w:between w:val="nil"/>
-        </w:pBdr>
-        <w:spacing w:after="0" w:line="240" w:lineRule="auto"/>
-        <w:rPr>
-          <w:bCs/>
-          <w:color w:val="EE0000"/>
-        </w:rPr>
-      </w:pPr>
-      <w:r>
-        <w:rPr>
-          <w:rFonts w:hint="eastAsia"/>
-          <w:b/>
-          <w:color w:val="EE0000"/>
-        </w:rPr>
-        <w:t xml:space="preserve">(3) </w:t>
-      </w:r>
-      <w:r>
-        <w:rPr>
-          <w:rFonts w:hint="eastAsia"/>
-          <w:b/>
-          <w:color w:val="EE0000"/>
-        </w:rPr>
-        <w:t>테스트</w:t>
-      </w:r>
-      <w:r>
-        <w:rPr>
-          <w:b/>
-          <w:color w:val="EE0000"/>
-        </w:rPr>
-        <w:t xml:space="preserve"> 구간의 대표성:</w:t>
-      </w:r>
-      <w:r>
-        <w:rPr>
-          <w:rFonts w:hint="eastAsia"/>
-          <w:bCs/>
-          <w:color w:val="EE0000"/>
-        </w:rPr>
-        <w:t xml:space="preserve"> </w:t>
-      </w:r>
-    </w:p>
-    <w:p>
-      <w:pPr>
-        <w:pBdr>
-          <w:top w:val="nil"/>
-          <w:left w:val="nil"/>
-          <w:bottom w:val="nil"/>
-          <w:right w:val="nil"/>
-          <w:between w:val="nil"/>
-        </w:pBdr>
-        <w:spacing w:after="0" w:line="240" w:lineRule="auto"/>
-        <w:rPr>
-          <w:bCs/>
-          <w:color w:val="EE0000"/>
-        </w:rPr>
-      </w:pPr>
-      <w:r>
-        <w:rPr>
-          <w:rFonts w:hint="eastAsia"/>
-          <w:bCs/>
-          <w:color w:val="EE0000"/>
-        </w:rPr>
-        <w:t>할당된</w:t>
-      </w:r>
-      <w:r>
-        <w:rPr>
-          <w:bCs/>
-          <w:color w:val="EE0000"/>
-        </w:rPr>
-        <w:t xml:space="preserve"> 테스트 구간(마지막 20%)은 최근의 고금리 기조와 지정학적 리스크가 고조된 변동성 확대 구간을 포함하고 있습니다. 이러한 난이도 높은 구간에서의 안정적인 예측 성능은 제안 모델이 평온한 시기뿐만 아니라 위기 국면에서도 유효함을 시사합니다.</w:t>
-      </w:r>
-    </w:p>
-    <w:p>
-      <w:pPr>
-        <w:pBdr>
-          <w:top w:val="nil"/>
-          <w:left w:val="nil"/>
-          <w:bottom w:val="nil"/>
-          <w:right w:val="nil"/>
-          <w:between w:val="nil"/>
-        </w:pBdr>
-        <w:spacing w:after="0" w:line="240" w:lineRule="auto"/>
-        <w:rPr>
-          <w:color w:val="EE0000"/>
-        </w:rPr>
-      </w:pPr>
-      <w:r>
-        <w:rPr>
-          <w:rFonts w:hint="eastAsia"/>
-          <w:bCs/>
-          <w:color w:val="EE0000"/>
-        </w:rPr>
-        <w:t xml:space="preserve">최종적으로 </w:t>
-      </w:r>
-      <w:r>
-        <w:rPr>
-          <w:rFonts w:hint="eastAsia"/>
-          <w:bCs/>
-          <w:color w:val="EE0000"/>
-        </w:rPr>
-        <w:t>심사위원님의</w:t>
-      </w:r>
-      <w:r>
-        <w:rPr>
-          <w:bCs/>
-          <w:color w:val="EE0000"/>
-        </w:rPr>
-        <w:t xml:space="preserve"> 제안을 반영하여, [IV. 연구결과 - 1. 실험과정] 섹션에 위 내용을 더욱 강조하여 기술하였습니다.</w:t>
       </w:r>
     </w:p>
     <w:p>
@@ -6521,7 +4675,7 @@
               <w:wordWrap/>
               <w:spacing w:line="420" w:lineRule="auto"/>
               <w:rPr>
-                <w:rFonts w:ascii="바탕체" w:eastAsia="바탕체" w:hAnsi="바탕체" w:cs="Times New Roman" w:hint="eastAsia"/>
+                <w:rFonts w:ascii="바탕체" w:eastAsia="바탕체" w:hAnsi="바탕체" w:cs="Times New Roman"/>
               </w:rPr>
             </w:pPr>
           </w:p>
@@ -6560,11 +4714,19 @@
           <w:color w:val="FF0000"/>
         </w:rPr>
       </w:pPr>
-      <w:r>
-        <w:rPr>
-          <w:rFonts w:hint="eastAsia"/>
-        </w:rPr>
-        <w:t>심사자 #</w:t>
+      <w:proofErr w:type="spellStart"/>
+      <w:r>
+        <w:rPr>
+          <w:rFonts w:hint="eastAsia"/>
+        </w:rPr>
+        <w:t>심사자</w:t>
+      </w:r>
+      <w:proofErr w:type="spellEnd"/>
+      <w:r>
+        <w:rPr>
+          <w:rFonts w:hint="eastAsia"/>
+        </w:rPr>
+        <w:t xml:space="preserve"> #</w:t>
       </w:r>
       <w:r>
         <w:rPr>
@@ -6630,13 +4792,32 @@
             </w:r>
           </w:p>
           <w:p>
-            <w:pPr>
-              <w:rPr>
-                <w:rFonts w:hint="eastAsia"/>
-              </w:rPr>
-            </w:pPr>
-            <w:r>
-              <w:t>논문 전반에 걸쳐 문장의 주술 호응이 자연스럽지 않거나 번역투 표현으로 보이는 부분 이 다수 확인됩니다. 학술 논문의 문체에 부합하도록 문장 구조와 어휘 사용을 전반적으 로 점검·수정해 주시기 바랍니다. 필요하다면 전문 교정 과정을 거쳐 표현의 명료성과 학 문적 엄밀성을 제고할 것을 권고드립니다.</w:t>
+            <w:r>
+              <w:t xml:space="preserve">논문 전반에 걸쳐 문장의 주술 호응이 자연스럽지 않거나 </w:t>
+            </w:r>
+            <w:proofErr w:type="spellStart"/>
+            <w:r>
+              <w:t>번역투</w:t>
+            </w:r>
+            <w:proofErr w:type="spellEnd"/>
+            <w:r>
+              <w:t xml:space="preserve"> 표현으로 보이는 부분 이 다수 확인됩니다. 학술 논문의 문체에 부합하도록 문장 구조와 어휘 사용을 </w:t>
+            </w:r>
+            <w:proofErr w:type="spellStart"/>
+            <w:r>
+              <w:t>전반적으</w:t>
+            </w:r>
+            <w:proofErr w:type="spellEnd"/>
+            <w:r>
+              <w:t xml:space="preserve"> 로 점검·수정해 주시기 바랍니다. 필요하다면 전문 교정 과정을 거쳐 표현의 명료성과 학 문적 엄밀성을 제고할 것을 </w:t>
+            </w:r>
+            <w:proofErr w:type="spellStart"/>
+            <w:r>
+              <w:t>권고드립니다</w:t>
+            </w:r>
+            <w:proofErr w:type="spellEnd"/>
+            <w:r>
+              <w:t>.</w:t>
             </w:r>
           </w:p>
         </w:tc>
@@ -6665,7 +4846,6 @@
         </w:pBdr>
         <w:spacing w:after="0" w:line="240" w:lineRule="auto"/>
         <w:rPr>
-          <w:bCs/>
           <w:color w:val="EE0000"/>
         </w:rPr>
       </w:pPr>
@@ -6691,283 +4871,6 @@
           <w:color w:val="EE0000"/>
         </w:rPr>
         <w:t xml:space="preserve"> </w:t>
-      </w:r>
-      <w:r>
-        <w:rPr>
-          <w:rFonts w:hint="eastAsia"/>
-          <w:bCs/>
-          <w:color w:val="EE0000"/>
-        </w:rPr>
-        <w:t>본</w:t>
-      </w:r>
-      <w:r>
-        <w:rPr>
-          <w:bCs/>
-          <w:color w:val="EE0000"/>
-        </w:rPr>
-        <w:t xml:space="preserve"> 연구의 핵심 설명변수인 감성 지표의 신뢰도와 생성 절차의 투명성을 확보하기 위해 필수적인 지적을 해주신 심사위원님께 깊이 감사드립니다.</w:t>
-      </w:r>
-      <w:r>
-        <w:rPr>
-          <w:rFonts w:hint="eastAsia"/>
-          <w:bCs/>
-          <w:color w:val="EE0000"/>
-        </w:rPr>
-        <w:t xml:space="preserve"> 심사위원님의</w:t>
-      </w:r>
-      <w:r>
-        <w:rPr>
-          <w:bCs/>
-          <w:color w:val="EE0000"/>
-        </w:rPr>
-        <w:t xml:space="preserve"> 우려를 해소하기 위해, 저자들은 LLM 라벨링 과정에서의 “재현성 확보 설정”과 “사후 정보 차단 절차”를 논문에 상세히 보강하였습니다.</w:t>
-      </w:r>
-    </w:p>
-    <w:p>
-      <w:pPr>
-        <w:pBdr>
-          <w:top w:val="nil"/>
-          <w:left w:val="nil"/>
-          <w:bottom w:val="nil"/>
-          <w:right w:val="nil"/>
-          <w:between w:val="nil"/>
-        </w:pBdr>
-        <w:spacing w:after="0" w:line="240" w:lineRule="auto"/>
-        <w:rPr>
-          <w:bCs/>
-          <w:color w:val="EE0000"/>
-        </w:rPr>
-      </w:pPr>
-      <w:r>
-        <w:rPr>
-          <w:rFonts w:hint="eastAsia"/>
-          <w:b/>
-          <w:color w:val="EE0000"/>
-        </w:rPr>
-        <w:t>(1) 재현성</w:t>
-      </w:r>
-      <w:r>
-        <w:rPr>
-          <w:b/>
-          <w:color w:val="EE0000"/>
-        </w:rPr>
-        <w:t xml:space="preserve"> 확보를 위한 매개변수 통제:</w:t>
-      </w:r>
-      <w:r>
-        <w:rPr>
-          <w:rFonts w:hint="eastAsia"/>
-          <w:bCs/>
-          <w:color w:val="EE0000"/>
-        </w:rPr>
-        <w:t xml:space="preserve"> </w:t>
-      </w:r>
-    </w:p>
-    <w:p>
-      <w:pPr>
-        <w:pBdr>
-          <w:top w:val="nil"/>
-          <w:left w:val="nil"/>
-          <w:bottom w:val="nil"/>
-          <w:right w:val="nil"/>
-          <w:between w:val="nil"/>
-        </w:pBdr>
-        <w:spacing w:after="0" w:line="240" w:lineRule="auto"/>
-        <w:rPr>
-          <w:bCs/>
-          <w:color w:val="EE0000"/>
-        </w:rPr>
-      </w:pPr>
-      <w:r>
-        <w:rPr>
-          <w:rFonts w:hint="eastAsia"/>
-          <w:bCs/>
-          <w:color w:val="EE0000"/>
-        </w:rPr>
-        <w:t>생성형</w:t>
-      </w:r>
-      <w:r>
-        <w:rPr>
-          <w:bCs/>
-          <w:color w:val="EE0000"/>
-        </w:rPr>
-        <w:t xml:space="preserve"> AI의 확률적 변동성을 통제하기 위해, 본 연구는 OpenAI API 호출 시 temperature 파라미터를 0.0으로 설정하였습니다. 이는 확률분포상 가장 높은 값을 가진 토큰만을 선택하는 Greedy Decoding 방식을 강제한 것으로, 동일한 입력에 대해 항상 동일한 출력(감성 점수)을 산출하도록 하는 결정론적 환경을 구축하였습니다.</w:t>
-      </w:r>
-    </w:p>
-    <w:p>
-      <w:pPr>
-        <w:pBdr>
-          <w:top w:val="nil"/>
-          <w:left w:val="nil"/>
-          <w:bottom w:val="nil"/>
-          <w:right w:val="nil"/>
-          <w:between w:val="nil"/>
-        </w:pBdr>
-        <w:spacing w:after="0" w:line="240" w:lineRule="auto"/>
-        <w:rPr>
-          <w:bCs/>
-          <w:color w:val="EE0000"/>
-        </w:rPr>
-      </w:pPr>
-      <w:r>
-        <w:rPr>
-          <w:rFonts w:hint="eastAsia"/>
-          <w:b/>
-          <w:color w:val="EE0000"/>
-        </w:rPr>
-        <w:t>(2) 시점</w:t>
-      </w:r>
-      <w:r>
-        <w:rPr>
-          <w:b/>
-          <w:color w:val="EE0000"/>
-        </w:rPr>
-        <w:t xml:space="preserve"> 적합성 및 정보 누설 차단:</w:t>
-      </w:r>
-      <w:r>
-        <w:rPr>
-          <w:rFonts w:hint="eastAsia"/>
-          <w:bCs/>
-          <w:color w:val="EE0000"/>
-        </w:rPr>
-        <w:t xml:space="preserve"> </w:t>
-      </w:r>
-    </w:p>
-    <w:p>
-      <w:pPr>
-        <w:pBdr>
-          <w:top w:val="nil"/>
-          <w:left w:val="nil"/>
-          <w:bottom w:val="nil"/>
-          <w:right w:val="nil"/>
-          <w:between w:val="nil"/>
-        </w:pBdr>
-        <w:spacing w:after="0" w:line="240" w:lineRule="auto"/>
-        <w:rPr>
-          <w:bCs/>
-          <w:color w:val="EE0000"/>
-        </w:rPr>
-      </w:pPr>
-      <w:r>
-        <w:rPr>
-          <w:rFonts w:hint="eastAsia"/>
-          <w:bCs/>
-          <w:color w:val="EE0000"/>
-        </w:rPr>
-        <w:t>프롬프트</w:t>
-      </w:r>
-      <w:r>
-        <w:rPr>
-          <w:bCs/>
-          <w:color w:val="EE0000"/>
-        </w:rPr>
-        <w:t xml:space="preserve"> 구성 시 입력 데이터는 해당 기사의 “제목과 요약문”으로 엄격히 제한하였습니다. 기사의 발행 날짜, 당시의 환율 등락 여부 등 사후 정보는 프롬프트에 일절 포함하지 않아, LLM이 오직 텍스트 내용만으로 감성을 판단하도록 설계하였습니다.</w:t>
-      </w:r>
-    </w:p>
-    <w:p>
-      <w:pPr>
-        <w:pBdr>
-          <w:top w:val="nil"/>
-          <w:left w:val="nil"/>
-          <w:bottom w:val="nil"/>
-          <w:right w:val="nil"/>
-          <w:between w:val="nil"/>
-        </w:pBdr>
-        <w:spacing w:after="0" w:line="240" w:lineRule="auto"/>
-        <w:rPr>
-          <w:bCs/>
-          <w:color w:val="EE0000"/>
-        </w:rPr>
-      </w:pPr>
-      <w:r>
-        <w:rPr>
-          <w:rFonts w:hint="eastAsia"/>
-          <w:b/>
-          <w:color w:val="EE0000"/>
-        </w:rPr>
-        <w:t>(3) 프롬프트</w:t>
-      </w:r>
-      <w:r>
-        <w:rPr>
-          <w:b/>
-          <w:color w:val="EE0000"/>
-        </w:rPr>
-        <w:t xml:space="preserve"> 구조 공개 및 검증:</w:t>
-      </w:r>
-      <w:r>
-        <w:rPr>
-          <w:rFonts w:hint="eastAsia"/>
-          <w:bCs/>
-          <w:color w:val="EE0000"/>
-        </w:rPr>
-        <w:t xml:space="preserve"> </w:t>
-      </w:r>
-    </w:p>
-    <w:p>
-      <w:pPr>
-        <w:pBdr>
-          <w:top w:val="nil"/>
-          <w:left w:val="nil"/>
-          <w:bottom w:val="nil"/>
-          <w:right w:val="nil"/>
-          <w:between w:val="nil"/>
-        </w:pBdr>
-        <w:spacing w:after="0" w:line="240" w:lineRule="auto"/>
-        <w:rPr>
-          <w:bCs/>
-          <w:color w:val="EE0000"/>
-        </w:rPr>
-      </w:pPr>
-      <w:r>
-        <w:rPr>
-          <w:bCs/>
-          <w:color w:val="EE0000"/>
-        </w:rPr>
-        <w:t>또한, 무작위 추출한 100건의 기사에 대해 인간 전문가(금융 전공자)가 라벨링한 결과와 LLM의 결과를 비교한 결과, 약 89%의 일치율을 보였음을 기술하여 지표의 신뢰성을 입증하였습니다.</w:t>
-      </w:r>
-    </w:p>
-    <w:p>
-      <w:pPr>
-        <w:pBdr>
-          <w:top w:val="nil"/>
-          <w:left w:val="nil"/>
-          <w:bottom w:val="nil"/>
-          <w:right w:val="nil"/>
-          <w:between w:val="nil"/>
-        </w:pBdr>
-        <w:spacing w:after="0" w:line="240" w:lineRule="auto"/>
-        <w:rPr>
-          <w:color w:val="EE0000"/>
-        </w:rPr>
-      </w:pPr>
-      <w:r>
-        <w:rPr>
-          <w:rFonts w:hint="eastAsia"/>
-          <w:bCs/>
-          <w:color w:val="EE0000"/>
-        </w:rPr>
-        <w:t>이러한</w:t>
-      </w:r>
-      <w:r>
-        <w:rPr>
-          <w:bCs/>
-          <w:color w:val="EE0000"/>
-        </w:rPr>
-        <w:t xml:space="preserve"> 내용을 [III. 데이터 및 방법론 - 3. </w:t>
-      </w:r>
-      <w:r>
-        <w:rPr>
-          <w:rFonts w:hint="eastAsia"/>
-          <w:bCs/>
-          <w:color w:val="EE0000"/>
-        </w:rPr>
-        <w:t>파생변수 데이터</w:t>
-      </w:r>
-      <w:r>
-        <w:rPr>
-          <w:bCs/>
-          <w:color w:val="EE0000"/>
-        </w:rPr>
-        <w:t>] 섹션에 상세히 기술하였습니다.</w:t>
       </w:r>
     </w:p>
     <w:p>
@@ -7067,7 +4970,7 @@
               <w:wordWrap/>
               <w:spacing w:line="420" w:lineRule="auto"/>
               <w:rPr>
-                <w:rFonts w:ascii="바탕체" w:eastAsia="바탕체" w:hAnsi="바탕체" w:cs="Times New Roman" w:hint="eastAsia"/>
+                <w:rFonts w:ascii="바탕체" w:eastAsia="바탕체" w:hAnsi="바탕체" w:cs="Times New Roman"/>
               </w:rPr>
             </w:pPr>
           </w:p>
@@ -7082,7 +4985,6 @@
         <w:rPr>
           <w:rFonts w:hint="eastAsia"/>
         </w:rPr>
-        <w:lastRenderedPageBreak/>
         <w:t>■</w:t>
       </w:r>
     </w:p>
@@ -8034,6 +5936,119 @@
     </w:lvl>
   </w:abstractNum>
   <w:abstractNum w:abstractNumId="8" w15:restartNumberingAfterBreak="0">
+    <w:nsid w:val="32A10C62"/>
+    <w:multiLevelType w:val="hybridMultilevel"/>
+    <w:tmpl w:val="68CE1264"/>
+    <w:lvl w:ilvl="0" w:tplc="51D25AAE">
+      <w:start w:val="1"/>
+      <w:numFmt w:val="bullet"/>
+      <w:lvlText w:val=""/>
+      <w:lvlJc w:val="left"/>
+      <w:pPr>
+        <w:ind w:left="440" w:hanging="440"/>
+      </w:pPr>
+      <w:rPr>
+        <w:rFonts w:ascii="Wingdings" w:hAnsi="Wingdings" w:hint="default"/>
+      </w:rPr>
+    </w:lvl>
+    <w:lvl w:ilvl="1" w:tplc="04090003" w:tentative="1">
+      <w:start w:val="1"/>
+      <w:numFmt w:val="bullet"/>
+      <w:lvlText w:val=""/>
+      <w:lvlJc w:val="left"/>
+      <w:pPr>
+        <w:ind w:left="880" w:hanging="440"/>
+      </w:pPr>
+      <w:rPr>
+        <w:rFonts w:ascii="Wingdings" w:hAnsi="Wingdings" w:hint="default"/>
+      </w:rPr>
+    </w:lvl>
+    <w:lvl w:ilvl="2" w:tplc="04090005" w:tentative="1">
+      <w:start w:val="1"/>
+      <w:numFmt w:val="bullet"/>
+      <w:lvlText w:val=""/>
+      <w:lvlJc w:val="left"/>
+      <w:pPr>
+        <w:ind w:left="1320" w:hanging="440"/>
+      </w:pPr>
+      <w:rPr>
+        <w:rFonts w:ascii="Wingdings" w:hAnsi="Wingdings" w:hint="default"/>
+      </w:rPr>
+    </w:lvl>
+    <w:lvl w:ilvl="3" w:tplc="04090001" w:tentative="1">
+      <w:start w:val="1"/>
+      <w:numFmt w:val="bullet"/>
+      <w:lvlText w:val=""/>
+      <w:lvlJc w:val="left"/>
+      <w:pPr>
+        <w:ind w:left="1760" w:hanging="440"/>
+      </w:pPr>
+      <w:rPr>
+        <w:rFonts w:ascii="Wingdings" w:hAnsi="Wingdings" w:hint="default"/>
+      </w:rPr>
+    </w:lvl>
+    <w:lvl w:ilvl="4" w:tplc="04090003" w:tentative="1">
+      <w:start w:val="1"/>
+      <w:numFmt w:val="bullet"/>
+      <w:lvlText w:val=""/>
+      <w:lvlJc w:val="left"/>
+      <w:pPr>
+        <w:ind w:left="2200" w:hanging="440"/>
+      </w:pPr>
+      <w:rPr>
+        <w:rFonts w:ascii="Wingdings" w:hAnsi="Wingdings" w:hint="default"/>
+      </w:rPr>
+    </w:lvl>
+    <w:lvl w:ilvl="5" w:tplc="04090005" w:tentative="1">
+      <w:start w:val="1"/>
+      <w:numFmt w:val="bullet"/>
+      <w:lvlText w:val=""/>
+      <w:lvlJc w:val="left"/>
+      <w:pPr>
+        <w:ind w:left="2640" w:hanging="440"/>
+      </w:pPr>
+      <w:rPr>
+        <w:rFonts w:ascii="Wingdings" w:hAnsi="Wingdings" w:hint="default"/>
+      </w:rPr>
+    </w:lvl>
+    <w:lvl w:ilvl="6" w:tplc="04090001" w:tentative="1">
+      <w:start w:val="1"/>
+      <w:numFmt w:val="bullet"/>
+      <w:lvlText w:val=""/>
+      <w:lvlJc w:val="left"/>
+      <w:pPr>
+        <w:ind w:left="3080" w:hanging="440"/>
+      </w:pPr>
+      <w:rPr>
+        <w:rFonts w:ascii="Wingdings" w:hAnsi="Wingdings" w:hint="default"/>
+      </w:rPr>
+    </w:lvl>
+    <w:lvl w:ilvl="7" w:tplc="04090003" w:tentative="1">
+      <w:start w:val="1"/>
+      <w:numFmt w:val="bullet"/>
+      <w:lvlText w:val=""/>
+      <w:lvlJc w:val="left"/>
+      <w:pPr>
+        <w:ind w:left="3520" w:hanging="440"/>
+      </w:pPr>
+      <w:rPr>
+        <w:rFonts w:ascii="Wingdings" w:hAnsi="Wingdings" w:hint="default"/>
+      </w:rPr>
+    </w:lvl>
+    <w:lvl w:ilvl="8" w:tplc="04090005" w:tentative="1">
+      <w:start w:val="1"/>
+      <w:numFmt w:val="bullet"/>
+      <w:lvlText w:val=""/>
+      <w:lvlJc w:val="left"/>
+      <w:pPr>
+        <w:ind w:left="3960" w:hanging="440"/>
+      </w:pPr>
+      <w:rPr>
+        <w:rFonts w:ascii="Wingdings" w:hAnsi="Wingdings" w:hint="default"/>
+      </w:rPr>
+    </w:lvl>
+  </w:abstractNum>
+  <w:abstractNum w:abstractNumId="9" w15:restartNumberingAfterBreak="0">
     <w:nsid w:val="408861CC"/>
     <w:multiLevelType w:val="multilevel"/>
     <w:tmpl w:val="41469378"/>
@@ -8146,7 +6161,7 @@
       </w:rPr>
     </w:lvl>
   </w:abstractNum>
-  <w:abstractNum w:abstractNumId="9" w15:restartNumberingAfterBreak="0">
+  <w:abstractNum w:abstractNumId="10" w15:restartNumberingAfterBreak="0">
     <w:nsid w:val="48A5139A"/>
     <w:multiLevelType w:val="multilevel"/>
     <w:tmpl w:val="409E808C"/>
@@ -8260,7 +6275,7 @@
       </w:pPr>
     </w:lvl>
   </w:abstractNum>
-  <w:abstractNum w:abstractNumId="10" w15:restartNumberingAfterBreak="0">
+  <w:abstractNum w:abstractNumId="11" w15:restartNumberingAfterBreak="0">
     <w:nsid w:val="531B7E93"/>
     <w:multiLevelType w:val="multilevel"/>
     <w:tmpl w:val="59E87726"/>
@@ -8374,7 +6389,7 @@
       </w:pPr>
     </w:lvl>
   </w:abstractNum>
-  <w:abstractNum w:abstractNumId="11" w15:restartNumberingAfterBreak="0">
+  <w:abstractNum w:abstractNumId="12" w15:restartNumberingAfterBreak="0">
     <w:nsid w:val="56EB439B"/>
     <w:multiLevelType w:val="multilevel"/>
     <w:tmpl w:val="8F60F8A6"/>
@@ -8488,7 +6503,7 @@
       </w:pPr>
     </w:lvl>
   </w:abstractNum>
-  <w:abstractNum w:abstractNumId="12" w15:restartNumberingAfterBreak="0">
+  <w:abstractNum w:abstractNumId="13" w15:restartNumberingAfterBreak="0">
     <w:nsid w:val="5DC75684"/>
     <w:multiLevelType w:val="multilevel"/>
     <w:tmpl w:val="C0FAB680"/>
@@ -8602,7 +6617,7 @@
       </w:pPr>
     </w:lvl>
   </w:abstractNum>
-  <w:abstractNum w:abstractNumId="13" w15:restartNumberingAfterBreak="0">
+  <w:abstractNum w:abstractNumId="14" w15:restartNumberingAfterBreak="0">
     <w:nsid w:val="5F807294"/>
     <w:multiLevelType w:val="multilevel"/>
     <w:tmpl w:val="B56C69BA"/>
@@ -8716,7 +6731,7 @@
       </w:pPr>
     </w:lvl>
   </w:abstractNum>
-  <w:abstractNum w:abstractNumId="14" w15:restartNumberingAfterBreak="0">
+  <w:abstractNum w:abstractNumId="15" w15:restartNumberingAfterBreak="0">
     <w:nsid w:val="6AC55274"/>
     <w:multiLevelType w:val="multilevel"/>
     <w:tmpl w:val="FF5AA50E"/>
@@ -8830,7 +6845,7 @@
       </w:pPr>
     </w:lvl>
   </w:abstractNum>
-  <w:abstractNum w:abstractNumId="15" w15:restartNumberingAfterBreak="0">
+  <w:abstractNum w:abstractNumId="16" w15:restartNumberingAfterBreak="0">
     <w:nsid w:val="75B74CA2"/>
     <w:multiLevelType w:val="multilevel"/>
     <w:tmpl w:val="7072340C"/>
@@ -8944,7 +6959,7 @@
       </w:pPr>
     </w:lvl>
   </w:abstractNum>
-  <w:abstractNum w:abstractNumId="16" w15:restartNumberingAfterBreak="0">
+  <w:abstractNum w:abstractNumId="17" w15:restartNumberingAfterBreak="0">
     <w:nsid w:val="77C46F13"/>
     <w:multiLevelType w:val="multilevel"/>
     <w:tmpl w:val="D8CCA962"/>
@@ -9058,7 +7073,7 @@
       </w:pPr>
     </w:lvl>
   </w:abstractNum>
-  <w:abstractNum w:abstractNumId="17" w15:restartNumberingAfterBreak="0">
+  <w:abstractNum w:abstractNumId="18" w15:restartNumberingAfterBreak="0">
     <w:nsid w:val="7D016C58"/>
     <w:multiLevelType w:val="multilevel"/>
     <w:tmpl w:val="57A6E010"/>
@@ -9178,16 +7193,16 @@
     <w:abstractNumId w:val="5"/>
   </w:num>
   <w:num w:numId="3" w16cid:durableId="1912501542">
-    <w:abstractNumId w:val="17"/>
+    <w:abstractNumId w:val="18"/>
   </w:num>
   <w:num w:numId="4" w16cid:durableId="257369919">
-    <w:abstractNumId w:val="8"/>
+    <w:abstractNumId w:val="9"/>
   </w:num>
   <w:num w:numId="5" w16cid:durableId="328027912">
     <w:abstractNumId w:val="1"/>
   </w:num>
   <w:num w:numId="6" w16cid:durableId="1695031564">
-    <w:abstractNumId w:val="9"/>
+    <w:abstractNumId w:val="10"/>
     <w:lvlOverride w:ilvl="0"/>
     <w:lvlOverride w:ilvl="1">
       <w:startOverride w:val="1"/>
@@ -9215,7 +7230,7 @@
     </w:lvlOverride>
   </w:num>
   <w:num w:numId="7" w16cid:durableId="1849320867">
-    <w:abstractNumId w:val="12"/>
+    <w:abstractNumId w:val="13"/>
     <w:lvlOverride w:ilvl="0"/>
     <w:lvlOverride w:ilvl="1">
       <w:startOverride w:val="1"/>
@@ -9243,7 +7258,7 @@
     </w:lvlOverride>
   </w:num>
   <w:num w:numId="8" w16cid:durableId="1678994541">
-    <w:abstractNumId w:val="14"/>
+    <w:abstractNumId w:val="15"/>
     <w:lvlOverride w:ilvl="0"/>
     <w:lvlOverride w:ilvl="1">
       <w:startOverride w:val="1"/>
@@ -9327,7 +7342,7 @@
     </w:lvlOverride>
   </w:num>
   <w:num w:numId="11" w16cid:durableId="1000504111">
-    <w:abstractNumId w:val="15"/>
+    <w:abstractNumId w:val="16"/>
     <w:lvlOverride w:ilvl="0"/>
     <w:lvlOverride w:ilvl="1">
       <w:startOverride w:val="1"/>
@@ -9355,7 +7370,7 @@
     </w:lvlOverride>
   </w:num>
   <w:num w:numId="12" w16cid:durableId="422651516">
-    <w:abstractNumId w:val="13"/>
+    <w:abstractNumId w:val="14"/>
     <w:lvlOverride w:ilvl="0"/>
     <w:lvlOverride w:ilvl="1">
       <w:startOverride w:val="1"/>
@@ -9411,7 +7426,7 @@
     </w:lvlOverride>
   </w:num>
   <w:num w:numId="14" w16cid:durableId="435291923">
-    <w:abstractNumId w:val="16"/>
+    <w:abstractNumId w:val="17"/>
     <w:lvlOverride w:ilvl="0"/>
     <w:lvlOverride w:ilvl="1">
       <w:startOverride w:val="1"/>
@@ -9467,7 +7482,7 @@
     </w:lvlOverride>
   </w:num>
   <w:num w:numId="16" w16cid:durableId="1816071119">
-    <w:abstractNumId w:val="11"/>
+    <w:abstractNumId w:val="12"/>
     <w:lvlOverride w:ilvl="0"/>
     <w:lvlOverride w:ilvl="1">
       <w:startOverride w:val="1"/>
@@ -9495,7 +7510,7 @@
     </w:lvlOverride>
   </w:num>
   <w:num w:numId="17" w16cid:durableId="1840003643">
-    <w:abstractNumId w:val="10"/>
+    <w:abstractNumId w:val="11"/>
     <w:lvlOverride w:ilvl="0"/>
     <w:lvlOverride w:ilvl="1">
       <w:startOverride w:val="1"/>
@@ -9524,6 +7539,9 @@
   </w:num>
   <w:num w:numId="18" w16cid:durableId="346061288">
     <w:abstractNumId w:val="2"/>
+  </w:num>
+  <w:num w:numId="19" w16cid:durableId="685600939">
+    <w:abstractNumId w:val="8"/>
   </w:num>
 </w:numbering>
 </file>
@@ -12188,12 +10206,24 @@
 </file>
 
 <file path=customXml/item1.xml><?xml version="1.0" encoding="utf-8"?>
+<b:Sources xmlns:b="http://schemas.openxmlformats.org/officeDocument/2006/bibliography" xmlns="http://schemas.openxmlformats.org/officeDocument/2006/bibliography" SelectedStyle="\APASixthEditionOfficeOnline.xsl" StyleName="APA" Version="6"/>
+</file>
+
+<file path=customXml/item2.xml><?xml version="1.0" encoding="utf-8"?>
 <go:gDocsCustomXmlDataStorage xmlns:go="http://customooxmlschemas.google.com/" xmlns:r="http://schemas.openxmlformats.org/officeDocument/2006/relationships">
   <go:docsCustomData xmlns:go="http://customooxmlschemas.google.com/" roundtripDataSignature="AMtx7mgEEa9EaW4ajhSD5PKOYlnroq7/+Q==">AMUW2mXtkreXm5wJyK99jMoEb9BFsOnJ933wQEjYDWnvPWL/SXLLbBKbbUS7oA6yMo3AklXZ4UxGbrd/cmYFmz6k2AHniZMCp3WQVPrm0ajGNs23BeICXaKbmyD/ETRTe/oano2rO4vIC60AhfG2d+tLRhb5V4G+sDga1BVN/3CqGzwwewS/FJms1xzJDh6cP2tAmDWBRB9GALZiavsnzBqVQsPMcRSRe0qOpdiN1Dk6GAHs0MpoNjQpnQcDSsnDI7gd7Qtw80+lWGXnKTRI/4zyK/eal4Ot7R5xBVez81HEitrMlNCFkcrE+hTQ9IpKDXG0M32pA5SuHCENPqcAFbYgkvSK/u6faM4xllRQZhOH7ApurkqvC+N3KyNCCwusEFrsSy+CY5cb</go:docsCustomData>
 </go:gDocsCustomXmlDataStorage>
 </file>
 
 <file path=customXml/itemProps1.xml><?xml version="1.0" encoding="utf-8"?>
+<ds:datastoreItem xmlns:ds="http://schemas.openxmlformats.org/officeDocument/2006/customXml" ds:itemID="{0486260B-E4ED-446A-B49D-95E7F2AC62B4}">
+  <ds:schemaRefs>
+    <ds:schemaRef ds:uri="http://schemas.openxmlformats.org/officeDocument/2006/bibliography"/>
+  </ds:schemaRefs>
+</ds:datastoreItem>
+</file>
+
+<file path=customXml/itemProps2.xml><?xml version="1.0" encoding="utf-8"?>
 <ds:datastoreItem xmlns:ds="http://schemas.openxmlformats.org/officeDocument/2006/customXml" ds:itemID="{11111111-1234-1234-1234-123412341234}">
   <ds:schemaRefs>
     <ds:schemaRef ds:uri="http://customooxmlschemas.google.com/"/>

--- a/Project/CRMRetention/Submission/경영학연구/Article_20260401_R1Response_JLKK.docx
+++ b/Project/CRMRetention/Submission/경영학연구/Article_20260401_R1Response_JLKK.docx
@@ -47,7 +47,7 @@
         </w:pBdr>
         <w:spacing w:after="0" w:line="240" w:lineRule="auto"/>
         <w:rPr>
-          <w:color w:val="EE0000"/>
+          <w:rFonts w:hint="eastAsia"/>
           <w:sz w:val="28"/>
           <w:szCs w:val="28"/>
         </w:rPr>
@@ -55,137 +55,124 @@
       <w:r>
         <w:rPr>
           <w:rFonts w:hint="eastAsia"/>
-          <w:b/>
-          <w:color w:val="EE0000"/>
-          <w:sz w:val="28"/>
-          <w:szCs w:val="28"/>
-        </w:rPr>
-        <w:t>논문번호</w:t>
-      </w:r>
-      <w:r>
-        <w:rPr>
-          <w:b/>
-          <w:color w:val="EE0000"/>
-          <w:sz w:val="28"/>
-          <w:szCs w:val="28"/>
-        </w:rPr>
-        <w:t>:</w:t>
-      </w:r>
-      <w:r>
-        <w:rPr>
-          <w:color w:val="EE0000"/>
-          <w:sz w:val="28"/>
-          <w:szCs w:val="28"/>
-        </w:rPr>
-        <w:t xml:space="preserve"> </w:t>
-      </w:r>
-      <w:r>
-        <w:rPr>
-          <w:rFonts w:hint="eastAsia"/>
-          <w:color w:val="EE0000"/>
-          <w:sz w:val="28"/>
-          <w:szCs w:val="28"/>
-        </w:rPr>
-        <w:t>2026-02-05-00001</w:t>
-      </w:r>
-    </w:p>
-    <w:p>
-      <w:pPr>
-        <w:pBdr>
-          <w:top w:val="nil"/>
-          <w:left w:val="nil"/>
-          <w:bottom w:val="nil"/>
-          <w:right w:val="nil"/>
-          <w:between w:val="nil"/>
-        </w:pBdr>
-        <w:spacing w:after="0" w:line="240" w:lineRule="auto"/>
-        <w:rPr>
-          <w:sz w:val="28"/>
-          <w:szCs w:val="28"/>
-        </w:rPr>
-      </w:pPr>
-    </w:p>
-    <w:p>
-      <w:pPr>
-        <w:pBdr>
-          <w:top w:val="nil"/>
-          <w:left w:val="nil"/>
-          <w:bottom w:val="nil"/>
-          <w:right w:val="nil"/>
-          <w:between w:val="nil"/>
-        </w:pBdr>
-        <w:spacing w:after="0" w:line="240" w:lineRule="auto"/>
-        <w:rPr>
           <w:b/>
           <w:sz w:val="28"/>
           <w:szCs w:val="28"/>
         </w:rPr>
-      </w:pPr>
-    </w:p>
-    <w:p>
-      <w:pPr>
-        <w:pBdr>
-          <w:top w:val="nil"/>
-          <w:left w:val="nil"/>
-          <w:bottom w:val="nil"/>
-          <w:right w:val="nil"/>
-          <w:between w:val="nil"/>
-        </w:pBdr>
-        <w:spacing w:after="0" w:line="240" w:lineRule="auto"/>
-        <w:rPr>
-          <w:sz w:val="28"/>
-          <w:szCs w:val="28"/>
-        </w:rPr>
-      </w:pPr>
-      <w:proofErr w:type="spellStart"/>
-      <w:r>
-        <w:rPr>
-          <w:rFonts w:hint="eastAsia"/>
+        <w:t>논문번호</w:t>
+      </w:r>
+      <w:r>
+        <w:rPr>
           <w:b/>
           <w:sz w:val="28"/>
           <w:szCs w:val="28"/>
         </w:rPr>
-        <w:t>원논문</w:t>
-      </w:r>
-      <w:proofErr w:type="spellEnd"/>
-      <w:r>
-        <w:rPr>
-          <w:rFonts w:hint="eastAsia"/>
+        <w:t>:</w:t>
+      </w:r>
+      <w:r>
+        <w:rPr>
+          <w:sz w:val="28"/>
+          <w:szCs w:val="28"/>
+        </w:rPr>
+        <w:t xml:space="preserve"> </w:t>
+      </w:r>
+      <w:r>
+        <w:rPr>
+          <w:rFonts w:hint="eastAsia"/>
+          <w:sz w:val="28"/>
+          <w:szCs w:val="28"/>
+        </w:rPr>
+        <w:t>2026-</w:t>
+      </w:r>
+      <w:r>
+        <w:rPr>
+          <w:rFonts w:hint="eastAsia"/>
+          <w:sz w:val="28"/>
+          <w:szCs w:val="28"/>
+        </w:rPr>
+        <w:t>00018</w:t>
+      </w:r>
+    </w:p>
+    <w:p>
+      <w:pPr>
+        <w:pBdr>
+          <w:top w:val="nil"/>
+          <w:left w:val="nil"/>
+          <w:bottom w:val="nil"/>
+          <w:right w:val="nil"/>
+          <w:between w:val="nil"/>
+        </w:pBdr>
+        <w:spacing w:after="0" w:line="240" w:lineRule="auto"/>
+        <w:rPr>
+          <w:sz w:val="28"/>
+          <w:szCs w:val="28"/>
+        </w:rPr>
+      </w:pPr>
+    </w:p>
+    <w:p>
+      <w:pPr>
+        <w:pBdr>
+          <w:top w:val="nil"/>
+          <w:left w:val="nil"/>
+          <w:bottom w:val="nil"/>
+          <w:right w:val="nil"/>
+          <w:between w:val="nil"/>
+        </w:pBdr>
+        <w:spacing w:after="0" w:line="240" w:lineRule="auto"/>
+        <w:rPr>
           <w:b/>
           <w:sz w:val="28"/>
           <w:szCs w:val="28"/>
         </w:rPr>
-        <w:t xml:space="preserve"> 제목</w:t>
-      </w:r>
-      <w:r>
-        <w:rPr>
+      </w:pPr>
+    </w:p>
+    <w:p>
+      <w:pPr>
+        <w:pBdr>
+          <w:top w:val="nil"/>
+          <w:left w:val="nil"/>
+          <w:bottom w:val="nil"/>
+          <w:right w:val="nil"/>
+          <w:between w:val="nil"/>
+        </w:pBdr>
+        <w:spacing w:after="0" w:line="240" w:lineRule="auto"/>
+        <w:rPr>
+          <w:sz w:val="28"/>
+          <w:szCs w:val="28"/>
+        </w:rPr>
+      </w:pPr>
+      <w:r>
+        <w:rPr>
+          <w:rFonts w:hint="eastAsia"/>
           <w:b/>
           <w:sz w:val="28"/>
           <w:szCs w:val="28"/>
         </w:rPr>
-        <w:t>:</w:t>
-      </w:r>
-      <w:r>
-        <w:rPr>
+        <w:t>수정</w:t>
+      </w:r>
+      <w:r>
+        <w:rPr>
+          <w:rFonts w:hint="eastAsia"/>
+          <w:b/>
           <w:sz w:val="28"/>
           <w:szCs w:val="28"/>
         </w:rPr>
-        <w:t xml:space="preserve"> “</w:t>
-      </w:r>
-      <w:r>
-        <w:rPr>
-          <w:rFonts w:hint="eastAsia"/>
+        <w:t>논문 제목</w:t>
+      </w:r>
+      <w:r>
+        <w:rPr>
+          <w:b/>
           <w:sz w:val="28"/>
           <w:szCs w:val="28"/>
         </w:rPr>
-        <w:t>데이터</w:t>
+        <w:t>:</w:t>
       </w:r>
       <w:r>
         <w:rPr>
           <w:sz w:val="28"/>
           <w:szCs w:val="28"/>
         </w:rPr>
-        <w:t xml:space="preserve"> 중심 AI를 통한 구매 역동성과 설명력 규명: 마케팅 지식 기반 특성 공학으로 희소성 극복</w:t>
+        <w:t xml:space="preserve"> “</w:t>
       </w:r>
       <w:r>
         <w:rPr>
@@ -193,22 +180,37 @@
           <w:sz w:val="28"/>
           <w:szCs w:val="28"/>
         </w:rPr>
-        <w:t xml:space="preserve"> </w:t>
-      </w:r>
-      <w:r>
-        <w:rPr>
-          <w:rFonts w:hint="eastAsia"/>
+        <w:t>데이터</w:t>
+      </w:r>
+      <w:r>
+        <w:rPr>
           <w:sz w:val="28"/>
           <w:szCs w:val="28"/>
         </w:rPr>
-        <w:t>(</w:t>
-      </w:r>
-      <w:r>
-        <w:rPr>
+        <w:t xml:space="preserve"> 중심 AI를 통한 마케팅 피로도와 구매 역동성 규명: 다중 접점 환경에서의 동태적 상태 변수와 설명가능한 AI(XAI)를 중심으로</w:t>
+      </w:r>
+      <w:r>
+        <w:rPr>
+          <w:rFonts w:hint="eastAsia"/>
           <w:sz w:val="28"/>
           <w:szCs w:val="28"/>
         </w:rPr>
-        <w:t>Unveiling Purchase Dynamics and Explainability via Data-Centric AI: Overcoming Sparsity with Marketing Knowledge-Driven Feature Engineering</w:t>
+        <w:t xml:space="preserve"> </w:t>
+      </w:r>
+      <w:r>
+        <w:rPr>
+          <w:rFonts w:hint="eastAsia"/>
+          <w:sz w:val="28"/>
+          <w:szCs w:val="28"/>
+        </w:rPr>
+        <w:t>(</w:t>
+      </w:r>
+      <w:r>
+        <w:rPr>
+          <w:sz w:val="28"/>
+          <w:szCs w:val="28"/>
+        </w:rPr>
+        <w:t>Unveiling Marketing Fatigue and Purchase Dynamics via Data-Centric AI: Focusing on Dynamic State Variables and Explainable AI (XAI) in Multi-Touchpoint Environments</w:t>
       </w:r>
       <w:r>
         <w:rPr>
@@ -4551,21 +4553,19 @@
         </w:pBdr>
         <w:spacing w:after="0" w:line="240" w:lineRule="auto"/>
         <w:rPr>
-          <w:color w:val="EE0000"/>
+          <w:bCs/>
         </w:rPr>
       </w:pPr>
       <w:r>
         <w:rPr>
           <w:rFonts w:hint="eastAsia"/>
           <w:b/>
-          <w:color w:val="EE0000"/>
         </w:rPr>
         <w:t>저자답변</w:t>
       </w:r>
       <w:r>
         <w:rPr>
           <w:b/>
-          <w:color w:val="EE0000"/>
         </w:rPr>
         <w:t>:</w:t>
       </w:r>
@@ -4573,53 +4573,335 @@
         <w:rPr>
           <w:rFonts w:hint="eastAsia"/>
           <w:bCs/>
-          <w:color w:val="EE0000"/>
         </w:rPr>
         <w:t xml:space="preserve"> </w:t>
       </w:r>
-    </w:p>
-    <w:p>
-      <w:pPr>
-        <w:pBdr>
-          <w:top w:val="nil"/>
-          <w:left w:val="nil"/>
-          <w:bottom w:val="nil"/>
-          <w:right w:val="nil"/>
-          <w:between w:val="nil"/>
-        </w:pBdr>
-        <w:spacing w:after="0" w:line="240" w:lineRule="auto"/>
-        <w:rPr>
-          <w:color w:val="EE0000"/>
-        </w:rPr>
-      </w:pPr>
-    </w:p>
-    <w:p>
-      <w:pPr>
-        <w:pBdr>
-          <w:top w:val="nil"/>
-          <w:left w:val="nil"/>
-          <w:bottom w:val="nil"/>
-          <w:right w:val="nil"/>
-          <w:between w:val="nil"/>
-        </w:pBdr>
-        <w:spacing w:after="0" w:line="240" w:lineRule="auto"/>
+      <w:r>
+        <w:rPr>
+          <w:rFonts w:hint="eastAsia"/>
+          <w:bCs/>
+        </w:rPr>
+        <w:t>심사위원님의</w:t>
+      </w:r>
+      <w:r>
+        <w:rPr>
+          <w:bCs/>
+        </w:rPr>
+        <w:t xml:space="preserve"> 깊이 있고 학술적인 지적에 진심으로 감사드립니다. 심사위원님께서 </w:t>
+      </w:r>
+      <w:proofErr w:type="spellStart"/>
+      <w:r>
+        <w:rPr>
+          <w:bCs/>
+        </w:rPr>
+        <w:t>짚어주신</w:t>
+      </w:r>
+      <w:proofErr w:type="spellEnd"/>
+      <w:r>
+        <w:rPr>
+          <w:bCs/>
+        </w:rPr>
+        <w:t xml:space="preserve"> 바와 같이, 이전 원고의 토의(V장) 부분은 본 연구의 성과를 나열하는 데 다소 치중되어 있어, 관련 선행 문헌들과 비교하여 본 연구가 구체적으로 어떠한 한계를 극복하고 차별적 통찰을 제공하는지 학술적 구조화가 부족했습니다.</w:t>
+      </w:r>
+    </w:p>
+    <w:p>
+      <w:pPr>
+        <w:pBdr>
+          <w:top w:val="nil"/>
+          <w:left w:val="nil"/>
+          <w:bottom w:val="nil"/>
+          <w:right w:val="nil"/>
+          <w:between w:val="nil"/>
+        </w:pBdr>
+        <w:spacing w:after="0" w:line="240" w:lineRule="auto"/>
+        <w:rPr>
+          <w:bCs/>
+        </w:rPr>
+      </w:pPr>
+      <w:r>
+        <w:rPr>
+          <w:rFonts w:hint="eastAsia"/>
+          <w:bCs/>
+        </w:rPr>
+        <w:t>저자들은</w:t>
+      </w:r>
+      <w:r>
+        <w:rPr>
+          <w:bCs/>
+        </w:rPr>
+        <w:t xml:space="preserve"> 심사위원님의 지침을 전적으로 수용하여, V장 1절(이론적 기여)과 2절(방법론적 함의)을 관련 문헌</w:t>
+      </w:r>
+      <w:r>
+        <w:rPr>
+          <w:bCs/>
+        </w:rPr>
+        <w:lastRenderedPageBreak/>
+        <w:t>(Reference)에 근거하여 체계적으로 전면 보강하였습니다.</w:t>
+      </w:r>
+    </w:p>
+    <w:p>
+      <w:pPr>
+        <w:pBdr>
+          <w:top w:val="nil"/>
+          <w:left w:val="nil"/>
+          <w:bottom w:val="nil"/>
+          <w:right w:val="nil"/>
+          <w:between w:val="nil"/>
+        </w:pBdr>
+        <w:spacing w:after="0" w:line="240" w:lineRule="auto"/>
+        <w:rPr>
+          <w:bCs/>
+        </w:rPr>
+      </w:pPr>
+    </w:p>
+    <w:p>
+      <w:pPr>
+        <w:pBdr>
+          <w:top w:val="nil"/>
+          <w:left w:val="nil"/>
+          <w:bottom w:val="nil"/>
+          <w:right w:val="nil"/>
+          <w:between w:val="nil"/>
+        </w:pBdr>
+        <w:spacing w:after="0" w:line="240" w:lineRule="auto"/>
+        <w:rPr>
+          <w:bCs/>
+        </w:rPr>
+      </w:pPr>
+      <w:r>
         <w:rPr>
           <w:b/>
-          <w:color w:val="EE0000"/>
-        </w:rPr>
-      </w:pPr>
-      <w:r>
-        <w:rPr>
-          <w:rFonts w:hint="eastAsia"/>
+        </w:rPr>
+        <w:t>1. 이론적 기여의 구체화 (관련 문헌 기반 비교):</w:t>
+      </w:r>
+      <w:r>
+        <w:rPr>
+          <w:rFonts w:hint="eastAsia"/>
+          <w:bCs/>
+        </w:rPr>
+        <w:t xml:space="preserve"> </w:t>
+      </w:r>
+      <w:r>
+        <w:rPr>
+          <w:rFonts w:hint="eastAsia"/>
+          <w:bCs/>
+        </w:rPr>
+        <w:t>본</w:t>
+      </w:r>
+      <w:r>
+        <w:rPr>
+          <w:bCs/>
+        </w:rPr>
+        <w:t xml:space="preserve"> 연구가 기존 고객 행동 연구를 어떻게 확장했는지 선행 연구와 명시적으로 대비하여 서술하였습니다.</w:t>
+      </w:r>
+    </w:p>
+    <w:p>
+      <w:pPr>
+        <w:pBdr>
+          <w:top w:val="nil"/>
+          <w:left w:val="nil"/>
+          <w:bottom w:val="nil"/>
+          <w:right w:val="nil"/>
+          <w:between w:val="nil"/>
+        </w:pBdr>
+        <w:spacing w:after="0" w:line="240" w:lineRule="auto"/>
+        <w:rPr>
+          <w:bCs/>
+        </w:rPr>
+      </w:pPr>
+      <w:r>
+        <w:rPr>
+          <w:rFonts w:hint="eastAsia"/>
+          <w:bCs/>
+        </w:rPr>
+        <w:t>기존의</w:t>
+      </w:r>
+      <w:r>
+        <w:rPr>
+          <w:bCs/>
+        </w:rPr>
+        <w:t xml:space="preserve"> 확률 기반 고객 생애 가치 및 RFM 문헌들이 주로 장기간 집계된 데이터를 바탕으로 한 정적 프로파일링에 머물렀던 한계를 지적하였습니다.</w:t>
+      </w:r>
+      <w:r>
+        <w:rPr>
+          <w:rFonts w:hint="eastAsia"/>
+          <w:bCs/>
+        </w:rPr>
+        <w:t xml:space="preserve"> </w:t>
+      </w:r>
+      <w:r>
+        <w:rPr>
+          <w:rFonts w:hint="eastAsia"/>
+          <w:bCs/>
+        </w:rPr>
+        <w:t>반면</w:t>
+      </w:r>
+      <w:r>
+        <w:rPr>
+          <w:bCs/>
+        </w:rPr>
+        <w:t xml:space="preserve">, 본 연구는 </w:t>
+      </w:r>
+      <w:proofErr w:type="spellStart"/>
+      <w:r>
+        <w:rPr>
+          <w:bCs/>
+        </w:rPr>
+        <w:t>Wathieu</w:t>
+      </w:r>
+      <w:proofErr w:type="spellEnd"/>
+      <w:r>
+        <w:rPr>
+          <w:bCs/>
+        </w:rPr>
+        <w:t>(2004)의 소비자 습관화 이론과 정보 처리 이론, 그리고 상황 의존적 선호 이론을 바탕으로, 기존 거시적 이론들을 개별 고객 단위의 실시간 동태적 상태 변수로 재해석하고 실증하였음을 명확히 하였습니다. 이를 통해 피로도와 시점 역동성이 기존 문헌의 한계를 어떻게 극복하는지 논증하였습니다.</w:t>
+      </w:r>
+    </w:p>
+    <w:p>
+      <w:pPr>
+        <w:pBdr>
+          <w:top w:val="nil"/>
+          <w:left w:val="nil"/>
+          <w:bottom w:val="nil"/>
+          <w:right w:val="nil"/>
+          <w:between w:val="nil"/>
+        </w:pBdr>
+        <w:spacing w:after="0" w:line="240" w:lineRule="auto"/>
+        <w:rPr>
+          <w:bCs/>
+        </w:rPr>
+      </w:pPr>
+      <w:r>
+        <w:rPr>
           <w:b/>
-          <w:color w:val="EE0000"/>
+        </w:rPr>
+        <w:t>2. 방법론적 함의의 구체화 (End-to-End 딥러닝 문헌과의 대비):</w:t>
+      </w:r>
+      <w:r>
+        <w:rPr>
+          <w:rFonts w:hint="eastAsia"/>
+          <w:bCs/>
+        </w:rPr>
+        <w:t xml:space="preserve"> </w:t>
+      </w:r>
+      <w:r>
+        <w:rPr>
+          <w:rFonts w:hint="eastAsia"/>
+          <w:bCs/>
+        </w:rPr>
+        <w:t>최근</w:t>
+      </w:r>
+      <w:r>
+        <w:rPr>
+          <w:bCs/>
+        </w:rPr>
+        <w:t xml:space="preserve"> 마케팅 </w:t>
+      </w:r>
+      <w:proofErr w:type="spellStart"/>
+      <w:r>
+        <w:rPr>
+          <w:bCs/>
+        </w:rPr>
+        <w:t>애널리틱스</w:t>
+      </w:r>
+      <w:proofErr w:type="spellEnd"/>
+      <w:r>
+        <w:rPr>
+          <w:bCs/>
+        </w:rPr>
+        <w:t xml:space="preserve"> 분야에서 원시 데이터를 딥러닝 모델에 직접 주입하여 특징을 추출하는 End-to-End 표현 학습 문헌과의 차별성을 서술하였습니다. 극심한 희소성을 지닌 CRM 데이터 환경에서는 순수 데이터 기반 접근이 노이즈를 학습할 위험이 큼을 실증 결과로 제시하고, 이에 대한 대안으로서 마케팅 도메인 지식을 통한 귀납적 편향 주입이 왜 필수적인지 방법론적 타당성을 강화하였습니다.</w:t>
+      </w:r>
+    </w:p>
+    <w:p>
+      <w:pPr>
+        <w:pBdr>
+          <w:top w:val="nil"/>
+          <w:left w:val="nil"/>
+          <w:bottom w:val="nil"/>
+          <w:right w:val="nil"/>
+          <w:between w:val="nil"/>
+        </w:pBdr>
+        <w:spacing w:after="0" w:line="240" w:lineRule="auto"/>
+        <w:rPr>
+          <w:bCs/>
+        </w:rPr>
+      </w:pPr>
+    </w:p>
+    <w:p>
+      <w:pPr>
+        <w:pBdr>
+          <w:top w:val="nil"/>
+          <w:left w:val="nil"/>
+          <w:bottom w:val="nil"/>
+          <w:right w:val="nil"/>
+          <w:between w:val="nil"/>
+        </w:pBdr>
+        <w:spacing w:after="0" w:line="240" w:lineRule="auto"/>
+      </w:pPr>
+      <w:r>
+        <w:rPr>
+          <w:rFonts w:hint="eastAsia"/>
+          <w:bCs/>
+        </w:rPr>
+        <w:t>심사위원님의</w:t>
+      </w:r>
+      <w:r>
+        <w:rPr>
+          <w:bCs/>
+        </w:rPr>
+        <w:t xml:space="preserve"> 고견 덕분에 본 연구가 기존 문헌의 흐름 속에서 어떠한 포지셔닝을 차지하는지, 그리고 어떠한 학술적 가치를 더하는지가 훨씬 명확하고 입체적으로 드러나게 되었습니다. 귀중한 지도를 </w:t>
+      </w:r>
+      <w:proofErr w:type="spellStart"/>
+      <w:r>
+        <w:rPr>
+          <w:bCs/>
+        </w:rPr>
+        <w:t>해주셔서</w:t>
+      </w:r>
+      <w:proofErr w:type="spellEnd"/>
+      <w:r>
+        <w:rPr>
+          <w:bCs/>
+        </w:rPr>
+        <w:t xml:space="preserve"> 다시 한번 감사드립니다.</w:t>
+      </w:r>
+    </w:p>
+    <w:p>
+      <w:pPr>
+        <w:pBdr>
+          <w:top w:val="nil"/>
+          <w:left w:val="nil"/>
+          <w:bottom w:val="nil"/>
+          <w:right w:val="nil"/>
+          <w:between w:val="nil"/>
+        </w:pBdr>
+        <w:spacing w:after="0" w:line="240" w:lineRule="auto"/>
+      </w:pPr>
+    </w:p>
+    <w:p>
+      <w:pPr>
+        <w:pBdr>
+          <w:top w:val="nil"/>
+          <w:left w:val="nil"/>
+          <w:bottom w:val="nil"/>
+          <w:right w:val="nil"/>
+          <w:between w:val="nil"/>
+        </w:pBdr>
+        <w:spacing w:after="0" w:line="240" w:lineRule="auto"/>
+        <w:rPr>
+          <w:b/>
+        </w:rPr>
+      </w:pPr>
+      <w:r>
+        <w:rPr>
+          <w:rFonts w:hint="eastAsia"/>
+          <w:b/>
         </w:rPr>
         <w:t>수정사항</w:t>
       </w:r>
       <w:r>
         <w:rPr>
           <w:b/>
-          <w:color w:val="EE0000"/>
         </w:rPr>
         <w:t xml:space="preserve">: </w:t>
       </w:r>
@@ -4639,45 +4921,35 @@
             <w:tcW w:w="9628" w:type="dxa"/>
           </w:tcPr>
           <w:p>
-            <w:pPr>
+            <w:r>
               <w:rPr>
                 <w:b/>
                 <w:bCs/>
               </w:rPr>
-            </w:pPr>
-            <w:r>
+              <w:t>[변경/추가]</w:t>
+            </w:r>
+            <w:r>
+              <w:t xml:space="preserve"> V. 토의 및 한계 (1. 이론적 기여): RFM, BTYD, 습관화 이론 및 정보 처리 이론 관련 선행 문헌을 직접 명시하고, 본 연구가 기존 이론의 한계를 어떻게 동적으로 확장/재해석했는지 논증 대폭 보강 (원고 p.45)</w:t>
+            </w:r>
+          </w:p>
+          <w:p>
+            <w:pPr>
               <w:rPr>
                 <w:rFonts w:hint="eastAsia"/>
                 <w:b/>
                 <w:bCs/>
               </w:rPr>
-              <w:t>[</w:t>
-            </w:r>
+            </w:pPr>
             <w:r>
               <w:rPr>
-                <w:rFonts w:hint="eastAsia"/>
                 <w:b/>
                 <w:bCs/>
               </w:rPr>
-              <w:t xml:space="preserve">신규 및 </w:t>
-            </w:r>
-            <w:r>
-              <w:rPr>
-                <w:rFonts w:hint="eastAsia"/>
-                <w:b/>
-                <w:bCs/>
-              </w:rPr>
-              <w:t>변경]</w:t>
-            </w:r>
-          </w:p>
-          <w:p>
-            <w:pPr>
-              <w:wordWrap/>
-              <w:spacing w:line="420" w:lineRule="auto"/>
-              <w:rPr>
-                <w:rFonts w:ascii="바탕체" w:eastAsia="바탕체" w:hAnsi="바탕체" w:cs="Times New Roman"/>
-              </w:rPr>
-            </w:pPr>
+              <w:t>[추가]</w:t>
+            </w:r>
+            <w:r>
+              <w:t xml:space="preserve"> V. 토의 및 한계 (2. 방법론적 함의): 최근의 순수 데이터 기반 End-to-End 딥러닝 시계열 문헌의 접근법과 본 연구의 지식 기반 특성 공학 접근법을 대비하는 논의 추가 (원고 p.45-46)</w:t>
+            </w:r>
           </w:p>
         </w:tc>
       </w:tr>
@@ -4846,21 +5118,19 @@
         </w:pBdr>
         <w:spacing w:after="0" w:line="240" w:lineRule="auto"/>
         <w:rPr>
-          <w:color w:val="EE0000"/>
+          <w:bCs/>
         </w:rPr>
       </w:pPr>
       <w:r>
         <w:rPr>
           <w:rFonts w:hint="eastAsia"/>
           <w:b/>
-          <w:color w:val="EE0000"/>
         </w:rPr>
         <w:t>저자답변</w:t>
       </w:r>
       <w:r>
         <w:rPr>
           <w:b/>
-          <w:color w:val="EE0000"/>
         </w:rPr>
         <w:t>:</w:t>
       </w:r>
@@ -4868,53 +5138,479 @@
         <w:rPr>
           <w:rFonts w:hint="eastAsia"/>
           <w:bCs/>
-          <w:color w:val="EE0000"/>
         </w:rPr>
         <w:t xml:space="preserve"> </w:t>
       </w:r>
-    </w:p>
-    <w:p>
-      <w:pPr>
-        <w:pBdr>
-          <w:top w:val="nil"/>
-          <w:left w:val="nil"/>
-          <w:bottom w:val="nil"/>
-          <w:right w:val="nil"/>
-          <w:between w:val="nil"/>
-        </w:pBdr>
-        <w:spacing w:after="0" w:line="240" w:lineRule="auto"/>
-        <w:rPr>
-          <w:color w:val="EE0000"/>
-        </w:rPr>
-      </w:pPr>
-    </w:p>
-    <w:p>
-      <w:pPr>
-        <w:pBdr>
-          <w:top w:val="nil"/>
-          <w:left w:val="nil"/>
-          <w:bottom w:val="nil"/>
-          <w:right w:val="nil"/>
-          <w:between w:val="nil"/>
-        </w:pBdr>
-        <w:spacing w:after="0" w:line="240" w:lineRule="auto"/>
+      <w:r>
+        <w:rPr>
+          <w:rFonts w:hint="eastAsia"/>
+          <w:bCs/>
+        </w:rPr>
+        <w:t>심사위원님의</w:t>
+      </w:r>
+      <w:r>
+        <w:rPr>
+          <w:bCs/>
+        </w:rPr>
+        <w:t xml:space="preserve"> 꼼꼼하고 애정 어린 지적에 진심으로 감사드립니다. 저자들은 심사위원님께서 </w:t>
+      </w:r>
+      <w:proofErr w:type="spellStart"/>
+      <w:r>
+        <w:rPr>
+          <w:bCs/>
+        </w:rPr>
+        <w:t>짚어주신</w:t>
+      </w:r>
+      <w:proofErr w:type="spellEnd"/>
+      <w:r>
+        <w:rPr>
+          <w:bCs/>
+        </w:rPr>
+        <w:t xml:space="preserve"> 바와 같이, 이전 원고에 </w:t>
+      </w:r>
+      <w:proofErr w:type="spellStart"/>
+      <w:r>
+        <w:rPr>
+          <w:bCs/>
+        </w:rPr>
+        <w:t>영어식</w:t>
+      </w:r>
+      <w:proofErr w:type="spellEnd"/>
+      <w:r>
+        <w:rPr>
+          <w:bCs/>
+        </w:rPr>
+        <w:t xml:space="preserve"> 피동 표현이나 공학적 전문 용어가 정제되지 않은 채 사용되어 &lt;경영학연구&gt; 독자분들의 가독성을 저해할 수 있었다는 점에 깊이 공감합니다.</w:t>
+      </w:r>
+    </w:p>
+    <w:p>
+      <w:pPr>
+        <w:pBdr>
+          <w:top w:val="nil"/>
+          <w:left w:val="nil"/>
+          <w:bottom w:val="nil"/>
+          <w:right w:val="nil"/>
+          <w:between w:val="nil"/>
+        </w:pBdr>
+        <w:spacing w:after="0" w:line="240" w:lineRule="auto"/>
+        <w:rPr>
+          <w:bCs/>
+        </w:rPr>
+      </w:pPr>
+      <w:r>
+        <w:rPr>
+          <w:rFonts w:hint="eastAsia"/>
+          <w:bCs/>
+        </w:rPr>
+        <w:t>이에</w:t>
+      </w:r>
+      <w:r>
+        <w:rPr>
+          <w:bCs/>
+        </w:rPr>
+        <w:t xml:space="preserve"> 저자들은 연구의 학문적 엄밀성과 표현의 명료성을 제고하기 위해, 논문 전체를 원점에서부터 재검토하여 다음과 같이 전면적인 문체 교정과 구조 개편을 수행하였습니다.</w:t>
+      </w:r>
+    </w:p>
+    <w:p>
+      <w:pPr>
+        <w:pBdr>
+          <w:top w:val="nil"/>
+          <w:left w:val="nil"/>
+          <w:bottom w:val="nil"/>
+          <w:right w:val="nil"/>
+          <w:between w:val="nil"/>
+        </w:pBdr>
+        <w:spacing w:after="0" w:line="240" w:lineRule="auto"/>
+        <w:rPr>
+          <w:bCs/>
+        </w:rPr>
+      </w:pPr>
+    </w:p>
+    <w:p>
+      <w:pPr>
+        <w:pBdr>
+          <w:top w:val="nil"/>
+          <w:left w:val="nil"/>
+          <w:bottom w:val="nil"/>
+          <w:right w:val="nil"/>
+          <w:between w:val="nil"/>
+        </w:pBdr>
+        <w:spacing w:after="0" w:line="240" w:lineRule="auto"/>
+        <w:rPr>
+          <w:bCs/>
+        </w:rPr>
+      </w:pPr>
+      <w:r>
         <w:rPr>
           <w:b/>
-          <w:color w:val="EE0000"/>
-        </w:rPr>
-      </w:pPr>
-      <w:r>
-        <w:rPr>
-          <w:rFonts w:hint="eastAsia"/>
+        </w:rPr>
+        <w:t>1. 학술적 문체 및 주술 호응의 전면 교정:</w:t>
+      </w:r>
+      <w:r>
+        <w:rPr>
+          <w:bCs/>
+        </w:rPr>
+        <w:t xml:space="preserve"> 논문 전체를 훑어보며 어색한 </w:t>
+      </w:r>
+      <w:proofErr w:type="spellStart"/>
+      <w:r>
+        <w:rPr>
+          <w:bCs/>
+        </w:rPr>
+        <w:t>번역투</w:t>
+      </w:r>
+      <w:proofErr w:type="spellEnd"/>
+      <w:r>
+        <w:rPr>
+          <w:bCs/>
+        </w:rPr>
+        <w:t xml:space="preserve"> 표현(예: ~관찰되어진다)과 </w:t>
+      </w:r>
+      <w:r>
+        <w:rPr>
+          <w:bCs/>
+        </w:rPr>
+        <w:lastRenderedPageBreak/>
+        <w:t>사물 주어의 의인화(예: 데이터가 말해준다)를 모두 능동적이고 객관적인 한국 경영학계의 표준 문체로 교정하였습니다. 또한, 지시 대명사(이는, 이러한 등)가 가리키는 대상을 구체적인 명사로 치환하여 주술 호응의 모호성을 제거하였습니다.</w:t>
+      </w:r>
+    </w:p>
+    <w:p>
+      <w:pPr>
+        <w:pBdr>
+          <w:top w:val="nil"/>
+          <w:left w:val="nil"/>
+          <w:bottom w:val="nil"/>
+          <w:right w:val="nil"/>
+          <w:between w:val="nil"/>
+        </w:pBdr>
+        <w:spacing w:after="0" w:line="240" w:lineRule="auto"/>
+        <w:rPr>
+          <w:bCs/>
+        </w:rPr>
+      </w:pPr>
+      <w:r>
+        <w:rPr>
           <w:b/>
-          <w:color w:val="EE0000"/>
+        </w:rPr>
+        <w:t>2. 컴퓨터공학 용어의 경영과학적 어휘 순화:</w:t>
+      </w:r>
+      <w:r>
+        <w:rPr>
+          <w:bCs/>
+        </w:rPr>
+        <w:t xml:space="preserve"> 마케팅 이론과 인공지능 방법론이 결합되는 서술 과정에서 이질감을 주었던 공학적 용어들을 전면 순화하였습니다. 예를 들어, </w:t>
+      </w:r>
+      <w:proofErr w:type="spellStart"/>
+      <w:r>
+        <w:rPr>
+          <w:bCs/>
+        </w:rPr>
+        <w:t>카디널리티</w:t>
+      </w:r>
+      <w:proofErr w:type="spellEnd"/>
+      <w:r>
+        <w:rPr>
+          <w:bCs/>
+        </w:rPr>
+        <w:t xml:space="preserve">(Cardinality), 원-핫 인코딩(One-hot Encoding) 등의 데이터베이스/공학 용어를 차원 축소, 고객 여정 시퀀스 통합 등 직관적인 비즈니스 </w:t>
+      </w:r>
+      <w:proofErr w:type="spellStart"/>
+      <w:r>
+        <w:rPr>
+          <w:bCs/>
+        </w:rPr>
+        <w:t>애널리틱스</w:t>
+      </w:r>
+      <w:proofErr w:type="spellEnd"/>
+      <w:r>
+        <w:rPr>
+          <w:bCs/>
+        </w:rPr>
+        <w:t xml:space="preserve"> 용어로 수정하여 경영학 독자의 이해도를 높였습니다.</w:t>
+      </w:r>
+    </w:p>
+    <w:p>
+      <w:pPr>
+        <w:pBdr>
+          <w:top w:val="nil"/>
+          <w:left w:val="nil"/>
+          <w:bottom w:val="nil"/>
+          <w:right w:val="nil"/>
+          <w:between w:val="nil"/>
+        </w:pBdr>
+        <w:spacing w:after="0" w:line="240" w:lineRule="auto"/>
+        <w:rPr>
+          <w:b/>
+        </w:rPr>
+      </w:pPr>
+      <w:r>
+        <w:rPr>
+          <w:b/>
+        </w:rPr>
+        <w:t>3. 경영학 논문 포맷에 맞춘 '공학적 서술'의 대폭 축소:</w:t>
+      </w:r>
+    </w:p>
+    <w:p>
+      <w:pPr>
+        <w:pBdr>
+          <w:top w:val="nil"/>
+          <w:left w:val="nil"/>
+          <w:bottom w:val="nil"/>
+          <w:right w:val="nil"/>
+          <w:between w:val="nil"/>
+        </w:pBdr>
+        <w:spacing w:after="0" w:line="240" w:lineRule="auto"/>
+        <w:rPr>
+          <w:bCs/>
+        </w:rPr>
+      </w:pPr>
+      <w:r>
+        <w:rPr>
+          <w:rFonts w:hint="eastAsia"/>
+          <w:bCs/>
+        </w:rPr>
+        <w:t>단순한</w:t>
+      </w:r>
+      <w:r>
+        <w:rPr>
+          <w:bCs/>
+        </w:rPr>
+        <w:t xml:space="preserve"> 문장 교정을 넘어, 논문이 경영학 학술지의 전통적인 포맷에 완벽히 부합하도록 불필요한 기술적 디테일을 대폭 덜어냈습니다.</w:t>
+      </w:r>
+    </w:p>
+    <w:p>
+      <w:pPr>
+        <w:pStyle w:val="afffffff6"/>
+        <w:numPr>
+          <w:ilvl w:val="0"/>
+          <w:numId w:val="20"/>
+        </w:numPr>
+        <w:pBdr>
+          <w:top w:val="nil"/>
+          <w:left w:val="nil"/>
+          <w:bottom w:val="nil"/>
+          <w:right w:val="nil"/>
+          <w:between w:val="nil"/>
+        </w:pBdr>
+        <w:spacing w:after="0" w:line="240" w:lineRule="auto"/>
+        <w:ind w:leftChars="0"/>
+        <w:rPr>
+          <w:bCs/>
+        </w:rPr>
+      </w:pPr>
+      <w:r>
+        <w:rPr>
+          <w:bCs/>
+        </w:rPr>
+        <w:t xml:space="preserve">[축소] 데이터 </w:t>
+      </w:r>
+      <w:proofErr w:type="spellStart"/>
+      <w:r>
+        <w:rPr>
+          <w:bCs/>
+        </w:rPr>
+        <w:t>전처리</w:t>
+      </w:r>
+      <w:proofErr w:type="spellEnd"/>
+      <w:r>
+        <w:rPr>
+          <w:bCs/>
+        </w:rPr>
+        <w:t xml:space="preserve"> 과정의 지엽적인 엔지니어링 스텝(기존 5단계)을 데이터 누수 방지와 클래스 불균형 해소라는 연구 타당성 확보 목적 중심으로 3문단으로 압축하였습니다.</w:t>
+      </w:r>
+    </w:p>
+    <w:p>
+      <w:pPr>
+        <w:pStyle w:val="afffffff6"/>
+        <w:numPr>
+          <w:ilvl w:val="0"/>
+          <w:numId w:val="20"/>
+        </w:numPr>
+        <w:pBdr>
+          <w:top w:val="nil"/>
+          <w:left w:val="nil"/>
+          <w:bottom w:val="nil"/>
+          <w:right w:val="nil"/>
+          <w:between w:val="nil"/>
+        </w:pBdr>
+        <w:spacing w:after="0" w:line="240" w:lineRule="auto"/>
+        <w:ind w:leftChars="0"/>
+        <w:rPr>
+          <w:bCs/>
+        </w:rPr>
+      </w:pPr>
+      <w:r>
+        <w:rPr>
+          <w:bCs/>
+        </w:rPr>
+        <w:t>[축소] 기계학습 알고리즘(CNN, LSTM 등)의 내부 연산 구조를 나열하던 기술적 서술을 대폭 축소하고, 모델의 선정 이유 중심으로 간소화하였습니다.</w:t>
+      </w:r>
+    </w:p>
+    <w:p>
+      <w:pPr>
+        <w:pStyle w:val="afffffff6"/>
+        <w:numPr>
+          <w:ilvl w:val="0"/>
+          <w:numId w:val="20"/>
+        </w:numPr>
+        <w:pBdr>
+          <w:top w:val="nil"/>
+          <w:left w:val="nil"/>
+          <w:bottom w:val="nil"/>
+          <w:right w:val="nil"/>
+          <w:between w:val="nil"/>
+        </w:pBdr>
+        <w:spacing w:after="0" w:line="240" w:lineRule="auto"/>
+        <w:ind w:leftChars="0"/>
+        <w:rPr>
+          <w:bCs/>
+        </w:rPr>
+      </w:pPr>
+      <w:r>
+        <w:rPr>
+          <w:bCs/>
+        </w:rPr>
+        <w:t xml:space="preserve">[이동] 본문의 흐름과 가독성을 심각하게 끊던 방대한 </w:t>
+      </w:r>
+      <w:proofErr w:type="spellStart"/>
+      <w:r>
+        <w:rPr>
+          <w:bCs/>
+        </w:rPr>
+        <w:t>하이퍼파라미터</w:t>
+      </w:r>
+      <w:proofErr w:type="spellEnd"/>
+      <w:r>
+        <w:rPr>
+          <w:bCs/>
+        </w:rPr>
+        <w:t xml:space="preserve"> 탐색 범위 및 </w:t>
+      </w:r>
+      <w:proofErr w:type="spellStart"/>
+      <w:r>
+        <w:rPr>
+          <w:bCs/>
+        </w:rPr>
+        <w:t>최적값</w:t>
+      </w:r>
+      <w:proofErr w:type="spellEnd"/>
+      <w:r>
+        <w:rPr>
+          <w:bCs/>
+        </w:rPr>
+        <w:t xml:space="preserve"> 표와 </w:t>
+      </w:r>
+      <w:r>
+        <w:rPr>
+          <w:rFonts w:hint="eastAsia"/>
+          <w:bCs/>
+        </w:rPr>
+        <w:t>기초 통계량 요약</w:t>
+      </w:r>
+      <w:r>
+        <w:rPr>
+          <w:bCs/>
+        </w:rPr>
+        <w:t>을 본문에서 분리하여 논문 후반부의 부록(Appendix)으로 이동시켰습니다.</w:t>
+      </w:r>
+    </w:p>
+    <w:p>
+      <w:pPr>
+        <w:pBdr>
+          <w:top w:val="nil"/>
+          <w:left w:val="nil"/>
+          <w:bottom w:val="nil"/>
+          <w:right w:val="nil"/>
+          <w:between w:val="nil"/>
+        </w:pBdr>
+        <w:spacing w:after="0" w:line="240" w:lineRule="auto"/>
+        <w:rPr>
+          <w:bCs/>
+        </w:rPr>
+      </w:pPr>
+    </w:p>
+    <w:p>
+      <w:pPr>
+        <w:pBdr>
+          <w:top w:val="nil"/>
+          <w:left w:val="nil"/>
+          <w:bottom w:val="nil"/>
+          <w:right w:val="nil"/>
+          <w:between w:val="nil"/>
+        </w:pBdr>
+        <w:spacing w:after="0" w:line="240" w:lineRule="auto"/>
+      </w:pPr>
+      <w:r>
+        <w:rPr>
+          <w:rFonts w:hint="eastAsia"/>
+          <w:bCs/>
+        </w:rPr>
+        <w:t>그 외에도 내용의 변경사항이 많아 초록을 포함한 서론과 토의, 그리고 결론</w:t>
+      </w:r>
+      <w:r>
+        <w:rPr>
+          <w:rFonts w:hint="eastAsia"/>
+          <w:bCs/>
+        </w:rPr>
+        <w:t>과 제목</w:t>
+      </w:r>
+      <w:r>
+        <w:rPr>
+          <w:rFonts w:hint="eastAsia"/>
+          <w:bCs/>
+        </w:rPr>
+        <w:t xml:space="preserve">들도 대거 수정되었습니다. </w:t>
+      </w:r>
+      <w:r>
+        <w:rPr>
+          <w:rFonts w:hint="eastAsia"/>
+          <w:bCs/>
+        </w:rPr>
+        <w:t>이러한</w:t>
+      </w:r>
+      <w:r>
+        <w:rPr>
+          <w:bCs/>
+        </w:rPr>
+        <w:t xml:space="preserve"> 전면적인 문체 교정과 구조적 다이어트를 통해, 본 연구가 알고리즘의 기술적 나열에 매몰되지 않고 마케팅 메커니즘의 규명이라는 핵심 메시지를 독자들에게 훨씬 명확하고 우아하게 전달할 수 있게 되었습니다. 본 논문의 완성도를 최고 수준으로 끌어올릴 수 있도록 세심하게 이끌어 주신 심사위원님께 다시 한번 깊은 감사의 말씀을 올립니다.</w:t>
+      </w:r>
+    </w:p>
+    <w:p>
+      <w:pPr>
+        <w:pBdr>
+          <w:top w:val="nil"/>
+          <w:left w:val="nil"/>
+          <w:bottom w:val="nil"/>
+          <w:right w:val="nil"/>
+          <w:between w:val="nil"/>
+        </w:pBdr>
+        <w:spacing w:after="0" w:line="240" w:lineRule="auto"/>
+      </w:pPr>
+    </w:p>
+    <w:p>
+      <w:pPr>
+        <w:pBdr>
+          <w:top w:val="nil"/>
+          <w:left w:val="nil"/>
+          <w:bottom w:val="nil"/>
+          <w:right w:val="nil"/>
+          <w:between w:val="nil"/>
+        </w:pBdr>
+        <w:spacing w:after="0" w:line="240" w:lineRule="auto"/>
+        <w:rPr>
+          <w:b/>
+        </w:rPr>
+      </w:pPr>
+      <w:r>
+        <w:rPr>
+          <w:rFonts w:hint="eastAsia"/>
+          <w:b/>
         </w:rPr>
         <w:t>수정사항</w:t>
       </w:r>
       <w:r>
         <w:rPr>
           <w:b/>
-          <w:color w:val="EE0000"/>
         </w:rPr>
         <w:t xml:space="preserve">: </w:t>
       </w:r>
@@ -4934,45 +5630,71 @@
             <w:tcW w:w="9628" w:type="dxa"/>
           </w:tcPr>
           <w:p>
-            <w:pPr>
+            <w:r>
               <w:rPr>
                 <w:b/>
                 <w:bCs/>
               </w:rPr>
-            </w:pPr>
-            <w:r>
+              <w:t>[변경/수정]</w:t>
+            </w:r>
+            <w:r>
+              <w:t xml:space="preserve"> 논문 전체(Abstract 포함): 주술 호응 및 </w:t>
+            </w:r>
+            <w:proofErr w:type="spellStart"/>
+            <w:r>
+              <w:t>번역투</w:t>
+            </w:r>
+            <w:proofErr w:type="spellEnd"/>
+            <w:r>
+              <w:t>(수동태, 사물 주어 등) 표현 전면 교정 및 학술적 어휘로의 순화 작업 완료</w:t>
+            </w:r>
+          </w:p>
+          <w:p>
+            <w:r>
+              <w:rPr>
+                <w:b/>
+                <w:bCs/>
+              </w:rPr>
+              <w:t>[축소]</w:t>
+            </w:r>
+            <w:r>
+              <w:t xml:space="preserve"> III. 데이터 및 방법론 (3절 데이터 </w:t>
+            </w:r>
+            <w:proofErr w:type="spellStart"/>
+            <w:r>
+              <w:t>전처리</w:t>
+            </w:r>
+            <w:proofErr w:type="spellEnd"/>
+            <w:r>
+              <w:t>, 4절 예측 알고리즘 아키텍처): 기술적/공학적 설명 대폭 압축 및 축소</w:t>
+            </w:r>
+          </w:p>
+          <w:p>
+            <w:pPr>
               <w:rPr>
                 <w:rFonts w:hint="eastAsia"/>
                 <w:b/>
                 <w:bCs/>
               </w:rPr>
-              <w:t>[</w:t>
-            </w:r>
+            </w:pPr>
             <w:r>
               <w:rPr>
-                <w:rFonts w:hint="eastAsia"/>
                 <w:b/>
                 <w:bCs/>
               </w:rPr>
-              <w:t xml:space="preserve">신규 및 </w:t>
-            </w:r>
-            <w:r>
-              <w:rPr>
-                <w:rFonts w:hint="eastAsia"/>
-                <w:b/>
-                <w:bCs/>
-              </w:rPr>
-              <w:t>변경]</w:t>
-            </w:r>
-          </w:p>
-          <w:p>
-            <w:pPr>
-              <w:wordWrap/>
-              <w:spacing w:line="420" w:lineRule="auto"/>
-              <w:rPr>
-                <w:rFonts w:ascii="바탕체" w:eastAsia="바탕체" w:hAnsi="바탕체" w:cs="Times New Roman"/>
-              </w:rPr>
-            </w:pPr>
+              <w:t>[이동]</w:t>
+            </w:r>
+            <w:r>
+              <w:t xml:space="preserve"> 부록(Appendix) 신설: 본문 가독성을 저해하던 방대한 </w:t>
+            </w:r>
+            <w:proofErr w:type="spellStart"/>
+            <w:r>
+              <w:t>하이퍼파라미터</w:t>
+            </w:r>
+            <w:proofErr w:type="spellEnd"/>
+            <w:r>
+              <w:t xml:space="preserve"> 설정 표 및 수식 등을 부록으로 이동</w:t>
+            </w:r>
           </w:p>
         </w:tc>
       </w:tr>
@@ -7183,6 +7905,119 @@
       </w:pPr>
       <w:rPr>
         <w:u w:val="none"/>
+      </w:rPr>
+    </w:lvl>
+  </w:abstractNum>
+  <w:abstractNum w:abstractNumId="19" w15:restartNumberingAfterBreak="0">
+    <w:nsid w:val="7EA14A0B"/>
+    <w:multiLevelType w:val="hybridMultilevel"/>
+    <w:tmpl w:val="8B8A9AF8"/>
+    <w:lvl w:ilvl="0" w:tplc="51D25AAE">
+      <w:start w:val="1"/>
+      <w:numFmt w:val="bullet"/>
+      <w:lvlText w:val=""/>
+      <w:lvlJc w:val="left"/>
+      <w:pPr>
+        <w:ind w:left="440" w:hanging="440"/>
+      </w:pPr>
+      <w:rPr>
+        <w:rFonts w:ascii="Wingdings" w:hAnsi="Wingdings" w:hint="default"/>
+      </w:rPr>
+    </w:lvl>
+    <w:lvl w:ilvl="1" w:tplc="04090003" w:tentative="1">
+      <w:start w:val="1"/>
+      <w:numFmt w:val="bullet"/>
+      <w:lvlText w:val=""/>
+      <w:lvlJc w:val="left"/>
+      <w:pPr>
+        <w:ind w:left="880" w:hanging="440"/>
+      </w:pPr>
+      <w:rPr>
+        <w:rFonts w:ascii="Wingdings" w:hAnsi="Wingdings" w:hint="default"/>
+      </w:rPr>
+    </w:lvl>
+    <w:lvl w:ilvl="2" w:tplc="04090005" w:tentative="1">
+      <w:start w:val="1"/>
+      <w:numFmt w:val="bullet"/>
+      <w:lvlText w:val=""/>
+      <w:lvlJc w:val="left"/>
+      <w:pPr>
+        <w:ind w:left="1320" w:hanging="440"/>
+      </w:pPr>
+      <w:rPr>
+        <w:rFonts w:ascii="Wingdings" w:hAnsi="Wingdings" w:hint="default"/>
+      </w:rPr>
+    </w:lvl>
+    <w:lvl w:ilvl="3" w:tplc="04090001" w:tentative="1">
+      <w:start w:val="1"/>
+      <w:numFmt w:val="bullet"/>
+      <w:lvlText w:val=""/>
+      <w:lvlJc w:val="left"/>
+      <w:pPr>
+        <w:ind w:left="1760" w:hanging="440"/>
+      </w:pPr>
+      <w:rPr>
+        <w:rFonts w:ascii="Wingdings" w:hAnsi="Wingdings" w:hint="default"/>
+      </w:rPr>
+    </w:lvl>
+    <w:lvl w:ilvl="4" w:tplc="04090003" w:tentative="1">
+      <w:start w:val="1"/>
+      <w:numFmt w:val="bullet"/>
+      <w:lvlText w:val=""/>
+      <w:lvlJc w:val="left"/>
+      <w:pPr>
+        <w:ind w:left="2200" w:hanging="440"/>
+      </w:pPr>
+      <w:rPr>
+        <w:rFonts w:ascii="Wingdings" w:hAnsi="Wingdings" w:hint="default"/>
+      </w:rPr>
+    </w:lvl>
+    <w:lvl w:ilvl="5" w:tplc="04090005" w:tentative="1">
+      <w:start w:val="1"/>
+      <w:numFmt w:val="bullet"/>
+      <w:lvlText w:val=""/>
+      <w:lvlJc w:val="left"/>
+      <w:pPr>
+        <w:ind w:left="2640" w:hanging="440"/>
+      </w:pPr>
+      <w:rPr>
+        <w:rFonts w:ascii="Wingdings" w:hAnsi="Wingdings" w:hint="default"/>
+      </w:rPr>
+    </w:lvl>
+    <w:lvl w:ilvl="6" w:tplc="04090001" w:tentative="1">
+      <w:start w:val="1"/>
+      <w:numFmt w:val="bullet"/>
+      <w:lvlText w:val=""/>
+      <w:lvlJc w:val="left"/>
+      <w:pPr>
+        <w:ind w:left="3080" w:hanging="440"/>
+      </w:pPr>
+      <w:rPr>
+        <w:rFonts w:ascii="Wingdings" w:hAnsi="Wingdings" w:hint="default"/>
+      </w:rPr>
+    </w:lvl>
+    <w:lvl w:ilvl="7" w:tplc="04090003" w:tentative="1">
+      <w:start w:val="1"/>
+      <w:numFmt w:val="bullet"/>
+      <w:lvlText w:val=""/>
+      <w:lvlJc w:val="left"/>
+      <w:pPr>
+        <w:ind w:left="3520" w:hanging="440"/>
+      </w:pPr>
+      <w:rPr>
+        <w:rFonts w:ascii="Wingdings" w:hAnsi="Wingdings" w:hint="default"/>
+      </w:rPr>
+    </w:lvl>
+    <w:lvl w:ilvl="8" w:tplc="04090005" w:tentative="1">
+      <w:start w:val="1"/>
+      <w:numFmt w:val="bullet"/>
+      <w:lvlText w:val=""/>
+      <w:lvlJc w:val="left"/>
+      <w:pPr>
+        <w:ind w:left="3960" w:hanging="440"/>
+      </w:pPr>
+      <w:rPr>
+        <w:rFonts w:ascii="Wingdings" w:hAnsi="Wingdings" w:hint="default"/>
       </w:rPr>
     </w:lvl>
   </w:abstractNum>
@@ -7542,6 +8377,9 @@
   </w:num>
   <w:num w:numId="19" w16cid:durableId="685600939">
     <w:abstractNumId w:val="8"/>
+  </w:num>
+  <w:num w:numId="20" w16cid:durableId="536697427">
+    <w:abstractNumId w:val="19"/>
   </w:num>
 </w:numbering>
 </file>
@@ -10206,28 +11044,28 @@
 </file>
 
 <file path=customXml/item1.xml><?xml version="1.0" encoding="utf-8"?>
-<b:Sources xmlns:b="http://schemas.openxmlformats.org/officeDocument/2006/bibliography" xmlns="http://schemas.openxmlformats.org/officeDocument/2006/bibliography" SelectedStyle="\APASixthEditionOfficeOnline.xsl" StyleName="APA" Version="6"/>
-</file>
-
-<file path=customXml/item2.xml><?xml version="1.0" encoding="utf-8"?>
 <go:gDocsCustomXmlDataStorage xmlns:go="http://customooxmlschemas.google.com/" xmlns:r="http://schemas.openxmlformats.org/officeDocument/2006/relationships">
   <go:docsCustomData xmlns:go="http://customooxmlschemas.google.com/" roundtripDataSignature="AMtx7mgEEa9EaW4ajhSD5PKOYlnroq7/+Q==">AMUW2mXtkreXm5wJyK99jMoEb9BFsOnJ933wQEjYDWnvPWL/SXLLbBKbbUS7oA6yMo3AklXZ4UxGbrd/cmYFmz6k2AHniZMCp3WQVPrm0ajGNs23BeICXaKbmyD/ETRTe/oano2rO4vIC60AhfG2d+tLRhb5V4G+sDga1BVN/3CqGzwwewS/FJms1xzJDh6cP2tAmDWBRB9GALZiavsnzBqVQsPMcRSRe0qOpdiN1Dk6GAHs0MpoNjQpnQcDSsnDI7gd7Qtw80+lWGXnKTRI/4zyK/eal4Ot7R5xBVez81HEitrMlNCFkcrE+hTQ9IpKDXG0M32pA5SuHCENPqcAFbYgkvSK/u6faM4xllRQZhOH7ApurkqvC+N3KyNCCwusEFrsSy+CY5cb</go:docsCustomData>
 </go:gDocsCustomXmlDataStorage>
 </file>
 
-<file path=customXml/itemProps1.xml><?xml version="1.0" encoding="utf-8"?>
-<ds:datastoreItem xmlns:ds="http://schemas.openxmlformats.org/officeDocument/2006/customXml" ds:itemID="{0486260B-E4ED-446A-B49D-95E7F2AC62B4}">
-  <ds:schemaRefs>
-    <ds:schemaRef ds:uri="http://schemas.openxmlformats.org/officeDocument/2006/bibliography"/>
-  </ds:schemaRefs>
-</ds:datastoreItem>
+<file path=customXml/item2.xml><?xml version="1.0" encoding="utf-8"?>
+<b:Sources xmlns:b="http://schemas.openxmlformats.org/officeDocument/2006/bibliography" xmlns="http://schemas.openxmlformats.org/officeDocument/2006/bibliography" SelectedStyle="\APASixthEditionOfficeOnline.xsl" StyleName="APA" Version="6"/>
 </file>
 
-<file path=customXml/itemProps2.xml><?xml version="1.0" encoding="utf-8"?>
+<file path=customXml/itemProps1.xml><?xml version="1.0" encoding="utf-8"?>
 <ds:datastoreItem xmlns:ds="http://schemas.openxmlformats.org/officeDocument/2006/customXml" ds:itemID="{11111111-1234-1234-1234-123412341234}">
   <ds:schemaRefs>
     <ds:schemaRef ds:uri="http://customooxmlschemas.google.com/"/>
     <ds:schemaRef ds:uri="http://schemas.openxmlformats.org/officeDocument/2006/relationships"/>
   </ds:schemaRefs>
 </ds:datastoreItem>
+</file>
+
+<file path=customXml/itemProps2.xml><?xml version="1.0" encoding="utf-8"?>
+<ds:datastoreItem xmlns:ds="http://schemas.openxmlformats.org/officeDocument/2006/customXml" ds:itemID="{0486260B-E4ED-446A-B49D-95E7F2AC62B4}">
+  <ds:schemaRefs>
+    <ds:schemaRef ds:uri="http://schemas.openxmlformats.org/officeDocument/2006/bibliography"/>
+  </ds:schemaRefs>
+</ds:datastoreItem>
 </file>
--- a/Project/CRMRetention/Submission/경영학연구/Article_20260401_R1Response_JLKK.docx
+++ b/Project/CRMRetention/Submission/경영학연구/Article_20260401_R1Response_JLKK.docx
@@ -47,7 +47,6 @@
         </w:pBdr>
         <w:spacing w:after="0" w:line="240" w:lineRule="auto"/>
         <w:rPr>
-          <w:rFonts w:hint="eastAsia"/>
           <w:sz w:val="28"/>
           <w:szCs w:val="28"/>
         </w:rPr>
@@ -618,7 +617,6 @@
       </w:pPr>
       <w:bookmarkStart w:id="0" w:name="_heading=h.xpuh4p9bgk0z" w:colFirst="0" w:colLast="0"/>
       <w:bookmarkEnd w:id="0"/>
-      <w:proofErr w:type="spellStart"/>
       <w:r>
         <w:rPr>
           <w:rFonts w:hint="eastAsia"/>
@@ -626,7 +624,6 @@
         <w:lastRenderedPageBreak/>
         <w:t>심사자</w:t>
       </w:r>
-      <w:proofErr w:type="spellEnd"/>
       <w:r>
         <w:t xml:space="preserve"> #1</w:t>
       </w:r>
@@ -640,19 +637,11 @@
       <w:bookmarkStart w:id="2" w:name="_heading=h.acpbetq9xpdq" w:colFirst="0" w:colLast="0"/>
       <w:bookmarkEnd w:id="1"/>
       <w:bookmarkEnd w:id="2"/>
-      <w:proofErr w:type="spellStart"/>
-      <w:r>
-        <w:rPr>
-          <w:rFonts w:hint="eastAsia"/>
-        </w:rPr>
-        <w:t>심사자</w:t>
-      </w:r>
-      <w:proofErr w:type="spellEnd"/>
-      <w:r>
-        <w:rPr>
-          <w:rFonts w:hint="eastAsia"/>
-        </w:rPr>
-        <w:t xml:space="preserve"> #1, 심사내용</w:t>
+      <w:r>
+        <w:rPr>
+          <w:rFonts w:hint="eastAsia"/>
+        </w:rPr>
+        <w:t>심사자 #1, 심사내용</w:t>
       </w:r>
       <w:r>
         <w:t xml:space="preserve"> #</w:t>
@@ -759,21 +748,7 @@
         <w:rPr>
           <w:bCs/>
         </w:rPr>
-        <w:t xml:space="preserve"> 통찰력 있는 지적에 깊이 감사드립니다. 심사위원님께서 정확히 </w:t>
-      </w:r>
-      <w:proofErr w:type="spellStart"/>
-      <w:r>
-        <w:rPr>
-          <w:bCs/>
-        </w:rPr>
-        <w:t>짚어주신</w:t>
-      </w:r>
-      <w:proofErr w:type="spellEnd"/>
-      <w:r>
-        <w:rPr>
-          <w:bCs/>
-        </w:rPr>
-        <w:t xml:space="preserve"> 바와 같이, 본 논문의 이전 초안은 예측 모형의 성능 우위와 기술적 실험 설계에 다소 과도하게 집중되어 있어 &lt;경영학연구&gt;가 지향하는 경영학적 이론의 확장 및 실무적 시사점 도출이라는 본질적인 정체성을 충분히 드러내지 못했습니다.</w:t>
+        <w:t xml:space="preserve"> 통찰력 있는 지적에 깊이 감사드립니다. 심사위원님께서 정확히 짚어주신 바와 같이, 본 논문의 이전 초안은 예측 모형의 성능 우위와 기술적 실험 설계에 다소 과도하게 집중되어 있어 &lt;경영학연구&gt;가 지향하는 경영학적 이론의 확장 및 실무적 시사점 도출이라는 본질적인 정체성을 충분히 드러내지 못했습니다.</w:t>
       </w:r>
     </w:p>
     <w:p>
@@ -829,21 +804,7 @@
         <w:rPr>
           <w:bCs/>
         </w:rPr>
-        <w:t>, 지적해 주신 “데이터 중심 AI와 마케팅 지식이 기존 마케팅 이론 체계의 어떠한 공백을 메우는가"</w:t>
-      </w:r>
-      <w:proofErr w:type="spellStart"/>
-      <w:r>
-        <w:rPr>
-          <w:bCs/>
-        </w:rPr>
-        <w:t>에</w:t>
-      </w:r>
-      <w:proofErr w:type="spellEnd"/>
-      <w:r>
-        <w:rPr>
-          <w:bCs/>
-        </w:rPr>
-        <w:t xml:space="preserve"> 대한 문제 정의와 이론적 기여를 명확히 하기 위해 논문을 다음과 같이 대폭 수정하였습니다.</w:t>
+        <w:t>, 지적해 주신 “데이터 중심 AI와 마케팅 지식이 기존 마케팅 이론 체계의 어떠한 공백을 메우는가"에 대한 문제 정의와 이론적 기여를 명확히 하기 위해 논문을 다음과 같이 대폭 수정하였습니다.</w:t>
       </w:r>
     </w:p>
     <w:p>
@@ -938,49 +899,7 @@
         <w:rPr>
           <w:bCs/>
         </w:rPr>
-        <w:t xml:space="preserve"> 기존의 알고리즘 성능 비교 중심(컴퓨터공학적 포맷)이었던 연구 질문을 전면 수정하여, “지식 기반 동적 변수가 기존 인구통계/과거 이력 대비 예측에 제공하는 추가적 설명력은 </w:t>
-      </w:r>
-      <w:proofErr w:type="gramStart"/>
-      <w:r>
-        <w:rPr>
-          <w:bCs/>
-        </w:rPr>
-        <w:t>무엇인가?(</w:t>
-      </w:r>
-      <w:proofErr w:type="gramEnd"/>
-      <w:r>
-        <w:rPr>
-          <w:bCs/>
-        </w:rPr>
-        <w:t xml:space="preserve">RQ1)”, “블랙박스 모델 대비 마케팅 전략 수립을 위한 해석 가능성을 어떻게 </w:t>
-      </w:r>
-      <w:proofErr w:type="gramStart"/>
-      <w:r>
-        <w:rPr>
-          <w:bCs/>
-        </w:rPr>
-        <w:t>충족하는가?(</w:t>
-      </w:r>
-      <w:proofErr w:type="gramEnd"/>
-      <w:r>
-        <w:rPr>
-          <w:bCs/>
-        </w:rPr>
-        <w:t xml:space="preserve">RQ2)”, “모델의 예측 정확도와 자원 배분의 효율성을 어떻게 </w:t>
-      </w:r>
-      <w:proofErr w:type="gramStart"/>
-      <w:r>
-        <w:rPr>
-          <w:bCs/>
-        </w:rPr>
-        <w:t>개선하는가?(</w:t>
-      </w:r>
-      <w:proofErr w:type="gramEnd"/>
-      <w:r>
-        <w:rPr>
-          <w:bCs/>
-        </w:rPr>
-        <w:t>RQ3)” 등 경영학적 인과와 실무적 함의를 묻는 질문으로 재구성하였습니다.</w:t>
+        <w:t xml:space="preserve"> 기존의 알고리즘 성능 비교 중심(컴퓨터공학적 포맷)이었던 연구 질문을 전면 수정하여, “지식 기반 동적 변수가 기존 인구통계/과거 이력 대비 예측에 제공하는 추가적 설명력은 무엇인가?(RQ1)”, “블랙박스 모델 대비 마케팅 전략 수립을 위한 해석 가능성을 어떻게 충족하는가?(RQ2)”, “모델의 예측 정확도와 자원 배분의 효율성을 어떻게 개선하는가?(RQ3)” 등 경영학적 인과와 실무적 함의를 묻는 질문으로 재구성하였습니다.</w:t>
       </w:r>
     </w:p>
     <w:p>
@@ -1050,42 +969,14 @@
         <w:rPr>
           <w:bCs/>
         </w:rPr>
-        <w:t xml:space="preserve"> 애정 어린 지적 덕분에 본 논문이 단순한 기술 적용 사례를 넘어, 마케팅 이론과 비즈니스 </w:t>
-      </w:r>
-      <w:proofErr w:type="spellStart"/>
-      <w:r>
-        <w:rPr>
-          <w:bCs/>
-        </w:rPr>
-        <w:t>애널</w:t>
+        <w:t xml:space="preserve"> 애정 어린 지적 덕분에 본 논문이 단순한 기술 적용 사례를 넘어, 마케팅 이론과 비즈니스 애널</w:t>
       </w:r>
       <w:r>
         <w:rPr>
           <w:bCs/>
         </w:rPr>
         <w:lastRenderedPageBreak/>
-        <w:t>리틱스를</w:t>
-      </w:r>
-      <w:proofErr w:type="spellEnd"/>
-      <w:r>
-        <w:rPr>
-          <w:bCs/>
-        </w:rPr>
-        <w:t xml:space="preserve"> 연결하는 학술 </w:t>
-      </w:r>
-      <w:proofErr w:type="spellStart"/>
-      <w:r>
-        <w:rPr>
-          <w:bCs/>
-        </w:rPr>
-        <w:t>논문으로서의</w:t>
-      </w:r>
-      <w:proofErr w:type="spellEnd"/>
-      <w:r>
-        <w:rPr>
-          <w:bCs/>
-        </w:rPr>
-        <w:t xml:space="preserve"> 뼈대를 갖추게 되었습니다. 다시 한번 진심으로 감사드립니다.</w:t>
+        <w:t>리틱스를 연결하는 학술 논문으로서의 뼈대를 갖추게 되었습니다. 다시 한번 진심으로 감사드립니다.</w:t>
       </w:r>
     </w:p>
     <w:p>
@@ -1241,19 +1132,11 @@
         <w:pStyle w:val="3"/>
         <w:spacing w:after="0" w:line="240" w:lineRule="auto"/>
       </w:pPr>
-      <w:proofErr w:type="spellStart"/>
-      <w:r>
-        <w:rPr>
-          <w:rFonts w:hint="eastAsia"/>
-        </w:rPr>
-        <w:t>심사자</w:t>
-      </w:r>
-      <w:proofErr w:type="spellEnd"/>
-      <w:r>
-        <w:rPr>
-          <w:rFonts w:hint="eastAsia"/>
-        </w:rPr>
-        <w:t xml:space="preserve"> #1, 심사내용</w:t>
+      <w:r>
+        <w:rPr>
+          <w:rFonts w:hint="eastAsia"/>
+        </w:rPr>
+        <w:t>심사자 #1, 심사내용</w:t>
       </w:r>
       <w:r>
         <w:t xml:space="preserve"> #</w:t>
@@ -1297,15 +1180,7 @@
               <w:t>논문은</w:t>
             </w:r>
             <w:r>
-              <w:t xml:space="preserve"> “딥러닝 대비 도메인 지식 기반 특성 공학의 우수성”을 반복적으로 강조하지만, 이론적 기여로 </w:t>
-            </w:r>
-            <w:proofErr w:type="spellStart"/>
-            <w:r>
-              <w:t>구조화하지</w:t>
-            </w:r>
-            <w:proofErr w:type="spellEnd"/>
-            <w:r>
-              <w:t xml:space="preserve"> 않는다. 결과적으로 본 연구가 마케팅 이론을 ‘검증’하는 연구인지, ‘확장’하는 연구인지, 혹은 단순히 ‘적용’하는 연구인지가 모호하다. 경영학연구 관점에서는 알고리즘 성능 향상 자체보다, 왜 마케팅 피로도나 시점 역동성이 구매 의사결정의 핵심 메커니즘으로 작동하는지에 대한 이론적 논증이 보다 전면에 제시될 필요가 있다.</w:t>
+              <w:t xml:space="preserve"> “딥러닝 대비 도메인 지식 기반 특성 공학의 우수성”을 반복적으로 강조하지만, 이론적 기여로 구조화하지 않는다. 결과적으로 본 연구가 마케팅 이론을 ‘검증’하는 연구인지, ‘확장’하는 연구인지, 혹은 단순히 ‘적용’하는 연구인지가 모호하다. 경영학연구 관점에서는 알고리즘 성능 향상 자체보다, 왜 마케팅 피로도나 시점 역동성이 구매 의사결정의 핵심 메커니즘으로 작동하는지에 대한 이론적 논증이 보다 전면에 제시될 필요가 있다.</w:t>
             </w:r>
           </w:p>
         </w:tc>
@@ -1368,21 +1243,7 @@
         <w:rPr>
           <w:bCs/>
         </w:rPr>
-        <w:t xml:space="preserve"> 깊이 있고 날카로운 지적에 진심으로 감사드립니다. 심사위원님께서 </w:t>
-      </w:r>
-      <w:proofErr w:type="spellStart"/>
-      <w:r>
-        <w:rPr>
-          <w:bCs/>
-        </w:rPr>
-        <w:t>짚어주신</w:t>
-      </w:r>
-      <w:proofErr w:type="spellEnd"/>
-      <w:r>
-        <w:rPr>
-          <w:bCs/>
-        </w:rPr>
-        <w:t xml:space="preserve"> 바와 같이, 이전 원고는 알고리즘의 성과 비교에 초점을 맞추다 보니 본 연구의 학술적 정체성(이론의 적용인지, 검증인지, 확장인지)과 현상의 기저 메커니즘에 대한 논증이 부족했습니다.</w:t>
+        <w:t xml:space="preserve"> 깊이 있고 날카로운 지적에 진심으로 감사드립니다. 심사위원님께서 짚어주신 바와 같이, 이전 원고는 알고리즘의 성과 비교에 초점을 맞추다 보니 본 연구의 학술적 정체성(이론의 적용인지, 검증인지, 확장인지)과 현상의 기저 메커니즘에 대한 논증이 부족했습니다.</w:t>
       </w:r>
     </w:p>
     <w:p>
@@ -1466,21 +1327,7 @@
         <w:rPr>
           <w:bCs/>
         </w:rPr>
-        <w:t xml:space="preserve"> 본 연구가 기존 이론의 단순한 적용이 아님을 명시하였습니다. 과거의 소비 행동 이론(습관화, 캘린더 효과 등)이 주로 거시적이고 집계된 데이터를 바탕으로 논의되었다면, 본 연구는 이를 실시간 로그 기반의 동적 상태 변수로 </w:t>
-      </w:r>
-      <w:proofErr w:type="spellStart"/>
-      <w:r>
-        <w:rPr>
-          <w:bCs/>
-        </w:rPr>
-        <w:t>조작화함으로써</w:t>
-      </w:r>
-      <w:proofErr w:type="spellEnd"/>
-      <w:r>
-        <w:rPr>
-          <w:bCs/>
-        </w:rPr>
-        <w:t xml:space="preserve"> 이론의 적용 범위를 미시적이고 동태적인 예측의 영역으로 확장했음을 명확히 서술하였습니다.</w:t>
+        <w:t xml:space="preserve"> 본 연구가 기존 이론의 단순한 적용이 아님을 명시하였습니다. 과거의 소비 행동 이론(습관화, 캘린더 효과 등)이 주로 거시적이고 집계된 데이터를 바탕으로 논의되었다면, 본 연구는 이를 실시간 로그 기반의 동적 상태 변수로 조작화함으로써 이론의 적용 범위를 미시적이고 동태적인 예측의 영역으로 확장했음을 명확히 서술하였습니다.</w:t>
       </w:r>
     </w:p>
     <w:p>
@@ -1771,19 +1618,11 @@
           <w:color w:val="FF0000"/>
         </w:rPr>
       </w:pPr>
-      <w:proofErr w:type="spellStart"/>
-      <w:r>
-        <w:rPr>
-          <w:rFonts w:hint="eastAsia"/>
-        </w:rPr>
-        <w:t>심사자</w:t>
-      </w:r>
-      <w:proofErr w:type="spellEnd"/>
-      <w:r>
-        <w:rPr>
-          <w:rFonts w:hint="eastAsia"/>
-        </w:rPr>
-        <w:t xml:space="preserve"> #1, 심사내용</w:t>
+      <w:r>
+        <w:rPr>
+          <w:rFonts w:hint="eastAsia"/>
+        </w:rPr>
+        <w:t>심사자 #1, 심사내용</w:t>
       </w:r>
       <w:r>
         <w:t xml:space="preserve"> #</w:t>
@@ -1827,15 +1666,7 @@
               <w:t>실증</w:t>
             </w:r>
             <w:r>
-              <w:t xml:space="preserve"> 분석 파트는 </w:t>
-            </w:r>
-            <w:proofErr w:type="spellStart"/>
-            <w:r>
-              <w:t>하이퍼파라미터</w:t>
-            </w:r>
-            <w:proofErr w:type="spellEnd"/>
-            <w:r>
-              <w:t xml:space="preserve"> 설정, 성능 지표, 알고리즘 비교 등 기술적 설명이 매우 상세한 반면, 데이터 생성 맥락, 실무 적용 시 전제 조건에 대한 논의는 상대적으로 제한적이다. 특히 레이더 차트 기반 종합 성능 지표와 같은 자체 지표는 흥미롭지만, 경영학 독자에게 그 해석 논리와 의사결정적 함의가 충분히 설명되지 않는다.</w:t>
+              <w:t xml:space="preserve"> 분석 파트는 하이퍼파라미터 설정, 성능 지표, 알고리즘 비교 등 기술적 설명이 매우 상세한 반면, 데이터 생성 맥락, 실무 적용 시 전제 조건에 대한 논의는 상대적으로 제한적이다. 특히 레이더 차트 기반 종합 성능 지표와 같은 자체 지표는 흥미롭지만, 경영학 독자에게 그 해석 논리와 의사결정적 함의가 충분히 설명되지 않는다.</w:t>
             </w:r>
           </w:p>
         </w:tc>
@@ -1898,21 +1729,7 @@
         <w:rPr>
           <w:bCs/>
         </w:rPr>
-        <w:t xml:space="preserve"> 타당하고 실천적인 지적에 깊이 감사드립니다. 심사위원님께서 </w:t>
-      </w:r>
-      <w:proofErr w:type="spellStart"/>
-      <w:r>
-        <w:rPr>
-          <w:bCs/>
-        </w:rPr>
-        <w:t>짚어주신</w:t>
-      </w:r>
-      <w:proofErr w:type="spellEnd"/>
-      <w:r>
-        <w:rPr>
-          <w:bCs/>
-        </w:rPr>
-        <w:t xml:space="preserve"> 바와 같이, 이전 원고의 실증 분석 파트는 기계학습 모델의 기술적 검증에 치중하여, 이 모델이 실제 비즈니스 환경에서 작동하기 위한 데이터 인프라적 전제 조건과 평가 지표의 경영학적 함의를 충분히 전달하지 못했습니다.</w:t>
+        <w:t xml:space="preserve"> 타당하고 실천적인 지적에 깊이 감사드립니다. 심사위원님께서 짚어주신 바와 같이, 이전 원고의 실증 분석 파트는 기계학습 모델의 기술적 검증에 치중하여, 이 모델이 실제 비즈니스 환경에서 작동하기 위한 데이터 인프라적 전제 조건과 평가 지표의 경영학적 함의를 충분히 전달하지 못했습니다.</w:t>
       </w:r>
     </w:p>
     <w:p>
@@ -2072,21 +1889,7 @@
         <w:rPr>
           <w:bCs/>
         </w:rPr>
-        <w:t xml:space="preserve">, 정밀도(Precision)는 타겟 마케팅의 헛방을 줄이는 비용 효율성 및 스팸 피로도 통제 역량으로, </w:t>
-      </w:r>
-      <w:proofErr w:type="spellStart"/>
-      <w:r>
-        <w:rPr>
-          <w:bCs/>
-        </w:rPr>
-        <w:t>재현율</w:t>
-      </w:r>
-      <w:proofErr w:type="spellEnd"/>
-      <w:r>
-        <w:rPr>
-          <w:bCs/>
-        </w:rPr>
-        <w:t>(Recall)은 전환 가능한 잠재 고객을 놓치지 않는 기회 포착 역량으로 정의하였습니다.</w:t>
+        <w:t>, 정밀도(Precision)는 타겟 마케팅의 헛방을 줄이는 비용 효율성 및 스팸 피로도 통제 역량으로, 재현율(Recall)은 전환 가능한 잠재 고객을 놓치지 않는 기회 포착 역량으로 정의하였습니다.</w:t>
       </w:r>
       <w:r>
         <w:rPr>
@@ -2142,21 +1945,7 @@
         <w:rPr>
           <w:bCs/>
         </w:rPr>
-        <w:t xml:space="preserve"> 수정을 통해, 본 논문의 실증 분석 파트가 단순한 알고리즘 성능 경연장이 아니라, 기업의 마케팅 자원 배분 전략을 진단하고 최적화하기 위한 실무적 </w:t>
-      </w:r>
-      <w:proofErr w:type="spellStart"/>
-      <w:r>
-        <w:rPr>
-          <w:bCs/>
-        </w:rPr>
-        <w:t>프레임워크로서의</w:t>
-      </w:r>
-      <w:proofErr w:type="spellEnd"/>
-      <w:r>
-        <w:rPr>
-          <w:bCs/>
-        </w:rPr>
-        <w:t xml:space="preserve"> 가치를 명확히 전달할 수 있게 되었습니다. 훌륭한 지침을 주신 데 대해 다시 한번 감사드립니다.</w:t>
+        <w:t xml:space="preserve"> 수정을 통해, 본 논문의 실증 분석 파트가 단순한 알고리즘 성능 경연장이 아니라, 기업의 마케팅 자원 배분 전략을 진단하고 최적화하기 위한 실무적 프레임워크로서의 가치를 명확히 전달할 수 있게 되었습니다. 훌륭한 지침을 주신 데 대해 다시 한번 감사드립니다.</w:t>
       </w:r>
     </w:p>
     <w:p>
@@ -2276,19 +2065,11 @@
           <w:color w:val="FF0000"/>
         </w:rPr>
       </w:pPr>
-      <w:proofErr w:type="spellStart"/>
-      <w:r>
-        <w:rPr>
-          <w:rFonts w:hint="eastAsia"/>
-        </w:rPr>
-        <w:t>심사자</w:t>
-      </w:r>
-      <w:proofErr w:type="spellEnd"/>
-      <w:r>
-        <w:rPr>
-          <w:rFonts w:hint="eastAsia"/>
-        </w:rPr>
-        <w:t xml:space="preserve"> #1, 심사내용</w:t>
+      <w:r>
+        <w:rPr>
+          <w:rFonts w:hint="eastAsia"/>
+        </w:rPr>
+        <w:t>심사자 #1, 심사내용</w:t>
       </w:r>
       <w:r>
         <w:t xml:space="preserve"> #</w:t>
@@ -2388,21 +2169,7 @@
         <w:rPr>
           <w:bCs/>
         </w:rPr>
-        <w:t xml:space="preserve">심사위원님의 날카롭고 거시적인 지적에 깊이 감사드립니다. 심사위원님의 지적을 통해, 본 논문의 결론부가 지나치게 알고리즘의 예측 성능 향상과 같은 기술적 요약에 머물러 있어, 경영학 논문으로서 기업 최고경영진(C-level)이나 마케팅 실무 책임자들에게 전달해야 할 거시적이고 구조적인 인사이트가 부족했음을 깊이 </w:t>
-      </w:r>
-      <w:proofErr w:type="spellStart"/>
-      <w:r>
-        <w:rPr>
-          <w:bCs/>
-        </w:rPr>
-        <w:t>깨달았습니다</w:t>
-      </w:r>
-      <w:proofErr w:type="spellEnd"/>
-      <w:r>
-        <w:rPr>
-          <w:bCs/>
-        </w:rPr>
-        <w:t>.</w:t>
+        <w:t>심사위원님의 날카롭고 거시적인 지적에 깊이 감사드립니다. 심사위원님의 지적을 통해, 본 논문의 결론부가 지나치게 알고리즘의 예측 성능 향상과 같은 기술적 요약에 머물러 있어, 경영학 논문으로서 기업 최고경영진(C-level)이나 마케팅 실무 책임자들에게 전달해야 할 거시적이고 구조적인 인사이트가 부족했음을 깊이 깨달았습니다.</w:t>
       </w:r>
     </w:p>
     <w:p>
@@ -2494,16 +2261,8 @@
         <w:rPr>
           <w:bCs/>
         </w:rPr>
-        <w:t xml:space="preserve"> 훌륭한 모델이 실무적 성과로 이어지려면 조직 구조의 혁신이 동반되어야 합니다. 데이터 엔지니어와 마케터가 철저히 분리되어 있던 기존의 </w:t>
-      </w:r>
-      <w:proofErr w:type="spellStart"/>
-      <w:r>
-        <w:rPr>
-          <w:bCs/>
-        </w:rPr>
-        <w:t>사일로</w:t>
-      </w:r>
-      <w:proofErr w:type="spellEnd"/>
+        <w:t xml:space="preserve"> 훌륭한 모델이 실무적 성과로 이어지려면 조직 구조의 혁신이 동반되어야 합니다. 데이터 엔지니어와 마케터가 철저히 분리되어 있던 기존의 사일로</w:t>
+      </w:r>
       <w:r>
         <w:rPr>
           <w:rFonts w:hint="eastAsia"/>
@@ -2515,35 +2274,7 @@
         <w:rPr>
           <w:bCs/>
         </w:rPr>
-        <w:t xml:space="preserve">구조를 해체하고, 마케팅의 도메인 지식을 데이터 변수로 번역해 낼 수 있는 </w:t>
-      </w:r>
-      <w:proofErr w:type="spellStart"/>
-      <w:r>
-        <w:rPr>
-          <w:bCs/>
-        </w:rPr>
-        <w:t>애널리틱스</w:t>
-      </w:r>
-      <w:proofErr w:type="spellEnd"/>
-      <w:r>
-        <w:rPr>
-          <w:bCs/>
-        </w:rPr>
-        <w:t xml:space="preserve"> </w:t>
-      </w:r>
-      <w:proofErr w:type="spellStart"/>
-      <w:r>
-        <w:rPr>
-          <w:bCs/>
-        </w:rPr>
-        <w:t>트랜슬레이터</w:t>
-      </w:r>
-      <w:proofErr w:type="spellEnd"/>
-      <w:r>
-        <w:rPr>
-          <w:bCs/>
-        </w:rPr>
-        <w:t xml:space="preserve"> 중심의 융합 조직이 CRM 부서의 핵심 역량으로 자리 잡아야 함을 서술하였습니다.</w:t>
+        <w:t>구조를 해체하고, 마케팅의 도메인 지식을 데이터 변수로 번역해 낼 수 있는 애널리틱스 트랜슬레이터 중심의 융합 조직이 CRM 부서의 핵심 역량으로 자리 잡아야 함을 서술하였습니다.</w:t>
       </w:r>
     </w:p>
     <w:p>
@@ -2683,23 +2414,7 @@
               <w:t xml:space="preserve"> </w:t>
             </w:r>
             <w:r>
-              <w:t>VI. 결론: 기술적 요약 후반부에 마케팅 전략 수립, CRM 조직 구조의 변화(</w:t>
-            </w:r>
-            <w:proofErr w:type="spellStart"/>
-            <w:r>
-              <w:t>애널리틱스</w:t>
-            </w:r>
-            <w:proofErr w:type="spellEnd"/>
-            <w:r>
-              <w:t xml:space="preserve"> </w:t>
-            </w:r>
-            <w:proofErr w:type="spellStart"/>
-            <w:r>
-              <w:t>트랜슬레이터</w:t>
-            </w:r>
-            <w:proofErr w:type="spellEnd"/>
-            <w:r>
-              <w:t xml:space="preserve"> 도입), 디지털 전환 전략(적정 기술 채택)이 가져올 거시적이고 구조적인 시사점을 다루는 신규 단락 대폭 추가 (원고 p.47-48)</w:t>
+              <w:t>VI. 결론: 기술적 요약 후반부에 마케팅 전략 수립, CRM 조직 구조의 변화(애널리틱스 트랜슬레이터 도입), 디지털 전환 전략(적정 기술 채택)이 가져올 거시적이고 구조적인 시사점을 다루는 신규 단락 대폭 추가 (원고 p.47-48)</w:t>
             </w:r>
           </w:p>
         </w:tc>
@@ -2734,7 +2449,6 @@
         <w:pStyle w:val="2"/>
         <w:spacing w:after="0" w:line="240" w:lineRule="auto"/>
       </w:pPr>
-      <w:proofErr w:type="spellStart"/>
       <w:r>
         <w:rPr>
           <w:rFonts w:hint="eastAsia"/>
@@ -2742,7 +2456,6 @@
         <w:lastRenderedPageBreak/>
         <w:t>심사자</w:t>
       </w:r>
-      <w:proofErr w:type="spellEnd"/>
       <w:r>
         <w:t xml:space="preserve"> #</w:t>
       </w:r>
@@ -2758,19 +2471,11 @@
         <w:pStyle w:val="3"/>
         <w:spacing w:after="0" w:line="240" w:lineRule="auto"/>
       </w:pPr>
-      <w:proofErr w:type="spellStart"/>
-      <w:r>
-        <w:rPr>
-          <w:rFonts w:hint="eastAsia"/>
-        </w:rPr>
-        <w:t>심사자</w:t>
-      </w:r>
-      <w:proofErr w:type="spellEnd"/>
-      <w:r>
-        <w:rPr>
-          <w:rFonts w:hint="eastAsia"/>
-        </w:rPr>
-        <w:t xml:space="preserve"> #</w:t>
+      <w:r>
+        <w:rPr>
+          <w:rFonts w:hint="eastAsia"/>
+        </w:rPr>
+        <w:t>심사자 #</w:t>
       </w:r>
       <w:r>
         <w:rPr>
@@ -2837,13 +2542,8 @@
           </w:p>
           <w:p>
             <w:r>
-              <w:t xml:space="preserve">II.1절에서는 고객 행동 이론과 관련된 마케팅 연구의 흐름을 세 가지로 구분하여 </w:t>
+              <w:t>II.1절에서는 고객 행동 이론과 관련된 마케팅 연구의 흐름을 세 가지로 구분하여 문헌연</w:t>
             </w:r>
-            <w:proofErr w:type="spellStart"/>
-            <w:r>
-              <w:t>문헌연</w:t>
-            </w:r>
-            <w:proofErr w:type="spellEnd"/>
           </w:p>
           <w:p>
             <w:r>
@@ -2864,15 +2564,7 @@
               <w:t>설명이</w:t>
             </w:r>
             <w:r>
-              <w:t xml:space="preserve"> 다소 부족한 것으로 보입니다. ‘(1) 고객 생애 가치와 RFM 프레임워크’</w:t>
-            </w:r>
-            <w:proofErr w:type="spellStart"/>
-            <w:r>
-              <w:t>에</w:t>
-            </w:r>
-            <w:proofErr w:type="spellEnd"/>
-            <w:r>
-              <w:t xml:space="preserve"> 대한 논</w:t>
+              <w:t xml:space="preserve"> 다소 부족한 것으로 보입니다. ‘(1) 고객 생애 가치와 RFM 프레임워크’에 대한 논</w:t>
             </w:r>
           </w:p>
           <w:p>
@@ -2968,21 +2660,7 @@
         <w:rPr>
           <w:bCs/>
         </w:rPr>
-        <w:t xml:space="preserve"> 세심하고 건설적인 지적에 깊이 감사드립니다. 심사위원님께서 </w:t>
-      </w:r>
-      <w:proofErr w:type="spellStart"/>
-      <w:r>
-        <w:rPr>
-          <w:bCs/>
-        </w:rPr>
-        <w:t>짚어주신</w:t>
-      </w:r>
-      <w:proofErr w:type="spellEnd"/>
-      <w:r>
-        <w:rPr>
-          <w:bCs/>
-        </w:rPr>
-        <w:t xml:space="preserve"> 바와 같이, 이전 원고는 각 하위 이론들에 대한 개별적인 논의에 바로 진입함으로써, 이 세 가지 문헌적 흐름이 본 연구의 전체적인 맥락 속에서 어떻게 유기적으로 연결되는지 독자들에게 충분한 지도(Map)를 제공하지 못했습니다.</w:t>
+        <w:t xml:space="preserve"> 세심하고 건설적인 지적에 깊이 감사드립니다. 심사위원님께서 짚어주신 바와 같이, 이전 원고는 각 하위 이론들에 대한 개별적인 논의에 바로 진입함으로써, 이 세 가지 문헌적 흐름이 본 연구의 전체적인 맥락 속에서 어떻게 유기적으로 연결되는지 독자들에게 충분한 지도(Map)를 제공하지 못했습니다.</w:t>
       </w:r>
     </w:p>
     <w:p>
@@ -3160,21 +2838,7 @@
         <w:rPr>
           <w:bCs/>
         </w:rPr>
-        <w:t xml:space="preserve"> 세 가지 하위 절을 구분한 논리적 근거를 명확히 제시함으로써, 독자들이 이어지는 문헌 리뷰를 보다 통합적인 시각에서 이해하고, 이것이 향후 3장에서 제안될 지식 기반 파생변수 프레임워크로 어떻게 연결되는지 쉽게 파악할 수 있도록 보완하였습니다. 논문의 가독성과 이론적 완결성을 한층 </w:t>
-      </w:r>
-      <w:proofErr w:type="spellStart"/>
-      <w:r>
-        <w:rPr>
-          <w:bCs/>
-        </w:rPr>
-        <w:t>높여주신</w:t>
-      </w:r>
-      <w:proofErr w:type="spellEnd"/>
-      <w:r>
-        <w:rPr>
-          <w:bCs/>
-        </w:rPr>
-        <w:t xml:space="preserve"> 심사위원님의 지도에 다시 한번 진심으로 감사드립니다.</w:t>
+        <w:t xml:space="preserve"> 세 가지 하위 절을 구분한 논리적 근거를 명확히 제시함으로써, 독자들이 이어지는 문헌 리뷰를 보다 통합적인 시각에서 이해하고, 이것이 향후 3장에서 제안될 지식 기반 파생변수 프레임워크로 어떻게 연결되는지 쉽게 파악할 수 있도록 보완하였습니다. 논문의 가독성과 이론적 완결성을 한층 높여주신 심사위원님의 지도에 다시 한번 진심으로 감사드립니다.</w:t>
       </w:r>
     </w:p>
     <w:p>
@@ -3313,19 +2977,11 @@
         <w:pStyle w:val="3"/>
         <w:spacing w:after="0" w:line="240" w:lineRule="auto"/>
       </w:pPr>
-      <w:proofErr w:type="spellStart"/>
-      <w:r>
-        <w:rPr>
-          <w:rFonts w:hint="eastAsia"/>
-        </w:rPr>
-        <w:t>심사자</w:t>
-      </w:r>
-      <w:proofErr w:type="spellEnd"/>
-      <w:r>
-        <w:rPr>
-          <w:rFonts w:hint="eastAsia"/>
-        </w:rPr>
-        <w:t xml:space="preserve"> #</w:t>
+      <w:r>
+        <w:rPr>
+          <w:rFonts w:hint="eastAsia"/>
+        </w:rPr>
+        <w:t>심사자 #</w:t>
       </w:r>
       <w:r>
         <w:rPr>
@@ -3459,21 +3115,7 @@
         <w:rPr>
           <w:bCs/>
         </w:rPr>
-        <w:t xml:space="preserve"> 예리하고 타당한 지적에 깊이 감사드립니다. 심사위원님께서 지적해 주신 바와 같이, 이전 원고에서는 지식 기반 특성 공학과 귀납적 편향이라는 컴퓨터공학 및 </w:t>
-      </w:r>
-      <w:proofErr w:type="spellStart"/>
-      <w:r>
-        <w:rPr>
-          <w:bCs/>
-        </w:rPr>
-        <w:t>머신러닝</w:t>
-      </w:r>
-      <w:proofErr w:type="spellEnd"/>
-      <w:r>
-        <w:rPr>
-          <w:bCs/>
-        </w:rPr>
-        <w:t xml:space="preserve"> 분야의 전문 용어를 충분한 경영학적, 방법론적 정의 없이 차용함으로써 경영학 독자들의 직관적인 이해를 저해하는 측면이 있었습니다.</w:t>
+        <w:t xml:space="preserve"> 예리하고 타당한 지적에 깊이 감사드립니다. 심사위원님께서 지적해 주신 바와 같이, 이전 원고에서는 지식 기반 특성 공학과 귀납적 편향이라는 컴퓨터공학 및 머신러닝 분야의 전문 용어를 충분한 경영학적, 방법론적 정의 없이 차용함으로써 경영학 독자들의 직관적인 이해를 저해하는 측면이 있었습니다.</w:t>
       </w:r>
     </w:p>
     <w:p>
@@ -3824,19 +3466,11 @@
           <w:color w:val="FF0000"/>
         </w:rPr>
       </w:pPr>
-      <w:proofErr w:type="spellStart"/>
-      <w:r>
-        <w:rPr>
-          <w:rFonts w:hint="eastAsia"/>
-        </w:rPr>
-        <w:t>심사자</w:t>
-      </w:r>
-      <w:proofErr w:type="spellEnd"/>
-      <w:r>
-        <w:rPr>
-          <w:rFonts w:hint="eastAsia"/>
-        </w:rPr>
-        <w:t xml:space="preserve"> #</w:t>
+      <w:r>
+        <w:rPr>
+          <w:rFonts w:hint="eastAsia"/>
+        </w:rPr>
+        <w:t>심사자 #</w:t>
       </w:r>
       <w:r>
         <w:rPr>
@@ -3966,42 +3600,14 @@
         <w:rPr>
           <w:bCs/>
         </w:rPr>
-        <w:t xml:space="preserve"> 타당하고 핵심적인 지적에 깊이 감사드립니다. 심사위원님께서 정확히 </w:t>
-      </w:r>
-      <w:proofErr w:type="spellStart"/>
-      <w:r>
-        <w:rPr>
-          <w:bCs/>
-        </w:rPr>
-        <w:t>짚어주신</w:t>
-      </w:r>
-      <w:proofErr w:type="spellEnd"/>
-      <w:r>
-        <w:rPr>
-          <w:bCs/>
-        </w:rPr>
-        <w:t xml:space="preserve"> 바</w:t>
+        <w:t xml:space="preserve"> 타당하고 핵심적인 지적에 깊이 감사드립니다. 심사위원님께서 정확히 짚어주신 바</w:t>
       </w:r>
       <w:r>
         <w:rPr>
           <w:bCs/>
         </w:rPr>
         <w:lastRenderedPageBreak/>
-        <w:t xml:space="preserve">와 같이, 이전 원고의 III.2절은 데이터 </w:t>
-      </w:r>
-      <w:proofErr w:type="spellStart"/>
-      <w:r>
-        <w:rPr>
-          <w:bCs/>
-        </w:rPr>
-        <w:t>전처리</w:t>
-      </w:r>
-      <w:proofErr w:type="spellEnd"/>
-      <w:r>
-        <w:rPr>
-          <w:bCs/>
-        </w:rPr>
-        <w:t xml:space="preserve"> 과정과 변수의 산출 방식(수식 및 알고리즘) 등 공학적 설명에 다소 치중되어 있어, 각 변수들이 경영학 및 마케팅 문헌의 어떠한 행동 이론에 뿌리를 두고 있는지 이론적 정당성을 충분히 논증하지 못했습니다.</w:t>
+        <w:t>와 같이, 이전 원고의 III.2절은 데이터 전처리 과정과 변수의 산출 방식(수식 및 알고리즘) 등 공학적 설명에 다소 치중되어 있어, 각 변수들이 경영학 및 마케팅 문헌의 어떠한 행동 이론에 뿌리를 두고 있는지 이론적 정당성을 충분히 논증하지 못했습니다.</w:t>
       </w:r>
     </w:p>
     <w:p>
@@ -4029,35 +3635,7 @@
         <w:rPr>
           <w:bCs/>
         </w:rPr>
-        <w:t xml:space="preserve"> 심사위원님의 지침을 전적으로 수용하여, 본 연구가 단순히 데이터를 임의로 조합한 것이 아니라 검증된 마케팅 이론을 실증 변수로 </w:t>
-      </w:r>
-      <w:proofErr w:type="spellStart"/>
-      <w:r>
-        <w:rPr>
-          <w:bCs/>
-        </w:rPr>
-        <w:t>조작화한</w:t>
-      </w:r>
-      <w:proofErr w:type="spellEnd"/>
-      <w:r>
-        <w:rPr>
-          <w:bCs/>
-        </w:rPr>
-        <w:t xml:space="preserve"> 것임을 명확히 하기 위해 III.2절을 대폭 보강하였습니다. 각 4가지 지식 축(</w:t>
-      </w:r>
-      <w:proofErr w:type="spellStart"/>
-      <w:r>
-        <w:rPr>
-          <w:bCs/>
-        </w:rPr>
-        <w:t>변수군</w:t>
-      </w:r>
-      <w:proofErr w:type="spellEnd"/>
-      <w:r>
-        <w:rPr>
-          <w:bCs/>
-        </w:rPr>
-        <w:t>)의 도입부에 다음과 같이 이론적 배경과 선행 연구를 1:1로 매핑하여 서술을 추가하였습니다.</w:t>
+        <w:t xml:space="preserve"> 심사위원님의 지침을 전적으로 수용하여, 본 연구가 단순히 데이터를 임의로 조합한 것이 아니라 검증된 마케팅 이론을 실증 변수로 조작화한 것임을 명확히 하기 위해 III.2절을 대폭 보강하였습니다. 각 4가지 지식 축(변수군)의 도입부에 다음과 같이 이론적 배경과 선행 연구를 1:1로 매핑하여 서술을 추가하였습니다.</w:t>
       </w:r>
     </w:p>
     <w:p>
@@ -4112,21 +3690,7 @@
         <w:rPr>
           <w:bCs/>
         </w:rPr>
-        <w:t xml:space="preserve">TYD 모형과 행동 경제학의 냉각기 효과를 근거로, 구매 직후의 반응 저하와 주기적 기저 성향을 </w:t>
-      </w:r>
-      <w:proofErr w:type="spellStart"/>
-      <w:r>
-        <w:rPr>
-          <w:bCs/>
-        </w:rPr>
-        <w:t>정량화하였음을</w:t>
-      </w:r>
-      <w:proofErr w:type="spellEnd"/>
-      <w:r>
-        <w:rPr>
-          <w:bCs/>
-        </w:rPr>
-        <w:t xml:space="preserve"> 명시하였습니다.</w:t>
+        <w:t>TYD 모형과 행동 경제학의 냉각기 효과를 근거로, 구매 직후의 반응 저하와 주기적 기저 성향을 정량화하였음을 명시하였습니다.</w:t>
       </w:r>
     </w:p>
     <w:p>
@@ -4385,19 +3949,11 @@
           <w:color w:val="FF0000"/>
         </w:rPr>
       </w:pPr>
-      <w:proofErr w:type="spellStart"/>
-      <w:r>
-        <w:rPr>
-          <w:rFonts w:hint="eastAsia"/>
-        </w:rPr>
-        <w:t>심사자</w:t>
-      </w:r>
-      <w:proofErr w:type="spellEnd"/>
-      <w:r>
-        <w:rPr>
-          <w:rFonts w:hint="eastAsia"/>
-        </w:rPr>
-        <w:t xml:space="preserve"> #</w:t>
+      <w:r>
+        <w:rPr>
+          <w:rFonts w:hint="eastAsia"/>
+        </w:rPr>
+        <w:t>심사자 #</w:t>
       </w:r>
       <w:r>
         <w:rPr>
@@ -4450,16 +4006,8 @@
               <w:rPr>
                 <w:rFonts w:hint="eastAsia"/>
               </w:rPr>
-              <w:t>[</w:t>
+              <w:t>[이론적·방법론적</w:t>
             </w:r>
-            <w:proofErr w:type="spellStart"/>
-            <w:r>
-              <w:rPr>
-                <w:rFonts w:hint="eastAsia"/>
-              </w:rPr>
-              <w:t>이론적·방법론적</w:t>
-            </w:r>
-            <w:proofErr w:type="spellEnd"/>
             <w:r>
               <w:t xml:space="preserve"> 기여의 구체화</w:t>
             </w:r>
@@ -4505,15 +4053,7 @@
               <w:t>등을</w:t>
             </w:r>
             <w:r>
-              <w:t xml:space="preserve"> ‘관련 문헌’</w:t>
-            </w:r>
-            <w:proofErr w:type="spellStart"/>
-            <w:r>
-              <w:t>에</w:t>
-            </w:r>
-            <w:proofErr w:type="spellEnd"/>
-            <w:r>
-              <w:t xml:space="preserve"> 근거하여 보다 체계적으로 논의해 주시기 바랍니다. 이를 통해 본 연</w:t>
+              <w:t xml:space="preserve"> ‘관련 문헌’에 근거하여 보다 체계적으로 논의해 주시기 바랍니다. 이를 통해 본 연</w:t>
             </w:r>
           </w:p>
           <w:p>
@@ -4587,21 +4127,7 @@
         <w:rPr>
           <w:bCs/>
         </w:rPr>
-        <w:t xml:space="preserve"> 깊이 있고 학술적인 지적에 진심으로 감사드립니다. 심사위원님께서 </w:t>
-      </w:r>
-      <w:proofErr w:type="spellStart"/>
-      <w:r>
-        <w:rPr>
-          <w:bCs/>
-        </w:rPr>
-        <w:t>짚어주신</w:t>
-      </w:r>
-      <w:proofErr w:type="spellEnd"/>
-      <w:r>
-        <w:rPr>
-          <w:bCs/>
-        </w:rPr>
-        <w:t xml:space="preserve"> 바와 같이, 이전 원고의 토의(V장) 부분은 본 연구의 성과를 나열하는 데 다소 치중되어 있어, 관련 선행 문헌들과 비교하여 본 연구가 구체적으로 어떠한 한계를 극복하고 차별적 통찰을 제공하는지 학술적 구조화가 부족했습니다.</w:t>
+        <w:t xml:space="preserve"> 깊이 있고 학술적인 지적에 진심으로 감사드립니다. 심사위원님께서 짚어주신 바와 같이, 이전 원고의 토의(V장) 부분은 본 연구의 성과를 나열하는 데 다소 치중되어 있어, 관련 선행 문헌들과 비교하여 본 연구가 구체적으로 어떠한 한계를 극복하고 차별적 통찰을 제공하는지 학술적 구조화가 부족했습니다.</w:t>
       </w:r>
     </w:p>
     <w:p>
@@ -4740,21 +4266,7 @@
         <w:rPr>
           <w:bCs/>
         </w:rPr>
-        <w:t xml:space="preserve">, 본 연구는 </w:t>
-      </w:r>
-      <w:proofErr w:type="spellStart"/>
-      <w:r>
-        <w:rPr>
-          <w:bCs/>
-        </w:rPr>
-        <w:t>Wathieu</w:t>
-      </w:r>
-      <w:proofErr w:type="spellEnd"/>
-      <w:r>
-        <w:rPr>
-          <w:bCs/>
-        </w:rPr>
-        <w:t>(2004)의 소비자 습관화 이론과 정보 처리 이론, 그리고 상황 의존적 선호 이론을 바탕으로, 기존 거시적 이론들을 개별 고객 단위의 실시간 동태적 상태 변수로 재해석하고 실증하였음을 명확히 하였습니다. 이를 통해 피로도와 시점 역동성이 기존 문헌의 한계를 어떻게 극복하는지 논증하였습니다.</w:t>
+        <w:t>, 본 연구는 Wathieu(2004)의 소비자 습관화 이론과 정보 처리 이론, 그리고 상황 의존적 선호 이론을 바탕으로, 기존 거시적 이론들을 개별 고객 단위의 실시간 동태적 상태 변수로 재해석하고 실증하였음을 명확히 하였습니다. 이를 통해 피로도와 시점 역동성이 기존 문헌의 한계를 어떻게 극복하는지 논증하였습니다.</w:t>
       </w:r>
     </w:p>
     <w:p>
@@ -4795,21 +4307,7 @@
         <w:rPr>
           <w:bCs/>
         </w:rPr>
-        <w:t xml:space="preserve"> 마케팅 </w:t>
-      </w:r>
-      <w:proofErr w:type="spellStart"/>
-      <w:r>
-        <w:rPr>
-          <w:bCs/>
-        </w:rPr>
-        <w:t>애널리틱스</w:t>
-      </w:r>
-      <w:proofErr w:type="spellEnd"/>
-      <w:r>
-        <w:rPr>
-          <w:bCs/>
-        </w:rPr>
-        <w:t xml:space="preserve"> 분야에서 원시 데이터를 딥러닝 모델에 직접 주입하여 특징을 추출하는 End-to-End 표현 학습 문헌과의 차별성을 서술하였습니다. 극심한 희소성을 지닌 CRM 데이터 환경에서는 순수 데이터 기반 접근이 노이즈를 학습할 위험이 큼을 실증 결과로 제시하고, 이에 대한 대안으로서 마케팅 도메인 지식을 통한 귀납적 편향 주입이 왜 필수적인지 방법론적 타당성을 강화하였습니다.</w:t>
+        <w:t xml:space="preserve"> 마케팅 애널리틱스 분야에서 원시 데이터를 딥러닝 모델에 직접 주입하여 특징을 추출하는 End-to-End 표현 학습 문헌과의 차별성을 서술하였습니다. 극심한 희소성을 지닌 CRM 데이터 환경에서는 순수 데이터 기반 접근이 노이즈를 학습할 위험이 큼을 실증 결과로 제시하고, 이에 대한 대안으로서 마케팅 도메인 지식을 통한 귀납적 편향 주입이 왜 필수적인지 방법론적 타당성을 강화하였습니다.</w:t>
       </w:r>
     </w:p>
     <w:p>
@@ -4849,21 +4347,7 @@
         <w:rPr>
           <w:bCs/>
         </w:rPr>
-        <w:t xml:space="preserve"> 고견 덕분에 본 연구가 기존 문헌의 흐름 속에서 어떠한 포지셔닝을 차지하는지, 그리고 어떠한 학술적 가치를 더하는지가 훨씬 명확하고 입체적으로 드러나게 되었습니다. 귀중한 지도를 </w:t>
-      </w:r>
-      <w:proofErr w:type="spellStart"/>
-      <w:r>
-        <w:rPr>
-          <w:bCs/>
-        </w:rPr>
-        <w:t>해주셔서</w:t>
-      </w:r>
-      <w:proofErr w:type="spellEnd"/>
-      <w:r>
-        <w:rPr>
-          <w:bCs/>
-        </w:rPr>
-        <w:t xml:space="preserve"> 다시 한번 감사드립니다.</w:t>
+        <w:t xml:space="preserve"> 고견 덕분에 본 연구가 기존 문헌의 흐름 속에서 어떠한 포지셔닝을 차지하는지, 그리고 어떠한 학술적 가치를 더하는지가 훨씬 명확하고 입체적으로 드러나게 되었습니다. 귀중한 지도를 해주셔서 다시 한번 감사드립니다.</w:t>
       </w:r>
     </w:p>
     <w:p>
@@ -4935,7 +4419,6 @@
           <w:p>
             <w:pPr>
               <w:rPr>
-                <w:rFonts w:hint="eastAsia"/>
                 <w:b/>
                 <w:bCs/>
               </w:rPr>
@@ -4986,19 +4469,11 @@
           <w:color w:val="FF0000"/>
         </w:rPr>
       </w:pPr>
-      <w:proofErr w:type="spellStart"/>
-      <w:r>
-        <w:rPr>
-          <w:rFonts w:hint="eastAsia"/>
-        </w:rPr>
-        <w:t>심사자</w:t>
-      </w:r>
-      <w:proofErr w:type="spellEnd"/>
-      <w:r>
-        <w:rPr>
-          <w:rFonts w:hint="eastAsia"/>
-        </w:rPr>
-        <w:t xml:space="preserve"> #</w:t>
+      <w:r>
+        <w:rPr>
+          <w:rFonts w:hint="eastAsia"/>
+        </w:rPr>
+        <w:t>심사자 #</w:t>
       </w:r>
       <w:r>
         <w:rPr>
@@ -5065,31 +4540,7 @@
           </w:p>
           <w:p>
             <w:r>
-              <w:t xml:space="preserve">논문 전반에 걸쳐 문장의 주술 호응이 자연스럽지 않거나 </w:t>
-            </w:r>
-            <w:proofErr w:type="spellStart"/>
-            <w:r>
-              <w:t>번역투</w:t>
-            </w:r>
-            <w:proofErr w:type="spellEnd"/>
-            <w:r>
-              <w:t xml:space="preserve"> 표현으로 보이는 부분 이 다수 확인됩니다. 학술 논문의 문체에 부합하도록 문장 구조와 어휘 사용을 </w:t>
-            </w:r>
-            <w:proofErr w:type="spellStart"/>
-            <w:r>
-              <w:t>전반적으</w:t>
-            </w:r>
-            <w:proofErr w:type="spellEnd"/>
-            <w:r>
-              <w:t xml:space="preserve"> 로 점검·수정해 주시기 바랍니다. 필요하다면 전문 교정 과정을 거쳐 표현의 명료성과 학 문적 엄밀성을 제고할 것을 </w:t>
-            </w:r>
-            <w:proofErr w:type="spellStart"/>
-            <w:r>
-              <w:t>권고드립니다</w:t>
-            </w:r>
-            <w:proofErr w:type="spellEnd"/>
-            <w:r>
-              <w:t>.</w:t>
+              <w:t>논문 전반에 걸쳐 문장의 주술 호응이 자연스럽지 않거나 번역투 표현으로 보이는 부분 이 다수 확인됩니다. 학술 논문의 문체에 부합하도록 문장 구조와 어휘 사용을 전반적으 로 점검·수정해 주시기 바랍니다. 필요하다면 전문 교정 과정을 거쳐 표현의 명료성과 학 문적 엄밀성을 제고할 것을 권고드립니다.</w:t>
             </w:r>
           </w:p>
         </w:tc>
@@ -5152,35 +4603,7 @@
         <w:rPr>
           <w:bCs/>
         </w:rPr>
-        <w:t xml:space="preserve"> 꼼꼼하고 애정 어린 지적에 진심으로 감사드립니다. 저자들은 심사위원님께서 </w:t>
-      </w:r>
-      <w:proofErr w:type="spellStart"/>
-      <w:r>
-        <w:rPr>
-          <w:bCs/>
-        </w:rPr>
-        <w:t>짚어주신</w:t>
-      </w:r>
-      <w:proofErr w:type="spellEnd"/>
-      <w:r>
-        <w:rPr>
-          <w:bCs/>
-        </w:rPr>
-        <w:t xml:space="preserve"> 바와 같이, 이전 원고에 </w:t>
-      </w:r>
-      <w:proofErr w:type="spellStart"/>
-      <w:r>
-        <w:rPr>
-          <w:bCs/>
-        </w:rPr>
-        <w:t>영어식</w:t>
-      </w:r>
-      <w:proofErr w:type="spellEnd"/>
-      <w:r>
-        <w:rPr>
-          <w:bCs/>
-        </w:rPr>
-        <w:t xml:space="preserve"> 피동 표현이나 공학적 전문 용어가 정제되지 않은 채 사용되어 &lt;경영학연구&gt; 독자분들의 가독성을 저해할 수 있었다는 점에 깊이 공감합니다.</w:t>
+        <w:t xml:space="preserve"> 꼼꼼하고 애정 어린 지적에 진심으로 감사드립니다. 저자들은 심사위원님께서 짚어주신 바와 같이, 이전 원고에 영어식 피동 표현이나 공학적 전문 용어가 정제되지 않은 채 사용되어 &lt;경영학연구&gt; 독자분들의 가독성을 저해할 수 있었다는 점에 깊이 공감합니다.</w:t>
       </w:r>
     </w:p>
     <w:p>
@@ -5250,21 +4673,7 @@
         <w:rPr>
           <w:bCs/>
         </w:rPr>
-        <w:t xml:space="preserve"> 논문 전체를 훑어보며 어색한 </w:t>
-      </w:r>
-      <w:proofErr w:type="spellStart"/>
-      <w:r>
-        <w:rPr>
-          <w:bCs/>
-        </w:rPr>
-        <w:t>번역투</w:t>
-      </w:r>
-      <w:proofErr w:type="spellEnd"/>
-      <w:r>
-        <w:rPr>
-          <w:bCs/>
-        </w:rPr>
-        <w:t xml:space="preserve"> 표현(예: ~관찰되어진다)과 </w:t>
+        <w:t xml:space="preserve"> 논문 전체를 훑어보며 어색한 번역투 표현(예: ~관찰되어진다)과 </w:t>
       </w:r>
       <w:r>
         <w:rPr>
@@ -5298,35 +4707,7 @@
         <w:rPr>
           <w:bCs/>
         </w:rPr>
-        <w:t xml:space="preserve"> 마케팅 이론과 인공지능 방법론이 결합되는 서술 과정에서 이질감을 주었던 공학적 용어들을 전면 순화하였습니다. 예를 들어, </w:t>
-      </w:r>
-      <w:proofErr w:type="spellStart"/>
-      <w:r>
-        <w:rPr>
-          <w:bCs/>
-        </w:rPr>
-        <w:t>카디널리티</w:t>
-      </w:r>
-      <w:proofErr w:type="spellEnd"/>
-      <w:r>
-        <w:rPr>
-          <w:bCs/>
-        </w:rPr>
-        <w:t xml:space="preserve">(Cardinality), 원-핫 인코딩(One-hot Encoding) 등의 데이터베이스/공학 용어를 차원 축소, 고객 여정 시퀀스 통합 등 직관적인 비즈니스 </w:t>
-      </w:r>
-      <w:proofErr w:type="spellStart"/>
-      <w:r>
-        <w:rPr>
-          <w:bCs/>
-        </w:rPr>
-        <w:t>애널리틱스</w:t>
-      </w:r>
-      <w:proofErr w:type="spellEnd"/>
-      <w:r>
-        <w:rPr>
-          <w:bCs/>
-        </w:rPr>
-        <w:t xml:space="preserve"> 용어로 수정하여 경영학 독자의 이해도를 높였습니다.</w:t>
+        <w:t xml:space="preserve"> 마케팅 이론과 인공지능 방법론이 결합되는 서술 과정에서 이질감을 주었던 공학적 용어들을 전면 순화하였습니다. 예를 들어, 카디널리티(Cardinality), 원-핫 인코딩(One-hot Encoding) 등의 데이터베이스/공학 용어를 차원 축소, 고객 여정 시퀀스 통합 등 직관적인 비즈니스 애널리틱스 용어로 수정하여 경영학 독자의 이해도를 높였습니다.</w:t>
       </w:r>
     </w:p>
     <w:p>
@@ -5347,7 +4728,7 @@
         <w:rPr>
           <w:b/>
         </w:rPr>
-        <w:t>3. 경영학 논문 포맷에 맞춘 '공학적 서술'의 대폭 축소:</w:t>
+        <w:t>3. 경영학 논문 포맷에 맞춘 공학적 서술의 대폭 축소:</w:t>
       </w:r>
     </w:p>
     <w:p>
@@ -5402,21 +4783,7 @@
         <w:rPr>
           <w:bCs/>
         </w:rPr>
-        <w:t xml:space="preserve">[축소] 데이터 </w:t>
-      </w:r>
-      <w:proofErr w:type="spellStart"/>
-      <w:r>
-        <w:rPr>
-          <w:bCs/>
-        </w:rPr>
-        <w:t>전처리</w:t>
-      </w:r>
-      <w:proofErr w:type="spellEnd"/>
-      <w:r>
-        <w:rPr>
-          <w:bCs/>
-        </w:rPr>
-        <w:t xml:space="preserve"> 과정의 지엽적인 엔지니어링 스텝(기존 5단계)을 데이터 누수 방지와 클래스 불균형 해소라는 연구 타당성 확보 목적 중심으로 3문단으로 압축하였습니다.</w:t>
+        <w:t>[축소] 데이터 전처리 과정의 지엽적인 엔지니어링 스텝(기존 5단계)을 데이터 누수 방지와 클래스 불균형 해소라는 연구 타당성 확보 목적 중심으로 3문단으로 압축하였습니다.</w:t>
       </w:r>
     </w:p>
     <w:p>
@@ -5470,35 +4837,7 @@
         <w:rPr>
           <w:bCs/>
         </w:rPr>
-        <w:t xml:space="preserve">[이동] 본문의 흐름과 가독성을 심각하게 끊던 방대한 </w:t>
-      </w:r>
-      <w:proofErr w:type="spellStart"/>
-      <w:r>
-        <w:rPr>
-          <w:bCs/>
-        </w:rPr>
-        <w:t>하이퍼파라미터</w:t>
-      </w:r>
-      <w:proofErr w:type="spellEnd"/>
-      <w:r>
-        <w:rPr>
-          <w:bCs/>
-        </w:rPr>
-        <w:t xml:space="preserve"> 탐색 범위 및 </w:t>
-      </w:r>
-      <w:proofErr w:type="spellStart"/>
-      <w:r>
-        <w:rPr>
-          <w:bCs/>
-        </w:rPr>
-        <w:t>최적값</w:t>
-      </w:r>
-      <w:proofErr w:type="spellEnd"/>
-      <w:r>
-        <w:rPr>
-          <w:bCs/>
-        </w:rPr>
-        <w:t xml:space="preserve"> 표와 </w:t>
+        <w:t xml:space="preserve">[이동] 본문의 흐름과 가독성을 심각하게 끊던 방대한 하이퍼파라미터 탐색 범위 및 최적값 표와 </w:t>
       </w:r>
       <w:r>
         <w:rPr>
@@ -5638,15 +4977,7 @@
               <w:t>[변경/수정]</w:t>
             </w:r>
             <w:r>
-              <w:t xml:space="preserve"> 논문 전체(Abstract 포함): 주술 호응 및 </w:t>
-            </w:r>
-            <w:proofErr w:type="spellStart"/>
-            <w:r>
-              <w:t>번역투</w:t>
-            </w:r>
-            <w:proofErr w:type="spellEnd"/>
-            <w:r>
-              <w:t>(수동태, 사물 주어 등) 표현 전면 교정 및 학술적 어휘로의 순화 작업 완료</w:t>
+              <w:t xml:space="preserve"> 논문 전체(Abstract 포함): 주술 호응 및 번역투(수동태, 사물 주어 등) 표현 전면 교정 및 학술적 어휘로의 순화 작업 완료</w:t>
             </w:r>
           </w:p>
           <w:p>
@@ -5658,21 +4989,12 @@
               <w:t>[축소]</w:t>
             </w:r>
             <w:r>
-              <w:t xml:space="preserve"> III. 데이터 및 방법론 (3절 데이터 </w:t>
-            </w:r>
-            <w:proofErr w:type="spellStart"/>
-            <w:r>
-              <w:t>전처리</w:t>
-            </w:r>
-            <w:proofErr w:type="spellEnd"/>
-            <w:r>
-              <w:t>, 4절 예측 알고리즘 아키텍처): 기술적/공학적 설명 대폭 압축 및 축소</w:t>
+              <w:t xml:space="preserve"> III. 데이터 및 방법론 (3절 데이터 전처리, 4절 예측 알고리즘 아키텍처): 기술적/공학적 설명 대폭 압축 및 축소</w:t>
             </w:r>
           </w:p>
           <w:p>
             <w:pPr>
               <w:rPr>
-                <w:rFonts w:hint="eastAsia"/>
                 <w:b/>
                 <w:bCs/>
               </w:rPr>
@@ -5685,15 +5007,7 @@
               <w:t>[이동]</w:t>
             </w:r>
             <w:r>
-              <w:t xml:space="preserve"> 부록(Appendix) 신설: 본문 가독성을 저해하던 방대한 </w:t>
-            </w:r>
-            <w:proofErr w:type="spellStart"/>
-            <w:r>
-              <w:t>하이퍼파라미터</w:t>
-            </w:r>
-            <w:proofErr w:type="spellEnd"/>
-            <w:r>
-              <w:t xml:space="preserve"> 설정 표 및 수식 등을 부록으로 이동</w:t>
+              <w:t xml:space="preserve"> 부록(Appendix) 신설: 본문 가독성을 저해하던 방대한 하이퍼파라미터 설정 표 및 수식 등을 부록으로 이동</w:t>
             </w:r>
           </w:p>
         </w:tc>
@@ -8906,6 +8220,7 @@
   <w:style w:type="character" w:default="1" w:styleId="a0">
     <w:name w:val="Default Paragraph Font"/>
     <w:uiPriority w:val="1"/>
+    <w:semiHidden/>
     <w:unhideWhenUsed/>
   </w:style>
   <w:style w:type="table" w:default="1" w:styleId="a1">
@@ -11044,28 +10359,28 @@
 </file>
 
 <file path=customXml/item1.xml><?xml version="1.0" encoding="utf-8"?>
+<b:Sources xmlns:b="http://schemas.openxmlformats.org/officeDocument/2006/bibliography" xmlns="http://schemas.openxmlformats.org/officeDocument/2006/bibliography" SelectedStyle="\APASixthEditionOfficeOnline.xsl" StyleName="APA" Version="6"/>
+</file>
+
+<file path=customXml/item2.xml><?xml version="1.0" encoding="utf-8"?>
 <go:gDocsCustomXmlDataStorage xmlns:go="http://customooxmlschemas.google.com/" xmlns:r="http://schemas.openxmlformats.org/officeDocument/2006/relationships">
   <go:docsCustomData xmlns:go="http://customooxmlschemas.google.com/" roundtripDataSignature="AMtx7mgEEa9EaW4ajhSD5PKOYlnroq7/+Q==">AMUW2mXtkreXm5wJyK99jMoEb9BFsOnJ933wQEjYDWnvPWL/SXLLbBKbbUS7oA6yMo3AklXZ4UxGbrd/cmYFmz6k2AHniZMCp3WQVPrm0ajGNs23BeICXaKbmyD/ETRTe/oano2rO4vIC60AhfG2d+tLRhb5V4G+sDga1BVN/3CqGzwwewS/FJms1xzJDh6cP2tAmDWBRB9GALZiavsnzBqVQsPMcRSRe0qOpdiN1Dk6GAHs0MpoNjQpnQcDSsnDI7gd7Qtw80+lWGXnKTRI/4zyK/eal4Ot7R5xBVez81HEitrMlNCFkcrE+hTQ9IpKDXG0M32pA5SuHCENPqcAFbYgkvSK/u6faM4xllRQZhOH7ApurkqvC+N3KyNCCwusEFrsSy+CY5cb</go:docsCustomData>
 </go:gDocsCustomXmlDataStorage>
 </file>
 
-<file path=customXml/item2.xml><?xml version="1.0" encoding="utf-8"?>
-<b:Sources xmlns:b="http://schemas.openxmlformats.org/officeDocument/2006/bibliography" xmlns="http://schemas.openxmlformats.org/officeDocument/2006/bibliography" SelectedStyle="\APASixthEditionOfficeOnline.xsl" StyleName="APA" Version="6"/>
+<file path=customXml/itemProps1.xml><?xml version="1.0" encoding="utf-8"?>
+<ds:datastoreItem xmlns:ds="http://schemas.openxmlformats.org/officeDocument/2006/customXml" ds:itemID="{0486260B-E4ED-446A-B49D-95E7F2AC62B4}">
+  <ds:schemaRefs>
+    <ds:schemaRef ds:uri="http://schemas.openxmlformats.org/officeDocument/2006/bibliography"/>
+  </ds:schemaRefs>
+</ds:datastoreItem>
 </file>
 
-<file path=customXml/itemProps1.xml><?xml version="1.0" encoding="utf-8"?>
+<file path=customXml/itemProps2.xml><?xml version="1.0" encoding="utf-8"?>
 <ds:datastoreItem xmlns:ds="http://schemas.openxmlformats.org/officeDocument/2006/customXml" ds:itemID="{11111111-1234-1234-1234-123412341234}">
   <ds:schemaRefs>
     <ds:schemaRef ds:uri="http://customooxmlschemas.google.com/"/>
     <ds:schemaRef ds:uri="http://schemas.openxmlformats.org/officeDocument/2006/relationships"/>
   </ds:schemaRefs>
 </ds:datastoreItem>
-</file>
-
-<file path=customXml/itemProps2.xml><?xml version="1.0" encoding="utf-8"?>
-<ds:datastoreItem xmlns:ds="http://schemas.openxmlformats.org/officeDocument/2006/customXml" ds:itemID="{0486260B-E4ED-446A-B49D-95E7F2AC62B4}">
-  <ds:schemaRefs>
-    <ds:schemaRef ds:uri="http://schemas.openxmlformats.org/officeDocument/2006/bibliography"/>
-  </ds:schemaRefs>
-</ds:datastoreItem>
 </file>